--- a/插件详细手册/17.主菜单/多层组合装饰（界面装饰-战斗界面）.docx
+++ b/插件详细手册/17.主菜单/多层组合装饰（界面装饰-战斗界面）.docx
@@ -1,21 +1,27 @@
 
 <file path=word/document.xml><?xml version="1.0" encoding="utf-8"?>
-<w:document xmlns:wpc="http://schemas.microsoft.com/office/word/2010/wordprocessingCanvas" xmlns:cx="http://schemas.microsoft.com/office/drawing/2014/chartex" xmlns:cx1="http://schemas.microsoft.com/office/drawing/2015/9/8/chartex" xmlns:cx2="http://schemas.microsoft.com/office/drawing/2015/10/21/chartex" xmlns:cx3="http://schemas.microsoft.com/office/drawing/2016/5/9/chartex" xmlns:cx4="http://schemas.microsoft.com/office/drawing/2016/5/10/chartex" xmlns:cx5="http://schemas.microsoft.com/office/drawing/2016/5/11/chartex" xmlns:cx6="http://schemas.microsoft.com/office/drawing/2016/5/12/chartex" xmlns:cx7="http://schemas.microsoft.com/office/drawing/2016/5/13/chartex" xmlns:cx8="http://schemas.microsoft.com/office/drawing/2016/5/14/chartex" xmlns:mc="http://schemas.openxmlformats.org/markup-compatibility/2006" xmlns:aink="http://schemas.microsoft.com/office/drawing/2016/ink" xmlns:am3d="http://schemas.microsoft.com/office/drawing/2017/model3d" xmlns:o="urn:schemas-microsoft-com:office:office" xmlns:oel="http://schemas.microsoft.com/office/2019/extlst" xmlns:r="http://schemas.openxmlformats.org/officeDocument/2006/relationships" xmlns:m="http://schemas.openxmlformats.org/officeDocument/2006/math" xmlns:v="urn:schemas-microsoft-com:vml" xmlns:wp14="http://schemas.microsoft.com/office/word/2010/wordprocessingDrawing" xmlns:wp="http://schemas.openxmlformats.org/drawingml/2006/wordprocessingDrawing" xmlns:w10="urn:schemas-microsoft-com:office:word" xmlns:w="http://schemas.openxmlformats.org/wordprocessingml/2006/main" xmlns:w14="http://schemas.microsoft.com/office/word/2010/wordml" xmlns:w15="http://schemas.microsoft.com/office/word/2012/wordml" xmlns:w16cex="http://schemas.microsoft.com/office/word/2018/wordml/cex" xmlns:w16cid="http://schemas.microsoft.com/office/word/2016/wordml/cid" xmlns:w16="http://schemas.microsoft.com/office/word/2018/wordml" xmlns:w16du="http://schemas.microsoft.com/office/word/2023/wordml/word16du" xmlns:w16sdtdh="http://schemas.microsoft.com/office/word/2020/wordml/sdtdatahash" xmlns:w16se="http://schemas.microsoft.com/office/word/2015/wordml/symex" xmlns:wpg="http://schemas.microsoft.com/office/word/2010/wordprocessingGroup" xmlns:wpi="http://schemas.microsoft.com/office/word/2010/wordprocessingInk" xmlns:wne="http://schemas.microsoft.com/office/word/2006/wordml" xmlns:wps="http://schemas.microsoft.com/office/word/2010/wordprocessingShape" mc:Ignorable="w14 w15 w16se w16cid w16 w16cex w16sdtdh w16du wp14">
+<w:document xmlns:wpc="http://schemas.microsoft.com/office/word/2010/wordprocessingCanvas" xmlns:cx="http://schemas.microsoft.com/office/drawing/2014/chartex" xmlns:cx1="http://schemas.microsoft.com/office/drawing/2015/9/8/chartex" xmlns:cx2="http://schemas.microsoft.com/office/drawing/2015/10/21/chartex" xmlns:cx3="http://schemas.microsoft.com/office/drawing/2016/5/9/chartex" xmlns:cx4="http://schemas.microsoft.com/office/drawing/2016/5/10/chartex" xmlns:cx5="http://schemas.microsoft.com/office/drawing/2016/5/11/chartex" xmlns:cx6="http://schemas.microsoft.com/office/drawing/2016/5/12/chartex" xmlns:cx7="http://schemas.microsoft.com/office/drawing/2016/5/13/chartex" xmlns:cx8="http://schemas.microsoft.com/office/drawing/2016/5/14/chartex" xmlns:mc="http://schemas.openxmlformats.org/markup-compatibility/2006" xmlns:aink="http://schemas.microsoft.com/office/drawing/2016/ink" xmlns:am3d="http://schemas.microsoft.com/office/drawing/2017/model3d" xmlns:o="urn:schemas-microsoft-com:office:office" xmlns:oel="http://schemas.microsoft.com/office/2019/extlst" xmlns:r="http://schemas.openxmlformats.org/officeDocument/2006/relationships" xmlns:m="http://schemas.openxmlformats.org/officeDocument/2006/math" xmlns:v="urn:schemas-microsoft-com:vml" xmlns:wp14="http://schemas.microsoft.com/office/word/2010/wordprocessingDrawing" xmlns:wp="http://schemas.openxmlformats.org/drawingml/2006/wordprocessingDrawing" xmlns:w10="urn:schemas-microsoft-com:office:word" xmlns:w="http://schemas.openxmlformats.org/wordprocessingml/2006/main" xmlns:w14="http://schemas.microsoft.com/office/word/2010/wordml" xmlns:w15="http://schemas.microsoft.com/office/word/2012/wordml" xmlns:w16cex="http://schemas.microsoft.com/office/word/2018/wordml/cex" xmlns:w16cid="http://schemas.microsoft.com/office/word/2016/wordml/cid" xmlns:w16="http://schemas.microsoft.com/office/word/2018/wordml" xmlns:w16du="http://schemas.microsoft.com/office/word/2023/wordml/word16du" xmlns:w16sdtdh="http://schemas.microsoft.com/office/word/2020/wordml/sdtdatahash" xmlns:w16sdtfl="http://schemas.microsoft.com/office/word/2024/wordml/sdtformatlock" xmlns:w16se="http://schemas.microsoft.com/office/word/2015/wordml/symex" xmlns:wpg="http://schemas.microsoft.com/office/word/2010/wordprocessingGroup" xmlns:wpi="http://schemas.microsoft.com/office/word/2010/wordprocessingInk" xmlns:wne="http://schemas.microsoft.com/office/word/2006/wordml" xmlns:wps="http://schemas.microsoft.com/office/word/2010/wordprocessingShape" mc:Ignorable="w14 w15 w16se w16cid w16 w16cex w16sdtdh w16sdtfl w16du wp14">
   <w:body>
     <w:p>
       <w:pPr>
         <w:pStyle w:val="2"/>
-      </w:pPr>
-      <w:r>
         <w:rPr>
           <w:rFonts w:hint="eastAsia"/>
         </w:rPr>
+      </w:pPr>
+      <w:r>
+        <w:rPr>
+          <w:rFonts w:hint="eastAsia"/>
+        </w:rPr>
         <w:t>概述</w:t>
       </w:r>
     </w:p>
     <w:p>
       <w:pPr>
         <w:pStyle w:val="3"/>
+        <w:rPr>
+          <w:rFonts w:hint="eastAsia"/>
+        </w:rPr>
       </w:pPr>
       <w:r>
         <w:rPr>
@@ -1249,6 +1255,9 @@
       <w:pPr>
         <w:widowControl/>
         <w:jc w:val="left"/>
+        <w:rPr>
+          <w:rFonts w:hint="eastAsia"/>
+        </w:rPr>
       </w:pPr>
       <w:r>
         <w:br w:type="page"/>
@@ -1257,6 +1266,9 @@
     <w:p>
       <w:pPr>
         <w:pStyle w:val="2"/>
+        <w:rPr>
+          <w:rFonts w:hint="eastAsia"/>
+        </w:rPr>
       </w:pPr>
       <w:r>
         <w:rPr>
@@ -1269,6 +1281,9 @@
     <w:p>
       <w:pPr>
         <w:pStyle w:val="3"/>
+        <w:rPr>
+          <w:rFonts w:hint="eastAsia"/>
+        </w:rPr>
       </w:pPr>
       <w:bookmarkStart w:id="0" w:name="_配置方法"/>
       <w:bookmarkStart w:id="1" w:name="_Hlk141079229"/>
@@ -1290,6 +1305,9 @@
     <w:p>
       <w:pPr>
         <w:pStyle w:val="4"/>
+        <w:rPr>
+          <w:rFonts w:hint="eastAsia"/>
+        </w:rPr>
       </w:pPr>
       <w:bookmarkStart w:id="2" w:name="_1）插件参数配置"/>
       <w:bookmarkEnd w:id="2"/>
@@ -1363,7 +1381,7 @@
         <w:widowControl/>
         <w:jc w:val="left"/>
         <w:rPr>
-          <w:rFonts w:ascii="宋体" w:eastAsia="宋体" w:hAnsi="宋体" w:cs="宋体"/>
+          <w:rFonts w:ascii="宋体" w:eastAsia="宋体" w:hAnsi="宋体" w:cs="宋体" w:hint="eastAsia"/>
           <w:kern w:val="0"/>
           <w:sz w:val="24"/>
           <w:szCs w:val="24"/>
@@ -1432,7 +1450,7 @@
         <w:widowControl/>
         <w:jc w:val="left"/>
         <w:rPr>
-          <w:rFonts w:ascii="宋体" w:eastAsia="宋体" w:hAnsi="宋体" w:cs="宋体"/>
+          <w:rFonts w:ascii="宋体" w:eastAsia="宋体" w:hAnsi="宋体" w:cs="宋体" w:hint="eastAsia"/>
           <w:kern w:val="0"/>
           <w:sz w:val="24"/>
           <w:szCs w:val="24"/>
@@ -1690,7 +1708,7 @@
         <w:widowControl/>
         <w:jc w:val="left"/>
         <w:rPr>
-          <w:rFonts w:ascii="宋体" w:eastAsia="宋体" w:hAnsi="宋体" w:cs="宋体"/>
+          <w:rFonts w:ascii="宋体" w:eastAsia="宋体" w:hAnsi="宋体" w:cs="宋体" w:hint="eastAsia"/>
           <w:kern w:val="0"/>
           <w:sz w:val="24"/>
           <w:szCs w:val="24"/>
@@ -1771,6 +1789,9 @@
     <w:p>
       <w:pPr>
         <w:pStyle w:val="4"/>
+        <w:rPr>
+          <w:rFonts w:hint="eastAsia"/>
+        </w:rPr>
       </w:pPr>
       <w:bookmarkStart w:id="3" w:name="_2）插件指令调整"/>
       <w:bookmarkEnd w:id="3"/>
@@ -1870,7 +1891,7 @@
         <w:widowControl/>
         <w:jc w:val="left"/>
         <w:rPr>
-          <w:rFonts w:ascii="宋体" w:eastAsia="宋体" w:hAnsi="宋体" w:cs="宋体"/>
+          <w:rFonts w:ascii="宋体" w:eastAsia="宋体" w:hAnsi="宋体" w:cs="宋体" w:hint="eastAsia"/>
           <w:kern w:val="0"/>
           <w:sz w:val="24"/>
           <w:szCs w:val="24"/>
@@ -1952,7 +1973,25 @@
           <w:kern w:val="0"/>
           <w:sz w:val="22"/>
         </w:rPr>
-        <w:t>如下图，碎片默认不配置速度，速度在插件指令中初始化：</w:t>
+        <w:t>如下图，碎片默认</w:t>
+      </w:r>
+      <w:proofErr w:type="gramStart"/>
+      <w:r>
+        <w:rPr>
+          <w:rFonts w:ascii="Tahoma" w:eastAsia="微软雅黑" w:hAnsi="Tahoma" w:hint="eastAsia"/>
+          <w:kern w:val="0"/>
+          <w:sz w:val="22"/>
+        </w:rPr>
+        <w:t>不</w:t>
+      </w:r>
+      <w:proofErr w:type="gramEnd"/>
+      <w:r>
+        <w:rPr>
+          <w:rFonts w:ascii="Tahoma" w:eastAsia="微软雅黑" w:hAnsi="Tahoma" w:hint="eastAsia"/>
+          <w:kern w:val="0"/>
+          <w:sz w:val="22"/>
+        </w:rPr>
+        <w:t>配置速度，速度在插件指令中初始化：</w:t>
       </w:r>
     </w:p>
     <w:p>
@@ -1960,7 +1999,7 @@
         <w:widowControl/>
         <w:jc w:val="left"/>
         <w:rPr>
-          <w:rFonts w:ascii="宋体" w:eastAsia="宋体" w:hAnsi="宋体" w:cs="宋体"/>
+          <w:rFonts w:ascii="宋体" w:eastAsia="宋体" w:hAnsi="宋体" w:cs="宋体" w:hint="eastAsia"/>
           <w:kern w:val="0"/>
           <w:sz w:val="24"/>
           <w:szCs w:val="24"/>
@@ -2030,7 +2069,7 @@
         <w:spacing w:after="200"/>
         <w:jc w:val="left"/>
         <w:rPr>
-          <w:rFonts w:ascii="宋体" w:eastAsia="宋体" w:hAnsi="宋体" w:cs="宋体"/>
+          <w:rFonts w:ascii="宋体" w:eastAsia="宋体" w:hAnsi="宋体" w:cs="宋体" w:hint="eastAsia"/>
           <w:kern w:val="0"/>
           <w:sz w:val="24"/>
           <w:szCs w:val="24"/>
@@ -2149,7 +2188,25 @@
                 <w:kern w:val="0"/>
                 <w:sz w:val="22"/>
               </w:rPr>
-              <w:t>所以，能做成战斗背景和魔法圈的部分，尽量不要做成视频来作为背景。</w:t>
+              <w:t>所以，能做成战斗背景和魔法圈的部分，尽量不要做成视频</w:t>
+            </w:r>
+            <w:proofErr w:type="gramStart"/>
+            <w:r>
+              <w:rPr>
+                <w:rFonts w:ascii="Tahoma" w:eastAsia="微软雅黑" w:hAnsi="Tahoma" w:hint="eastAsia"/>
+                <w:kern w:val="0"/>
+                <w:sz w:val="22"/>
+              </w:rPr>
+              <w:t>来作</w:t>
+            </w:r>
+            <w:proofErr w:type="gramEnd"/>
+            <w:r>
+              <w:rPr>
+                <w:rFonts w:ascii="Tahoma" w:eastAsia="微软雅黑" w:hAnsi="Tahoma" w:hint="eastAsia"/>
+                <w:kern w:val="0"/>
+                <w:sz w:val="22"/>
+              </w:rPr>
+              <w:t>为背景。</w:t>
             </w:r>
           </w:p>
         </w:tc>
@@ -2191,6 +2248,9 @@
     <w:p>
       <w:pPr>
         <w:pStyle w:val="4"/>
+        <w:rPr>
+          <w:rFonts w:hint="eastAsia"/>
+        </w:rPr>
       </w:pPr>
       <w:bookmarkStart w:id="4" w:name="_3）公共事件规范"/>
       <w:bookmarkEnd w:id="4"/>
@@ -2535,7 +2595,7 @@
         <w:widowControl/>
         <w:jc w:val="center"/>
         <w:rPr>
-          <w:rFonts w:ascii="宋体" w:eastAsia="宋体" w:hAnsi="宋体" w:cs="宋体"/>
+          <w:rFonts w:ascii="宋体" w:eastAsia="宋体" w:hAnsi="宋体" w:cs="宋体" w:hint="eastAsia"/>
           <w:kern w:val="0"/>
           <w:sz w:val="24"/>
           <w:szCs w:val="24"/>
@@ -2690,6 +2750,9 @@
     <w:p>
       <w:pPr>
         <w:pStyle w:val="4"/>
+        <w:rPr>
+          <w:rFonts w:hint="eastAsia"/>
+        </w:rPr>
       </w:pPr>
       <w:bookmarkStart w:id="5" w:name="_4）提前创建_与_立即创建"/>
       <w:bookmarkEnd w:id="5"/>
@@ -2777,7 +2840,7 @@
         <w:widowControl/>
         <w:jc w:val="center"/>
         <w:rPr>
-          <w:rFonts w:ascii="宋体" w:eastAsia="宋体" w:hAnsi="宋体" w:cs="宋体"/>
+          <w:rFonts w:ascii="宋体" w:eastAsia="宋体" w:hAnsi="宋体" w:cs="宋体" w:hint="eastAsia"/>
           <w:kern w:val="0"/>
           <w:sz w:val="24"/>
           <w:szCs w:val="24"/>
@@ -2877,7 +2940,7 @@
         <w:widowControl/>
         <w:jc w:val="center"/>
         <w:rPr>
-          <w:rFonts w:ascii="宋体" w:eastAsia="宋体" w:hAnsi="宋体" w:cs="宋体"/>
+          <w:rFonts w:ascii="宋体" w:eastAsia="宋体" w:hAnsi="宋体" w:cs="宋体" w:hint="eastAsia"/>
           <w:kern w:val="0"/>
           <w:sz w:val="24"/>
           <w:szCs w:val="24"/>
@@ -3069,7 +3132,7 @@
         <w:widowControl/>
         <w:jc w:val="center"/>
         <w:rPr>
-          <w:rFonts w:ascii="宋体" w:eastAsia="宋体" w:hAnsi="宋体" w:cs="宋体"/>
+          <w:rFonts w:ascii="宋体" w:eastAsia="宋体" w:hAnsi="宋体" w:cs="宋体" w:hint="eastAsia"/>
           <w:kern w:val="0"/>
           <w:sz w:val="24"/>
           <w:szCs w:val="24"/>
@@ -3166,6 +3229,9 @@
     <w:p>
       <w:pPr>
         <w:pStyle w:val="3"/>
+        <w:rPr>
+          <w:rFonts w:hint="eastAsia"/>
+        </w:rPr>
       </w:pPr>
       <w:bookmarkStart w:id="6" w:name="_战斗层级"/>
       <w:bookmarkEnd w:id="6"/>
@@ -3186,6 +3252,9 @@
     <w:p>
       <w:pPr>
         <w:pStyle w:val="4"/>
+        <w:rPr>
+          <w:rFonts w:hint="eastAsia"/>
+        </w:rPr>
       </w:pPr>
       <w:r>
         <w:rPr>
@@ -3347,7 +3416,73 @@
           <w:kern w:val="0"/>
           <w:sz w:val="22"/>
         </w:rPr>
-        <w:t>由于游戏自身底层设置的关系，对话框、图片、敌人、背景都是不可分割的大层次，并且，对话框一定在图片上面。因此如果你想让图片被放在对话框上面，只能通过其他插件来辅助。</w:t>
+        <w:t>由于游戏自身底层设置的关系，对话框、图片、敌人、背景都是不可分割的大层次，并且，对话框一定在图片上面。因此如果你想让图片被放在对话框上面，只能通过</w:t>
+      </w:r>
+      <w:r>
+        <w:rPr>
+          <w:rFonts w:ascii="Tahoma" w:eastAsia="微软雅黑" w:hAnsi="Tahoma" w:hint="eastAsia"/>
+          <w:kern w:val="0"/>
+          <w:sz w:val="22"/>
+        </w:rPr>
+        <w:t>插件</w:t>
+      </w:r>
+      <w:r>
+        <w:rPr>
+          <w:rFonts w:ascii="Tahoma" w:eastAsia="微软雅黑" w:hAnsi="Tahoma" w:hint="eastAsia"/>
+          <w:b/>
+          <w:bCs/>
+          <w:kern w:val="0"/>
+          <w:sz w:val="22"/>
+        </w:rPr>
+        <w:t>图片</w:t>
+      </w:r>
+      <w:r>
+        <w:rPr>
+          <w:rFonts w:ascii="Tahoma" w:eastAsia="微软雅黑" w:hAnsi="Tahoma" w:hint="eastAsia"/>
+          <w:b/>
+          <w:bCs/>
+          <w:kern w:val="0"/>
+          <w:sz w:val="22"/>
+        </w:rPr>
+        <w:t>-</w:t>
+      </w:r>
+      <w:r>
+        <w:rPr>
+          <w:rFonts w:ascii="Tahoma" w:eastAsia="微软雅黑" w:hAnsi="Tahoma" w:hint="eastAsia"/>
+          <w:b/>
+          <w:bCs/>
+          <w:kern w:val="0"/>
+          <w:sz w:val="22"/>
+        </w:rPr>
+        <w:t>层级与</w:t>
+      </w:r>
+      <w:proofErr w:type="gramStart"/>
+      <w:r>
+        <w:rPr>
+          <w:rFonts w:ascii="Tahoma" w:eastAsia="微软雅黑" w:hAnsi="Tahoma" w:hint="eastAsia"/>
+          <w:b/>
+          <w:bCs/>
+          <w:kern w:val="0"/>
+          <w:sz w:val="22"/>
+        </w:rPr>
+        <w:t>堆叠级</w:t>
+      </w:r>
+      <w:proofErr w:type="gramEnd"/>
+      <w:r>
+        <w:rPr>
+          <w:rFonts w:ascii="Tahoma" w:eastAsia="微软雅黑" w:hAnsi="Tahoma" w:hint="eastAsia"/>
+          <w:kern w:val="0"/>
+          <w:sz w:val="22"/>
+        </w:rPr>
+        <w:t>来实现</w:t>
+      </w:r>
+      <w:r>
+        <w:rPr>
+          <w:rFonts w:ascii="Tahoma" w:eastAsia="微软雅黑" w:hAnsi="Tahoma" w:hint="eastAsia"/>
+          <w:kern w:val="0"/>
+          <w:sz w:val="22"/>
+        </w:rPr>
+        <w:t>。</w:t>
       </w:r>
     </w:p>
     <w:p>
@@ -3440,6 +3575,7 @@
         </w:rPr>
         <w:t>（图片层级也称</w:t>
       </w:r>
+      <w:proofErr w:type="gramStart"/>
       <w:r>
         <w:rPr>
           <w:rFonts w:ascii="Tahoma" w:eastAsia="微软雅黑" w:hAnsi="Tahoma"/>
@@ -3448,6 +3584,7 @@
         </w:rPr>
         <w:t>”</w:t>
       </w:r>
+      <w:proofErr w:type="gramEnd"/>
       <w:r>
         <w:rPr>
           <w:rFonts w:ascii="Tahoma" w:eastAsia="微软雅黑" w:hAnsi="Tahoma" w:hint="eastAsia"/>
@@ -3456,6 +3593,7 @@
         </w:rPr>
         <w:t>堆叠级</w:t>
       </w:r>
+      <w:proofErr w:type="gramStart"/>
       <w:r>
         <w:rPr>
           <w:rFonts w:ascii="Tahoma" w:eastAsia="微软雅黑" w:hAnsi="Tahoma"/>
@@ -3464,6 +3602,7 @@
         </w:rPr>
         <w:t>”</w:t>
       </w:r>
+      <w:proofErr w:type="gramEnd"/>
       <w:r>
         <w:rPr>
           <w:rFonts w:ascii="Tahoma" w:eastAsia="微软雅黑" w:hAnsi="Tahoma" w:hint="eastAsia"/>
@@ -3472,6 +3611,7 @@
         </w:rPr>
         <w:t>，可以去看</w:t>
       </w:r>
+      <w:proofErr w:type="gramStart"/>
       <w:r>
         <w:rPr>
           <w:rFonts w:ascii="Tahoma" w:eastAsia="微软雅黑" w:hAnsi="Tahoma"/>
@@ -3480,6 +3620,7 @@
         </w:rPr>
         <w:t>”</w:t>
       </w:r>
+      <w:proofErr w:type="gramEnd"/>
       <w:r>
         <w:rPr>
           <w:rFonts w:ascii="Tahoma" w:eastAsia="微软雅黑" w:hAnsi="Tahoma"/>
@@ -3525,6 +3666,7 @@
         </w:rPr>
         <w:t>.docx</w:t>
       </w:r>
+      <w:proofErr w:type="gramStart"/>
       <w:r>
         <w:rPr>
           <w:rFonts w:ascii="Tahoma" w:eastAsia="微软雅黑" w:hAnsi="Tahoma"/>
@@ -3533,6 +3675,7 @@
         </w:rPr>
         <w:t>”</w:t>
       </w:r>
+      <w:proofErr w:type="gramEnd"/>
       <w:r>
         <w:rPr>
           <w:rFonts w:ascii="Tahoma" w:eastAsia="微软雅黑" w:hAnsi="Tahoma" w:hint="eastAsia"/>
@@ -3548,8 +3691,19 @@
           <w:kern w:val="0"/>
           <w:sz w:val="22"/>
         </w:rPr>
-        <w:t>层级与堆叠级</w:t>
-      </w:r>
+        <w:t>层级与</w:t>
+      </w:r>
+      <w:proofErr w:type="gramStart"/>
+      <w:r>
+        <w:rPr>
+          <w:rFonts w:ascii="Tahoma" w:eastAsia="微软雅黑" w:hAnsi="Tahoma" w:hint="eastAsia"/>
+          <w:color w:val="0070C0"/>
+          <w:kern w:val="0"/>
+          <w:sz w:val="22"/>
+        </w:rPr>
+        <w:t>堆叠级</w:t>
+      </w:r>
+      <w:proofErr w:type="gramEnd"/>
       <w:r>
         <w:rPr>
           <w:rFonts w:ascii="Tahoma" w:eastAsia="微软雅黑" w:hAnsi="Tahoma" w:hint="eastAsia"/>
@@ -3844,6 +3998,9 @@
     <w:p>
       <w:pPr>
         <w:pStyle w:val="4"/>
+        <w:rPr>
+          <w:rFonts w:hint="eastAsia"/>
+        </w:rPr>
       </w:pPr>
       <w:r>
         <w:lastRenderedPageBreak/>
@@ -4052,7 +4209,7 @@
         <w:widowControl/>
         <w:jc w:val="center"/>
         <w:rPr>
-          <w:rFonts w:ascii="宋体" w:eastAsia="宋体" w:hAnsi="宋体" w:cs="宋体"/>
+          <w:rFonts w:ascii="宋体" w:eastAsia="宋体" w:hAnsi="宋体" w:cs="宋体" w:hint="eastAsia"/>
           <w:kern w:val="0"/>
           <w:sz w:val="24"/>
           <w:szCs w:val="24"/>
@@ -4275,7 +4432,7 @@
         <w:widowControl/>
         <w:jc w:val="center"/>
         <w:rPr>
-          <w:rFonts w:ascii="宋体" w:eastAsia="宋体" w:hAnsi="宋体" w:cs="宋体"/>
+          <w:rFonts w:ascii="宋体" w:eastAsia="宋体" w:hAnsi="宋体" w:cs="宋体" w:hint="eastAsia"/>
           <w:kern w:val="0"/>
           <w:sz w:val="24"/>
           <w:szCs w:val="24"/>
@@ -4375,6 +4532,9 @@
     <w:p>
       <w:pPr>
         <w:pStyle w:val="3"/>
+        <w:rPr>
+          <w:rFonts w:hint="eastAsia"/>
+        </w:rPr>
       </w:pPr>
       <w:r>
         <w:rPr>
@@ -4483,7 +4643,25 @@
           <w:kern w:val="0"/>
           <w:sz w:val="22"/>
         </w:rPr>
-        <w:t>通过位移比可以实现不同图层之间的距离感。</w:t>
+        <w:t>通过位移比可以实现</w:t>
+      </w:r>
+      <w:proofErr w:type="gramStart"/>
+      <w:r>
+        <w:rPr>
+          <w:rFonts w:ascii="Tahoma" w:eastAsia="微软雅黑" w:hAnsi="Tahoma" w:hint="eastAsia"/>
+          <w:kern w:val="0"/>
+          <w:sz w:val="22"/>
+        </w:rPr>
+        <w:t>不同图层之间</w:t>
+      </w:r>
+      <w:proofErr w:type="gramEnd"/>
+      <w:r>
+        <w:rPr>
+          <w:rFonts w:ascii="Tahoma" w:eastAsia="微软雅黑" w:hAnsi="Tahoma" w:hint="eastAsia"/>
+          <w:kern w:val="0"/>
+          <w:sz w:val="22"/>
+        </w:rPr>
+        <w:t>的距离感。</w:t>
       </w:r>
     </w:p>
     <w:tbl>
@@ -5107,7 +5285,7 @@
         <w:widowControl/>
         <w:jc w:val="center"/>
         <w:rPr>
-          <w:rFonts w:ascii="宋体" w:eastAsia="宋体" w:hAnsi="宋体" w:cs="宋体"/>
+          <w:rFonts w:ascii="宋体" w:eastAsia="宋体" w:hAnsi="宋体" w:cs="宋体" w:hint="eastAsia"/>
           <w:kern w:val="0"/>
           <w:sz w:val="24"/>
           <w:szCs w:val="24"/>
@@ -5324,6 +5502,9 @@
     <w:p>
       <w:pPr>
         <w:pStyle w:val="3"/>
+        <w:rPr>
+          <w:rFonts w:hint="eastAsia"/>
+        </w:rPr>
       </w:pPr>
       <w:r>
         <w:rPr>
@@ -5348,7 +5529,25 @@
           <w:kern w:val="0"/>
           <w:sz w:val="22"/>
         </w:rPr>
-        <w:t>有时候背景也可以作为粒子来使用，因为战斗场景有可能会飘大量粒子，但是粒子数量太多会加大战斗界面的消耗。</w:t>
+        <w:t>有时候背景也可以作为粒子来使用，因为战斗场景有可能会</w:t>
+      </w:r>
+      <w:proofErr w:type="gramStart"/>
+      <w:r>
+        <w:rPr>
+          <w:rFonts w:ascii="Tahoma" w:eastAsia="微软雅黑" w:hAnsi="Tahoma" w:hint="eastAsia"/>
+          <w:kern w:val="0"/>
+          <w:sz w:val="22"/>
+        </w:rPr>
+        <w:t>飘大量</w:t>
+      </w:r>
+      <w:proofErr w:type="gramEnd"/>
+      <w:r>
+        <w:rPr>
+          <w:rFonts w:ascii="Tahoma" w:eastAsia="微软雅黑" w:hAnsi="Tahoma" w:hint="eastAsia"/>
+          <w:kern w:val="0"/>
+          <w:sz w:val="22"/>
+        </w:rPr>
+        <w:t>粒子，但是粒子数量太多会加大战斗界面的消耗。</w:t>
       </w:r>
     </w:p>
     <w:p>
@@ -5651,7 +5850,7 @@
         <w:widowControl/>
         <w:jc w:val="center"/>
         <w:rPr>
-          <w:rFonts w:ascii="宋体" w:eastAsia="宋体" w:hAnsi="宋体" w:cs="宋体"/>
+          <w:rFonts w:ascii="宋体" w:eastAsia="宋体" w:hAnsi="宋体" w:cs="宋体" w:hint="eastAsia"/>
           <w:kern w:val="0"/>
           <w:sz w:val="24"/>
           <w:szCs w:val="24"/>
@@ -5803,6 +6002,9 @@
     <w:p>
       <w:pPr>
         <w:pStyle w:val="3"/>
+        <w:rPr>
+          <w:rFonts w:hint="eastAsia"/>
+        </w:rPr>
       </w:pPr>
       <w:r>
         <w:rPr>
@@ -6167,7 +6369,25 @@
           <w:kern w:val="0"/>
           <w:sz w:val="22"/>
         </w:rPr>
-        <w:t>提前创建背景、魔法圈、</w:t>
+        <w:t>提</w:t>
+      </w:r>
+      <w:proofErr w:type="gramStart"/>
+      <w:r>
+        <w:rPr>
+          <w:rFonts w:ascii="Tahoma" w:eastAsia="微软雅黑" w:hAnsi="Tahoma" w:hint="eastAsia"/>
+          <w:kern w:val="0"/>
+          <w:sz w:val="22"/>
+        </w:rPr>
+        <w:t>前创建</w:t>
+      </w:r>
+      <w:proofErr w:type="gramEnd"/>
+      <w:r>
+        <w:rPr>
+          <w:rFonts w:ascii="Tahoma" w:eastAsia="微软雅黑" w:hAnsi="Tahoma" w:hint="eastAsia"/>
+          <w:kern w:val="0"/>
+          <w:sz w:val="22"/>
+        </w:rPr>
+        <w:t>背景、魔法圈、</w:t>
       </w:r>
       <w:r>
         <w:rPr>
@@ -6289,7 +6509,7 @@
         <w:widowControl/>
         <w:jc w:val="center"/>
         <w:rPr>
-          <w:rFonts w:ascii="宋体" w:eastAsia="宋体" w:hAnsi="宋体" w:cs="宋体"/>
+          <w:rFonts w:ascii="宋体" w:eastAsia="宋体" w:hAnsi="宋体" w:cs="宋体" w:hint="eastAsia"/>
           <w:kern w:val="0"/>
           <w:sz w:val="24"/>
           <w:szCs w:val="24"/>
@@ -6303,7 +6523,7 @@
           <w:sz w:val="22"/>
         </w:rPr>
         <w:drawing>
-          <wp:inline distT="0" distB="0" distL="0" distR="0" wp14:anchorId="1897AE3D" wp14:editId="5D471E32">
+          <wp:inline distT="0" distB="0" distL="0" distR="0" wp14:anchorId="1897AE3D" wp14:editId="649A530E">
             <wp:extent cx="3261360" cy="1799522"/>
             <wp:effectExtent l="0" t="0" r="0" b="0"/>
             <wp:docPr id="18" name="图片 18" descr="F:\rpg mv箱\回收站\}5VO8U}3(C5VIRZ4U%99IYG.jpg"/>
@@ -6515,7 +6735,7 @@
         <w:widowControl/>
         <w:jc w:val="left"/>
         <w:rPr>
-          <w:rFonts w:ascii="宋体" w:eastAsia="宋体" w:hAnsi="宋体" w:cs="宋体"/>
+          <w:rFonts w:ascii="宋体" w:eastAsia="宋体" w:hAnsi="宋体" w:cs="宋体" w:hint="eastAsia"/>
           <w:kern w:val="0"/>
           <w:sz w:val="24"/>
           <w:szCs w:val="24"/>
@@ -6601,6 +6821,9 @@
     <w:p>
       <w:pPr>
         <w:pStyle w:val="2"/>
+        <w:rPr>
+          <w:rFonts w:hint="eastAsia"/>
+        </w:rPr>
       </w:pPr>
       <w:r>
         <w:rPr>
@@ -6613,6 +6836,9 @@
     <w:p>
       <w:pPr>
         <w:pStyle w:val="3"/>
+        <w:rPr>
+          <w:rFonts w:hint="eastAsia"/>
+        </w:rPr>
       </w:pPr>
       <w:r>
         <w:rPr>
@@ -6872,7 +7098,7 @@
         <w:widowControl/>
         <w:jc w:val="center"/>
         <w:rPr>
-          <w:rFonts w:ascii="宋体" w:eastAsia="宋体" w:hAnsi="宋体" w:cs="宋体"/>
+          <w:rFonts w:ascii="宋体" w:eastAsia="宋体" w:hAnsi="宋体" w:cs="宋体" w:hint="eastAsia"/>
           <w:kern w:val="0"/>
           <w:sz w:val="24"/>
           <w:szCs w:val="24"/>
@@ -7091,7 +7317,7 @@
         <w:widowControl/>
         <w:jc w:val="center"/>
         <w:rPr>
-          <w:rFonts w:ascii="宋体" w:eastAsia="宋体" w:hAnsi="宋体" w:cs="宋体"/>
+          <w:rFonts w:ascii="宋体" w:eastAsia="宋体" w:hAnsi="宋体" w:cs="宋体" w:hint="eastAsia"/>
           <w:kern w:val="0"/>
           <w:sz w:val="24"/>
           <w:szCs w:val="24"/>
@@ -7178,7 +7404,7 @@
         <w:widowControl/>
         <w:jc w:val="center"/>
         <w:rPr>
-          <w:rFonts w:ascii="宋体" w:eastAsia="宋体" w:hAnsi="宋体" w:cs="宋体"/>
+          <w:rFonts w:ascii="宋体" w:eastAsia="宋体" w:hAnsi="宋体" w:cs="宋体" w:hint="eastAsia"/>
           <w:kern w:val="0"/>
           <w:sz w:val="24"/>
           <w:szCs w:val="24"/>
@@ -7264,6 +7490,9 @@
     <w:p>
       <w:pPr>
         <w:pStyle w:val="3"/>
+        <w:rPr>
+          <w:rFonts w:hint="eastAsia"/>
+        </w:rPr>
       </w:pPr>
       <w:bookmarkStart w:id="7" w:name="_预加载"/>
       <w:bookmarkEnd w:id="7"/>
@@ -7343,7 +7572,7 @@
         <w:widowControl/>
         <w:jc w:val="center"/>
         <w:rPr>
-          <w:rFonts w:ascii="宋体" w:eastAsia="宋体" w:hAnsi="宋体" w:cs="宋体"/>
+          <w:rFonts w:ascii="宋体" w:eastAsia="宋体" w:hAnsi="宋体" w:cs="宋体" w:hint="eastAsia"/>
           <w:kern w:val="0"/>
           <w:sz w:val="24"/>
           <w:szCs w:val="24"/>
@@ -7614,6 +7843,9 @@
     <w:p>
       <w:pPr>
         <w:pStyle w:val="2"/>
+        <w:rPr>
+          <w:rFonts w:hint="eastAsia"/>
+        </w:rPr>
       </w:pPr>
       <w:r>
         <w:rPr>
@@ -7632,6 +7864,9 @@
     <w:p>
       <w:pPr>
         <w:pStyle w:val="3"/>
+        <w:rPr>
+          <w:rFonts w:hint="eastAsia"/>
+        </w:rPr>
       </w:pPr>
       <w:bookmarkStart w:id="8" w:name="_设计一个菜单面板的场景"/>
       <w:bookmarkStart w:id="9" w:name="_快速上手配置一个菜单面板的场景"/>
@@ -7654,11 +7889,14 @@
       <w:pPr>
         <w:pStyle w:val="4"/>
         <w:spacing w:before="120" w:after="120"/>
-      </w:pPr>
-      <w:r>
         <w:rPr>
           <w:rFonts w:hint="eastAsia"/>
         </w:rPr>
+      </w:pPr>
+      <w:r>
+        <w:rPr>
+          <w:rFonts w:hint="eastAsia"/>
+        </w:rPr>
         <w:t>1</w:t>
       </w:r>
       <w:r>
@@ -7822,7 +8060,25 @@
           <w:kern w:val="0"/>
           <w:sz w:val="22"/>
         </w:rPr>
-        <w:t>战斗背景插件，制作了雪地与雪花图层飘落的场景。</w:t>
+        <w:t>战斗背景插件，制作了雪地与</w:t>
+      </w:r>
+      <w:proofErr w:type="gramStart"/>
+      <w:r>
+        <w:rPr>
+          <w:rFonts w:ascii="Tahoma" w:eastAsia="微软雅黑" w:hAnsi="Tahoma" w:hint="eastAsia"/>
+          <w:kern w:val="0"/>
+          <w:sz w:val="22"/>
+        </w:rPr>
+        <w:t>雪花图层飘落</w:t>
+      </w:r>
+      <w:proofErr w:type="gramEnd"/>
+      <w:r>
+        <w:rPr>
+          <w:rFonts w:ascii="Tahoma" w:eastAsia="微软雅黑" w:hAnsi="Tahoma" w:hint="eastAsia"/>
+          <w:kern w:val="0"/>
+          <w:sz w:val="22"/>
+        </w:rPr>
+        <w:t>的场景。</w:t>
       </w:r>
     </w:p>
     <w:p>
@@ -8005,7 +8261,7 @@
         <w:snapToGrid w:val="0"/>
         <w:jc w:val="center"/>
         <w:rPr>
-          <w:rFonts w:ascii="宋体" w:eastAsia="宋体" w:hAnsi="宋体" w:cs="宋体"/>
+          <w:rFonts w:ascii="宋体" w:eastAsia="宋体" w:hAnsi="宋体" w:cs="宋体" w:hint="eastAsia"/>
           <w:kern w:val="0"/>
           <w:sz w:val="24"/>
           <w:szCs w:val="24"/>
@@ -8196,6 +8452,9 @@
     <w:p>
       <w:pPr>
         <w:pStyle w:val="4"/>
+        <w:rPr>
+          <w:rFonts w:hint="eastAsia"/>
+        </w:rPr>
       </w:pPr>
       <w:r>
         <w:rPr>
@@ -8639,6 +8898,9 @@
     <w:p>
       <w:pPr>
         <w:pStyle w:val="4"/>
+        <w:rPr>
+          <w:rFonts w:hint="eastAsia"/>
+        </w:rPr>
       </w:pPr>
       <w:r>
         <w:lastRenderedPageBreak/>
@@ -8953,7 +9215,7 @@
         <w:widowControl/>
         <w:jc w:val="center"/>
         <w:rPr>
-          <w:rFonts w:ascii="宋体" w:eastAsia="宋体" w:hAnsi="宋体" w:cs="宋体"/>
+          <w:rFonts w:ascii="宋体" w:eastAsia="宋体" w:hAnsi="宋体" w:cs="宋体" w:hint="eastAsia"/>
           <w:kern w:val="0"/>
           <w:sz w:val="24"/>
           <w:szCs w:val="24"/>
@@ -9039,6 +9301,9 @@
     <w:p>
       <w:pPr>
         <w:pStyle w:val="4"/>
+        <w:rPr>
+          <w:rFonts w:hint="eastAsia"/>
+        </w:rPr>
       </w:pPr>
       <w:r>
         <w:lastRenderedPageBreak/>
@@ -9142,7 +9407,7 @@
         <w:widowControl/>
         <w:jc w:val="center"/>
         <w:rPr>
-          <w:rFonts w:ascii="宋体" w:eastAsia="宋体" w:hAnsi="宋体" w:cs="宋体"/>
+          <w:rFonts w:ascii="宋体" w:eastAsia="宋体" w:hAnsi="宋体" w:cs="宋体" w:hint="eastAsia"/>
           <w:kern w:val="0"/>
           <w:sz w:val="24"/>
           <w:szCs w:val="24"/>
@@ -9357,7 +9622,7 @@
         <w:snapToGrid w:val="0"/>
         <w:jc w:val="center"/>
         <w:rPr>
-          <w:rFonts w:ascii="宋体" w:eastAsia="宋体" w:hAnsi="宋体" w:cs="宋体"/>
+          <w:rFonts w:ascii="宋体" w:eastAsia="宋体" w:hAnsi="宋体" w:cs="宋体" w:hint="eastAsia"/>
           <w:kern w:val="0"/>
           <w:sz w:val="24"/>
           <w:szCs w:val="24"/>
@@ -9427,7 +9692,7 @@
         <w:snapToGrid w:val="0"/>
         <w:jc w:val="center"/>
         <w:rPr>
-          <w:rFonts w:ascii="宋体" w:eastAsia="宋体" w:hAnsi="宋体" w:cs="宋体"/>
+          <w:rFonts w:ascii="宋体" w:eastAsia="宋体" w:hAnsi="宋体" w:cs="宋体" w:hint="eastAsia"/>
           <w:kern w:val="0"/>
           <w:sz w:val="24"/>
           <w:szCs w:val="24"/>
@@ -9624,7 +9889,7 @@
         <w:widowControl/>
         <w:jc w:val="center"/>
         <w:rPr>
-          <w:rFonts w:ascii="宋体" w:eastAsia="宋体" w:hAnsi="宋体" w:cs="宋体"/>
+          <w:rFonts w:ascii="宋体" w:eastAsia="宋体" w:hAnsi="宋体" w:cs="宋体" w:hint="eastAsia"/>
           <w:kern w:val="0"/>
           <w:sz w:val="24"/>
           <w:szCs w:val="24"/>
@@ -9703,6 +9968,9 @@
     <w:p>
       <w:pPr>
         <w:pStyle w:val="4"/>
+        <w:rPr>
+          <w:rFonts w:hint="eastAsia"/>
+        </w:rPr>
       </w:pPr>
       <w:r>
         <w:lastRenderedPageBreak/>
@@ -9772,7 +10040,7 @@
         <w:widowControl/>
         <w:jc w:val="center"/>
         <w:rPr>
-          <w:rFonts w:ascii="宋体" w:eastAsia="宋体" w:hAnsi="宋体" w:cs="宋体"/>
+          <w:rFonts w:ascii="宋体" w:eastAsia="宋体" w:hAnsi="宋体" w:cs="宋体" w:hint="eastAsia"/>
           <w:kern w:val="0"/>
           <w:sz w:val="24"/>
           <w:szCs w:val="24"/>
@@ -9927,6 +10195,9 @@
     <w:p>
       <w:pPr>
         <w:pStyle w:val="4"/>
+        <w:rPr>
+          <w:rFonts w:hint="eastAsia"/>
+        </w:rPr>
       </w:pPr>
       <w:r>
         <w:t xml:space="preserve">6. </w:t>
@@ -10567,6 +10838,9 @@
     <w:p>
       <w:pPr>
         <w:pStyle w:val="4"/>
+        <w:rPr>
+          <w:rFonts w:hint="eastAsia"/>
+        </w:rPr>
       </w:pPr>
       <w:r>
         <w:t>7</w:t>
@@ -10767,7 +11041,7 @@
         <w:widowControl/>
         <w:jc w:val="center"/>
         <w:rPr>
-          <w:rFonts w:ascii="宋体" w:eastAsia="宋体" w:hAnsi="宋体" w:cs="宋体"/>
+          <w:rFonts w:ascii="宋体" w:eastAsia="宋体" w:hAnsi="宋体" w:cs="宋体" w:hint="eastAsia"/>
           <w:kern w:val="0"/>
           <w:sz w:val="24"/>
           <w:szCs w:val="24"/>
@@ -10972,7 +11246,7 @@
         <w:widowControl/>
         <w:jc w:val="center"/>
         <w:rPr>
-          <w:rFonts w:ascii="宋体" w:eastAsia="宋体" w:hAnsi="宋体" w:cs="宋体"/>
+          <w:rFonts w:ascii="宋体" w:eastAsia="宋体" w:hAnsi="宋体" w:cs="宋体" w:hint="eastAsia"/>
           <w:kern w:val="0"/>
           <w:sz w:val="24"/>
           <w:szCs w:val="24"/>
@@ -11041,7 +11315,7 @@
         <w:widowControl/>
         <w:jc w:val="center"/>
         <w:rPr>
-          <w:rFonts w:ascii="宋体" w:eastAsia="宋体" w:hAnsi="宋体" w:cs="宋体"/>
+          <w:rFonts w:ascii="宋体" w:eastAsia="宋体" w:hAnsi="宋体" w:cs="宋体" w:hint="eastAsia"/>
           <w:kern w:val="0"/>
           <w:sz w:val="24"/>
           <w:szCs w:val="24"/>
@@ -11266,6 +11540,9 @@
     <w:p>
       <w:pPr>
         <w:pStyle w:val="4"/>
+        <w:rPr>
+          <w:rFonts w:hint="eastAsia"/>
+        </w:rPr>
       </w:pPr>
       <w:r>
         <w:t xml:space="preserve">8. </w:t>
@@ -11362,7 +11639,7 @@
         <w:widowControl/>
         <w:jc w:val="left"/>
         <w:rPr>
-          <w:rFonts w:ascii="宋体" w:eastAsia="宋体" w:hAnsi="宋体" w:cs="宋体"/>
+          <w:rFonts w:ascii="宋体" w:eastAsia="宋体" w:hAnsi="宋体" w:cs="宋体" w:hint="eastAsia"/>
           <w:kern w:val="0"/>
           <w:sz w:val="24"/>
           <w:szCs w:val="24"/>
@@ -11471,7 +11748,7 @@
         <w:widowControl/>
         <w:jc w:val="left"/>
         <w:rPr>
-          <w:rFonts w:ascii="宋体" w:eastAsia="宋体" w:hAnsi="宋体" w:cs="宋体"/>
+          <w:rFonts w:ascii="宋体" w:eastAsia="宋体" w:hAnsi="宋体" w:cs="宋体" w:hint="eastAsia"/>
           <w:kern w:val="0"/>
           <w:sz w:val="24"/>
           <w:szCs w:val="24"/>
@@ -11569,6 +11846,9 @@
     <w:p>
       <w:pPr>
         <w:pStyle w:val="4"/>
+        <w:rPr>
+          <w:rFonts w:hint="eastAsia"/>
+        </w:rPr>
       </w:pPr>
       <w:r>
         <w:lastRenderedPageBreak/>
@@ -11661,7 +11941,7 @@
         <w:widowControl/>
         <w:jc w:val="center"/>
         <w:rPr>
-          <w:rFonts w:ascii="宋体" w:eastAsia="宋体" w:hAnsi="宋体" w:cs="宋体"/>
+          <w:rFonts w:ascii="宋体" w:eastAsia="宋体" w:hAnsi="宋体" w:cs="宋体" w:hint="eastAsia"/>
           <w:kern w:val="0"/>
           <w:sz w:val="24"/>
           <w:szCs w:val="24"/>
@@ -11765,7 +12045,7 @@
         <w:widowControl/>
         <w:jc w:val="center"/>
         <w:rPr>
-          <w:rFonts w:ascii="宋体" w:eastAsia="宋体" w:hAnsi="宋体" w:cs="宋体"/>
+          <w:rFonts w:ascii="宋体" w:eastAsia="宋体" w:hAnsi="宋体" w:cs="宋体" w:hint="eastAsia"/>
           <w:kern w:val="0"/>
           <w:sz w:val="24"/>
           <w:szCs w:val="24"/>
@@ -11851,6 +12131,9 @@
     <w:p>
       <w:pPr>
         <w:pStyle w:val="3"/>
+        <w:rPr>
+          <w:rFonts w:hint="eastAsia"/>
+        </w:rPr>
       </w:pPr>
       <w:r>
         <w:rPr>
@@ -11870,6 +12153,9 @@
       <w:pPr>
         <w:pStyle w:val="4"/>
         <w:spacing w:before="120" w:after="120"/>
+        <w:rPr>
+          <w:rFonts w:hint="eastAsia"/>
+        </w:rPr>
       </w:pPr>
       <w:r>
         <w:rPr>
@@ -12291,6 +12577,9 @@
     <w:p>
       <w:pPr>
         <w:pStyle w:val="4"/>
+        <w:rPr>
+          <w:rFonts w:hint="eastAsia"/>
+        </w:rPr>
       </w:pPr>
       <w:r>
         <w:rPr>
@@ -12785,6 +13074,9 @@
     <w:p>
       <w:pPr>
         <w:pStyle w:val="3"/>
+        <w:rPr>
+          <w:rFonts w:hint="eastAsia"/>
+        </w:rPr>
       </w:pPr>
       <w:r>
         <w:rPr>
@@ -13167,9 +13459,14 @@
 </file>
 
 <file path=word/endnotes.xml><?xml version="1.0" encoding="utf-8"?>
-<w:endnotes xmlns:wpc="http://schemas.microsoft.com/office/word/2010/wordprocessingCanvas" xmlns:cx="http://schemas.microsoft.com/office/drawing/2014/chartex" xmlns:cx1="http://schemas.microsoft.com/office/drawing/2015/9/8/chartex" xmlns:cx2="http://schemas.microsoft.com/office/drawing/2015/10/21/chartex" xmlns:cx3="http://schemas.microsoft.com/office/drawing/2016/5/9/chartex" xmlns:cx4="http://schemas.microsoft.com/office/drawing/2016/5/10/chartex" xmlns:cx5="http://schemas.microsoft.com/office/drawing/2016/5/11/chartex" xmlns:cx6="http://schemas.microsoft.com/office/drawing/2016/5/12/chartex" xmlns:cx7="http://schemas.microsoft.com/office/drawing/2016/5/13/chartex" xmlns:cx8="http://schemas.microsoft.com/office/drawing/2016/5/14/chartex" xmlns:mc="http://schemas.openxmlformats.org/markup-compatibility/2006" xmlns:aink="http://schemas.microsoft.com/office/drawing/2016/ink" xmlns:am3d="http://schemas.microsoft.com/office/drawing/2017/model3d" xmlns:o="urn:schemas-microsoft-com:office:office" xmlns:oel="http://schemas.microsoft.com/office/2019/extlst" xmlns:r="http://schemas.openxmlformats.org/officeDocument/2006/relationships" xmlns:m="http://schemas.openxmlformats.org/officeDocument/2006/math" xmlns:v="urn:schemas-microsoft-com:vml" xmlns:wp14="http://schemas.microsoft.com/office/word/2010/wordprocessingDrawing" xmlns:wp="http://schemas.openxmlformats.org/drawingml/2006/wordprocessingDrawing" xmlns:w10="urn:schemas-microsoft-com:office:word" xmlns:w="http://schemas.openxmlformats.org/wordprocessingml/2006/main" xmlns:w14="http://schemas.microsoft.com/office/word/2010/wordml" xmlns:w15="http://schemas.microsoft.com/office/word/2012/wordml" xmlns:w16cex="http://schemas.microsoft.com/office/word/2018/wordml/cex" xmlns:w16cid="http://schemas.microsoft.com/office/word/2016/wordml/cid" xmlns:w16="http://schemas.microsoft.com/office/word/2018/wordml" xmlns:w16du="http://schemas.microsoft.com/office/word/2023/wordml/word16du" xmlns:w16sdtdh="http://schemas.microsoft.com/office/word/2020/wordml/sdtdatahash" xmlns:w16se="http://schemas.microsoft.com/office/word/2015/wordml/symex" xmlns:wpg="http://schemas.microsoft.com/office/word/2010/wordprocessingGroup" xmlns:wpi="http://schemas.microsoft.com/office/word/2010/wordprocessingInk" xmlns:wne="http://schemas.microsoft.com/office/word/2006/wordml" xmlns:wps="http://schemas.microsoft.com/office/word/2010/wordprocessingShape" mc:Ignorable="w14 w15 w16se w16cid w16 w16cex w16sdtdh w16du wp14">
+<w:endnotes xmlns:wpc="http://schemas.microsoft.com/office/word/2010/wordprocessingCanvas" xmlns:cx="http://schemas.microsoft.com/office/drawing/2014/chartex" xmlns:cx1="http://schemas.microsoft.com/office/drawing/2015/9/8/chartex" xmlns:cx2="http://schemas.microsoft.com/office/drawing/2015/10/21/chartex" xmlns:cx3="http://schemas.microsoft.com/office/drawing/2016/5/9/chartex" xmlns:cx4="http://schemas.microsoft.com/office/drawing/2016/5/10/chartex" xmlns:cx5="http://schemas.microsoft.com/office/drawing/2016/5/11/chartex" xmlns:cx6="http://schemas.microsoft.com/office/drawing/2016/5/12/chartex" xmlns:cx7="http://schemas.microsoft.com/office/drawing/2016/5/13/chartex" xmlns:cx8="http://schemas.microsoft.com/office/drawing/2016/5/14/chartex" xmlns:mc="http://schemas.openxmlformats.org/markup-compatibility/2006" xmlns:aink="http://schemas.microsoft.com/office/drawing/2016/ink" xmlns:am3d="http://schemas.microsoft.com/office/drawing/2017/model3d" xmlns:o="urn:schemas-microsoft-com:office:office" xmlns:oel="http://schemas.microsoft.com/office/2019/extlst" xmlns:r="http://schemas.openxmlformats.org/officeDocument/2006/relationships" xmlns:m="http://schemas.openxmlformats.org/officeDocument/2006/math" xmlns:v="urn:schemas-microsoft-com:vml" xmlns:wp14="http://schemas.microsoft.com/office/word/2010/wordprocessingDrawing" xmlns:wp="http://schemas.openxmlformats.org/drawingml/2006/wordprocessingDrawing" xmlns:w10="urn:schemas-microsoft-com:office:word" xmlns:w="http://schemas.openxmlformats.org/wordprocessingml/2006/main" xmlns:w14="http://schemas.microsoft.com/office/word/2010/wordml" xmlns:w15="http://schemas.microsoft.com/office/word/2012/wordml" xmlns:w16cex="http://schemas.microsoft.com/office/word/2018/wordml/cex" xmlns:w16cid="http://schemas.microsoft.com/office/word/2016/wordml/cid" xmlns:w16="http://schemas.microsoft.com/office/word/2018/wordml" xmlns:w16du="http://schemas.microsoft.com/office/word/2023/wordml/word16du" xmlns:w16sdtdh="http://schemas.microsoft.com/office/word/2020/wordml/sdtdatahash" xmlns:w16sdtfl="http://schemas.microsoft.com/office/word/2024/wordml/sdtformatlock" xmlns:w16se="http://schemas.microsoft.com/office/word/2015/wordml/symex" xmlns:wpg="http://schemas.microsoft.com/office/word/2010/wordprocessingGroup" xmlns:wpi="http://schemas.microsoft.com/office/word/2010/wordprocessingInk" xmlns:wne="http://schemas.microsoft.com/office/word/2006/wordml" xmlns:wps="http://schemas.microsoft.com/office/word/2010/wordprocessingShape" mc:Ignorable="w14 w15 w16se w16cid w16 w16cex w16sdtdh w16sdtfl w16du wp14">
   <w:endnote w:type="separator" w:id="-1">
     <w:p>
+      <w:pPr>
+        <w:rPr>
+          <w:rFonts w:hint="eastAsia"/>
+        </w:rPr>
+      </w:pPr>
       <w:r>
         <w:separator/>
       </w:r>
@@ -13177,6 +13474,11 @@
   </w:endnote>
   <w:endnote w:type="continuationSeparator" w:id="0">
     <w:p>
+      <w:pPr>
+        <w:rPr>
+          <w:rFonts w:hint="eastAsia"/>
+        </w:rPr>
+      </w:pPr>
       <w:r>
         <w:continuationSeparator/>
       </w:r>
@@ -13186,9 +13488,14 @@
 </file>
 
 <file path=word/footnotes.xml><?xml version="1.0" encoding="utf-8"?>
-<w:footnotes xmlns:wpc="http://schemas.microsoft.com/office/word/2010/wordprocessingCanvas" xmlns:cx="http://schemas.microsoft.com/office/drawing/2014/chartex" xmlns:cx1="http://schemas.microsoft.com/office/drawing/2015/9/8/chartex" xmlns:cx2="http://schemas.microsoft.com/office/drawing/2015/10/21/chartex" xmlns:cx3="http://schemas.microsoft.com/office/drawing/2016/5/9/chartex" xmlns:cx4="http://schemas.microsoft.com/office/drawing/2016/5/10/chartex" xmlns:cx5="http://schemas.microsoft.com/office/drawing/2016/5/11/chartex" xmlns:cx6="http://schemas.microsoft.com/office/drawing/2016/5/12/chartex" xmlns:cx7="http://schemas.microsoft.com/office/drawing/2016/5/13/chartex" xmlns:cx8="http://schemas.microsoft.com/office/drawing/2016/5/14/chartex" xmlns:mc="http://schemas.openxmlformats.org/markup-compatibility/2006" xmlns:aink="http://schemas.microsoft.com/office/drawing/2016/ink" xmlns:am3d="http://schemas.microsoft.com/office/drawing/2017/model3d" xmlns:o="urn:schemas-microsoft-com:office:office" xmlns:oel="http://schemas.microsoft.com/office/2019/extlst" xmlns:r="http://schemas.openxmlformats.org/officeDocument/2006/relationships" xmlns:m="http://schemas.openxmlformats.org/officeDocument/2006/math" xmlns:v="urn:schemas-microsoft-com:vml" xmlns:wp14="http://schemas.microsoft.com/office/word/2010/wordprocessingDrawing" xmlns:wp="http://schemas.openxmlformats.org/drawingml/2006/wordprocessingDrawing" xmlns:w10="urn:schemas-microsoft-com:office:word" xmlns:w="http://schemas.openxmlformats.org/wordprocessingml/2006/main" xmlns:w14="http://schemas.microsoft.com/office/word/2010/wordml" xmlns:w15="http://schemas.microsoft.com/office/word/2012/wordml" xmlns:w16cex="http://schemas.microsoft.com/office/word/2018/wordml/cex" xmlns:w16cid="http://schemas.microsoft.com/office/word/2016/wordml/cid" xmlns:w16="http://schemas.microsoft.com/office/word/2018/wordml" xmlns:w16du="http://schemas.microsoft.com/office/word/2023/wordml/word16du" xmlns:w16sdtdh="http://schemas.microsoft.com/office/word/2020/wordml/sdtdatahash" xmlns:w16se="http://schemas.microsoft.com/office/word/2015/wordml/symex" xmlns:wpg="http://schemas.microsoft.com/office/word/2010/wordprocessingGroup" xmlns:wpi="http://schemas.microsoft.com/office/word/2010/wordprocessingInk" xmlns:wne="http://schemas.microsoft.com/office/word/2006/wordml" xmlns:wps="http://schemas.microsoft.com/office/word/2010/wordprocessingShape" mc:Ignorable="w14 w15 w16se w16cid w16 w16cex w16sdtdh w16du wp14">
+<w:footnotes xmlns:wpc="http://schemas.microsoft.com/office/word/2010/wordprocessingCanvas" xmlns:cx="http://schemas.microsoft.com/office/drawing/2014/chartex" xmlns:cx1="http://schemas.microsoft.com/office/drawing/2015/9/8/chartex" xmlns:cx2="http://schemas.microsoft.com/office/drawing/2015/10/21/chartex" xmlns:cx3="http://schemas.microsoft.com/office/drawing/2016/5/9/chartex" xmlns:cx4="http://schemas.microsoft.com/office/drawing/2016/5/10/chartex" xmlns:cx5="http://schemas.microsoft.com/office/drawing/2016/5/11/chartex" xmlns:cx6="http://schemas.microsoft.com/office/drawing/2016/5/12/chartex" xmlns:cx7="http://schemas.microsoft.com/office/drawing/2016/5/13/chartex" xmlns:cx8="http://schemas.microsoft.com/office/drawing/2016/5/14/chartex" xmlns:mc="http://schemas.openxmlformats.org/markup-compatibility/2006" xmlns:aink="http://schemas.microsoft.com/office/drawing/2016/ink" xmlns:am3d="http://schemas.microsoft.com/office/drawing/2017/model3d" xmlns:o="urn:schemas-microsoft-com:office:office" xmlns:oel="http://schemas.microsoft.com/office/2019/extlst" xmlns:r="http://schemas.openxmlformats.org/officeDocument/2006/relationships" xmlns:m="http://schemas.openxmlformats.org/officeDocument/2006/math" xmlns:v="urn:schemas-microsoft-com:vml" xmlns:wp14="http://schemas.microsoft.com/office/word/2010/wordprocessingDrawing" xmlns:wp="http://schemas.openxmlformats.org/drawingml/2006/wordprocessingDrawing" xmlns:w10="urn:schemas-microsoft-com:office:word" xmlns:w="http://schemas.openxmlformats.org/wordprocessingml/2006/main" xmlns:w14="http://schemas.microsoft.com/office/word/2010/wordml" xmlns:w15="http://schemas.microsoft.com/office/word/2012/wordml" xmlns:w16cex="http://schemas.microsoft.com/office/word/2018/wordml/cex" xmlns:w16cid="http://schemas.microsoft.com/office/word/2016/wordml/cid" xmlns:w16="http://schemas.microsoft.com/office/word/2018/wordml" xmlns:w16du="http://schemas.microsoft.com/office/word/2023/wordml/word16du" xmlns:w16sdtdh="http://schemas.microsoft.com/office/word/2020/wordml/sdtdatahash" xmlns:w16sdtfl="http://schemas.microsoft.com/office/word/2024/wordml/sdtformatlock" xmlns:w16se="http://schemas.microsoft.com/office/word/2015/wordml/symex" xmlns:wpg="http://schemas.microsoft.com/office/word/2010/wordprocessingGroup" xmlns:wpi="http://schemas.microsoft.com/office/word/2010/wordprocessingInk" xmlns:wne="http://schemas.microsoft.com/office/word/2006/wordml" xmlns:wps="http://schemas.microsoft.com/office/word/2010/wordprocessingShape" mc:Ignorable="w14 w15 w16se w16cid w16 w16cex w16sdtdh w16sdtfl w16du wp14">
   <w:footnote w:type="separator" w:id="-1">
     <w:p>
+      <w:pPr>
+        <w:rPr>
+          <w:rFonts w:hint="eastAsia"/>
+        </w:rPr>
+      </w:pPr>
       <w:r>
         <w:separator/>
       </w:r>
@@ -13196,6 +13503,11 @@
   </w:footnote>
   <w:footnote w:type="continuationSeparator" w:id="0">
     <w:p>
+      <w:pPr>
+        <w:rPr>
+          <w:rFonts w:hint="eastAsia"/>
+        </w:rPr>
+      </w:pPr>
       <w:r>
         <w:continuationSeparator/>
       </w:r>
@@ -13205,12 +13517,12 @@
 </file>
 
 <file path=word/header1.xml><?xml version="1.0" encoding="utf-8"?>
-<w:hdr xmlns:wpc="http://schemas.microsoft.com/office/word/2010/wordprocessingCanvas" xmlns:cx="http://schemas.microsoft.com/office/drawing/2014/chartex" xmlns:cx1="http://schemas.microsoft.com/office/drawing/2015/9/8/chartex" xmlns:cx2="http://schemas.microsoft.com/office/drawing/2015/10/21/chartex" xmlns:cx3="http://schemas.microsoft.com/office/drawing/2016/5/9/chartex" xmlns:cx4="http://schemas.microsoft.com/office/drawing/2016/5/10/chartex" xmlns:cx5="http://schemas.microsoft.com/office/drawing/2016/5/11/chartex" xmlns:cx6="http://schemas.microsoft.com/office/drawing/2016/5/12/chartex" xmlns:cx7="http://schemas.microsoft.com/office/drawing/2016/5/13/chartex" xmlns:cx8="http://schemas.microsoft.com/office/drawing/2016/5/14/chartex" xmlns:mc="http://schemas.openxmlformats.org/markup-compatibility/2006" xmlns:aink="http://schemas.microsoft.com/office/drawing/2016/ink" xmlns:am3d="http://schemas.microsoft.com/office/drawing/2017/model3d" xmlns:o="urn:schemas-microsoft-com:office:office" xmlns:oel="http://schemas.microsoft.com/office/2019/extlst" xmlns:r="http://schemas.openxmlformats.org/officeDocument/2006/relationships" xmlns:m="http://schemas.openxmlformats.org/officeDocument/2006/math" xmlns:v="urn:schemas-microsoft-com:vml" xmlns:wp14="http://schemas.microsoft.com/office/word/2010/wordprocessingDrawing" xmlns:wp="http://schemas.openxmlformats.org/drawingml/2006/wordprocessingDrawing" xmlns:w10="urn:schemas-microsoft-com:office:word" xmlns:w="http://schemas.openxmlformats.org/wordprocessingml/2006/main" xmlns:w14="http://schemas.microsoft.com/office/word/2010/wordml" xmlns:w15="http://schemas.microsoft.com/office/word/2012/wordml" xmlns:w16cex="http://schemas.microsoft.com/office/word/2018/wordml/cex" xmlns:w16cid="http://schemas.microsoft.com/office/word/2016/wordml/cid" xmlns:w16="http://schemas.microsoft.com/office/word/2018/wordml" xmlns:w16du="http://schemas.microsoft.com/office/word/2023/wordml/word16du" xmlns:w16sdtdh="http://schemas.microsoft.com/office/word/2020/wordml/sdtdatahash" xmlns:w16se="http://schemas.microsoft.com/office/word/2015/wordml/symex" xmlns:wpg="http://schemas.microsoft.com/office/word/2010/wordprocessingGroup" xmlns:wpi="http://schemas.microsoft.com/office/word/2010/wordprocessingInk" xmlns:wne="http://schemas.microsoft.com/office/word/2006/wordml" xmlns:wps="http://schemas.microsoft.com/office/word/2010/wordprocessingShape" mc:Ignorable="w14 w15 w16se w16cid w16 w16cex w16sdtdh w16du wp14">
+<w:hdr xmlns:wpc="http://schemas.microsoft.com/office/word/2010/wordprocessingCanvas" xmlns:cx="http://schemas.microsoft.com/office/drawing/2014/chartex" xmlns:cx1="http://schemas.microsoft.com/office/drawing/2015/9/8/chartex" xmlns:cx2="http://schemas.microsoft.com/office/drawing/2015/10/21/chartex" xmlns:cx3="http://schemas.microsoft.com/office/drawing/2016/5/9/chartex" xmlns:cx4="http://schemas.microsoft.com/office/drawing/2016/5/10/chartex" xmlns:cx5="http://schemas.microsoft.com/office/drawing/2016/5/11/chartex" xmlns:cx6="http://schemas.microsoft.com/office/drawing/2016/5/12/chartex" xmlns:cx7="http://schemas.microsoft.com/office/drawing/2016/5/13/chartex" xmlns:cx8="http://schemas.microsoft.com/office/drawing/2016/5/14/chartex" xmlns:mc="http://schemas.openxmlformats.org/markup-compatibility/2006" xmlns:aink="http://schemas.microsoft.com/office/drawing/2016/ink" xmlns:am3d="http://schemas.microsoft.com/office/drawing/2017/model3d" xmlns:o="urn:schemas-microsoft-com:office:office" xmlns:oel="http://schemas.microsoft.com/office/2019/extlst" xmlns:r="http://schemas.openxmlformats.org/officeDocument/2006/relationships" xmlns:m="http://schemas.openxmlformats.org/officeDocument/2006/math" xmlns:v="urn:schemas-microsoft-com:vml" xmlns:wp14="http://schemas.microsoft.com/office/word/2010/wordprocessingDrawing" xmlns:wp="http://schemas.openxmlformats.org/drawingml/2006/wordprocessingDrawing" xmlns:w10="urn:schemas-microsoft-com:office:word" xmlns:w="http://schemas.openxmlformats.org/wordprocessingml/2006/main" xmlns:w14="http://schemas.microsoft.com/office/word/2010/wordml" xmlns:w15="http://schemas.microsoft.com/office/word/2012/wordml" xmlns:w16cex="http://schemas.microsoft.com/office/word/2018/wordml/cex" xmlns:w16cid="http://schemas.microsoft.com/office/word/2016/wordml/cid" xmlns:w16="http://schemas.microsoft.com/office/word/2018/wordml" xmlns:w16du="http://schemas.microsoft.com/office/word/2023/wordml/word16du" xmlns:w16sdtdh="http://schemas.microsoft.com/office/word/2020/wordml/sdtdatahash" xmlns:w16sdtfl="http://schemas.microsoft.com/office/word/2024/wordml/sdtformatlock" xmlns:w16se="http://schemas.microsoft.com/office/word/2015/wordml/symex" xmlns:wpg="http://schemas.microsoft.com/office/word/2010/wordprocessingGroup" xmlns:wpi="http://schemas.microsoft.com/office/word/2010/wordprocessingInk" xmlns:wne="http://schemas.microsoft.com/office/word/2006/wordml" xmlns:wps="http://schemas.microsoft.com/office/word/2010/wordprocessingShape" mc:Ignorable="w14 w15 w16se w16cid w16 w16cex w16sdtdh w16sdtfl w16du wp14">
   <w:p>
     <w:pPr>
       <w:jc w:val="center"/>
       <w:rPr>
-        <w:rFonts w:ascii="微软雅黑" w:eastAsia="微软雅黑" w:hAnsi="微软雅黑"/>
+        <w:rFonts w:ascii="微软雅黑" w:eastAsia="微软雅黑" w:hAnsi="微软雅黑" w:hint="eastAsia"/>
         <w:sz w:val="20"/>
       </w:rPr>
     </w:pPr>
@@ -13314,7 +13626,7 @@
   <w:p>
     <w:pPr>
       <w:rPr>
-        <w:rFonts w:ascii="微软雅黑" w:eastAsia="微软雅黑" w:hAnsi="微软雅黑"/>
+        <w:rFonts w:ascii="微软雅黑" w:eastAsia="微软雅黑" w:hAnsi="微软雅黑" w:hint="eastAsia"/>
         <w:sz w:val="20"/>
       </w:rPr>
     </w:pPr>
@@ -13323,7 +13635,7 @@
 </file>
 
 <file path=word/styles.xml><?xml version="1.0" encoding="utf-8"?>
-<w:styles xmlns:mc="http://schemas.openxmlformats.org/markup-compatibility/2006" xmlns:r="http://schemas.openxmlformats.org/officeDocument/2006/relationships" xmlns:w="http://schemas.openxmlformats.org/wordprocessingml/2006/main" xmlns:w14="http://schemas.microsoft.com/office/word/2010/wordml" xmlns:w15="http://schemas.microsoft.com/office/word/2012/wordml" xmlns:w16cex="http://schemas.microsoft.com/office/word/2018/wordml/cex" xmlns:w16cid="http://schemas.microsoft.com/office/word/2016/wordml/cid" xmlns:w16="http://schemas.microsoft.com/office/word/2018/wordml" xmlns:w16du="http://schemas.microsoft.com/office/word/2023/wordml/word16du" xmlns:w16sdtdh="http://schemas.microsoft.com/office/word/2020/wordml/sdtdatahash" xmlns:w16se="http://schemas.microsoft.com/office/word/2015/wordml/symex" mc:Ignorable="w14 w15 w16se w16cid w16 w16cex w16sdtdh w16du">
+<w:styles xmlns:mc="http://schemas.openxmlformats.org/markup-compatibility/2006" xmlns:r="http://schemas.openxmlformats.org/officeDocument/2006/relationships" xmlns:w="http://schemas.openxmlformats.org/wordprocessingml/2006/main" xmlns:w14="http://schemas.microsoft.com/office/word/2010/wordml" xmlns:w15="http://schemas.microsoft.com/office/word/2012/wordml" xmlns:w16cex="http://schemas.microsoft.com/office/word/2018/wordml/cex" xmlns:w16cid="http://schemas.microsoft.com/office/word/2016/wordml/cid" xmlns:w16="http://schemas.microsoft.com/office/word/2018/wordml" xmlns:w16du="http://schemas.microsoft.com/office/word/2023/wordml/word16du" xmlns:w16sdtdh="http://schemas.microsoft.com/office/word/2020/wordml/sdtdatahash" xmlns:w16sdtfl="http://schemas.microsoft.com/office/word/2024/wordml/sdtformatlock" xmlns:w16se="http://schemas.microsoft.com/office/word/2015/wordml/symex" mc:Ignorable="w14 w15 w16se w16cid w16 w16cex w16sdtdh w16sdtfl w16du">
   <w:docDefaults>
     <w:rPrDefault>
       <w:rPr>

--- a/插件详细手册/17.主菜单/多层组合装饰（界面装饰-战斗界面）.docx
+++ b/插件详细手册/17.主菜单/多层组合装饰（界面装饰-战斗界面）.docx
@@ -84,6 +84,7 @@
         </w:rPr>
         <w:t>◆</w:t>
       </w:r>
+      <w:proofErr w:type="spellStart"/>
       <w:r>
         <w:rPr>
           <w:rFonts w:ascii="Tahoma" w:eastAsia="微软雅黑" w:hAnsi="Tahoma"/>
@@ -107,6 +108,15 @@
           <w:sz w:val="22"/>
         </w:rPr>
         <w:t>Background</w:t>
+      </w:r>
+      <w:proofErr w:type="spellEnd"/>
+      <w:r>
+        <w:rPr>
+          <w:rFonts w:ascii="Tahoma" w:eastAsia="微软雅黑" w:hAnsi="Tahoma"/>
+          <w:kern w:val="0"/>
+          <w:sz w:val="22"/>
+        </w:rPr>
+        <w:tab/>
       </w:r>
       <w:r>
         <w:rPr>
@@ -217,6 +227,7 @@
         </w:rPr>
         <w:t>◆</w:t>
       </w:r>
+      <w:proofErr w:type="spellStart"/>
       <w:r>
         <w:rPr>
           <w:rFonts w:ascii="Tahoma" w:eastAsia="微软雅黑" w:hAnsi="Tahoma"/>
@@ -240,6 +251,15 @@
           <w:sz w:val="22"/>
         </w:rPr>
         <w:t>Particle</w:t>
+      </w:r>
+      <w:proofErr w:type="spellEnd"/>
+      <w:r>
+        <w:rPr>
+          <w:rFonts w:ascii="Tahoma" w:eastAsia="微软雅黑" w:hAnsi="Tahoma"/>
+          <w:kern w:val="0"/>
+          <w:sz w:val="22"/>
+        </w:rPr>
+        <w:tab/>
       </w:r>
       <w:r>
         <w:rPr>
@@ -358,6 +378,7 @@
         </w:rPr>
         <w:t>◆</w:t>
       </w:r>
+      <w:proofErr w:type="spellStart"/>
       <w:r>
         <w:rPr>
           <w:rFonts w:ascii="Tahoma" w:eastAsia="微软雅黑" w:hAnsi="Tahoma"/>
@@ -381,6 +402,15 @@
           <w:sz w:val="22"/>
         </w:rPr>
         <w:t>Circle</w:t>
+      </w:r>
+      <w:proofErr w:type="spellEnd"/>
+      <w:r>
+        <w:rPr>
+          <w:rFonts w:ascii="Tahoma" w:eastAsia="微软雅黑" w:hAnsi="Tahoma"/>
+          <w:kern w:val="0"/>
+          <w:sz w:val="22"/>
+        </w:rPr>
+        <w:tab/>
       </w:r>
       <w:r>
         <w:rPr>
@@ -499,6 +529,7 @@
         </w:rPr>
         <w:t>◆</w:t>
       </w:r>
+      <w:proofErr w:type="spellStart"/>
       <w:r>
         <w:rPr>
           <w:rFonts w:ascii="Tahoma" w:eastAsia="微软雅黑" w:hAnsi="Tahoma"/>
@@ -522,6 +553,15 @@
           <w:sz w:val="22"/>
         </w:rPr>
         <w:t>Gif</w:t>
+      </w:r>
+      <w:proofErr w:type="spellEnd"/>
+      <w:r>
+        <w:rPr>
+          <w:rFonts w:ascii="Tahoma" w:eastAsia="微软雅黑" w:hAnsi="Tahoma"/>
+          <w:kern w:val="0"/>
+          <w:sz w:val="22"/>
+        </w:rPr>
+        <w:tab/>
       </w:r>
       <w:r>
         <w:rPr>
@@ -656,6 +696,7 @@
         </w:rPr>
         <w:t>◆</w:t>
       </w:r>
+      <w:proofErr w:type="spellStart"/>
       <w:r>
         <w:rPr>
           <w:rFonts w:ascii="Tahoma" w:eastAsia="微软雅黑" w:hAnsi="Tahoma"/>
@@ -679,6 +720,15 @@
           <w:sz w:val="22"/>
         </w:rPr>
         <w:t>TiledGif</w:t>
+      </w:r>
+      <w:proofErr w:type="spellEnd"/>
+      <w:r>
+        <w:rPr>
+          <w:rFonts w:ascii="Tahoma" w:eastAsia="微软雅黑" w:hAnsi="Tahoma"/>
+          <w:kern w:val="0"/>
+          <w:sz w:val="22"/>
+        </w:rPr>
+        <w:tab/>
       </w:r>
       <w:r>
         <w:rPr>
@@ -805,6 +855,7 @@
         </w:rPr>
         <w:t>◆</w:t>
       </w:r>
+      <w:proofErr w:type="spellStart"/>
       <w:r>
         <w:rPr>
           <w:rFonts w:ascii="Tahoma" w:eastAsia="微软雅黑" w:hAnsi="Tahoma"/>
@@ -828,6 +879,15 @@
           <w:sz w:val="22"/>
         </w:rPr>
         <w:t>Video</w:t>
+      </w:r>
+      <w:proofErr w:type="spellEnd"/>
+      <w:r>
+        <w:rPr>
+          <w:rFonts w:ascii="Tahoma" w:eastAsia="微软雅黑" w:hAnsi="Tahoma"/>
+          <w:kern w:val="0"/>
+          <w:sz w:val="22"/>
+        </w:rPr>
+        <w:tab/>
       </w:r>
       <w:r>
         <w:rPr>
@@ -935,7 +995,7 @@
           <w:kern w:val="0"/>
           <w:sz w:val="22"/>
         </w:rPr>
-        <w:t>功能扩展插件：</w:t>
+        <w:t>特殊插件：</w:t>
       </w:r>
     </w:p>
     <w:p>
@@ -966,6 +1026,98 @@
         </w:rPr>
         <w:t>◆</w:t>
       </w:r>
+      <w:proofErr w:type="spellStart"/>
+      <w:r>
+        <w:rPr>
+          <w:rFonts w:ascii="Tahoma" w:eastAsia="微软雅黑" w:hAnsi="Tahoma" w:hint="eastAsia"/>
+          <w:kern w:val="0"/>
+          <w:sz w:val="22"/>
+        </w:rPr>
+        <w:t>Drill_BattleDecorationPluginCommandList</w:t>
+      </w:r>
+      <w:proofErr w:type="spellEnd"/>
+      <w:r>
+        <w:rPr>
+          <w:rFonts w:ascii="Tahoma" w:eastAsia="微软雅黑" w:hAnsi="Tahoma"/>
+          <w:kern w:val="0"/>
+          <w:sz w:val="22"/>
+        </w:rPr>
+        <w:tab/>
+      </w:r>
+      <w:r>
+        <w:rPr>
+          <w:rFonts w:ascii="Tahoma" w:eastAsia="微软雅黑" w:hAnsi="Tahoma" w:hint="eastAsia"/>
+          <w:kern w:val="0"/>
+          <w:sz w:val="22"/>
+        </w:rPr>
+        <w:t>战斗</w:t>
+      </w:r>
+      <w:r>
+        <w:rPr>
+          <w:rFonts w:ascii="Tahoma" w:eastAsia="微软雅黑" w:hAnsi="Tahoma" w:hint="eastAsia"/>
+          <w:kern w:val="0"/>
+          <w:sz w:val="22"/>
+        </w:rPr>
+        <w:t xml:space="preserve"> - </w:t>
+      </w:r>
+      <w:r>
+        <w:rPr>
+          <w:rFonts w:ascii="Tahoma" w:eastAsia="微软雅黑" w:hAnsi="Tahoma" w:hint="eastAsia"/>
+          <w:kern w:val="0"/>
+          <w:sz w:val="22"/>
+        </w:rPr>
+        <w:t>多层装饰的指令容器</w:t>
+      </w:r>
+    </w:p>
+    <w:p>
+      <w:pPr>
+        <w:widowControl/>
+        <w:adjustRightInd w:val="0"/>
+        <w:jc w:val="left"/>
+        <w:rPr>
+          <w:rFonts w:ascii="Tahoma" w:eastAsia="微软雅黑" w:hAnsi="Tahoma"/>
+          <w:kern w:val="0"/>
+          <w:sz w:val="22"/>
+        </w:rPr>
+      </w:pPr>
+      <w:r>
+        <w:rPr>
+          <w:rFonts w:ascii="Tahoma" w:eastAsia="微软雅黑" w:hAnsi="Tahoma" w:hint="eastAsia"/>
+          <w:kern w:val="0"/>
+          <w:sz w:val="22"/>
+        </w:rPr>
+        <w:t>功能扩展插件：</w:t>
+      </w:r>
+    </w:p>
+    <w:p>
+      <w:pPr>
+        <w:widowControl/>
+        <w:adjustRightInd w:val="0"/>
+        <w:snapToGrid w:val="0"/>
+        <w:jc w:val="left"/>
+        <w:rPr>
+          <w:rFonts w:ascii="Tahoma" w:eastAsia="微软雅黑" w:hAnsi="Tahoma"/>
+          <w:kern w:val="0"/>
+          <w:sz w:val="22"/>
+        </w:rPr>
+      </w:pPr>
+      <w:r>
+        <w:rPr>
+          <w:rFonts w:ascii="Tahoma" w:eastAsia="微软雅黑" w:hAnsi="Tahoma"/>
+          <w:kern w:val="0"/>
+          <w:sz w:val="22"/>
+        </w:rPr>
+        <w:tab/>
+      </w:r>
+      <w:r>
+        <w:rPr>
+          <w:rFonts w:ascii="Tahoma" w:eastAsia="微软雅黑" w:hAnsi="Tahoma" w:hint="eastAsia"/>
+          <w:kern w:val="0"/>
+          <w:sz w:val="22"/>
+        </w:rPr>
+        <w:t>◆</w:t>
+      </w:r>
+      <w:proofErr w:type="spellStart"/>
       <w:r>
         <w:rPr>
           <w:rFonts w:ascii="Tahoma" w:eastAsia="微软雅黑" w:hAnsi="Tahoma"/>
@@ -989,6 +1141,15 @@
           <w:sz w:val="22"/>
         </w:rPr>
         <w:t>Camera</w:t>
+      </w:r>
+      <w:proofErr w:type="spellEnd"/>
+      <w:r>
+        <w:rPr>
+          <w:rFonts w:ascii="Tahoma" w:eastAsia="微软雅黑" w:hAnsi="Tahoma"/>
+          <w:kern w:val="0"/>
+          <w:sz w:val="22"/>
+        </w:rPr>
+        <w:tab/>
       </w:r>
       <w:r>
         <w:rPr>
@@ -1564,6 +1725,544 @@
     <w:p>
       <w:pPr>
         <w:widowControl/>
+        <w:adjustRightInd w:val="0"/>
+        <w:snapToGrid w:val="0"/>
+        <w:jc w:val="left"/>
+        <w:rPr>
+          <w:rFonts w:ascii="Tahoma" w:eastAsia="微软雅黑" w:hAnsi="Tahoma"/>
+          <w:kern w:val="0"/>
+          <w:sz w:val="22"/>
+        </w:rPr>
+      </w:pPr>
+    </w:p>
+    <w:p>
+      <w:pPr>
+        <w:pStyle w:val="3"/>
+        <w:rPr>
+          <w:rFonts w:hint="eastAsia"/>
+        </w:rPr>
+      </w:pPr>
+      <w:r>
+        <w:rPr>
+          <w:rFonts w:hint="eastAsia"/>
+        </w:rPr>
+        <w:t>名词索引</w:t>
+      </w:r>
+    </w:p>
+    <w:p>
+      <w:pPr>
+        <w:widowControl/>
+        <w:adjustRightInd w:val="0"/>
+        <w:snapToGrid w:val="0"/>
+        <w:spacing w:after="200"/>
+        <w:jc w:val="left"/>
+        <w:rPr>
+          <w:rFonts w:ascii="Tahoma" w:eastAsia="微软雅黑" w:hAnsi="Tahoma"/>
+          <w:kern w:val="0"/>
+          <w:sz w:val="22"/>
+        </w:rPr>
+      </w:pPr>
+      <w:r>
+        <w:rPr>
+          <w:rFonts w:ascii="Tahoma" w:eastAsia="微软雅黑" w:hAnsi="Tahoma" w:hint="eastAsia"/>
+          <w:kern w:val="0"/>
+          <w:sz w:val="22"/>
+        </w:rPr>
+        <w:t>以下你可以按住</w:t>
+      </w:r>
+      <w:r>
+        <w:rPr>
+          <w:rFonts w:ascii="Tahoma" w:eastAsia="微软雅黑" w:hAnsi="Tahoma" w:hint="eastAsia"/>
+          <w:kern w:val="0"/>
+          <w:sz w:val="22"/>
+        </w:rPr>
+        <w:t>ctrl</w:t>
+      </w:r>
+      <w:r>
+        <w:rPr>
+          <w:rFonts w:ascii="Tahoma" w:eastAsia="微软雅黑" w:hAnsi="Tahoma" w:hint="eastAsia"/>
+          <w:kern w:val="0"/>
+          <w:sz w:val="22"/>
+        </w:rPr>
+        <w:t>键点击下面的词，可以直接定位到想了解的名词：</w:t>
+      </w:r>
+    </w:p>
+    <w:tbl>
+      <w:tblPr>
+        <w:tblStyle w:val="af"/>
+        <w:tblW w:w="0" w:type="auto"/>
+        <w:tblLook w:val="04A0" w:firstRow="1" w:lastRow="0" w:firstColumn="1" w:lastColumn="0" w:noHBand="0" w:noVBand="1"/>
+      </w:tblPr>
+      <w:tblGrid>
+        <w:gridCol w:w="2093"/>
+        <w:gridCol w:w="6429"/>
+      </w:tblGrid>
+      <w:tr>
+        <w:tc>
+          <w:tcPr>
+            <w:tcW w:w="2093" w:type="dxa"/>
+            <w:shd w:val="clear" w:color="auto" w:fill="D9D9D9" w:themeFill="background1" w:themeFillShade="D9"/>
+          </w:tcPr>
+          <w:p>
+            <w:pPr>
+              <w:widowControl/>
+              <w:adjustRightInd w:val="0"/>
+              <w:snapToGrid w:val="0"/>
+              <w:spacing w:after="200"/>
+              <w:jc w:val="center"/>
+              <w:rPr>
+                <w:rFonts w:ascii="Tahoma" w:eastAsia="微软雅黑" w:hAnsi="Tahoma"/>
+                <w:kern w:val="0"/>
+                <w:sz w:val="22"/>
+              </w:rPr>
+            </w:pPr>
+            <w:r>
+              <w:rPr>
+                <w:rFonts w:ascii="Tahoma" w:eastAsia="微软雅黑" w:hAnsi="Tahoma" w:hint="eastAsia"/>
+                <w:kern w:val="0"/>
+                <w:sz w:val="22"/>
+              </w:rPr>
+              <w:t>界面设计</w:t>
+            </w:r>
+          </w:p>
+        </w:tc>
+        <w:tc>
+          <w:tcPr>
+            <w:tcW w:w="6429" w:type="dxa"/>
+          </w:tcPr>
+          <w:p>
+            <w:pPr>
+              <w:widowControl/>
+              <w:adjustRightInd w:val="0"/>
+              <w:snapToGrid w:val="0"/>
+              <w:spacing w:after="200"/>
+              <w:jc w:val="left"/>
+              <w:rPr>
+                <w:rFonts w:ascii="Tahoma" w:eastAsia="微软雅黑" w:hAnsi="Tahoma"/>
+                <w:kern w:val="0"/>
+                <w:sz w:val="22"/>
+              </w:rPr>
+            </w:pPr>
+            <w:hyperlink w:anchor="_战斗层级" w:history="1">
+              <w:r>
+                <w:rPr>
+                  <w:rStyle w:val="a4"/>
+                  <w:rFonts w:ascii="Tahoma" w:eastAsia="微软雅黑" w:hAnsi="Tahoma" w:hint="eastAsia"/>
+                  <w:kern w:val="0"/>
+                  <w:sz w:val="22"/>
+                </w:rPr>
+                <w:t>战斗层级</w:t>
+              </w:r>
+            </w:hyperlink>
+            <w:r>
+              <w:rPr>
+                <w:rFonts w:ascii="Tahoma" w:eastAsia="微软雅黑" w:hAnsi="Tahoma" w:hint="eastAsia"/>
+                <w:kern w:val="0"/>
+                <w:sz w:val="22"/>
+              </w:rPr>
+              <w:t xml:space="preserve"> </w:t>
+            </w:r>
+            <w:hyperlink w:anchor="_2）底图说明" w:history="1">
+              <w:r>
+                <w:rPr>
+                  <w:rStyle w:val="a4"/>
+                  <w:rFonts w:ascii="Tahoma" w:eastAsia="微软雅黑" w:hAnsi="Tahoma" w:hint="eastAsia"/>
+                  <w:kern w:val="0"/>
+                  <w:sz w:val="22"/>
+                </w:rPr>
+                <w:t>底图说明</w:t>
+              </w:r>
+            </w:hyperlink>
+            <w:r>
+              <w:rPr>
+                <w:rFonts w:ascii="Tahoma" w:eastAsia="微软雅黑" w:hAnsi="Tahoma" w:hint="eastAsia"/>
+                <w:kern w:val="0"/>
+                <w:sz w:val="22"/>
+              </w:rPr>
+              <w:t xml:space="preserve"> </w:t>
+            </w:r>
+            <w:hyperlink w:anchor="_预加载_1" w:history="1">
+              <w:r>
+                <w:rPr>
+                  <w:rStyle w:val="a4"/>
+                  <w:rFonts w:ascii="Tahoma" w:eastAsia="微软雅黑" w:hAnsi="Tahoma" w:hint="eastAsia"/>
+                  <w:kern w:val="0"/>
+                  <w:sz w:val="22"/>
+                </w:rPr>
+                <w:t>预加载</w:t>
+              </w:r>
+            </w:hyperlink>
+            <w:r>
+              <w:rPr>
+                <w:rFonts w:ascii="Tahoma" w:eastAsia="微软雅黑" w:hAnsi="Tahoma" w:hint="eastAsia"/>
+                <w:kern w:val="0"/>
+                <w:sz w:val="22"/>
+              </w:rPr>
+              <w:t xml:space="preserve"> </w:t>
+            </w:r>
+          </w:p>
+          <w:p>
+            <w:pPr>
+              <w:widowControl/>
+              <w:adjustRightInd w:val="0"/>
+              <w:snapToGrid w:val="0"/>
+              <w:spacing w:after="200"/>
+              <w:jc w:val="left"/>
+              <w:rPr>
+                <w:rFonts w:ascii="Tahoma" w:eastAsia="微软雅黑" w:hAnsi="Tahoma"/>
+                <w:kern w:val="0"/>
+                <w:sz w:val="22"/>
+              </w:rPr>
+            </w:pPr>
+            <w:hyperlink w:anchor="_静态装饰设计" w:history="1">
+              <w:r>
+                <w:rPr>
+                  <w:rStyle w:val="a4"/>
+                  <w:rFonts w:ascii="Tahoma" w:eastAsia="微软雅黑" w:hAnsi="Tahoma" w:hint="eastAsia"/>
+                  <w:kern w:val="0"/>
+                  <w:sz w:val="22"/>
+                </w:rPr>
+                <w:t>静态装饰设计</w:t>
+              </w:r>
+            </w:hyperlink>
+            <w:r>
+              <w:rPr>
+                <w:rFonts w:ascii="Tahoma" w:eastAsia="微软雅黑" w:hAnsi="Tahoma" w:hint="eastAsia"/>
+                <w:kern w:val="0"/>
+                <w:sz w:val="22"/>
+              </w:rPr>
+              <w:t xml:space="preserve"> </w:t>
+            </w:r>
+            <w:hyperlink w:anchor="_3）公共事件规范" w:history="1">
+              <w:r>
+                <w:rPr>
+                  <w:rStyle w:val="a4"/>
+                  <w:rFonts w:ascii="Tahoma" w:eastAsia="微软雅黑" w:hAnsi="Tahoma" w:hint="eastAsia"/>
+                  <w:kern w:val="0"/>
+                  <w:sz w:val="22"/>
+                </w:rPr>
+                <w:t>公共事件规范</w:t>
+              </w:r>
+            </w:hyperlink>
+            <w:r>
+              <w:rPr>
+                <w:rFonts w:ascii="Tahoma" w:eastAsia="微软雅黑" w:hAnsi="Tahoma" w:hint="eastAsia"/>
+                <w:kern w:val="0"/>
+                <w:sz w:val="22"/>
+              </w:rPr>
+              <w:t xml:space="preserve"> </w:t>
+            </w:r>
+            <w:hyperlink w:anchor="_4）提前创建_与_立即创建" w:history="1">
+              <w:r>
+                <w:rPr>
+                  <w:rStyle w:val="a4"/>
+                  <w:rFonts w:ascii="Tahoma" w:eastAsia="微软雅黑" w:hAnsi="Tahoma" w:hint="eastAsia"/>
+                  <w:kern w:val="0"/>
+                  <w:sz w:val="22"/>
+                </w:rPr>
+                <w:t>提前创建</w:t>
+              </w:r>
+              <w:r>
+                <w:rPr>
+                  <w:rStyle w:val="a4"/>
+                  <w:rFonts w:ascii="Tahoma" w:eastAsia="微软雅黑" w:hAnsi="Tahoma" w:hint="eastAsia"/>
+                  <w:kern w:val="0"/>
+                  <w:sz w:val="22"/>
+                </w:rPr>
+                <w:t xml:space="preserve"> </w:t>
+              </w:r>
+              <w:r>
+                <w:rPr>
+                  <w:rStyle w:val="a4"/>
+                  <w:rFonts w:ascii="Tahoma" w:eastAsia="微软雅黑" w:hAnsi="Tahoma" w:hint="eastAsia"/>
+                  <w:kern w:val="0"/>
+                  <w:sz w:val="22"/>
+                </w:rPr>
+                <w:t>与</w:t>
+              </w:r>
+              <w:r>
+                <w:rPr>
+                  <w:rStyle w:val="a4"/>
+                  <w:rFonts w:ascii="Tahoma" w:eastAsia="微软雅黑" w:hAnsi="Tahoma" w:hint="eastAsia"/>
+                  <w:kern w:val="0"/>
+                  <w:sz w:val="22"/>
+                </w:rPr>
+                <w:t xml:space="preserve"> </w:t>
+              </w:r>
+              <w:r>
+                <w:rPr>
+                  <w:rStyle w:val="a4"/>
+                  <w:rFonts w:ascii="Tahoma" w:eastAsia="微软雅黑" w:hAnsi="Tahoma" w:hint="eastAsia"/>
+                  <w:kern w:val="0"/>
+                  <w:sz w:val="22"/>
+                </w:rPr>
+                <w:t>立即创建</w:t>
+              </w:r>
+            </w:hyperlink>
+            <w:r>
+              <w:rPr>
+                <w:rFonts w:ascii="Tahoma" w:eastAsia="微软雅黑" w:hAnsi="Tahoma" w:hint="eastAsia"/>
+                <w:kern w:val="0"/>
+                <w:sz w:val="22"/>
+              </w:rPr>
+              <w:t xml:space="preserve"> </w:t>
+            </w:r>
+          </w:p>
+          <w:p>
+            <w:pPr>
+              <w:widowControl/>
+              <w:adjustRightInd w:val="0"/>
+              <w:snapToGrid w:val="0"/>
+              <w:spacing w:after="200"/>
+              <w:jc w:val="left"/>
+              <w:rPr>
+                <w:rFonts w:ascii="Tahoma" w:eastAsia="微软雅黑" w:hAnsi="Tahoma"/>
+                <w:kern w:val="0"/>
+                <w:sz w:val="22"/>
+              </w:rPr>
+            </w:pPr>
+            <w:hyperlink w:anchor="_战斗层级" w:history="1">
+              <w:r>
+                <w:rPr>
+                  <w:rStyle w:val="a4"/>
+                  <w:rFonts w:ascii="Tahoma" w:eastAsia="微软雅黑" w:hAnsi="Tahoma" w:hint="eastAsia"/>
+                  <w:kern w:val="0"/>
+                  <w:sz w:val="22"/>
+                </w:rPr>
+                <w:t>变换动画设计</w:t>
+              </w:r>
+            </w:hyperlink>
+            <w:r>
+              <w:rPr>
+                <w:rFonts w:ascii="Tahoma" w:eastAsia="微软雅黑" w:hAnsi="Tahoma" w:hint="eastAsia"/>
+                <w:kern w:val="0"/>
+                <w:sz w:val="22"/>
+              </w:rPr>
+              <w:t xml:space="preserve"> </w:t>
+            </w:r>
+            <w:hyperlink w:anchor="_2）粒子与背景设计" w:history="1">
+              <w:r>
+                <w:rPr>
+                  <w:rStyle w:val="a4"/>
+                  <w:rFonts w:ascii="Tahoma" w:eastAsia="微软雅黑" w:hAnsi="Tahoma" w:hint="eastAsia"/>
+                  <w:kern w:val="0"/>
+                  <w:sz w:val="22"/>
+                </w:rPr>
+                <w:t>粒子与背景设计</w:t>
+              </w:r>
+            </w:hyperlink>
+            <w:r>
+              <w:rPr>
+                <w:rFonts w:ascii="Tahoma" w:eastAsia="微软雅黑" w:hAnsi="Tahoma" w:hint="eastAsia"/>
+                <w:kern w:val="0"/>
+                <w:sz w:val="22"/>
+              </w:rPr>
+              <w:t xml:space="preserve"> </w:t>
+            </w:r>
+          </w:p>
+        </w:tc>
+      </w:tr>
+      <w:tr>
+        <w:tc>
+          <w:tcPr>
+            <w:tcW w:w="2093" w:type="dxa"/>
+            <w:shd w:val="clear" w:color="auto" w:fill="D9D9D9" w:themeFill="background1" w:themeFillShade="D9"/>
+          </w:tcPr>
+          <w:p>
+            <w:pPr>
+              <w:widowControl/>
+              <w:adjustRightInd w:val="0"/>
+              <w:snapToGrid w:val="0"/>
+              <w:spacing w:after="200"/>
+              <w:jc w:val="center"/>
+              <w:rPr>
+                <w:rFonts w:ascii="Tahoma" w:eastAsia="微软雅黑" w:hAnsi="Tahoma"/>
+                <w:kern w:val="0"/>
+                <w:sz w:val="22"/>
+              </w:rPr>
+            </w:pPr>
+            <w:r>
+              <w:rPr>
+                <w:rFonts w:ascii="Tahoma" w:eastAsia="微软雅黑" w:hAnsi="Tahoma" w:hint="eastAsia"/>
+                <w:kern w:val="0"/>
+                <w:sz w:val="22"/>
+              </w:rPr>
+              <w:t>特殊属性</w:t>
+            </w:r>
+          </w:p>
+        </w:tc>
+        <w:tc>
+          <w:tcPr>
+            <w:tcW w:w="6429" w:type="dxa"/>
+          </w:tcPr>
+          <w:p>
+            <w:pPr>
+              <w:widowControl/>
+              <w:adjustRightInd w:val="0"/>
+              <w:snapToGrid w:val="0"/>
+              <w:spacing w:after="200"/>
+              <w:jc w:val="left"/>
+              <w:rPr>
+                <w:rFonts w:ascii="Tahoma" w:eastAsia="微软雅黑" w:hAnsi="Tahoma"/>
+                <w:kern w:val="0"/>
+                <w:sz w:val="22"/>
+              </w:rPr>
+            </w:pPr>
+            <w:hyperlink w:anchor="_战斗的延迟指令与周期指令" w:history="1">
+              <w:r>
+                <w:rPr>
+                  <w:rStyle w:val="a4"/>
+                  <w:rFonts w:ascii="Tahoma" w:eastAsia="微软雅黑" w:hAnsi="Tahoma" w:hint="eastAsia"/>
+                  <w:kern w:val="0"/>
+                  <w:sz w:val="22"/>
+                </w:rPr>
+                <w:t>延迟指令与周期指令</w:t>
+              </w:r>
+            </w:hyperlink>
+            <w:r>
+              <w:rPr>
+                <w:rFonts w:ascii="Tahoma" w:eastAsia="微软雅黑" w:hAnsi="Tahoma" w:hint="eastAsia"/>
+                <w:kern w:val="0"/>
+                <w:sz w:val="22"/>
+              </w:rPr>
+              <w:t xml:space="preserve"> </w:t>
+            </w:r>
+            <w:hyperlink w:anchor="_3）多条指令打包用法" w:history="1">
+              <w:r>
+                <w:rPr>
+                  <w:rStyle w:val="a4"/>
+                  <w:rFonts w:ascii="Tahoma" w:eastAsia="微软雅黑" w:hAnsi="Tahoma" w:hint="eastAsia"/>
+                  <w:kern w:val="0"/>
+                  <w:sz w:val="22"/>
+                </w:rPr>
+                <w:t>多条指令打包用法</w:t>
+              </w:r>
+            </w:hyperlink>
+            <w:r>
+              <w:rPr>
+                <w:rFonts w:ascii="Tahoma" w:eastAsia="微软雅黑" w:hAnsi="Tahoma" w:hint="eastAsia"/>
+                <w:kern w:val="0"/>
+                <w:sz w:val="22"/>
+              </w:rPr>
+              <w:t xml:space="preserve"> </w:t>
+            </w:r>
+          </w:p>
+          <w:p>
+            <w:pPr>
+              <w:widowControl/>
+              <w:adjustRightInd w:val="0"/>
+              <w:snapToGrid w:val="0"/>
+              <w:spacing w:after="200"/>
+              <w:jc w:val="left"/>
+              <w:rPr>
+                <w:rFonts w:ascii="Tahoma" w:eastAsia="微软雅黑" w:hAnsi="Tahoma"/>
+                <w:kern w:val="0"/>
+                <w:sz w:val="22"/>
+              </w:rPr>
+            </w:pPr>
+            <w:hyperlink w:anchor="_位移比" w:history="1">
+              <w:r>
+                <w:rPr>
+                  <w:rStyle w:val="a4"/>
+                  <w:rFonts w:ascii="Tahoma" w:eastAsia="微软雅黑" w:hAnsi="Tahoma" w:hint="eastAsia"/>
+                  <w:kern w:val="0"/>
+                  <w:sz w:val="22"/>
+                </w:rPr>
+                <w:t>位移比</w:t>
+              </w:r>
+            </w:hyperlink>
+            <w:r>
+              <w:rPr>
+                <w:rFonts w:ascii="Tahoma" w:eastAsia="微软雅黑" w:hAnsi="Tahoma" w:hint="eastAsia"/>
+                <w:kern w:val="0"/>
+                <w:sz w:val="22"/>
+              </w:rPr>
+              <w:t xml:space="preserve"> </w:t>
+            </w:r>
+          </w:p>
+        </w:tc>
+      </w:tr>
+      <w:tr>
+        <w:tc>
+          <w:tcPr>
+            <w:tcW w:w="2093" w:type="dxa"/>
+            <w:shd w:val="clear" w:color="auto" w:fill="D9D9D9" w:themeFill="background1" w:themeFillShade="D9"/>
+          </w:tcPr>
+          <w:p>
+            <w:pPr>
+              <w:widowControl/>
+              <w:adjustRightInd w:val="0"/>
+              <w:snapToGrid w:val="0"/>
+              <w:spacing w:after="200"/>
+              <w:jc w:val="center"/>
+              <w:rPr>
+                <w:rFonts w:ascii="Tahoma" w:eastAsia="微软雅黑" w:hAnsi="Tahoma"/>
+                <w:kern w:val="0"/>
+                <w:sz w:val="22"/>
+              </w:rPr>
+            </w:pPr>
+            <w:r>
+              <w:rPr>
+                <w:rFonts w:ascii="Tahoma" w:eastAsia="微软雅黑" w:hAnsi="Tahoma" w:hint="eastAsia"/>
+                <w:kern w:val="0"/>
+                <w:sz w:val="22"/>
+              </w:rPr>
+              <w:t>特殊插件</w:t>
+            </w:r>
+          </w:p>
+        </w:tc>
+        <w:tc>
+          <w:tcPr>
+            <w:tcW w:w="6429" w:type="dxa"/>
+          </w:tcPr>
+          <w:p>
+            <w:pPr>
+              <w:widowControl/>
+              <w:adjustRightInd w:val="0"/>
+              <w:snapToGrid w:val="0"/>
+              <w:spacing w:after="200"/>
+              <w:jc w:val="left"/>
+              <w:rPr>
+                <w:rFonts w:ascii="Tahoma" w:eastAsia="微软雅黑" w:hAnsi="Tahoma"/>
+                <w:kern w:val="0"/>
+                <w:sz w:val="22"/>
+              </w:rPr>
+            </w:pPr>
+            <w:hyperlink w:anchor="_【战斗_-_多层装饰的指令容器】" w:history="1">
+              <w:r>
+                <w:rPr>
+                  <w:rStyle w:val="a4"/>
+                  <w:rFonts w:ascii="Tahoma" w:eastAsia="微软雅黑" w:hAnsi="Tahoma" w:hint="eastAsia"/>
+                  <w:kern w:val="0"/>
+                  <w:sz w:val="22"/>
+                </w:rPr>
+                <w:t>指令容器</w:t>
+              </w:r>
+            </w:hyperlink>
+            <w:r>
+              <w:rPr>
+                <w:rFonts w:ascii="Tahoma" w:eastAsia="微软雅黑" w:hAnsi="Tahoma" w:hint="eastAsia"/>
+                <w:kern w:val="0"/>
+                <w:sz w:val="22"/>
+              </w:rPr>
+              <w:t xml:space="preserve"> </w:t>
+            </w:r>
+          </w:p>
+        </w:tc>
+      </w:tr>
+    </w:tbl>
+    <w:p>
+      <w:pPr>
+        <w:widowControl/>
+        <w:jc w:val="left"/>
+        <w:rPr>
+          <w:rFonts w:hint="eastAsia"/>
+        </w:rPr>
+      </w:pPr>
+    </w:p>
+    <w:p>
+      <w:pPr>
+        <w:widowControl/>
         <w:jc w:val="left"/>
         <w:rPr>
           <w:rFonts w:hint="eastAsia"/>
@@ -1678,7 +2377,7 @@
           <v:shape id="_x0000_i1025" type="#_x0000_t75" style="width:414.6pt;height:166.2pt" o:ole="">
             <v:imagedata r:id="rId9" o:title=""/>
           </v:shape>
-          <o:OLEObject Type="Embed" ProgID="Visio.Drawing.15" ShapeID="_x0000_i1025" DrawAspect="Content" ObjectID="_1832177958" r:id="rId10"/>
+          <o:OLEObject Type="Embed" ProgID="Visio.Drawing.15" ShapeID="_x0000_i1025" DrawAspect="Content" ObjectID="_1838614390" r:id="rId10"/>
         </w:object>
       </w:r>
     </w:p>
@@ -1887,15 +2586,1192 @@
           <w:rFonts w:hint="eastAsia"/>
         </w:rPr>
         <w:lastRenderedPageBreak/>
-        <w:t>配置</w:t>
-      </w:r>
-      <w:r>
+        <w:t>战斗层级</w:t>
+      </w:r>
+    </w:p>
+    <w:p>
+      <w:pPr>
+        <w:pStyle w:val="4"/>
         <w:rPr>
           <w:rFonts w:hint="eastAsia"/>
         </w:rPr>
-        <w:t>方法</w:t>
-      </w:r>
+      </w:pPr>
+      <w:r>
+        <w:rPr>
+          <w:rFonts w:hint="eastAsia"/>
+        </w:rPr>
+        <w:t>1）层级介绍</w:t>
+      </w:r>
+    </w:p>
+    <w:p>
+      <w:pPr>
+        <w:widowControl/>
+        <w:adjustRightInd w:val="0"/>
+        <w:snapToGrid w:val="0"/>
+        <w:spacing w:after="200"/>
+        <w:jc w:val="left"/>
+        <w:rPr>
+          <w:rFonts w:ascii="Tahoma" w:eastAsia="微软雅黑" w:hAnsi="Tahoma"/>
+          <w:b/>
+          <w:kern w:val="0"/>
+          <w:sz w:val="22"/>
+        </w:rPr>
+      </w:pPr>
+      <w:r>
+        <w:rPr>
+          <w:rFonts w:ascii="Tahoma" w:eastAsia="微软雅黑" w:hAnsi="Tahoma" w:hint="eastAsia"/>
+          <w:b/>
+          <w:kern w:val="0"/>
+          <w:sz w:val="22"/>
+        </w:rPr>
+        <w:t>战斗界面分为</w:t>
+      </w:r>
+      <w:r>
+        <w:rPr>
+          <w:rFonts w:ascii="Tahoma" w:eastAsia="微软雅黑" w:hAnsi="Tahoma" w:hint="eastAsia"/>
+          <w:b/>
+          <w:kern w:val="0"/>
+          <w:sz w:val="22"/>
+        </w:rPr>
+        <w:t>四</w:t>
+      </w:r>
+      <w:r>
+        <w:rPr>
+          <w:rFonts w:ascii="Tahoma" w:eastAsia="微软雅黑" w:hAnsi="Tahoma" w:hint="eastAsia"/>
+          <w:b/>
+          <w:kern w:val="0"/>
+          <w:sz w:val="22"/>
+        </w:rPr>
+        <w:t>层，</w:t>
+      </w:r>
+      <w:r>
+        <w:rPr>
+          <w:rFonts w:ascii="Tahoma" w:eastAsia="微软雅黑" w:hAnsi="Tahoma" w:hint="eastAsia"/>
+          <w:b/>
+          <w:kern w:val="0"/>
+          <w:sz w:val="22"/>
+        </w:rPr>
+        <w:t>下层、上层、图片层、最顶层。</w:t>
+      </w:r>
+    </w:p>
+    <w:p>
+      <w:pPr>
+        <w:widowControl/>
+        <w:adjustRightInd w:val="0"/>
+        <w:snapToGrid w:val="0"/>
+        <w:spacing w:after="200"/>
+        <w:jc w:val="center"/>
+        <w:rPr>
+          <w:rFonts w:ascii="Tahoma" w:eastAsia="微软雅黑" w:hAnsi="Tahoma"/>
+          <w:kern w:val="0"/>
+          <w:sz w:val="22"/>
+        </w:rPr>
+      </w:pPr>
+      <w:r>
+        <w:rPr>
+          <w:noProof/>
+        </w:rPr>
+        <w:drawing>
+          <wp:inline distT="0" distB="0" distL="0" distR="0" wp14:anchorId="7A557505" wp14:editId="3B772FC9">
+            <wp:extent cx="5024046" cy="4589145"/>
+            <wp:effectExtent l="0" t="0" r="5715" b="1905"/>
+            <wp:docPr id="1712909729" name="图片 3"/>
+            <wp:cNvGraphicFramePr>
+              <a:graphicFrameLocks xmlns:a="http://schemas.openxmlformats.org/drawingml/2006/main" noChangeAspect="1"/>
+            </wp:cNvGraphicFramePr>
+            <a:graphic xmlns:a="http://schemas.openxmlformats.org/drawingml/2006/main">
+              <a:graphicData uri="http://schemas.openxmlformats.org/drawingml/2006/picture">
+                <pic:pic xmlns:pic="http://schemas.openxmlformats.org/drawingml/2006/picture">
+                  <pic:nvPicPr>
+                    <pic:cNvPr id="0" name="Picture 5"/>
+                    <pic:cNvPicPr>
+                      <a:picLocks noChangeAspect="1" noChangeArrowheads="1"/>
+                    </pic:cNvPicPr>
+                  </pic:nvPicPr>
+                  <pic:blipFill>
+                    <a:blip r:embed="rId11">
+                      <a:extLst>
+                        <a:ext uri="{28A0092B-C50C-407E-A947-70E740481C1C}">
+                          <a14:useLocalDpi xmlns:a14="http://schemas.microsoft.com/office/drawing/2010/main" val="0"/>
+                        </a:ext>
+                      </a:extLst>
+                    </a:blip>
+                    <a:srcRect/>
+                    <a:stretch>
+                      <a:fillRect/>
+                    </a:stretch>
+                  </pic:blipFill>
+                  <pic:spPr bwMode="auto">
+                    <a:xfrm>
+                      <a:off x="0" y="0"/>
+                      <a:ext cx="5026787" cy="4591649"/>
+                    </a:xfrm>
+                    <a:prstGeom prst="rect">
+                      <a:avLst/>
+                    </a:prstGeom>
+                    <a:noFill/>
+                    <a:ln>
+                      <a:noFill/>
+                    </a:ln>
+                  </pic:spPr>
+                </pic:pic>
+              </a:graphicData>
+            </a:graphic>
+          </wp:inline>
+        </w:drawing>
+      </w:r>
+    </w:p>
+    <w:p>
+      <w:pPr>
+        <w:widowControl/>
+        <w:adjustRightInd w:val="0"/>
+        <w:snapToGrid w:val="0"/>
+        <w:spacing w:after="200"/>
+        <w:jc w:val="left"/>
+        <w:rPr>
+          <w:rFonts w:ascii="Tahoma" w:eastAsia="微软雅黑" w:hAnsi="Tahoma"/>
+          <w:kern w:val="0"/>
+          <w:sz w:val="22"/>
+        </w:rPr>
+      </w:pPr>
+      <w:r>
+        <w:rPr>
+          <w:rFonts w:ascii="Tahoma" w:eastAsia="微软雅黑" w:hAnsi="Tahoma" w:hint="eastAsia"/>
+          <w:kern w:val="0"/>
+          <w:sz w:val="22"/>
+        </w:rPr>
+        <w:t>&gt;</w:t>
+      </w:r>
+      <w:r>
+        <w:rPr>
+          <w:rFonts w:ascii="Tahoma" w:eastAsia="微软雅黑" w:hAnsi="Tahoma"/>
+          <w:kern w:val="0"/>
+          <w:sz w:val="22"/>
+        </w:rPr>
+        <w:t xml:space="preserve"> </w:t>
+      </w:r>
+      <w:r>
+        <w:rPr>
+          <w:rFonts w:ascii="Tahoma" w:eastAsia="微软雅黑" w:hAnsi="Tahoma" w:hint="eastAsia"/>
+          <w:kern w:val="0"/>
+          <w:sz w:val="22"/>
+        </w:rPr>
+        <w:t>由于游戏自身底层设置的关系，对话框、图片、敌人、背景都是不可分割的大层次，并且，对话框一定在图片上面。因此如果你想让图片被放在对话框上面，只能通过插件</w:t>
+      </w:r>
+      <w:r>
+        <w:rPr>
+          <w:rFonts w:ascii="Tahoma" w:eastAsia="微软雅黑" w:hAnsi="Tahoma" w:hint="eastAsia"/>
+          <w:b/>
+          <w:bCs/>
+          <w:kern w:val="0"/>
+          <w:sz w:val="22"/>
+        </w:rPr>
+        <w:t>图片</w:t>
+      </w:r>
+      <w:r>
+        <w:rPr>
+          <w:rFonts w:ascii="Tahoma" w:eastAsia="微软雅黑" w:hAnsi="Tahoma" w:hint="eastAsia"/>
+          <w:b/>
+          <w:bCs/>
+          <w:kern w:val="0"/>
+          <w:sz w:val="22"/>
+        </w:rPr>
+        <w:t>-</w:t>
+      </w:r>
+      <w:r>
+        <w:rPr>
+          <w:rFonts w:ascii="Tahoma" w:eastAsia="微软雅黑" w:hAnsi="Tahoma" w:hint="eastAsia"/>
+          <w:b/>
+          <w:bCs/>
+          <w:kern w:val="0"/>
+          <w:sz w:val="22"/>
+        </w:rPr>
+        <w:t>层级与</w:t>
+      </w:r>
+      <w:proofErr w:type="gramStart"/>
+      <w:r>
+        <w:rPr>
+          <w:rFonts w:ascii="Tahoma" w:eastAsia="微软雅黑" w:hAnsi="Tahoma" w:hint="eastAsia"/>
+          <w:b/>
+          <w:bCs/>
+          <w:kern w:val="0"/>
+          <w:sz w:val="22"/>
+        </w:rPr>
+        <w:t>堆叠级</w:t>
+      </w:r>
+      <w:proofErr w:type="gramEnd"/>
+      <w:r>
+        <w:rPr>
+          <w:rFonts w:ascii="Tahoma" w:eastAsia="微软雅黑" w:hAnsi="Tahoma" w:hint="eastAsia"/>
+          <w:kern w:val="0"/>
+          <w:sz w:val="22"/>
+        </w:rPr>
+        <w:t>来实现。</w:t>
+      </w:r>
+    </w:p>
+    <w:p>
+      <w:pPr>
+        <w:widowControl/>
+        <w:adjustRightInd w:val="0"/>
+        <w:snapToGrid w:val="0"/>
+        <w:jc w:val="left"/>
+        <w:rPr>
+          <w:rFonts w:ascii="Tahoma" w:eastAsia="微软雅黑" w:hAnsi="Tahoma"/>
+          <w:kern w:val="0"/>
+          <w:sz w:val="22"/>
+        </w:rPr>
+      </w:pPr>
+      <w:r>
+        <w:rPr>
+          <w:rFonts w:ascii="Tahoma" w:eastAsia="微软雅黑" w:hAnsi="Tahoma" w:hint="eastAsia"/>
+          <w:kern w:val="0"/>
+          <w:sz w:val="22"/>
+        </w:rPr>
+        <w:t>&gt;</w:t>
+      </w:r>
+      <w:r>
+        <w:rPr>
+          <w:rFonts w:ascii="Tahoma" w:eastAsia="微软雅黑" w:hAnsi="Tahoma"/>
+          <w:kern w:val="0"/>
+          <w:sz w:val="22"/>
+        </w:rPr>
+        <w:t xml:space="preserve"> </w:t>
+      </w:r>
+      <w:r>
+        <w:rPr>
+          <w:rFonts w:ascii="Tahoma" w:eastAsia="微软雅黑" w:hAnsi="Tahoma" w:hint="eastAsia"/>
+          <w:kern w:val="0"/>
+          <w:sz w:val="22"/>
+        </w:rPr>
+        <w:t>部分插件</w:t>
+      </w:r>
+      <w:r>
+        <w:rPr>
+          <w:rFonts w:ascii="Tahoma" w:eastAsia="微软雅黑" w:hAnsi="Tahoma" w:hint="eastAsia"/>
+          <w:kern w:val="0"/>
+          <w:sz w:val="22"/>
+        </w:rPr>
+        <w:t>的图片</w:t>
+      </w:r>
+      <w:r>
+        <w:rPr>
+          <w:rFonts w:ascii="Tahoma" w:eastAsia="微软雅黑" w:hAnsi="Tahoma" w:hint="eastAsia"/>
+          <w:kern w:val="0"/>
+          <w:sz w:val="22"/>
+        </w:rPr>
+        <w:t>可能会直接被固定在界面的某个层中，比如视频背景，是固定在下层，并且图片层级为</w:t>
+      </w:r>
+      <w:r>
+        <w:rPr>
+          <w:rFonts w:ascii="Tahoma" w:eastAsia="微软雅黑" w:hAnsi="Tahoma" w:hint="eastAsia"/>
+          <w:kern w:val="0"/>
+          <w:sz w:val="22"/>
+        </w:rPr>
+        <w:t>0</w:t>
+      </w:r>
+      <w:r>
+        <w:rPr>
+          <w:rFonts w:ascii="Tahoma" w:eastAsia="微软雅黑" w:hAnsi="Tahoma" w:hint="eastAsia"/>
+          <w:kern w:val="0"/>
+          <w:sz w:val="22"/>
+        </w:rPr>
+        <w:t>。</w:t>
+      </w:r>
+    </w:p>
+    <w:p>
+      <w:pPr>
+        <w:widowControl/>
+        <w:adjustRightInd w:val="0"/>
+        <w:snapToGrid w:val="0"/>
+        <w:spacing w:after="200"/>
+        <w:jc w:val="left"/>
+        <w:rPr>
+          <w:rFonts w:ascii="Tahoma" w:eastAsia="微软雅黑" w:hAnsi="Tahoma"/>
+          <w:kern w:val="0"/>
+          <w:sz w:val="22"/>
+        </w:rPr>
+      </w:pPr>
+      <w:r>
+        <w:rPr>
+          <w:rFonts w:ascii="Tahoma" w:eastAsia="微软雅黑" w:hAnsi="Tahoma" w:hint="eastAsia"/>
+          <w:kern w:val="0"/>
+          <w:sz w:val="22"/>
+        </w:rPr>
+        <w:t>（图片层级也称</w:t>
+      </w:r>
+      <w:proofErr w:type="gramStart"/>
+      <w:r>
+        <w:rPr>
+          <w:rFonts w:ascii="Tahoma" w:eastAsia="微软雅黑" w:hAnsi="Tahoma"/>
+          <w:kern w:val="0"/>
+          <w:sz w:val="22"/>
+        </w:rPr>
+        <w:t>”</w:t>
+      </w:r>
+      <w:proofErr w:type="gramEnd"/>
+      <w:r>
+        <w:rPr>
+          <w:rFonts w:ascii="Tahoma" w:eastAsia="微软雅黑" w:hAnsi="Tahoma" w:hint="eastAsia"/>
+          <w:kern w:val="0"/>
+          <w:sz w:val="22"/>
+        </w:rPr>
+        <w:t>堆叠级</w:t>
+      </w:r>
+      <w:proofErr w:type="gramStart"/>
+      <w:r>
+        <w:rPr>
+          <w:rFonts w:ascii="Tahoma" w:eastAsia="微软雅黑" w:hAnsi="Tahoma"/>
+          <w:kern w:val="0"/>
+          <w:sz w:val="22"/>
+        </w:rPr>
+        <w:t>”</w:t>
+      </w:r>
+      <w:proofErr w:type="gramEnd"/>
+      <w:r>
+        <w:rPr>
+          <w:rFonts w:ascii="Tahoma" w:eastAsia="微软雅黑" w:hAnsi="Tahoma" w:hint="eastAsia"/>
+          <w:kern w:val="0"/>
+          <w:sz w:val="22"/>
+        </w:rPr>
+        <w:t>，可以去看</w:t>
+      </w:r>
+      <w:proofErr w:type="gramStart"/>
+      <w:r>
+        <w:rPr>
+          <w:rFonts w:ascii="Tahoma" w:eastAsia="微软雅黑" w:hAnsi="Tahoma"/>
+          <w:kern w:val="0"/>
+          <w:sz w:val="22"/>
+        </w:rPr>
+        <w:t>”</w:t>
+      </w:r>
+      <w:proofErr w:type="gramEnd"/>
+      <w:r>
+        <w:rPr>
+          <w:rFonts w:ascii="Tahoma" w:eastAsia="微软雅黑" w:hAnsi="Tahoma"/>
+          <w:color w:val="0070C0"/>
+          <w:kern w:val="0"/>
+          <w:sz w:val="22"/>
+        </w:rPr>
+        <w:t>0.</w:t>
+      </w:r>
+      <w:r>
+        <w:rPr>
+          <w:rFonts w:ascii="Tahoma" w:eastAsia="微软雅黑" w:hAnsi="Tahoma"/>
+          <w:color w:val="0070C0"/>
+          <w:kern w:val="0"/>
+          <w:sz w:val="22"/>
+        </w:rPr>
+        <w:t>基本定义</w:t>
+      </w:r>
+      <w:r>
+        <w:rPr>
+          <w:rFonts w:ascii="Tahoma" w:eastAsia="微软雅黑" w:hAnsi="Tahoma" w:hint="eastAsia"/>
+          <w:color w:val="0070C0"/>
+          <w:kern w:val="0"/>
+          <w:sz w:val="22"/>
+        </w:rPr>
+        <w:t xml:space="preserve"> &gt; </w:t>
+      </w:r>
+      <w:r>
+        <w:rPr>
+          <w:rFonts w:ascii="Tahoma" w:eastAsia="微软雅黑" w:hAnsi="Tahoma" w:hint="eastAsia"/>
+          <w:color w:val="0070C0"/>
+          <w:kern w:val="0"/>
+          <w:sz w:val="22"/>
+        </w:rPr>
+        <w:t>界面</w:t>
+      </w:r>
+      <w:r>
+        <w:rPr>
+          <w:rFonts w:ascii="Tahoma" w:eastAsia="微软雅黑" w:hAnsi="Tahoma"/>
+          <w:color w:val="0070C0"/>
+          <w:kern w:val="0"/>
+          <w:sz w:val="22"/>
+        </w:rPr>
+        <w:t>.docx</w:t>
+      </w:r>
+      <w:proofErr w:type="gramStart"/>
+      <w:r>
+        <w:rPr>
+          <w:rFonts w:ascii="Tahoma" w:eastAsia="微软雅黑" w:hAnsi="Tahoma"/>
+          <w:kern w:val="0"/>
+          <w:sz w:val="22"/>
+        </w:rPr>
+        <w:t>”</w:t>
+      </w:r>
+      <w:proofErr w:type="gramEnd"/>
+      <w:r>
+        <w:rPr>
+          <w:rFonts w:ascii="Tahoma" w:eastAsia="微软雅黑" w:hAnsi="Tahoma" w:hint="eastAsia"/>
+          <w:kern w:val="0"/>
+          <w:sz w:val="22"/>
+        </w:rPr>
+        <w:t>的</w:t>
+      </w:r>
+      <w:r>
+        <w:rPr>
+          <w:rFonts w:ascii="Tahoma" w:eastAsia="微软雅黑" w:hAnsi="Tahoma" w:hint="eastAsia"/>
+          <w:color w:val="0070C0"/>
+          <w:kern w:val="0"/>
+          <w:sz w:val="22"/>
+        </w:rPr>
+        <w:t>层级与</w:t>
+      </w:r>
+      <w:proofErr w:type="gramStart"/>
+      <w:r>
+        <w:rPr>
+          <w:rFonts w:ascii="Tahoma" w:eastAsia="微软雅黑" w:hAnsi="Tahoma" w:hint="eastAsia"/>
+          <w:color w:val="0070C0"/>
+          <w:kern w:val="0"/>
+          <w:sz w:val="22"/>
+        </w:rPr>
+        <w:t>堆叠级</w:t>
+      </w:r>
+      <w:proofErr w:type="gramEnd"/>
+      <w:r>
+        <w:rPr>
+          <w:rFonts w:ascii="Tahoma" w:eastAsia="微软雅黑" w:hAnsi="Tahoma" w:hint="eastAsia"/>
+          <w:kern w:val="0"/>
+          <w:sz w:val="22"/>
+        </w:rPr>
+        <w:t>章节）</w:t>
+      </w:r>
+    </w:p>
+    <w:p>
+      <w:pPr>
+        <w:widowControl/>
+        <w:adjustRightInd w:val="0"/>
+        <w:snapToGrid w:val="0"/>
+        <w:spacing w:after="200"/>
+        <w:jc w:val="left"/>
+        <w:rPr>
+          <w:rFonts w:ascii="Tahoma" w:eastAsia="微软雅黑" w:hAnsi="Tahoma"/>
+          <w:kern w:val="0"/>
+          <w:sz w:val="22"/>
+        </w:rPr>
+      </w:pPr>
+      <w:r>
+        <w:rPr>
+          <w:rFonts w:ascii="Tahoma" w:eastAsia="微软雅黑" w:hAnsi="Tahoma" w:hint="eastAsia"/>
+          <w:kern w:val="0"/>
+          <w:sz w:val="22"/>
+        </w:rPr>
+        <w:t>&gt;</w:t>
+      </w:r>
+      <w:r>
+        <w:rPr>
+          <w:rFonts w:ascii="Tahoma" w:eastAsia="微软雅黑" w:hAnsi="Tahoma"/>
+          <w:kern w:val="0"/>
+          <w:sz w:val="22"/>
+        </w:rPr>
+        <w:t xml:space="preserve"> </w:t>
+      </w:r>
+      <w:r>
+        <w:rPr>
+          <w:rFonts w:ascii="Tahoma" w:eastAsia="微软雅黑" w:hAnsi="Tahoma" w:hint="eastAsia"/>
+          <w:kern w:val="0"/>
+          <w:sz w:val="22"/>
+        </w:rPr>
+        <w:t>如果你不想要</w:t>
+      </w:r>
+      <w:r>
+        <w:rPr>
+          <w:rFonts w:ascii="Tahoma" w:eastAsia="微软雅黑" w:hAnsi="Tahoma" w:hint="eastAsia"/>
+          <w:kern w:val="0"/>
+          <w:sz w:val="22"/>
+        </w:rPr>
+        <w:t>战斗</w:t>
+      </w:r>
+      <w:r>
+        <w:rPr>
+          <w:rFonts w:ascii="Tahoma" w:eastAsia="微软雅黑" w:hAnsi="Tahoma" w:hint="eastAsia"/>
+          <w:kern w:val="0"/>
+          <w:sz w:val="22"/>
+        </w:rPr>
+        <w:t>背景，可以直接在下层设置完全不透明的背景，挡住就可以了。</w:t>
+      </w:r>
+    </w:p>
+    <w:tbl>
+      <w:tblPr>
+        <w:tblStyle w:val="af"/>
+        <w:tblW w:w="0" w:type="auto"/>
+        <w:shd w:val="clear" w:color="auto" w:fill="DEEAF6" w:themeFill="accent1" w:themeFillTint="33"/>
+        <w:tblLook w:val="04A0" w:firstRow="1" w:lastRow="0" w:firstColumn="1" w:lastColumn="0" w:noHBand="0" w:noVBand="1"/>
+      </w:tblPr>
+      <w:tblGrid>
+        <w:gridCol w:w="8522"/>
+      </w:tblGrid>
+      <w:tr>
+        <w:tc>
+          <w:tcPr>
+            <w:tcW w:w="8522" w:type="dxa"/>
+            <w:shd w:val="clear" w:color="auto" w:fill="DEEAF6" w:themeFill="accent1" w:themeFillTint="33"/>
+          </w:tcPr>
+          <w:p>
+            <w:pPr>
+              <w:widowControl/>
+              <w:adjustRightInd w:val="0"/>
+              <w:snapToGrid w:val="0"/>
+              <w:jc w:val="left"/>
+              <w:rPr>
+                <w:rFonts w:ascii="Tahoma" w:eastAsia="微软雅黑" w:hAnsi="Tahoma"/>
+                <w:kern w:val="0"/>
+                <w:sz w:val="22"/>
+              </w:rPr>
+            </w:pPr>
+            <w:r>
+              <w:rPr>
+                <w:rFonts w:ascii="Tahoma" w:eastAsia="微软雅黑" w:hAnsi="Tahoma" w:hint="eastAsia"/>
+                <w:kern w:val="0"/>
+                <w:sz w:val="22"/>
+              </w:rPr>
+              <w:t>战斗界面中，还存在一个特殊的层级：天窗层。</w:t>
+            </w:r>
+          </w:p>
+          <w:p>
+            <w:pPr>
+              <w:widowControl/>
+              <w:adjustRightInd w:val="0"/>
+              <w:snapToGrid w:val="0"/>
+              <w:jc w:val="left"/>
+              <w:rPr>
+                <w:rFonts w:ascii="Tahoma" w:eastAsia="微软雅黑" w:hAnsi="Tahoma"/>
+                <w:kern w:val="0"/>
+                <w:sz w:val="22"/>
+              </w:rPr>
+            </w:pPr>
+            <w:r>
+              <w:rPr>
+                <w:rFonts w:ascii="Tahoma" w:eastAsia="微软雅黑" w:hAnsi="Tahoma" w:hint="eastAsia"/>
+                <w:kern w:val="0"/>
+                <w:sz w:val="22"/>
+              </w:rPr>
+              <w:t>可以去了解下装饰说明文档：“</w:t>
+            </w:r>
+            <w:r>
+              <w:rPr>
+                <w:rFonts w:ascii="Tahoma" w:eastAsia="微软雅黑" w:hAnsi="Tahoma" w:hint="eastAsia"/>
+                <w:color w:val="0070C0"/>
+                <w:kern w:val="0"/>
+                <w:sz w:val="22"/>
+              </w:rPr>
+              <w:t>17.</w:t>
+            </w:r>
+            <w:r>
+              <w:rPr>
+                <w:rFonts w:ascii="Tahoma" w:eastAsia="微软雅黑" w:hAnsi="Tahoma" w:hint="eastAsia"/>
+                <w:color w:val="0070C0"/>
+                <w:kern w:val="0"/>
+                <w:sz w:val="22"/>
+              </w:rPr>
+              <w:t>主菜单</w:t>
+            </w:r>
+            <w:r>
+              <w:rPr>
+                <w:rFonts w:ascii="Tahoma" w:eastAsia="微软雅黑" w:hAnsi="Tahoma" w:hint="eastAsia"/>
+                <w:color w:val="0070C0"/>
+                <w:kern w:val="0"/>
+                <w:sz w:val="22"/>
+              </w:rPr>
+              <w:t xml:space="preserve"> </w:t>
+            </w:r>
+            <w:r>
+              <w:rPr>
+                <w:rFonts w:ascii="Tahoma" w:eastAsia="微软雅黑" w:hAnsi="Tahoma"/>
+                <w:color w:val="0070C0"/>
+                <w:kern w:val="0"/>
+                <w:sz w:val="22"/>
+              </w:rPr>
+              <w:t>&gt;</w:t>
+            </w:r>
+            <w:r>
+              <w:rPr>
+                <w:rFonts w:ascii="Tahoma" w:eastAsia="微软雅黑" w:hAnsi="Tahoma" w:hint="eastAsia"/>
+                <w:color w:val="0070C0"/>
+                <w:kern w:val="0"/>
+                <w:sz w:val="22"/>
+              </w:rPr>
+              <w:t xml:space="preserve"> </w:t>
+            </w:r>
+            <w:r>
+              <w:rPr>
+                <w:rFonts w:ascii="Tahoma" w:eastAsia="微软雅黑" w:hAnsi="Tahoma" w:hint="eastAsia"/>
+                <w:color w:val="0070C0"/>
+                <w:kern w:val="0"/>
+                <w:sz w:val="22"/>
+              </w:rPr>
+              <w:t>多层组合装饰（界面装饰</w:t>
+            </w:r>
+            <w:r>
+              <w:rPr>
+                <w:rFonts w:ascii="Tahoma" w:eastAsia="微软雅黑" w:hAnsi="Tahoma" w:hint="eastAsia"/>
+                <w:color w:val="0070C0"/>
+                <w:kern w:val="0"/>
+                <w:sz w:val="22"/>
+              </w:rPr>
+              <w:t>-</w:t>
+            </w:r>
+            <w:r>
+              <w:rPr>
+                <w:rFonts w:ascii="Tahoma" w:eastAsia="微软雅黑" w:hAnsi="Tahoma" w:hint="eastAsia"/>
+                <w:color w:val="0070C0"/>
+                <w:kern w:val="0"/>
+                <w:sz w:val="22"/>
+              </w:rPr>
+              <w:t>天窗层）</w:t>
+            </w:r>
+            <w:r>
+              <w:rPr>
+                <w:rFonts w:ascii="Tahoma" w:eastAsia="微软雅黑" w:hAnsi="Tahoma" w:hint="eastAsia"/>
+                <w:color w:val="0070C0"/>
+                <w:kern w:val="0"/>
+                <w:sz w:val="22"/>
+              </w:rPr>
+              <w:t>.docx</w:t>
+            </w:r>
+            <w:r>
+              <w:rPr>
+                <w:rFonts w:ascii="Tahoma" w:eastAsia="微软雅黑" w:hAnsi="Tahoma" w:hint="eastAsia"/>
+                <w:kern w:val="0"/>
+                <w:sz w:val="22"/>
+              </w:rPr>
+              <w:t>”</w:t>
+            </w:r>
+          </w:p>
+        </w:tc>
+      </w:tr>
+    </w:tbl>
+    <w:p>
+      <w:pPr>
+        <w:pStyle w:val="4"/>
+        <w:rPr>
+          <w:rFonts w:hint="eastAsia"/>
+        </w:rPr>
+      </w:pPr>
+      <w:bookmarkStart w:id="2" w:name="_2）底图说明"/>
+      <w:bookmarkEnd w:id="2"/>
+      <w:r>
+        <w:lastRenderedPageBreak/>
+        <w:t>2</w:t>
+      </w:r>
+      <w:r>
+        <w:rPr>
+          <w:rFonts w:hint="eastAsia"/>
+        </w:rPr>
+        <w:t>）底图说明</w:t>
+      </w:r>
+    </w:p>
+    <w:p>
+      <w:pPr>
+        <w:widowControl/>
+        <w:adjustRightInd w:val="0"/>
+        <w:snapToGrid w:val="0"/>
+        <w:jc w:val="left"/>
+        <w:rPr>
+          <w:rFonts w:ascii="Tahoma" w:eastAsia="微软雅黑" w:hAnsi="Tahoma"/>
+          <w:kern w:val="0"/>
+          <w:sz w:val="22"/>
+        </w:rPr>
+      </w:pPr>
+      <w:r>
+        <w:rPr>
+          <w:rFonts w:ascii="Tahoma" w:eastAsia="微软雅黑" w:hAnsi="Tahoma" w:hint="eastAsia"/>
+          <w:kern w:val="0"/>
+          <w:sz w:val="22"/>
+        </w:rPr>
+        <w:t>底图是</w:t>
+      </w:r>
+      <w:r>
+        <w:rPr>
+          <w:rFonts w:ascii="Tahoma" w:eastAsia="微软雅黑" w:hAnsi="Tahoma" w:hint="eastAsia"/>
+          <w:kern w:val="0"/>
+          <w:sz w:val="22"/>
+        </w:rPr>
+        <w:t>战斗</w:t>
+      </w:r>
+      <w:r>
+        <w:rPr>
+          <w:rFonts w:ascii="Tahoma" w:eastAsia="微软雅黑" w:hAnsi="Tahoma" w:hint="eastAsia"/>
+          <w:kern w:val="0"/>
+          <w:sz w:val="22"/>
+        </w:rPr>
+        <w:t>层级的底层</w:t>
+      </w:r>
+      <w:r>
+        <w:rPr>
+          <w:rFonts w:ascii="Tahoma" w:eastAsia="微软雅黑" w:hAnsi="Tahoma" w:hint="eastAsia"/>
+          <w:kern w:val="0"/>
+          <w:sz w:val="22"/>
+        </w:rPr>
+        <w:t>功能</w:t>
+      </w:r>
+      <w:r>
+        <w:rPr>
+          <w:rFonts w:ascii="Tahoma" w:eastAsia="微软雅黑" w:hAnsi="Tahoma" w:hint="eastAsia"/>
+          <w:kern w:val="0"/>
+          <w:sz w:val="22"/>
+        </w:rPr>
+        <w:t>，</w:t>
+      </w:r>
+      <w:r>
+        <w:rPr>
+          <w:rFonts w:ascii="Tahoma" w:eastAsia="微软雅黑" w:hAnsi="Tahoma" w:hint="eastAsia"/>
+          <w:kern w:val="0"/>
+          <w:sz w:val="22"/>
+        </w:rPr>
+        <w:t>用于显示</w:t>
+      </w:r>
+      <w:r>
+        <w:rPr>
+          <w:rFonts w:ascii="Tahoma" w:eastAsia="微软雅黑" w:hAnsi="Tahoma" w:hint="eastAsia"/>
+          <w:kern w:val="0"/>
+          <w:sz w:val="22"/>
+        </w:rPr>
+        <w:t xml:space="preserve"> </w:t>
+      </w:r>
+      <w:r>
+        <w:rPr>
+          <w:rFonts w:ascii="Tahoma" w:eastAsia="微软雅黑" w:hAnsi="Tahoma" w:hint="eastAsia"/>
+          <w:kern w:val="0"/>
+          <w:sz w:val="22"/>
+        </w:rPr>
+        <w:t>地图界面</w:t>
+      </w:r>
+      <w:r>
+        <w:rPr>
+          <w:rFonts w:ascii="Tahoma" w:eastAsia="微软雅黑" w:hAnsi="Tahoma" w:hint="eastAsia"/>
+          <w:kern w:val="0"/>
+          <w:sz w:val="22"/>
+        </w:rPr>
+        <w:t xml:space="preserve"> </w:t>
+      </w:r>
+      <w:r>
+        <w:rPr>
+          <w:rFonts w:ascii="Tahoma" w:eastAsia="微软雅黑" w:hAnsi="Tahoma" w:hint="eastAsia"/>
+          <w:kern w:val="0"/>
+          <w:sz w:val="22"/>
+        </w:rPr>
+        <w:t>的</w:t>
+      </w:r>
+      <w:r>
+        <w:rPr>
+          <w:rFonts w:ascii="Tahoma" w:eastAsia="微软雅黑" w:hAnsi="Tahoma" w:hint="eastAsia"/>
+          <w:b/>
+          <w:bCs/>
+          <w:kern w:val="0"/>
+          <w:sz w:val="22"/>
+        </w:rPr>
+        <w:t>模糊图像</w:t>
+      </w:r>
+      <w:r>
+        <w:rPr>
+          <w:rFonts w:ascii="Tahoma" w:eastAsia="微软雅黑" w:hAnsi="Tahoma" w:hint="eastAsia"/>
+          <w:kern w:val="0"/>
+          <w:sz w:val="22"/>
+        </w:rPr>
+        <w:t>。</w:t>
+      </w:r>
+    </w:p>
+    <w:p>
+      <w:pPr>
+        <w:widowControl/>
+        <w:adjustRightInd w:val="0"/>
+        <w:snapToGrid w:val="0"/>
+        <w:spacing w:after="200"/>
+        <w:jc w:val="left"/>
+        <w:rPr>
+          <w:rFonts w:ascii="Tahoma" w:eastAsia="微软雅黑" w:hAnsi="Tahoma"/>
+          <w:kern w:val="0"/>
+          <w:sz w:val="22"/>
+        </w:rPr>
+      </w:pPr>
+      <w:r>
+        <w:rPr>
+          <w:rFonts w:ascii="Tahoma" w:eastAsia="微软雅黑" w:hAnsi="Tahoma" w:hint="eastAsia"/>
+          <w:kern w:val="0"/>
+          <w:sz w:val="22"/>
+        </w:rPr>
+        <w:t>（清空所有战斗装饰时，能看见底图）</w:t>
+      </w:r>
+    </w:p>
+    <w:p>
+      <w:pPr>
+        <w:widowControl/>
+        <w:adjustRightInd w:val="0"/>
+        <w:snapToGrid w:val="0"/>
+        <w:jc w:val="left"/>
+        <w:rPr>
+          <w:rFonts w:ascii="Tahoma" w:eastAsia="微软雅黑" w:hAnsi="Tahoma"/>
+          <w:kern w:val="0"/>
+          <w:sz w:val="22"/>
+        </w:rPr>
+      </w:pPr>
+      <w:r>
+        <w:rPr>
+          <w:rFonts w:ascii="Tahoma" w:eastAsia="微软雅黑" w:hAnsi="Tahoma" w:hint="eastAsia"/>
+          <w:kern w:val="0"/>
+          <w:sz w:val="22"/>
+        </w:rPr>
+        <w:t>这个图像的作用是让你感觉自己像在地图界面。</w:t>
+      </w:r>
+    </w:p>
+    <w:p>
+      <w:pPr>
+        <w:widowControl/>
+        <w:adjustRightInd w:val="0"/>
+        <w:snapToGrid w:val="0"/>
+        <w:jc w:val="left"/>
+        <w:rPr>
+          <w:rFonts w:ascii="Tahoma" w:eastAsia="微软雅黑" w:hAnsi="Tahoma"/>
+          <w:kern w:val="0"/>
+          <w:sz w:val="22"/>
+        </w:rPr>
+      </w:pPr>
+      <w:r>
+        <w:rPr>
+          <w:rFonts w:ascii="Tahoma" w:eastAsia="微软雅黑" w:hAnsi="Tahoma" w:hint="eastAsia"/>
+          <w:kern w:val="0"/>
+          <w:sz w:val="22"/>
+        </w:rPr>
+        <w:t>然而，战斗界面的敌人图像明显大的多，所以这里的底图反而很突兀，所以默认涂黑。</w:t>
+      </w:r>
+    </w:p>
+    <w:p>
+      <w:pPr>
+        <w:widowControl/>
+        <w:jc w:val="center"/>
+        <w:rPr>
+          <w:rFonts w:ascii="宋体" w:eastAsia="宋体" w:hAnsi="宋体" w:cs="宋体" w:hint="eastAsia"/>
+          <w:kern w:val="0"/>
+          <w:sz w:val="24"/>
+          <w:szCs w:val="24"/>
+        </w:rPr>
+      </w:pPr>
+      <w:r>
+        <w:rPr>
+          <w:noProof/>
+        </w:rPr>
+        <w:drawing>
+          <wp:inline distT="0" distB="0" distL="0" distR="0" wp14:anchorId="66710C4E" wp14:editId="19F207D2">
+            <wp:extent cx="4290060" cy="3360420"/>
+            <wp:effectExtent l="0" t="0" r="0" b="0"/>
+            <wp:docPr id="354458581" name="图片 14"/>
+            <wp:cNvGraphicFramePr>
+              <a:graphicFrameLocks xmlns:a="http://schemas.openxmlformats.org/drawingml/2006/main" noChangeAspect="1"/>
+            </wp:cNvGraphicFramePr>
+            <a:graphic xmlns:a="http://schemas.openxmlformats.org/drawingml/2006/main">
+              <a:graphicData uri="http://schemas.openxmlformats.org/drawingml/2006/picture">
+                <pic:pic xmlns:pic="http://schemas.openxmlformats.org/drawingml/2006/picture">
+                  <pic:nvPicPr>
+                    <pic:cNvPr id="0" name="Picture 27"/>
+                    <pic:cNvPicPr>
+                      <a:picLocks noChangeAspect="1" noChangeArrowheads="1"/>
+                    </pic:cNvPicPr>
+                  </pic:nvPicPr>
+                  <pic:blipFill>
+                    <a:blip r:embed="rId12">
+                      <a:extLst>
+                        <a:ext uri="{28A0092B-C50C-407E-A947-70E740481C1C}">
+                          <a14:useLocalDpi xmlns:a14="http://schemas.microsoft.com/office/drawing/2010/main" val="0"/>
+                        </a:ext>
+                      </a:extLst>
+                    </a:blip>
+                    <a:srcRect/>
+                    <a:stretch>
+                      <a:fillRect/>
+                    </a:stretch>
+                  </pic:blipFill>
+                  <pic:spPr bwMode="auto">
+                    <a:xfrm>
+                      <a:off x="0" y="0"/>
+                      <a:ext cx="4290060" cy="3360420"/>
+                    </a:xfrm>
+                    <a:prstGeom prst="rect">
+                      <a:avLst/>
+                    </a:prstGeom>
+                    <a:noFill/>
+                    <a:ln>
+                      <a:noFill/>
+                    </a:ln>
+                  </pic:spPr>
+                </pic:pic>
+              </a:graphicData>
+            </a:graphic>
+          </wp:inline>
+        </w:drawing>
+      </w:r>
+    </w:p>
+    <w:p>
+      <w:pPr>
+        <w:widowControl/>
+        <w:adjustRightInd w:val="0"/>
+        <w:snapToGrid w:val="0"/>
+        <w:jc w:val="left"/>
+        <w:rPr>
+          <w:rFonts w:ascii="Tahoma" w:eastAsia="微软雅黑" w:hAnsi="Tahoma"/>
+          <w:kern w:val="0"/>
+          <w:sz w:val="22"/>
+        </w:rPr>
+      </w:pPr>
+      <w:r>
+        <w:rPr>
+          <w:rFonts w:ascii="Tahoma" w:eastAsia="微软雅黑" w:hAnsi="Tahoma" w:hint="eastAsia"/>
+          <w:kern w:val="0"/>
+          <w:sz w:val="22"/>
+        </w:rPr>
+        <w:t>如果你不想看到底图，你可以把它涂黑，通过插件修改：</w:t>
+      </w:r>
+    </w:p>
+    <w:p>
+      <w:pPr>
+        <w:widowControl/>
+        <w:adjustRightInd w:val="0"/>
+        <w:snapToGrid w:val="0"/>
+        <w:jc w:val="left"/>
+        <w:rPr>
+          <w:rFonts w:ascii="Tahoma" w:eastAsia="微软雅黑" w:hAnsi="Tahoma"/>
+          <w:kern w:val="0"/>
+          <w:sz w:val="22"/>
+        </w:rPr>
+      </w:pPr>
+      <w:r>
+        <w:rPr>
+          <w:rFonts w:ascii="Tahoma" w:eastAsia="微软雅黑" w:hAnsi="Tahoma"/>
+          <w:kern w:val="0"/>
+          <w:sz w:val="22"/>
+        </w:rPr>
+        <w:tab/>
+      </w:r>
+      <w:r>
+        <w:rPr>
+          <w:rFonts w:ascii="Tahoma" w:eastAsia="微软雅黑" w:hAnsi="Tahoma" w:hint="eastAsia"/>
+          <w:kern w:val="0"/>
+          <w:sz w:val="22"/>
+        </w:rPr>
+        <w:t>◆</w:t>
+      </w:r>
+      <w:proofErr w:type="spellStart"/>
+      <w:r>
+        <w:rPr>
+          <w:rFonts w:ascii="Tahoma" w:eastAsia="微软雅黑" w:hAnsi="Tahoma"/>
+          <w:kern w:val="0"/>
+          <w:sz w:val="22"/>
+        </w:rPr>
+        <w:t>Drill_</w:t>
+      </w:r>
+      <w:r>
+        <w:rPr>
+          <w:rFonts w:ascii="Tahoma" w:eastAsia="微软雅黑" w:hAnsi="Tahoma" w:hint="eastAsia"/>
+          <w:kern w:val="0"/>
+          <w:sz w:val="22"/>
+        </w:rPr>
+        <w:t>Battle</w:t>
+      </w:r>
+      <w:r>
+        <w:rPr>
+          <w:rFonts w:ascii="Tahoma" w:eastAsia="微软雅黑" w:hAnsi="Tahoma"/>
+          <w:kern w:val="0"/>
+          <w:sz w:val="22"/>
+        </w:rPr>
+        <w:t>Background</w:t>
+      </w:r>
+      <w:proofErr w:type="spellEnd"/>
+      <w:r>
+        <w:rPr>
+          <w:rFonts w:ascii="Tahoma" w:eastAsia="微软雅黑" w:hAnsi="Tahoma"/>
+          <w:kern w:val="0"/>
+          <w:sz w:val="22"/>
+        </w:rPr>
+        <w:tab/>
+      </w:r>
+      <w:r>
+        <w:rPr>
+          <w:rFonts w:ascii="Tahoma" w:eastAsia="微软雅黑" w:hAnsi="Tahoma"/>
+          <w:kern w:val="0"/>
+          <w:sz w:val="22"/>
+        </w:rPr>
+        <w:tab/>
+      </w:r>
+      <w:r>
+        <w:rPr>
+          <w:rFonts w:ascii="Tahoma" w:eastAsia="微软雅黑" w:hAnsi="Tahoma"/>
+          <w:kern w:val="0"/>
+          <w:sz w:val="22"/>
+        </w:rPr>
+        <w:tab/>
+      </w:r>
+      <w:r>
+        <w:rPr>
+          <w:rFonts w:ascii="Tahoma" w:eastAsia="微软雅黑" w:hAnsi="Tahoma"/>
+          <w:kern w:val="0"/>
+          <w:sz w:val="22"/>
+        </w:rPr>
+        <w:tab/>
+      </w:r>
+      <w:r>
+        <w:rPr>
+          <w:rFonts w:ascii="Tahoma" w:eastAsia="微软雅黑" w:hAnsi="Tahoma" w:hint="eastAsia"/>
+          <w:kern w:val="0"/>
+          <w:sz w:val="22"/>
+        </w:rPr>
+        <w:t>战斗</w:t>
+      </w:r>
+      <w:r>
+        <w:rPr>
+          <w:rFonts w:ascii="Tahoma" w:eastAsia="微软雅黑" w:hAnsi="Tahoma"/>
+          <w:kern w:val="0"/>
+          <w:sz w:val="22"/>
+        </w:rPr>
+        <w:t xml:space="preserve"> -</w:t>
+      </w:r>
+      <w:r>
+        <w:rPr>
+          <w:rFonts w:ascii="Tahoma" w:eastAsia="微软雅黑" w:hAnsi="Tahoma"/>
+          <w:kern w:val="0"/>
+          <w:sz w:val="22"/>
+        </w:rPr>
+        <w:t xml:space="preserve"> </w:t>
+      </w:r>
+      <w:r>
+        <w:rPr>
+          <w:rFonts w:ascii="Tahoma" w:eastAsia="微软雅黑" w:hAnsi="Tahoma" w:hint="eastAsia"/>
+          <w:kern w:val="0"/>
+          <w:sz w:val="22"/>
+        </w:rPr>
+        <w:t>多层</w:t>
+      </w:r>
+      <w:r>
+        <w:rPr>
+          <w:rFonts w:ascii="Tahoma" w:eastAsia="微软雅黑" w:hAnsi="Tahoma" w:hint="eastAsia"/>
+          <w:kern w:val="0"/>
+          <w:sz w:val="22"/>
+        </w:rPr>
+        <w:t>战斗</w:t>
+      </w:r>
+      <w:r>
+        <w:rPr>
+          <w:rFonts w:ascii="Tahoma" w:eastAsia="微软雅黑" w:hAnsi="Tahoma" w:hint="eastAsia"/>
+          <w:kern w:val="0"/>
+          <w:sz w:val="22"/>
+        </w:rPr>
+        <w:t>背景</w:t>
+      </w:r>
+    </w:p>
+    <w:p>
+      <w:pPr>
+        <w:widowControl/>
+        <w:jc w:val="center"/>
+        <w:rPr>
+          <w:rFonts w:ascii="宋体" w:eastAsia="宋体" w:hAnsi="宋体" w:cs="宋体" w:hint="eastAsia"/>
+          <w:kern w:val="0"/>
+          <w:sz w:val="24"/>
+          <w:szCs w:val="24"/>
+        </w:rPr>
+      </w:pPr>
+      <w:r>
+        <w:rPr>
+          <w:noProof/>
+        </w:rPr>
+        <w:drawing>
+          <wp:inline distT="0" distB="0" distL="0" distR="0" wp14:anchorId="7522C3F3" wp14:editId="51C4381D">
+            <wp:extent cx="4160520" cy="2814073"/>
+            <wp:effectExtent l="0" t="0" r="0" b="5715"/>
+            <wp:docPr id="5334590" name="图片 15"/>
+            <wp:cNvGraphicFramePr>
+              <a:graphicFrameLocks xmlns:a="http://schemas.openxmlformats.org/drawingml/2006/main" noChangeAspect="1"/>
+            </wp:cNvGraphicFramePr>
+            <a:graphic xmlns:a="http://schemas.openxmlformats.org/drawingml/2006/main">
+              <a:graphicData uri="http://schemas.openxmlformats.org/drawingml/2006/picture">
+                <pic:pic xmlns:pic="http://schemas.openxmlformats.org/drawingml/2006/picture">
+                  <pic:nvPicPr>
+                    <pic:cNvPr id="0" name="Picture 29"/>
+                    <pic:cNvPicPr>
+                      <a:picLocks noChangeAspect="1" noChangeArrowheads="1"/>
+                    </pic:cNvPicPr>
+                  </pic:nvPicPr>
+                  <pic:blipFill>
+                    <a:blip r:embed="rId13">
+                      <a:extLst>
+                        <a:ext uri="{28A0092B-C50C-407E-A947-70E740481C1C}">
+                          <a14:useLocalDpi xmlns:a14="http://schemas.microsoft.com/office/drawing/2010/main" val="0"/>
+                        </a:ext>
+                      </a:extLst>
+                    </a:blip>
+                    <a:srcRect/>
+                    <a:stretch>
+                      <a:fillRect/>
+                    </a:stretch>
+                  </pic:blipFill>
+                  <pic:spPr bwMode="auto">
+                    <a:xfrm>
+                      <a:off x="0" y="0"/>
+                      <a:ext cx="4164336" cy="2816654"/>
+                    </a:xfrm>
+                    <a:prstGeom prst="rect">
+                      <a:avLst/>
+                    </a:prstGeom>
+                    <a:noFill/>
+                    <a:ln>
+                      <a:noFill/>
+                    </a:ln>
+                  </pic:spPr>
+                </pic:pic>
+              </a:graphicData>
+            </a:graphic>
+          </wp:inline>
+        </w:drawing>
+      </w:r>
+    </w:p>
+    <w:p>
+      <w:pPr>
+        <w:widowControl/>
+        <w:adjustRightInd w:val="0"/>
+        <w:snapToGrid w:val="0"/>
+        <w:spacing w:after="200"/>
+        <w:jc w:val="left"/>
+        <w:rPr>
+          <w:rFonts w:ascii="Tahoma" w:eastAsia="微软雅黑" w:hAnsi="Tahoma"/>
+          <w:kern w:val="0"/>
+          <w:sz w:val="22"/>
+        </w:rPr>
+      </w:pPr>
+    </w:p>
+    <w:p>
+      <w:pPr>
+        <w:widowControl/>
+        <w:jc w:val="left"/>
+        <w:rPr>
+          <w:rFonts w:ascii="Tahoma" w:eastAsia="微软雅黑" w:hAnsi="Tahoma"/>
+          <w:kern w:val="0"/>
+          <w:sz w:val="22"/>
+        </w:rPr>
+      </w:pPr>
+      <w:r>
+        <w:rPr>
+          <w:rFonts w:ascii="Tahoma" w:eastAsia="微软雅黑" w:hAnsi="Tahoma"/>
+          <w:kern w:val="0"/>
+          <w:sz w:val="22"/>
+        </w:rPr>
+        <w:br w:type="page"/>
+      </w:r>
+    </w:p>
+    <w:p>
+      <w:pPr>
+        <w:pStyle w:val="3"/>
+        <w:rPr>
+          <w:rFonts w:hint="eastAsia"/>
+        </w:rPr>
+      </w:pPr>
+      <w:bookmarkStart w:id="3" w:name="_静态装饰设计"/>
       <w:bookmarkEnd w:id="1"/>
+      <w:bookmarkEnd w:id="3"/>
+      <w:r>
+        <w:rPr>
+          <w:rFonts w:hint="eastAsia"/>
+        </w:rPr>
+        <w:lastRenderedPageBreak/>
+        <w:t>静态装饰设计</w:t>
+      </w:r>
     </w:p>
     <w:p>
       <w:pPr>
@@ -1904,8 +3780,8 @@
           <w:rFonts w:hint="eastAsia"/>
         </w:rPr>
       </w:pPr>
-      <w:bookmarkStart w:id="2" w:name="_1）插件参数配置"/>
-      <w:bookmarkEnd w:id="2"/>
+      <w:bookmarkStart w:id="4" w:name="_1）插件参数配置"/>
+      <w:bookmarkEnd w:id="4"/>
       <w:r>
         <w:rPr>
           <w:rFonts w:hint="eastAsia"/>
@@ -2004,7 +3880,7 @@
                     </pic:cNvPicPr>
                   </pic:nvPicPr>
                   <pic:blipFill>
-                    <a:blip r:embed="rId11">
+                    <a:blip r:embed="rId14">
                       <a:extLst>
                         <a:ext uri="{28A0092B-C50C-407E-A947-70E740481C1C}">
                           <a14:useLocalDpi xmlns:a14="http://schemas.microsoft.com/office/drawing/2010/main" val="0"/>
@@ -2069,7 +3945,7 @@
                     </pic:cNvPicPr>
                   </pic:nvPicPr>
                   <pic:blipFill>
-                    <a:blip r:embed="rId12">
+                    <a:blip r:embed="rId15">
                       <a:extLst>
                         <a:ext uri="{28A0092B-C50C-407E-A947-70E740481C1C}">
                           <a14:useLocalDpi xmlns:a14="http://schemas.microsoft.com/office/drawing/2010/main" val="0"/>
@@ -2295,7 +4171,7 @@
         <w:widowControl/>
         <w:jc w:val="left"/>
         <w:rPr>
-          <w:rFonts w:ascii="宋体" w:eastAsia="宋体" w:hAnsi="宋体" w:cs="宋体"/>
+          <w:rFonts w:ascii="宋体" w:eastAsia="宋体" w:hAnsi="宋体" w:cs="宋体" w:hint="eastAsia"/>
           <w:kern w:val="0"/>
           <w:sz w:val="24"/>
           <w:szCs w:val="24"/>
@@ -2323,7 +4199,7 @@
                     </pic:cNvPicPr>
                   </pic:nvPicPr>
                   <pic:blipFill>
-                    <a:blip r:embed="rId13">
+                    <a:blip r:embed="rId16">
                       <a:extLst>
                         <a:ext uri="{28A0092B-C50C-407E-A947-70E740481C1C}">
                           <a14:useLocalDpi xmlns:a14="http://schemas.microsoft.com/office/drawing/2010/main" val="0"/>
@@ -2374,7 +4250,7 @@
         <w:widowControl/>
         <w:jc w:val="left"/>
         <w:rPr>
-          <w:rFonts w:ascii="Tahoma" w:eastAsia="微软雅黑" w:hAnsi="Tahoma" w:hint="eastAsia"/>
+          <w:rFonts w:ascii="Tahoma" w:eastAsia="微软雅黑" w:hAnsi="Tahoma"/>
           <w:kern w:val="0"/>
           <w:sz w:val="22"/>
         </w:rPr>
@@ -2395,8 +4271,8 @@
           <w:rFonts w:hint="eastAsia"/>
         </w:rPr>
       </w:pPr>
-      <w:bookmarkStart w:id="3" w:name="_2）插件指令调整"/>
-      <w:bookmarkEnd w:id="3"/>
+      <w:bookmarkStart w:id="5" w:name="_2）插件指令调整"/>
+      <w:bookmarkEnd w:id="5"/>
       <w:r>
         <w:lastRenderedPageBreak/>
         <w:t>2</w:t>
@@ -2521,7 +4397,7 @@
                     </pic:cNvPicPr>
                   </pic:nvPicPr>
                   <pic:blipFill>
-                    <a:blip r:embed="rId14">
+                    <a:blip r:embed="rId17">
                       <a:extLst>
                         <a:ext uri="{28A0092B-C50C-407E-A947-70E740481C1C}">
                           <a14:useLocalDpi xmlns:a14="http://schemas.microsoft.com/office/drawing/2010/main" val="0"/>
@@ -2625,7 +4501,7 @@
                     </pic:cNvPicPr>
                   </pic:nvPicPr>
                   <pic:blipFill>
-                    <a:blip r:embed="rId15">
+                    <a:blip r:embed="rId18">
                       <a:extLst>
                         <a:ext uri="{28A0092B-C50C-407E-A947-70E740481C1C}">
                           <a14:useLocalDpi xmlns:a14="http://schemas.microsoft.com/office/drawing/2010/main" val="0"/>
@@ -2691,7 +4567,7 @@
                     </pic:cNvPicPr>
                   </pic:nvPicPr>
                   <pic:blipFill>
-                    <a:blip r:embed="rId16">
+                    <a:blip r:embed="rId19">
                       <a:extLst>
                         <a:ext uri="{28A0092B-C50C-407E-A947-70E740481C1C}">
                           <a14:useLocalDpi xmlns:a14="http://schemas.microsoft.com/office/drawing/2010/main" val="0"/>
@@ -2818,7 +4694,7 @@
         <w:widowControl/>
         <w:jc w:val="left"/>
         <w:rPr>
-          <w:rFonts w:ascii="Tahoma" w:eastAsia="微软雅黑" w:hAnsi="Tahoma" w:hint="eastAsia"/>
+          <w:rFonts w:ascii="Tahoma" w:eastAsia="微软雅黑" w:hAnsi="Tahoma"/>
           <w:kern w:val="0"/>
           <w:sz w:val="22"/>
         </w:rPr>
@@ -2839,8 +4715,8 @@
           <w:rFonts w:hint="eastAsia"/>
         </w:rPr>
       </w:pPr>
-      <w:bookmarkStart w:id="4" w:name="_3）公共事件规范"/>
-      <w:bookmarkEnd w:id="4"/>
+      <w:bookmarkStart w:id="6" w:name="_3）公共事件规范"/>
+      <w:bookmarkEnd w:id="6"/>
       <w:r>
         <w:lastRenderedPageBreak/>
         <w:t>3</w:t>
@@ -2928,7 +4804,7 @@
                     </pic:cNvPicPr>
                   </pic:nvPicPr>
                   <pic:blipFill>
-                    <a:blip r:embed="rId17">
+                    <a:blip r:embed="rId20">
                       <a:extLst>
                         <a:ext uri="{28A0092B-C50C-407E-A947-70E740481C1C}">
                           <a14:useLocalDpi xmlns:a14="http://schemas.microsoft.com/office/drawing/2010/main" val="0"/>
@@ -3206,7 +5082,7 @@
                     </pic:cNvPicPr>
                   </pic:nvPicPr>
                   <pic:blipFill>
-                    <a:blip r:embed="rId18">
+                    <a:blip r:embed="rId21">
                       <a:extLst>
                         <a:ext uri="{28A0092B-C50C-407E-A947-70E740481C1C}">
                           <a14:useLocalDpi xmlns:a14="http://schemas.microsoft.com/office/drawing/2010/main" val="0"/>
@@ -3259,7 +5135,7 @@
                     </pic:cNvPicPr>
                   </pic:nvPicPr>
                   <pic:blipFill>
-                    <a:blip r:embed="rId19">
+                    <a:blip r:embed="rId22">
                       <a:extLst>
                         <a:ext uri="{28A0092B-C50C-407E-A947-70E740481C1C}">
                           <a14:useLocalDpi xmlns:a14="http://schemas.microsoft.com/office/drawing/2010/main" val="0"/>
@@ -3309,7 +5185,7 @@
         <w:widowControl/>
         <w:jc w:val="left"/>
         <w:rPr>
-          <w:rFonts w:ascii="Tahoma" w:eastAsia="微软雅黑" w:hAnsi="Tahoma" w:hint="eastAsia"/>
+          <w:rFonts w:ascii="Tahoma" w:eastAsia="微软雅黑" w:hAnsi="Tahoma"/>
           <w:kern w:val="0"/>
           <w:sz w:val="22"/>
         </w:rPr>
@@ -3330,8 +5206,8 @@
           <w:rFonts w:hint="eastAsia"/>
         </w:rPr>
       </w:pPr>
-      <w:bookmarkStart w:id="5" w:name="_4）提前创建_与_立即创建"/>
-      <w:bookmarkEnd w:id="5"/>
+      <w:bookmarkStart w:id="7" w:name="_4）提前创建_与_立即创建"/>
+      <w:bookmarkEnd w:id="7"/>
       <w:r>
         <w:lastRenderedPageBreak/>
         <w:t>4</w:t>
@@ -3444,7 +5320,7 @@
                     </pic:cNvPicPr>
                   </pic:nvPicPr>
                   <pic:blipFill>
-                    <a:blip r:embed="rId20">
+                    <a:blip r:embed="rId23">
                       <a:extLst>
                         <a:ext uri="{28A0092B-C50C-407E-A947-70E740481C1C}">
                           <a14:useLocalDpi xmlns:a14="http://schemas.microsoft.com/office/drawing/2010/main" val="0"/>
@@ -3540,7 +5416,7 @@
                     </pic:cNvPicPr>
                   </pic:nvPicPr>
                   <pic:blipFill>
-                    <a:blip r:embed="rId21">
+                    <a:blip r:embed="rId24">
                       <a:extLst>
                         <a:ext uri="{28A0092B-C50C-407E-A947-70E740481C1C}">
                           <a14:useLocalDpi xmlns:a14="http://schemas.microsoft.com/office/drawing/2010/main" val="0"/>
@@ -3728,7 +5604,7 @@
                     </pic:cNvPicPr>
                   </pic:nvPicPr>
                   <pic:blipFill>
-                    <a:blip r:embed="rId22">
+                    <a:blip r:embed="rId25">
                       <a:extLst>
                         <a:ext uri="{28A0092B-C50C-407E-A947-70E740481C1C}">
                           <a14:useLocalDpi xmlns:a14="http://schemas.microsoft.com/office/drawing/2010/main" val="0"/>
@@ -3786,93 +5662,146 @@
           <w:rFonts w:hint="eastAsia"/>
         </w:rPr>
       </w:pPr>
-      <w:bookmarkStart w:id="6" w:name="_战斗层级"/>
-      <w:bookmarkEnd w:id="6"/>
+      <w:bookmarkStart w:id="8" w:name="_战斗层级"/>
+      <w:bookmarkStart w:id="9" w:name="_预加载_1"/>
+      <w:bookmarkEnd w:id="8"/>
+      <w:bookmarkEnd w:id="9"/>
       <w:r>
         <w:rPr>
           <w:rFonts w:hint="eastAsia"/>
         </w:rPr>
         <w:lastRenderedPageBreak/>
+        <w:t>变换动画设计</w:t>
+      </w:r>
+    </w:p>
+    <w:p>
+      <w:pPr>
+        <w:pStyle w:val="4"/>
+        <w:rPr>
+          <w:rFonts w:hint="eastAsia"/>
+        </w:rPr>
+      </w:pPr>
+      <w:r>
+        <w:rPr>
+          <w:rFonts w:hint="eastAsia"/>
+        </w:rPr>
+        <w:t>1）纯色幕布</w:t>
+      </w:r>
+    </w:p>
+    <w:p>
+      <w:pPr>
+        <w:snapToGrid w:val="0"/>
+        <w:rPr>
+          <w:rFonts w:ascii="Tahoma" w:eastAsia="微软雅黑" w:hAnsi="Tahoma"/>
+          <w:kern w:val="0"/>
+          <w:sz w:val="22"/>
+        </w:rPr>
+      </w:pPr>
+      <w:r>
+        <w:rPr>
+          <w:rFonts w:ascii="Tahoma" w:eastAsia="微软雅黑" w:hAnsi="Tahoma" w:hint="eastAsia"/>
+          <w:kern w:val="0"/>
+          <w:sz w:val="22"/>
+        </w:rPr>
         <w:t>战斗</w:t>
       </w:r>
       <w:r>
         <w:rPr>
-          <w:rFonts w:hint="eastAsia"/>
-        </w:rPr>
-        <w:t>层级</w:t>
-      </w:r>
-    </w:p>
-    <w:p>
-      <w:pPr>
-        <w:pStyle w:val="4"/>
-        <w:rPr>
-          <w:rFonts w:hint="eastAsia"/>
-        </w:rPr>
-      </w:pPr>
-      <w:r>
-        <w:rPr>
-          <w:rFonts w:hint="eastAsia"/>
-        </w:rPr>
-        <w:t>1）层级介绍</w:t>
+          <w:rFonts w:ascii="Tahoma" w:eastAsia="微软雅黑" w:hAnsi="Tahoma" w:hint="eastAsia"/>
+          <w:kern w:val="0"/>
+          <w:sz w:val="22"/>
+        </w:rPr>
+        <w:t>界面中，基于</w:t>
+      </w:r>
+      <w:r>
+        <w:rPr>
+          <w:rFonts w:ascii="Tahoma" w:eastAsia="微软雅黑" w:hAnsi="Tahoma" w:hint="eastAsia"/>
+          <w:kern w:val="0"/>
+          <w:sz w:val="22"/>
+        </w:rPr>
+        <w:t xml:space="preserve"> </w:t>
+      </w:r>
+      <w:r>
+        <w:rPr>
+          <w:rFonts w:ascii="Tahoma" w:eastAsia="微软雅黑" w:hAnsi="Tahoma" w:hint="eastAsia"/>
+          <w:kern w:val="0"/>
+          <w:sz w:val="22"/>
+        </w:rPr>
+        <w:t>修改单属性、延迟指令、周期指令</w:t>
+      </w:r>
+      <w:r>
+        <w:rPr>
+          <w:rFonts w:ascii="Tahoma" w:eastAsia="微软雅黑" w:hAnsi="Tahoma" w:hint="eastAsia"/>
+          <w:kern w:val="0"/>
+          <w:sz w:val="22"/>
+        </w:rPr>
+        <w:t xml:space="preserve"> </w:t>
+      </w:r>
+      <w:r>
+        <w:rPr>
+          <w:rFonts w:ascii="Tahoma" w:eastAsia="微软雅黑" w:hAnsi="Tahoma" w:hint="eastAsia"/>
+          <w:kern w:val="0"/>
+          <w:sz w:val="22"/>
+        </w:rPr>
+        <w:t>可以设计许多变换动画。</w:t>
+      </w:r>
+    </w:p>
+    <w:p>
+      <w:pPr>
+        <w:snapToGrid w:val="0"/>
+        <w:rPr>
+          <w:rFonts w:ascii="Tahoma" w:eastAsia="微软雅黑" w:hAnsi="Tahoma"/>
+          <w:kern w:val="0"/>
+          <w:sz w:val="22"/>
+        </w:rPr>
+      </w:pPr>
+      <w:r>
+        <w:rPr>
+          <w:rFonts w:ascii="Tahoma" w:eastAsia="微软雅黑" w:hAnsi="Tahoma" w:hint="eastAsia"/>
+          <w:kern w:val="0"/>
+          <w:sz w:val="22"/>
+        </w:rPr>
+        <w:t>其中最常用的有灯光、滤镜变换。</w:t>
+      </w:r>
+    </w:p>
+    <w:p>
+      <w:pPr>
+        <w:snapToGrid w:val="0"/>
+        <w:rPr>
+          <w:rFonts w:ascii="Tahoma" w:eastAsia="微软雅黑" w:hAnsi="Tahoma"/>
+          <w:kern w:val="0"/>
+          <w:sz w:val="22"/>
+        </w:rPr>
+      </w:pPr>
+      <w:r>
+        <w:rPr>
+          <w:rFonts w:ascii="Tahoma" w:eastAsia="微软雅黑" w:hAnsi="Tahoma" w:hint="eastAsia"/>
+          <w:kern w:val="0"/>
+          <w:sz w:val="22"/>
+        </w:rPr>
+        <w:t>为方便随时调用，作者我将纯色幕布固定在</w:t>
+      </w:r>
+      <w:r>
+        <w:rPr>
+          <w:rFonts w:ascii="Tahoma" w:eastAsia="微软雅黑" w:hAnsi="Tahoma" w:hint="eastAsia"/>
+          <w:kern w:val="0"/>
+          <w:sz w:val="22"/>
+        </w:rPr>
+        <w:t>1~10</w:t>
+      </w:r>
+      <w:r>
+        <w:rPr>
+          <w:rFonts w:ascii="Tahoma" w:eastAsia="微软雅黑" w:hAnsi="Tahoma" w:hint="eastAsia"/>
+          <w:kern w:val="0"/>
+          <w:sz w:val="22"/>
+        </w:rPr>
+        <w:t>的背景位置。</w:t>
       </w:r>
     </w:p>
     <w:p>
       <w:pPr>
         <w:widowControl/>
         <w:adjustRightInd w:val="0"/>
-        <w:snapToGrid w:val="0"/>
-        <w:spacing w:after="200"/>
-        <w:jc w:val="left"/>
-        <w:rPr>
-          <w:rFonts w:ascii="Tahoma" w:eastAsia="微软雅黑" w:hAnsi="Tahoma"/>
-          <w:b/>
-          <w:kern w:val="0"/>
-          <w:sz w:val="22"/>
-        </w:rPr>
-      </w:pPr>
-      <w:r>
-        <w:rPr>
-          <w:rFonts w:ascii="Tahoma" w:eastAsia="微软雅黑" w:hAnsi="Tahoma" w:hint="eastAsia"/>
-          <w:b/>
-          <w:kern w:val="0"/>
-          <w:sz w:val="22"/>
-        </w:rPr>
-        <w:t>战斗界面分为</w:t>
-      </w:r>
-      <w:r>
-        <w:rPr>
-          <w:rFonts w:ascii="Tahoma" w:eastAsia="微软雅黑" w:hAnsi="Tahoma" w:hint="eastAsia"/>
-          <w:b/>
-          <w:kern w:val="0"/>
-          <w:sz w:val="22"/>
-        </w:rPr>
-        <w:t>四</w:t>
-      </w:r>
-      <w:r>
-        <w:rPr>
-          <w:rFonts w:ascii="Tahoma" w:eastAsia="微软雅黑" w:hAnsi="Tahoma" w:hint="eastAsia"/>
-          <w:b/>
-          <w:kern w:val="0"/>
-          <w:sz w:val="22"/>
-        </w:rPr>
-        <w:t>层，</w:t>
-      </w:r>
-      <w:r>
-        <w:rPr>
-          <w:rFonts w:ascii="Tahoma" w:eastAsia="微软雅黑" w:hAnsi="Tahoma" w:hint="eastAsia"/>
-          <w:b/>
-          <w:kern w:val="0"/>
-          <w:sz w:val="22"/>
-        </w:rPr>
-        <w:t>下层、上层、图片层、最顶层。</w:t>
-      </w:r>
-    </w:p>
-    <w:p>
-      <w:pPr>
-        <w:widowControl/>
-        <w:adjustRightInd w:val="0"/>
-        <w:snapToGrid w:val="0"/>
-        <w:spacing w:after="200"/>
         <w:jc w:val="center"/>
         <w:rPr>
           <w:rFonts w:ascii="Tahoma" w:eastAsia="微软雅黑" w:hAnsi="Tahoma"/>
@@ -3885,10 +5814,10 @@
           <w:noProof/>
         </w:rPr>
         <w:drawing>
-          <wp:inline distT="0" distB="0" distL="0" distR="0" wp14:anchorId="32FF0183" wp14:editId="73519FAA">
-            <wp:extent cx="5024046" cy="4589145"/>
+          <wp:inline distT="0" distB="0" distL="0" distR="0" wp14:anchorId="463B878B" wp14:editId="74CBC519">
+            <wp:extent cx="4014061" cy="2055857"/>
             <wp:effectExtent l="0" t="0" r="5715" b="1905"/>
-            <wp:docPr id="1712909729" name="图片 3"/>
+            <wp:docPr id="1952844965" name="图片 1"/>
             <wp:cNvGraphicFramePr>
               <a:graphicFrameLocks xmlns:a="http://schemas.openxmlformats.org/drawingml/2006/main" noChangeAspect="1"/>
             </wp:cNvGraphicFramePr>
@@ -3896,13 +5825,13 @@
               <a:graphicData uri="http://schemas.openxmlformats.org/drawingml/2006/picture">
                 <pic:pic xmlns:pic="http://schemas.openxmlformats.org/drawingml/2006/picture">
                   <pic:nvPicPr>
-                    <pic:cNvPr id="0" name="Picture 5"/>
+                    <pic:cNvPr id="0" name="Picture 2"/>
                     <pic:cNvPicPr>
                       <a:picLocks noChangeAspect="1" noChangeArrowheads="1"/>
                     </pic:cNvPicPr>
                   </pic:nvPicPr>
                   <pic:blipFill>
-                    <a:blip r:embed="rId23">
+                    <a:blip r:embed="rId26">
                       <a:extLst>
                         <a:ext uri="{28A0092B-C50C-407E-A947-70E740481C1C}">
                           <a14:useLocalDpi xmlns:a14="http://schemas.microsoft.com/office/drawing/2010/main" val="0"/>
@@ -3917,7 +5846,7 @@
                   <pic:spPr bwMode="auto">
                     <a:xfrm>
                       <a:off x="0" y="0"/>
-                      <a:ext cx="5026787" cy="4591649"/>
+                      <a:ext cx="4017398" cy="2057566"/>
                     </a:xfrm>
                     <a:prstGeom prst="rect">
                       <a:avLst/>
@@ -3934,397 +5863,11 @@
         </w:drawing>
       </w:r>
     </w:p>
-    <w:p>
-      <w:pPr>
-        <w:widowControl/>
-        <w:adjustRightInd w:val="0"/>
-        <w:snapToGrid w:val="0"/>
-        <w:spacing w:after="200"/>
-        <w:jc w:val="left"/>
-        <w:rPr>
-          <w:rFonts w:ascii="Tahoma" w:eastAsia="微软雅黑" w:hAnsi="Tahoma"/>
-          <w:kern w:val="0"/>
-          <w:sz w:val="22"/>
-        </w:rPr>
-      </w:pPr>
-      <w:r>
-        <w:rPr>
-          <w:rFonts w:ascii="Tahoma" w:eastAsia="微软雅黑" w:hAnsi="Tahoma" w:hint="eastAsia"/>
-          <w:kern w:val="0"/>
-          <w:sz w:val="22"/>
-        </w:rPr>
-        <w:t>&gt;</w:t>
-      </w:r>
-      <w:r>
-        <w:rPr>
-          <w:rFonts w:ascii="Tahoma" w:eastAsia="微软雅黑" w:hAnsi="Tahoma"/>
-          <w:kern w:val="0"/>
-          <w:sz w:val="22"/>
-        </w:rPr>
-        <w:t xml:space="preserve"> </w:t>
-      </w:r>
-      <w:r>
-        <w:rPr>
-          <w:rFonts w:ascii="Tahoma" w:eastAsia="微软雅黑" w:hAnsi="Tahoma" w:hint="eastAsia"/>
-          <w:kern w:val="0"/>
-          <w:sz w:val="22"/>
-        </w:rPr>
-        <w:t>由于游戏自身底层设置的关系，对话框、图片、敌人、背景都是不可分割的大层次，并且，对话框一定在图片上面。因此如果你想让图片被放在对话框上面，只能通过</w:t>
-      </w:r>
-      <w:r>
-        <w:rPr>
-          <w:rFonts w:ascii="Tahoma" w:eastAsia="微软雅黑" w:hAnsi="Tahoma" w:hint="eastAsia"/>
-          <w:kern w:val="0"/>
-          <w:sz w:val="22"/>
-        </w:rPr>
-        <w:t>插件</w:t>
-      </w:r>
-      <w:r>
-        <w:rPr>
-          <w:rFonts w:ascii="Tahoma" w:eastAsia="微软雅黑" w:hAnsi="Tahoma" w:hint="eastAsia"/>
-          <w:b/>
-          <w:bCs/>
-          <w:kern w:val="0"/>
-          <w:sz w:val="22"/>
-        </w:rPr>
-        <w:t>图片</w:t>
-      </w:r>
-      <w:r>
-        <w:rPr>
-          <w:rFonts w:ascii="Tahoma" w:eastAsia="微软雅黑" w:hAnsi="Tahoma" w:hint="eastAsia"/>
-          <w:b/>
-          <w:bCs/>
-          <w:kern w:val="0"/>
-          <w:sz w:val="22"/>
-        </w:rPr>
-        <w:t>-</w:t>
-      </w:r>
-      <w:r>
-        <w:rPr>
-          <w:rFonts w:ascii="Tahoma" w:eastAsia="微软雅黑" w:hAnsi="Tahoma" w:hint="eastAsia"/>
-          <w:b/>
-          <w:bCs/>
-          <w:kern w:val="0"/>
-          <w:sz w:val="22"/>
-        </w:rPr>
-        <w:t>层级与</w:t>
-      </w:r>
-      <w:proofErr w:type="gramStart"/>
-      <w:r>
-        <w:rPr>
-          <w:rFonts w:ascii="Tahoma" w:eastAsia="微软雅黑" w:hAnsi="Tahoma" w:hint="eastAsia"/>
-          <w:b/>
-          <w:bCs/>
-          <w:kern w:val="0"/>
-          <w:sz w:val="22"/>
-        </w:rPr>
-        <w:t>堆叠级</w:t>
-      </w:r>
-      <w:proofErr w:type="gramEnd"/>
-      <w:r>
-        <w:rPr>
-          <w:rFonts w:ascii="Tahoma" w:eastAsia="微软雅黑" w:hAnsi="Tahoma" w:hint="eastAsia"/>
-          <w:kern w:val="0"/>
-          <w:sz w:val="22"/>
-        </w:rPr>
-        <w:t>来实现</w:t>
-      </w:r>
-      <w:r>
-        <w:rPr>
-          <w:rFonts w:ascii="Tahoma" w:eastAsia="微软雅黑" w:hAnsi="Tahoma" w:hint="eastAsia"/>
-          <w:kern w:val="0"/>
-          <w:sz w:val="22"/>
-        </w:rPr>
-        <w:t>。</w:t>
-      </w:r>
-    </w:p>
-    <w:p>
-      <w:pPr>
-        <w:widowControl/>
-        <w:adjustRightInd w:val="0"/>
-        <w:snapToGrid w:val="0"/>
-        <w:jc w:val="left"/>
-        <w:rPr>
-          <w:rFonts w:ascii="Tahoma" w:eastAsia="微软雅黑" w:hAnsi="Tahoma"/>
-          <w:kern w:val="0"/>
-          <w:sz w:val="22"/>
-        </w:rPr>
-      </w:pPr>
-      <w:r>
-        <w:rPr>
-          <w:rFonts w:ascii="Tahoma" w:eastAsia="微软雅黑" w:hAnsi="Tahoma" w:hint="eastAsia"/>
-          <w:kern w:val="0"/>
-          <w:sz w:val="22"/>
-        </w:rPr>
-        <w:t>&gt;</w:t>
-      </w:r>
-      <w:r>
-        <w:rPr>
-          <w:rFonts w:ascii="Tahoma" w:eastAsia="微软雅黑" w:hAnsi="Tahoma"/>
-          <w:kern w:val="0"/>
-          <w:sz w:val="22"/>
-        </w:rPr>
-        <w:t xml:space="preserve"> </w:t>
-      </w:r>
-      <w:r>
-        <w:rPr>
-          <w:rFonts w:ascii="Tahoma" w:eastAsia="微软雅黑" w:hAnsi="Tahoma" w:hint="eastAsia"/>
-          <w:kern w:val="0"/>
-          <w:sz w:val="22"/>
-        </w:rPr>
-        <w:t>部分插件</w:t>
-      </w:r>
-      <w:r>
-        <w:rPr>
-          <w:rFonts w:ascii="Tahoma" w:eastAsia="微软雅黑" w:hAnsi="Tahoma" w:hint="eastAsia"/>
-          <w:kern w:val="0"/>
-          <w:sz w:val="22"/>
-        </w:rPr>
-        <w:t>的图片</w:t>
-      </w:r>
-      <w:r>
-        <w:rPr>
-          <w:rFonts w:ascii="Tahoma" w:eastAsia="微软雅黑" w:hAnsi="Tahoma" w:hint="eastAsia"/>
-          <w:kern w:val="0"/>
-          <w:sz w:val="22"/>
-        </w:rPr>
-        <w:t>可能会直接被固定在界面的某个层中，比如视频背景，是固定在下层，并且图片层级为</w:t>
-      </w:r>
-      <w:r>
-        <w:rPr>
-          <w:rFonts w:ascii="Tahoma" w:eastAsia="微软雅黑" w:hAnsi="Tahoma" w:hint="eastAsia"/>
-          <w:kern w:val="0"/>
-          <w:sz w:val="22"/>
-        </w:rPr>
-        <w:t>0</w:t>
-      </w:r>
-      <w:r>
-        <w:rPr>
-          <w:rFonts w:ascii="Tahoma" w:eastAsia="微软雅黑" w:hAnsi="Tahoma" w:hint="eastAsia"/>
-          <w:kern w:val="0"/>
-          <w:sz w:val="22"/>
-        </w:rPr>
-        <w:t>。</w:t>
-      </w:r>
-    </w:p>
-    <w:p>
-      <w:pPr>
-        <w:widowControl/>
-        <w:adjustRightInd w:val="0"/>
-        <w:snapToGrid w:val="0"/>
-        <w:spacing w:after="200"/>
-        <w:jc w:val="left"/>
-        <w:rPr>
-          <w:rFonts w:ascii="Tahoma" w:eastAsia="微软雅黑" w:hAnsi="Tahoma"/>
-          <w:kern w:val="0"/>
-          <w:sz w:val="22"/>
-        </w:rPr>
-      </w:pPr>
-      <w:r>
-        <w:rPr>
-          <w:rFonts w:ascii="Tahoma" w:eastAsia="微软雅黑" w:hAnsi="Tahoma" w:hint="eastAsia"/>
-          <w:kern w:val="0"/>
-          <w:sz w:val="22"/>
-        </w:rPr>
-        <w:t>（图片层级也称</w:t>
-      </w:r>
-      <w:proofErr w:type="gramStart"/>
-      <w:r>
-        <w:rPr>
-          <w:rFonts w:ascii="Tahoma" w:eastAsia="微软雅黑" w:hAnsi="Tahoma"/>
-          <w:kern w:val="0"/>
-          <w:sz w:val="22"/>
-        </w:rPr>
-        <w:t>”</w:t>
-      </w:r>
-      <w:proofErr w:type="gramEnd"/>
-      <w:r>
-        <w:rPr>
-          <w:rFonts w:ascii="Tahoma" w:eastAsia="微软雅黑" w:hAnsi="Tahoma" w:hint="eastAsia"/>
-          <w:kern w:val="0"/>
-          <w:sz w:val="22"/>
-        </w:rPr>
-        <w:t>堆叠级</w:t>
-      </w:r>
-      <w:proofErr w:type="gramStart"/>
-      <w:r>
-        <w:rPr>
-          <w:rFonts w:ascii="Tahoma" w:eastAsia="微软雅黑" w:hAnsi="Tahoma"/>
-          <w:kern w:val="0"/>
-          <w:sz w:val="22"/>
-        </w:rPr>
-        <w:t>”</w:t>
-      </w:r>
-      <w:proofErr w:type="gramEnd"/>
-      <w:r>
-        <w:rPr>
-          <w:rFonts w:ascii="Tahoma" w:eastAsia="微软雅黑" w:hAnsi="Tahoma" w:hint="eastAsia"/>
-          <w:kern w:val="0"/>
-          <w:sz w:val="22"/>
-        </w:rPr>
-        <w:t>，可以去看</w:t>
-      </w:r>
-      <w:proofErr w:type="gramStart"/>
-      <w:r>
-        <w:rPr>
-          <w:rFonts w:ascii="Tahoma" w:eastAsia="微软雅黑" w:hAnsi="Tahoma"/>
-          <w:kern w:val="0"/>
-          <w:sz w:val="22"/>
-        </w:rPr>
-        <w:t>”</w:t>
-      </w:r>
-      <w:proofErr w:type="gramEnd"/>
-      <w:r>
-        <w:rPr>
-          <w:rFonts w:ascii="Tahoma" w:eastAsia="微软雅黑" w:hAnsi="Tahoma"/>
-          <w:color w:val="0070C0"/>
-          <w:kern w:val="0"/>
-          <w:sz w:val="22"/>
-        </w:rPr>
-        <w:t>0.</w:t>
-      </w:r>
-      <w:r>
-        <w:rPr>
-          <w:rFonts w:ascii="Tahoma" w:eastAsia="微软雅黑" w:hAnsi="Tahoma"/>
-          <w:color w:val="0070C0"/>
-          <w:kern w:val="0"/>
-          <w:sz w:val="22"/>
-        </w:rPr>
-        <w:t>基本定义</w:t>
-      </w:r>
-      <w:r>
-        <w:rPr>
-          <w:rFonts w:ascii="Tahoma" w:eastAsia="微软雅黑" w:hAnsi="Tahoma" w:hint="eastAsia"/>
-          <w:color w:val="0070C0"/>
-          <w:kern w:val="0"/>
-          <w:sz w:val="22"/>
-        </w:rPr>
-        <w:t xml:space="preserve"> &gt; </w:t>
-      </w:r>
-      <w:r>
-        <w:rPr>
-          <w:rFonts w:ascii="Tahoma" w:eastAsia="微软雅黑" w:hAnsi="Tahoma" w:hint="eastAsia"/>
-          <w:color w:val="0070C0"/>
-          <w:kern w:val="0"/>
-          <w:sz w:val="22"/>
-        </w:rPr>
-        <w:t>界面</w:t>
-      </w:r>
-      <w:r>
-        <w:rPr>
-          <w:rFonts w:ascii="Tahoma" w:eastAsia="微软雅黑" w:hAnsi="Tahoma"/>
-          <w:color w:val="0070C0"/>
-          <w:kern w:val="0"/>
-          <w:sz w:val="22"/>
-        </w:rPr>
-        <w:t>.docx</w:t>
-      </w:r>
-      <w:proofErr w:type="gramStart"/>
-      <w:r>
-        <w:rPr>
-          <w:rFonts w:ascii="Tahoma" w:eastAsia="微软雅黑" w:hAnsi="Tahoma"/>
-          <w:kern w:val="0"/>
-          <w:sz w:val="22"/>
-        </w:rPr>
-        <w:t>”</w:t>
-      </w:r>
-      <w:proofErr w:type="gramEnd"/>
-      <w:r>
-        <w:rPr>
-          <w:rFonts w:ascii="Tahoma" w:eastAsia="微软雅黑" w:hAnsi="Tahoma" w:hint="eastAsia"/>
-          <w:kern w:val="0"/>
-          <w:sz w:val="22"/>
-        </w:rPr>
-        <w:t>的</w:t>
-      </w:r>
-      <w:r>
-        <w:rPr>
-          <w:rFonts w:ascii="Tahoma" w:eastAsia="微软雅黑" w:hAnsi="Tahoma" w:hint="eastAsia"/>
-          <w:color w:val="0070C0"/>
-          <w:kern w:val="0"/>
-          <w:sz w:val="22"/>
-        </w:rPr>
-        <w:t>层级与</w:t>
-      </w:r>
-      <w:proofErr w:type="gramStart"/>
-      <w:r>
-        <w:rPr>
-          <w:rFonts w:ascii="Tahoma" w:eastAsia="微软雅黑" w:hAnsi="Tahoma" w:hint="eastAsia"/>
-          <w:color w:val="0070C0"/>
-          <w:kern w:val="0"/>
-          <w:sz w:val="22"/>
-        </w:rPr>
-        <w:t>堆叠级</w:t>
-      </w:r>
-      <w:proofErr w:type="gramEnd"/>
-      <w:r>
-        <w:rPr>
-          <w:rFonts w:ascii="Tahoma" w:eastAsia="微软雅黑" w:hAnsi="Tahoma" w:hint="eastAsia"/>
-          <w:kern w:val="0"/>
-          <w:sz w:val="22"/>
-        </w:rPr>
-        <w:t>章节）</w:t>
-      </w:r>
-    </w:p>
-    <w:p>
-      <w:pPr>
-        <w:widowControl/>
-        <w:adjustRightInd w:val="0"/>
-        <w:snapToGrid w:val="0"/>
-        <w:spacing w:after="200"/>
-        <w:jc w:val="left"/>
-        <w:rPr>
-          <w:rFonts w:ascii="Tahoma" w:eastAsia="微软雅黑" w:hAnsi="Tahoma"/>
-          <w:kern w:val="0"/>
-          <w:sz w:val="22"/>
-        </w:rPr>
-      </w:pPr>
-      <w:r>
-        <w:rPr>
-          <w:rFonts w:ascii="Tahoma" w:eastAsia="微软雅黑" w:hAnsi="Tahoma" w:hint="eastAsia"/>
-          <w:kern w:val="0"/>
-          <w:sz w:val="22"/>
-        </w:rPr>
-        <w:t>&gt;</w:t>
-      </w:r>
-      <w:r>
-        <w:rPr>
-          <w:rFonts w:ascii="Tahoma" w:eastAsia="微软雅黑" w:hAnsi="Tahoma"/>
-          <w:kern w:val="0"/>
-          <w:sz w:val="22"/>
-        </w:rPr>
-        <w:t xml:space="preserve"> </w:t>
-      </w:r>
-      <w:r>
-        <w:rPr>
-          <w:rFonts w:ascii="Tahoma" w:eastAsia="微软雅黑" w:hAnsi="Tahoma" w:hint="eastAsia"/>
-          <w:kern w:val="0"/>
-          <w:sz w:val="22"/>
-        </w:rPr>
-        <w:t>如果你不想要</w:t>
-      </w:r>
-      <w:r>
-        <w:rPr>
-          <w:rFonts w:ascii="Tahoma" w:eastAsia="微软雅黑" w:hAnsi="Tahoma" w:hint="eastAsia"/>
-          <w:kern w:val="0"/>
-          <w:sz w:val="22"/>
-        </w:rPr>
-        <w:t>战斗</w:t>
-      </w:r>
-      <w:r>
-        <w:rPr>
-          <w:rFonts w:ascii="Tahoma" w:eastAsia="微软雅黑" w:hAnsi="Tahoma" w:hint="eastAsia"/>
-          <w:kern w:val="0"/>
-          <w:sz w:val="22"/>
-        </w:rPr>
-        <w:t>背景，可以直接在下层设置完全不透明的背景，挡住就可以了。</w:t>
-      </w:r>
-    </w:p>
     <w:tbl>
       <w:tblPr>
         <w:tblStyle w:val="af"/>
         <w:tblW w:w="0" w:type="auto"/>
-        <w:shd w:val="clear" w:color="auto" w:fill="DEEAF6" w:themeFill="accent1" w:themeFillTint="33"/>
+        <w:shd w:val="clear" w:color="auto" w:fill="FFF2CC" w:themeFill="accent4" w:themeFillTint="33"/>
         <w:tblLook w:val="04A0" w:firstRow="1" w:lastRow="0" w:firstColumn="1" w:lastColumn="0" w:noHBand="0" w:noVBand="1"/>
       </w:tblPr>
       <w:tblGrid>
@@ -4334,14 +5877,11 @@
         <w:tc>
           <w:tcPr>
             <w:tcW w:w="8522" w:type="dxa"/>
-            <w:shd w:val="clear" w:color="auto" w:fill="DEEAF6" w:themeFill="accent1" w:themeFillTint="33"/>
+            <w:shd w:val="clear" w:color="auto" w:fill="FFF2CC" w:themeFill="accent4" w:themeFillTint="33"/>
           </w:tcPr>
           <w:p>
             <w:pPr>
-              <w:widowControl/>
-              <w:adjustRightInd w:val="0"/>
               <w:snapToGrid w:val="0"/>
-              <w:jc w:val="left"/>
               <w:rPr>
                 <w:rFonts w:ascii="Tahoma" w:eastAsia="微软雅黑" w:hAnsi="Tahoma"/>
                 <w:kern w:val="0"/>
@@ -4354,15 +5894,13 @@
                 <w:kern w:val="0"/>
                 <w:sz w:val="22"/>
               </w:rPr>
-              <w:t>战斗界面中，还存在一个特殊的层级：天窗层。</w:t>
+              <w:t>注意，这里是战斗界面，需要先创建指定样式的贴图，再使用贴图。</w:t>
             </w:r>
           </w:p>
           <w:p>
             <w:pPr>
               <w:widowControl/>
-              <w:adjustRightInd w:val="0"/>
-              <w:snapToGrid w:val="0"/>
-              <w:jc w:val="left"/>
+              <w:jc w:val="center"/>
               <w:rPr>
                 <w:rFonts w:ascii="Tahoma" w:eastAsia="微软雅黑" w:hAnsi="Tahoma"/>
                 <w:kern w:val="0"/>
@@ -4371,100 +5909,59 @@
             </w:pPr>
             <w:r>
               <w:rPr>
-                <w:rFonts w:ascii="Tahoma" w:eastAsia="微软雅黑" w:hAnsi="Tahoma" w:hint="eastAsia"/>
-                <w:kern w:val="0"/>
-                <w:sz w:val="22"/>
-              </w:rPr>
-              <w:t>可以去了解下装饰说明文档：“</w:t>
-            </w:r>
-            <w:r>
-              <w:rPr>
-                <w:rFonts w:ascii="Tahoma" w:eastAsia="微软雅黑" w:hAnsi="Tahoma" w:hint="eastAsia"/>
-                <w:color w:val="0070C0"/>
-                <w:kern w:val="0"/>
-                <w:sz w:val="22"/>
-              </w:rPr>
-              <w:t>17.</w:t>
-            </w:r>
-            <w:r>
-              <w:rPr>
-                <w:rFonts w:ascii="Tahoma" w:eastAsia="微软雅黑" w:hAnsi="Tahoma" w:hint="eastAsia"/>
-                <w:color w:val="0070C0"/>
-                <w:kern w:val="0"/>
-                <w:sz w:val="22"/>
-              </w:rPr>
-              <w:t>主菜单</w:t>
-            </w:r>
-            <w:r>
-              <w:rPr>
-                <w:rFonts w:ascii="Tahoma" w:eastAsia="微软雅黑" w:hAnsi="Tahoma" w:hint="eastAsia"/>
-                <w:color w:val="0070C0"/>
-                <w:kern w:val="0"/>
-                <w:sz w:val="22"/>
-              </w:rPr>
-              <w:t xml:space="preserve"> </w:t>
-            </w:r>
-            <w:r>
-              <w:rPr>
                 <w:rFonts w:ascii="Tahoma" w:eastAsia="微软雅黑" w:hAnsi="Tahoma"/>
-                <w:color w:val="0070C0"/>
-                <w:kern w:val="0"/>
-                <w:sz w:val="22"/>
-              </w:rPr>
-              <w:t>&gt;</w:t>
-            </w:r>
-            <w:r>
-              <w:rPr>
-                <w:rFonts w:ascii="Tahoma" w:eastAsia="微软雅黑" w:hAnsi="Tahoma" w:hint="eastAsia"/>
-                <w:color w:val="0070C0"/>
-                <w:kern w:val="0"/>
-                <w:sz w:val="22"/>
-              </w:rPr>
-              <w:t xml:space="preserve"> </w:t>
-            </w:r>
-            <w:r>
-              <w:rPr>
-                <w:rFonts w:ascii="Tahoma" w:eastAsia="微软雅黑" w:hAnsi="Tahoma" w:hint="eastAsia"/>
-                <w:color w:val="0070C0"/>
-                <w:kern w:val="0"/>
-                <w:sz w:val="22"/>
-              </w:rPr>
-              <w:t>多层组合装饰（界面装饰</w:t>
-            </w:r>
-            <w:r>
-              <w:rPr>
-                <w:rFonts w:ascii="Tahoma" w:eastAsia="微软雅黑" w:hAnsi="Tahoma" w:hint="eastAsia"/>
-                <w:color w:val="0070C0"/>
-                <w:kern w:val="0"/>
-                <w:sz w:val="22"/>
-              </w:rPr>
-              <w:t>-</w:t>
-            </w:r>
-            <w:r>
-              <w:rPr>
-                <w:rFonts w:ascii="Tahoma" w:eastAsia="微软雅黑" w:hAnsi="Tahoma" w:hint="eastAsia"/>
-                <w:color w:val="0070C0"/>
-                <w:kern w:val="0"/>
-                <w:sz w:val="22"/>
-              </w:rPr>
-              <w:t>天窗层）</w:t>
-            </w:r>
-            <w:r>
-              <w:rPr>
-                <w:rFonts w:ascii="Tahoma" w:eastAsia="微软雅黑" w:hAnsi="Tahoma" w:hint="eastAsia"/>
-                <w:color w:val="0070C0"/>
-                <w:kern w:val="0"/>
-                <w:sz w:val="22"/>
-              </w:rPr>
-              <w:t>.docx</w:t>
-            </w:r>
-            <w:r>
-              <w:rPr>
-                <w:rFonts w:ascii="Tahoma" w:eastAsia="微软雅黑" w:hAnsi="Tahoma" w:hint="eastAsia"/>
-                <w:kern w:val="0"/>
-                <w:sz w:val="22"/>
-              </w:rPr>
-              <w:t>”</w:t>
+                <w:noProof/>
+                <w:kern w:val="0"/>
+                <w:sz w:val="22"/>
+              </w:rPr>
+              <w:drawing>
+                <wp:inline distT="0" distB="0" distL="0" distR="0" wp14:anchorId="4855359C" wp14:editId="07F6804F">
+                  <wp:extent cx="5036949" cy="1042441"/>
+                  <wp:effectExtent l="0" t="0" r="0" b="5715"/>
+                  <wp:docPr id="1848604480" name="图片 2"/>
+                  <wp:cNvGraphicFramePr>
+                    <a:graphicFrameLocks xmlns:a="http://schemas.openxmlformats.org/drawingml/2006/main" noChangeAspect="1"/>
+                  </wp:cNvGraphicFramePr>
+                  <a:graphic xmlns:a="http://schemas.openxmlformats.org/drawingml/2006/main">
+                    <a:graphicData uri="http://schemas.openxmlformats.org/drawingml/2006/picture">
+                      <pic:pic xmlns:pic="http://schemas.openxmlformats.org/drawingml/2006/picture">
+                        <pic:nvPicPr>
+                          <pic:cNvPr id="0" name="Picture 4"/>
+                          <pic:cNvPicPr>
+                            <a:picLocks noChangeAspect="1" noChangeArrowheads="1"/>
+                          </pic:cNvPicPr>
+                        </pic:nvPicPr>
+                        <pic:blipFill>
+                          <a:blip r:embed="rId27">
+                            <a:extLst>
+                              <a:ext uri="{28A0092B-C50C-407E-A947-70E740481C1C}">
+                                <a14:useLocalDpi xmlns:a14="http://schemas.microsoft.com/office/drawing/2010/main" val="0"/>
+                              </a:ext>
+                            </a:extLst>
+                          </a:blip>
+                          <a:srcRect/>
+                          <a:stretch>
+                            <a:fillRect/>
+                          </a:stretch>
+                        </pic:blipFill>
+                        <pic:spPr bwMode="auto">
+                          <a:xfrm>
+                            <a:off x="0" y="0"/>
+                            <a:ext cx="5049406" cy="1045019"/>
+                          </a:xfrm>
+                          <a:prstGeom prst="rect">
+                            <a:avLst/>
+                          </a:prstGeom>
+                          <a:noFill/>
+                          <a:ln>
+                            <a:noFill/>
+                          </a:ln>
+                        </pic:spPr>
+                      </pic:pic>
+                    </a:graphicData>
+                  </a:graphic>
+                </wp:inline>
+              </w:drawing>
             </w:r>
           </w:p>
         </w:tc>
@@ -4472,211 +5969,39 @@
     </w:tbl>
     <w:p>
       <w:pPr>
-        <w:pStyle w:val="4"/>
-        <w:rPr>
-          <w:rFonts w:hint="eastAsia"/>
-        </w:rPr>
-      </w:pPr>
-      <w:r>
-        <w:lastRenderedPageBreak/>
-        <w:t>2</w:t>
-      </w:r>
-      <w:r>
-        <w:rPr>
-          <w:rFonts w:hint="eastAsia"/>
-        </w:rPr>
-        <w:t>）底图说明</w:t>
-      </w:r>
-    </w:p>
-    <w:p>
-      <w:pPr>
-        <w:widowControl/>
-        <w:adjustRightInd w:val="0"/>
         <w:snapToGrid w:val="0"/>
-        <w:jc w:val="left"/>
-        <w:rPr>
-          <w:rFonts w:ascii="Tahoma" w:eastAsia="微软雅黑" w:hAnsi="Tahoma"/>
-          <w:kern w:val="0"/>
-          <w:sz w:val="22"/>
-        </w:rPr>
-      </w:pPr>
-      <w:r>
-        <w:rPr>
-          <w:rFonts w:ascii="Tahoma" w:eastAsia="微软雅黑" w:hAnsi="Tahoma" w:hint="eastAsia"/>
-          <w:kern w:val="0"/>
-          <w:sz w:val="22"/>
-        </w:rPr>
-        <w:t>底图是</w:t>
-      </w:r>
-      <w:r>
-        <w:rPr>
-          <w:rFonts w:ascii="Tahoma" w:eastAsia="微软雅黑" w:hAnsi="Tahoma" w:hint="eastAsia"/>
-          <w:kern w:val="0"/>
-          <w:sz w:val="22"/>
-        </w:rPr>
-        <w:t>战斗</w:t>
-      </w:r>
-      <w:r>
-        <w:rPr>
-          <w:rFonts w:ascii="Tahoma" w:eastAsia="微软雅黑" w:hAnsi="Tahoma" w:hint="eastAsia"/>
-          <w:kern w:val="0"/>
-          <w:sz w:val="22"/>
-        </w:rPr>
-        <w:t>层级的底层</w:t>
-      </w:r>
-      <w:r>
-        <w:rPr>
-          <w:rFonts w:ascii="Tahoma" w:eastAsia="微软雅黑" w:hAnsi="Tahoma" w:hint="eastAsia"/>
-          <w:kern w:val="0"/>
-          <w:sz w:val="22"/>
-        </w:rPr>
-        <w:t>功能</w:t>
-      </w:r>
-      <w:r>
-        <w:rPr>
-          <w:rFonts w:ascii="Tahoma" w:eastAsia="微软雅黑" w:hAnsi="Tahoma" w:hint="eastAsia"/>
-          <w:kern w:val="0"/>
-          <w:sz w:val="22"/>
-        </w:rPr>
-        <w:t>，</w:t>
-      </w:r>
-      <w:r>
-        <w:rPr>
-          <w:rFonts w:ascii="Tahoma" w:eastAsia="微软雅黑" w:hAnsi="Tahoma" w:hint="eastAsia"/>
-          <w:kern w:val="0"/>
-          <w:sz w:val="22"/>
-        </w:rPr>
-        <w:t>用于显示</w:t>
-      </w:r>
-      <w:r>
-        <w:rPr>
-          <w:rFonts w:ascii="Tahoma" w:eastAsia="微软雅黑" w:hAnsi="Tahoma" w:hint="eastAsia"/>
-          <w:kern w:val="0"/>
-          <w:sz w:val="22"/>
-        </w:rPr>
-        <w:t xml:space="preserve"> </w:t>
-      </w:r>
-      <w:r>
-        <w:rPr>
-          <w:rFonts w:ascii="Tahoma" w:eastAsia="微软雅黑" w:hAnsi="Tahoma" w:hint="eastAsia"/>
-          <w:kern w:val="0"/>
-          <w:sz w:val="22"/>
-        </w:rPr>
-        <w:t>地图界面</w:t>
-      </w:r>
-      <w:r>
-        <w:rPr>
-          <w:rFonts w:ascii="Tahoma" w:eastAsia="微软雅黑" w:hAnsi="Tahoma" w:hint="eastAsia"/>
-          <w:kern w:val="0"/>
-          <w:sz w:val="22"/>
-        </w:rPr>
-        <w:t xml:space="preserve"> </w:t>
-      </w:r>
-      <w:r>
-        <w:rPr>
-          <w:rFonts w:ascii="Tahoma" w:eastAsia="微软雅黑" w:hAnsi="Tahoma" w:hint="eastAsia"/>
-          <w:kern w:val="0"/>
-          <w:sz w:val="22"/>
-        </w:rPr>
-        <w:t>的</w:t>
-      </w:r>
-      <w:r>
-        <w:rPr>
-          <w:rFonts w:ascii="Tahoma" w:eastAsia="微软雅黑" w:hAnsi="Tahoma" w:hint="eastAsia"/>
-          <w:b/>
-          <w:bCs/>
-          <w:kern w:val="0"/>
-          <w:sz w:val="22"/>
-        </w:rPr>
-        <w:t>模糊图像</w:t>
-      </w:r>
-      <w:r>
-        <w:rPr>
-          <w:rFonts w:ascii="Tahoma" w:eastAsia="微软雅黑" w:hAnsi="Tahoma" w:hint="eastAsia"/>
-          <w:kern w:val="0"/>
-          <w:sz w:val="22"/>
-        </w:rPr>
-        <w:t>。</w:t>
-      </w:r>
-    </w:p>
-    <w:p>
-      <w:pPr>
-        <w:widowControl/>
-        <w:adjustRightInd w:val="0"/>
+        <w:spacing w:before="200"/>
+        <w:rPr>
+          <w:rFonts w:ascii="Tahoma" w:eastAsia="微软雅黑" w:hAnsi="Tahoma"/>
+          <w:kern w:val="0"/>
+          <w:sz w:val="22"/>
+        </w:rPr>
+      </w:pPr>
+      <w:r>
+        <w:rPr>
+          <w:rFonts w:ascii="Tahoma" w:eastAsia="微软雅黑" w:hAnsi="Tahoma" w:hint="eastAsia"/>
+          <w:kern w:val="0"/>
+          <w:sz w:val="22"/>
+        </w:rPr>
+        <w:t>战斗界面的红橙黄绿青蓝紫幕布，作为染色滤镜用的比较多。</w:t>
+      </w:r>
+    </w:p>
+    <w:p>
+      <w:pPr>
         <w:snapToGrid w:val="0"/>
-        <w:spacing w:after="200"/>
-        <w:jc w:val="left"/>
-        <w:rPr>
-          <w:rFonts w:ascii="Tahoma" w:eastAsia="微软雅黑" w:hAnsi="Tahoma"/>
-          <w:kern w:val="0"/>
-          <w:sz w:val="22"/>
-        </w:rPr>
-      </w:pPr>
-      <w:r>
-        <w:rPr>
-          <w:rFonts w:ascii="Tahoma" w:eastAsia="微软雅黑" w:hAnsi="Tahoma" w:hint="eastAsia"/>
-          <w:kern w:val="0"/>
-          <w:sz w:val="22"/>
-        </w:rPr>
-        <w:t>（清空所有战斗装饰时，能看见底图）</w:t>
-      </w:r>
-    </w:p>
-    <w:p>
-      <w:pPr>
-        <w:widowControl/>
-        <w:adjustRightInd w:val="0"/>
-        <w:snapToGrid w:val="0"/>
-        <w:jc w:val="left"/>
-        <w:rPr>
-          <w:rFonts w:ascii="Tahoma" w:eastAsia="微软雅黑" w:hAnsi="Tahoma"/>
-          <w:kern w:val="0"/>
-          <w:sz w:val="22"/>
-        </w:rPr>
-      </w:pPr>
-      <w:r>
-        <w:rPr>
-          <w:rFonts w:ascii="Tahoma" w:eastAsia="微软雅黑" w:hAnsi="Tahoma" w:hint="eastAsia"/>
-          <w:kern w:val="0"/>
-          <w:sz w:val="22"/>
-        </w:rPr>
-        <w:t>这个图像的作用是让你感觉自己像在地图界面。</w:t>
-      </w:r>
-    </w:p>
-    <w:p>
-      <w:pPr>
-        <w:widowControl/>
-        <w:adjustRightInd w:val="0"/>
-        <w:snapToGrid w:val="0"/>
-        <w:jc w:val="left"/>
-        <w:rPr>
-          <w:rFonts w:ascii="Tahoma" w:eastAsia="微软雅黑" w:hAnsi="Tahoma"/>
-          <w:kern w:val="0"/>
-          <w:sz w:val="22"/>
-        </w:rPr>
-      </w:pPr>
-      <w:r>
-        <w:rPr>
-          <w:rFonts w:ascii="Tahoma" w:eastAsia="微软雅黑" w:hAnsi="Tahoma" w:hint="eastAsia"/>
-          <w:kern w:val="0"/>
-          <w:sz w:val="22"/>
-        </w:rPr>
-        <w:t>然而，战斗界面的敌人图像明显大的多，所以这里的</w:t>
-      </w:r>
-      <w:r>
-        <w:rPr>
-          <w:rFonts w:ascii="Tahoma" w:eastAsia="微软雅黑" w:hAnsi="Tahoma" w:hint="eastAsia"/>
-          <w:kern w:val="0"/>
-          <w:sz w:val="22"/>
-        </w:rPr>
-        <w:t>底图</w:t>
-      </w:r>
-      <w:r>
-        <w:rPr>
-          <w:rFonts w:ascii="Tahoma" w:eastAsia="微软雅黑" w:hAnsi="Tahoma" w:hint="eastAsia"/>
-          <w:kern w:val="0"/>
-          <w:sz w:val="22"/>
-        </w:rPr>
-        <w:t>反而很突兀，所以默认涂黑。</w:t>
+        <w:rPr>
+          <w:rFonts w:ascii="Tahoma" w:eastAsia="微软雅黑" w:hAnsi="Tahoma"/>
+          <w:kern w:val="0"/>
+          <w:sz w:val="22"/>
+        </w:rPr>
+      </w:pPr>
+      <w:r>
+        <w:rPr>
+          <w:rFonts w:ascii="Tahoma" w:eastAsia="微软雅黑" w:hAnsi="Tahoma" w:hint="eastAsia"/>
+          <w:kern w:val="0"/>
+          <w:sz w:val="22"/>
+        </w:rPr>
+        <w:t>你也可以改成纯色，修改混合模式即可。</w:t>
       </w:r>
     </w:p>
     <w:p>
@@ -4684,10 +6009,9 @@
         <w:widowControl/>
         <w:jc w:val="center"/>
         <w:rPr>
-          <w:rFonts w:ascii="宋体" w:eastAsia="宋体" w:hAnsi="宋体" w:cs="宋体" w:hint="eastAsia"/>
-          <w:kern w:val="0"/>
-          <w:sz w:val="24"/>
-          <w:szCs w:val="24"/>
+          <w:rFonts w:ascii="Tahoma" w:eastAsia="微软雅黑" w:hAnsi="Tahoma"/>
+          <w:kern w:val="0"/>
+          <w:sz w:val="22"/>
         </w:rPr>
       </w:pPr>
       <w:r>
@@ -4695,10 +6019,10 @@
           <w:noProof/>
         </w:rPr>
         <w:drawing>
-          <wp:inline distT="0" distB="0" distL="0" distR="0" wp14:anchorId="2207BE57" wp14:editId="6BD9B712">
-            <wp:extent cx="4290060" cy="3360420"/>
+          <wp:inline distT="0" distB="0" distL="0" distR="0" wp14:anchorId="16A519FD" wp14:editId="56E2B6BB">
+            <wp:extent cx="5182084" cy="1262768"/>
             <wp:effectExtent l="0" t="0" r="0" b="0"/>
-            <wp:docPr id="354458581" name="图片 14"/>
+            <wp:docPr id="736226955" name="图片 1"/>
             <wp:cNvGraphicFramePr>
               <a:graphicFrameLocks xmlns:a="http://schemas.openxmlformats.org/drawingml/2006/main" noChangeAspect="1"/>
             </wp:cNvGraphicFramePr>
@@ -4706,13 +6030,13 @@
               <a:graphicData uri="http://schemas.openxmlformats.org/drawingml/2006/picture">
                 <pic:pic xmlns:pic="http://schemas.openxmlformats.org/drawingml/2006/picture">
                   <pic:nvPicPr>
-                    <pic:cNvPr id="0" name="Picture 27"/>
+                    <pic:cNvPr id="0" name="Picture 2"/>
                     <pic:cNvPicPr>
                       <a:picLocks noChangeAspect="1" noChangeArrowheads="1"/>
                     </pic:cNvPicPr>
                   </pic:nvPicPr>
                   <pic:blipFill>
-                    <a:blip r:embed="rId24">
+                    <a:blip r:embed="rId28">
                       <a:extLst>
                         <a:ext uri="{28A0092B-C50C-407E-A947-70E740481C1C}">
                           <a14:useLocalDpi xmlns:a14="http://schemas.microsoft.com/office/drawing/2010/main" val="0"/>
@@ -4727,7 +6051,7 @@
                   <pic:spPr bwMode="auto">
                     <a:xfrm>
                       <a:off x="0" y="0"/>
-                      <a:ext cx="4290060" cy="3360420"/>
+                      <a:ext cx="5238044" cy="1276404"/>
                     </a:xfrm>
                     <a:prstGeom prst="rect">
                       <a:avLst/>
@@ -4747,6 +6071,188 @@
     <w:p>
       <w:pPr>
         <w:widowControl/>
+        <w:jc w:val="left"/>
+        <w:rPr>
+          <w:rFonts w:ascii="Tahoma" w:eastAsia="微软雅黑" w:hAnsi="Tahoma"/>
+          <w:kern w:val="0"/>
+          <w:sz w:val="22"/>
+        </w:rPr>
+      </w:pPr>
+      <w:r>
+        <w:rPr>
+          <w:rFonts w:ascii="Tahoma" w:eastAsia="微软雅黑" w:hAnsi="Tahoma"/>
+          <w:kern w:val="0"/>
+          <w:sz w:val="22"/>
+        </w:rPr>
+        <w:br w:type="page"/>
+      </w:r>
+    </w:p>
+    <w:p>
+      <w:pPr>
+        <w:pStyle w:val="4"/>
+        <w:rPr>
+          <w:rFonts w:hint="eastAsia"/>
+        </w:rPr>
+      </w:pPr>
+      <w:bookmarkStart w:id="10" w:name="_2）粒子与背景设计"/>
+      <w:bookmarkEnd w:id="10"/>
+      <w:r>
+        <w:rPr>
+          <w:rFonts w:hint="eastAsia"/>
+        </w:rPr>
+        <w:lastRenderedPageBreak/>
+        <w:t>2）粒子与背景设计</w:t>
+      </w:r>
+    </w:p>
+    <w:p>
+      <w:pPr>
+        <w:snapToGrid w:val="0"/>
+        <w:rPr>
+          <w:rFonts w:ascii="Tahoma" w:eastAsia="微软雅黑" w:hAnsi="Tahoma"/>
+          <w:kern w:val="0"/>
+          <w:sz w:val="22"/>
+        </w:rPr>
+      </w:pPr>
+      <w:r>
+        <w:rPr>
+          <w:rFonts w:ascii="Tahoma" w:eastAsia="微软雅黑" w:hAnsi="Tahoma" w:hint="eastAsia"/>
+          <w:kern w:val="0"/>
+          <w:sz w:val="22"/>
+        </w:rPr>
+        <w:t>有时候背景也可以作为粒子来使用，</w:t>
+      </w:r>
+      <w:r>
+        <w:rPr>
+          <w:rFonts w:ascii="Tahoma" w:eastAsia="微软雅黑" w:hAnsi="Tahoma" w:hint="eastAsia"/>
+          <w:kern w:val="0"/>
+          <w:sz w:val="22"/>
+        </w:rPr>
+        <w:t>比如示例的</w:t>
+      </w:r>
+      <w:r>
+        <w:rPr>
+          <w:rFonts w:ascii="Tahoma" w:eastAsia="微软雅黑" w:hAnsi="Tahoma" w:hint="eastAsia"/>
+          <w:kern w:val="0"/>
+          <w:sz w:val="22"/>
+        </w:rPr>
+        <w:t xml:space="preserve"> </w:t>
+      </w:r>
+      <w:r>
+        <w:rPr>
+          <w:rFonts w:ascii="Tahoma" w:eastAsia="微软雅黑" w:hAnsi="Tahoma" w:hint="eastAsia"/>
+          <w:color w:val="0070C0"/>
+          <w:kern w:val="0"/>
+          <w:sz w:val="22"/>
+        </w:rPr>
+        <w:t>战斗场景</w:t>
+      </w:r>
+      <w:r>
+        <w:rPr>
+          <w:rFonts w:ascii="Tahoma" w:eastAsia="微软雅黑" w:hAnsi="Tahoma" w:hint="eastAsia"/>
+          <w:color w:val="0070C0"/>
+          <w:kern w:val="0"/>
+          <w:sz w:val="22"/>
+        </w:rPr>
+        <w:t>-</w:t>
+      </w:r>
+      <w:r>
+        <w:rPr>
+          <w:rFonts w:ascii="Tahoma" w:eastAsia="微软雅黑" w:hAnsi="Tahoma" w:hint="eastAsia"/>
+          <w:color w:val="0070C0"/>
+          <w:kern w:val="0"/>
+          <w:sz w:val="22"/>
+        </w:rPr>
+        <w:t>雪地示例</w:t>
+      </w:r>
+      <w:r>
+        <w:rPr>
+          <w:rFonts w:ascii="Tahoma" w:eastAsia="微软雅黑" w:hAnsi="Tahoma" w:hint="eastAsia"/>
+          <w:color w:val="0070C0"/>
+          <w:kern w:val="0"/>
+          <w:sz w:val="22"/>
+        </w:rPr>
+        <w:t xml:space="preserve"> </w:t>
+      </w:r>
+      <w:r>
+        <w:rPr>
+          <w:rFonts w:ascii="Tahoma" w:eastAsia="微软雅黑" w:hAnsi="Tahoma" w:hint="eastAsia"/>
+          <w:kern w:val="0"/>
+          <w:sz w:val="22"/>
+        </w:rPr>
+        <w:t>。</w:t>
+      </w:r>
+    </w:p>
+    <w:p>
+      <w:pPr>
+        <w:snapToGrid w:val="0"/>
+        <w:rPr>
+          <w:rFonts w:ascii="Tahoma" w:eastAsia="微软雅黑" w:hAnsi="Tahoma"/>
+          <w:kern w:val="0"/>
+          <w:sz w:val="22"/>
+        </w:rPr>
+      </w:pPr>
+      <w:r>
+        <w:rPr>
+          <w:rFonts w:ascii="Tahoma" w:eastAsia="微软雅黑" w:hAnsi="Tahoma" w:hint="eastAsia"/>
+          <w:kern w:val="0"/>
+          <w:sz w:val="22"/>
+        </w:rPr>
+        <w:t>因为战斗场景有可能会</w:t>
+      </w:r>
+      <w:proofErr w:type="gramStart"/>
+      <w:r>
+        <w:rPr>
+          <w:rFonts w:ascii="Tahoma" w:eastAsia="微软雅黑" w:hAnsi="Tahoma" w:hint="eastAsia"/>
+          <w:kern w:val="0"/>
+          <w:sz w:val="22"/>
+        </w:rPr>
+        <w:t>飘大量</w:t>
+      </w:r>
+      <w:proofErr w:type="gramEnd"/>
+      <w:r>
+        <w:rPr>
+          <w:rFonts w:ascii="Tahoma" w:eastAsia="微软雅黑" w:hAnsi="Tahoma" w:hint="eastAsia"/>
+          <w:kern w:val="0"/>
+          <w:sz w:val="22"/>
+        </w:rPr>
+        <w:t>粒子，</w:t>
+      </w:r>
+      <w:r>
+        <w:rPr>
+          <w:rFonts w:ascii="Tahoma" w:eastAsia="微软雅黑" w:hAnsi="Tahoma" w:hint="eastAsia"/>
+          <w:kern w:val="0"/>
+          <w:sz w:val="22"/>
+        </w:rPr>
+        <w:t>而</w:t>
+      </w:r>
+      <w:r>
+        <w:rPr>
+          <w:rFonts w:ascii="Tahoma" w:eastAsia="微软雅黑" w:hAnsi="Tahoma" w:hint="eastAsia"/>
+          <w:kern w:val="0"/>
+          <w:sz w:val="22"/>
+        </w:rPr>
+        <w:t>粒子数量太多会加大战斗界面的</w:t>
+      </w:r>
+      <w:r>
+        <w:rPr>
+          <w:rFonts w:ascii="Tahoma" w:eastAsia="微软雅黑" w:hAnsi="Tahoma" w:hint="eastAsia"/>
+          <w:kern w:val="0"/>
+          <w:sz w:val="22"/>
+        </w:rPr>
+        <w:t>性能</w:t>
+      </w:r>
+      <w:r>
+        <w:rPr>
+          <w:rFonts w:ascii="Tahoma" w:eastAsia="微软雅黑" w:hAnsi="Tahoma" w:hint="eastAsia"/>
+          <w:kern w:val="0"/>
+          <w:sz w:val="22"/>
+        </w:rPr>
+        <w:t>消耗。</w:t>
+      </w:r>
+    </w:p>
+    <w:p>
+      <w:pPr>
+        <w:widowControl/>
         <w:adjustRightInd w:val="0"/>
         <w:snapToGrid w:val="0"/>
         <w:jc w:val="left"/>
@@ -4758,11 +6264,125 @@
       </w:pPr>
       <w:r>
         <w:rPr>
-          <w:rFonts w:ascii="Tahoma" w:eastAsia="微软雅黑" w:hAnsi="Tahoma" w:hint="eastAsia"/>
-          <w:kern w:val="0"/>
-          <w:sz w:val="22"/>
-        </w:rPr>
-        <w:t>如果你不想看到底图，你可以把它涂黑，通过插件修改：</w:t>
+          <w:rFonts w:ascii="Tahoma" w:eastAsia="微软雅黑" w:hAnsi="Tahoma"/>
+          <w:kern w:val="0"/>
+          <w:sz w:val="22"/>
+        </w:rPr>
+        <w:tab/>
+      </w:r>
+      <w:r>
+        <w:rPr>
+          <w:rFonts w:ascii="Tahoma" w:eastAsia="微软雅黑" w:hAnsi="Tahoma" w:hint="eastAsia"/>
+          <w:kern w:val="0"/>
+          <w:sz w:val="22"/>
+        </w:rPr>
+        <w:t>◆</w:t>
+      </w:r>
+      <w:proofErr w:type="spellStart"/>
+      <w:r>
+        <w:rPr>
+          <w:rFonts w:ascii="Tahoma" w:eastAsia="微软雅黑" w:hAnsi="Tahoma"/>
+          <w:kern w:val="0"/>
+          <w:sz w:val="22"/>
+        </w:rPr>
+        <w:t>Drill_</w:t>
+      </w:r>
+      <w:r>
+        <w:rPr>
+          <w:rFonts w:ascii="Tahoma" w:eastAsia="微软雅黑" w:hAnsi="Tahoma" w:hint="eastAsia"/>
+          <w:kern w:val="0"/>
+          <w:sz w:val="22"/>
+        </w:rPr>
+        <w:t>Battle</w:t>
+      </w:r>
+      <w:r>
+        <w:rPr>
+          <w:rFonts w:ascii="Tahoma" w:eastAsia="微软雅黑" w:hAnsi="Tahoma"/>
+          <w:kern w:val="0"/>
+          <w:sz w:val="22"/>
+        </w:rPr>
+        <w:t>Background</w:t>
+      </w:r>
+      <w:proofErr w:type="spellEnd"/>
+      <w:r>
+        <w:rPr>
+          <w:rFonts w:ascii="Tahoma" w:eastAsia="微软雅黑" w:hAnsi="Tahoma"/>
+          <w:kern w:val="0"/>
+          <w:sz w:val="22"/>
+        </w:rPr>
+        <w:tab/>
+      </w:r>
+      <w:r>
+        <w:rPr>
+          <w:rFonts w:ascii="Tahoma" w:eastAsia="微软雅黑" w:hAnsi="Tahoma"/>
+          <w:kern w:val="0"/>
+          <w:sz w:val="22"/>
+        </w:rPr>
+        <w:tab/>
+      </w:r>
+      <w:r>
+        <w:rPr>
+          <w:rFonts w:ascii="Tahoma" w:eastAsia="微软雅黑" w:hAnsi="Tahoma"/>
+          <w:kern w:val="0"/>
+          <w:sz w:val="22"/>
+        </w:rPr>
+        <w:tab/>
+      </w:r>
+      <w:r>
+        <w:rPr>
+          <w:rFonts w:ascii="Tahoma" w:eastAsia="微软雅黑" w:hAnsi="Tahoma"/>
+          <w:kern w:val="0"/>
+          <w:sz w:val="22"/>
+        </w:rPr>
+        <w:tab/>
+      </w:r>
+      <w:r>
+        <w:rPr>
+          <w:rFonts w:ascii="Tahoma" w:eastAsia="微软雅黑" w:hAnsi="Tahoma" w:hint="eastAsia"/>
+          <w:kern w:val="0"/>
+          <w:sz w:val="22"/>
+        </w:rPr>
+        <w:t>战斗</w:t>
+      </w:r>
+      <w:r>
+        <w:rPr>
+          <w:rFonts w:ascii="Tahoma" w:eastAsia="微软雅黑" w:hAnsi="Tahoma"/>
+          <w:kern w:val="0"/>
+          <w:sz w:val="22"/>
+        </w:rPr>
+        <w:t xml:space="preserve"> -</w:t>
+      </w:r>
+      <w:r>
+        <w:rPr>
+          <w:rFonts w:ascii="Tahoma" w:eastAsia="微软雅黑" w:hAnsi="Tahoma"/>
+          <w:kern w:val="0"/>
+          <w:sz w:val="22"/>
+        </w:rPr>
+        <w:t xml:space="preserve"> </w:t>
+      </w:r>
+      <w:r>
+        <w:rPr>
+          <w:rFonts w:ascii="Tahoma" w:eastAsia="微软雅黑" w:hAnsi="Tahoma" w:hint="eastAsia"/>
+          <w:kern w:val="0"/>
+          <w:sz w:val="22"/>
+        </w:rPr>
+        <w:t>多层</w:t>
+      </w:r>
+      <w:r>
+        <w:rPr>
+          <w:rFonts w:ascii="Tahoma" w:eastAsia="微软雅黑" w:hAnsi="Tahoma" w:hint="eastAsia"/>
+          <w:kern w:val="0"/>
+          <w:sz w:val="22"/>
+        </w:rPr>
+        <w:t>战斗</w:t>
+      </w:r>
+      <w:r>
+        <w:rPr>
+          <w:rFonts w:ascii="Tahoma" w:eastAsia="微软雅黑" w:hAnsi="Tahoma" w:hint="eastAsia"/>
+          <w:kern w:val="0"/>
+          <w:sz w:val="22"/>
+        </w:rPr>
+        <w:t>背景</w:t>
       </w:r>
     </w:p>
     <w:p>
@@ -4793,6 +6413,7 @@
         </w:rPr>
         <w:t>◆</w:t>
       </w:r>
+      <w:proofErr w:type="spellStart"/>
       <w:r>
         <w:rPr>
           <w:rFonts w:ascii="Tahoma" w:eastAsia="微软雅黑" w:hAnsi="Tahoma"/>
@@ -4815,8 +6436,9 @@
           <w:kern w:val="0"/>
           <w:sz w:val="22"/>
         </w:rPr>
-        <w:t>Background</w:t>
-      </w:r>
+        <w:t>Particle</w:t>
+      </w:r>
+      <w:proofErr w:type="spellEnd"/>
       <w:r>
         <w:rPr>
           <w:rFonts w:ascii="Tahoma" w:eastAsia="微软雅黑" w:hAnsi="Tahoma"/>
@@ -4851,6 +6473,14 @@
       </w:r>
       <w:r>
         <w:rPr>
+          <w:rFonts w:ascii="Tahoma" w:eastAsia="微软雅黑" w:hAnsi="Tahoma"/>
+          <w:kern w:val="0"/>
+          <w:sz w:val="22"/>
+        </w:rPr>
+        <w:tab/>
+      </w:r>
+      <w:r>
+        <w:rPr>
           <w:rFonts w:ascii="Tahoma" w:eastAsia="微软雅黑" w:hAnsi="Tahoma" w:hint="eastAsia"/>
           <w:kern w:val="0"/>
           <w:sz w:val="22"/>
@@ -4895,7 +6525,28 @@
           <w:kern w:val="0"/>
           <w:sz w:val="22"/>
         </w:rPr>
-        <w:t>背景</w:t>
+        <w:t>粒子</w:t>
+      </w:r>
+    </w:p>
+    <w:p>
+      <w:pPr>
+        <w:widowControl/>
+        <w:adjustRightInd w:val="0"/>
+        <w:snapToGrid w:val="0"/>
+        <w:jc w:val="left"/>
+        <w:rPr>
+          <w:rFonts w:ascii="Tahoma" w:eastAsia="微软雅黑" w:hAnsi="Tahoma"/>
+          <w:kern w:val="0"/>
+          <w:sz w:val="22"/>
+        </w:rPr>
+      </w:pPr>
+      <w:r>
+        <w:rPr>
+          <w:rFonts w:ascii="Tahoma" w:eastAsia="微软雅黑" w:hAnsi="Tahoma" w:hint="eastAsia"/>
+          <w:kern w:val="0"/>
+          <w:sz w:val="22"/>
+        </w:rPr>
+        <w:t>远处的粒子可以使用背景来画，近处的用粒子来实现。</w:t>
       </w:r>
     </w:p>
     <w:p>
@@ -4914,10 +6565,10 @@
           <w:noProof/>
         </w:rPr>
         <w:drawing>
-          <wp:inline distT="0" distB="0" distL="0" distR="0" wp14:anchorId="06EAF05C" wp14:editId="749C62B0">
-            <wp:extent cx="4160520" cy="2814073"/>
-            <wp:effectExtent l="0" t="0" r="0" b="5715"/>
-            <wp:docPr id="5334590" name="图片 15"/>
+          <wp:inline distT="0" distB="0" distL="0" distR="0" wp14:anchorId="52890A23" wp14:editId="6E56B143">
+            <wp:extent cx="1554480" cy="1714500"/>
+            <wp:effectExtent l="0" t="0" r="7620" b="0"/>
+            <wp:docPr id="235788218" name="图片 20"/>
             <wp:cNvGraphicFramePr>
               <a:graphicFrameLocks xmlns:a="http://schemas.openxmlformats.org/drawingml/2006/main" noChangeAspect="1"/>
             </wp:cNvGraphicFramePr>
@@ -4925,13 +6576,13 @@
               <a:graphicData uri="http://schemas.openxmlformats.org/drawingml/2006/picture">
                 <pic:pic xmlns:pic="http://schemas.openxmlformats.org/drawingml/2006/picture">
                   <pic:nvPicPr>
-                    <pic:cNvPr id="0" name="Picture 29"/>
+                    <pic:cNvPr id="0" name="Picture 39"/>
                     <pic:cNvPicPr>
                       <a:picLocks noChangeAspect="1" noChangeArrowheads="1"/>
                     </pic:cNvPicPr>
                   </pic:nvPicPr>
                   <pic:blipFill>
-                    <a:blip r:embed="rId25">
+                    <a:blip r:embed="rId29">
                       <a:extLst>
                         <a:ext uri="{28A0092B-C50C-407E-A947-70E740481C1C}">
                           <a14:useLocalDpi xmlns:a14="http://schemas.microsoft.com/office/drawing/2010/main" val="0"/>
@@ -4946,7 +6597,7 @@
                   <pic:spPr bwMode="auto">
                     <a:xfrm>
                       <a:off x="0" y="0"/>
-                      <a:ext cx="4164336" cy="2816654"/>
+                      <a:ext cx="1554480" cy="1714500"/>
                     </a:xfrm>
                     <a:prstGeom prst="rect">
                       <a:avLst/>
@@ -4962,14 +6613,62 @@
           </wp:inline>
         </w:drawing>
       </w:r>
-    </w:p>
-    <w:p>
-      <w:pPr>
-        <w:widowControl/>
-        <w:adjustRightInd w:val="0"/>
-        <w:snapToGrid w:val="0"/>
-        <w:spacing w:after="200"/>
-        <w:jc w:val="left"/>
+      <w:r>
+        <w:rPr>
+          <w:noProof/>
+        </w:rPr>
+        <w:drawing>
+          <wp:inline distT="0" distB="0" distL="0" distR="0" wp14:anchorId="0EDB3B4C" wp14:editId="0B7E9214">
+            <wp:extent cx="3520440" cy="2626261"/>
+            <wp:effectExtent l="0" t="0" r="3810" b="3175"/>
+            <wp:docPr id="884304683" name="图片 21"/>
+            <wp:cNvGraphicFramePr>
+              <a:graphicFrameLocks xmlns:a="http://schemas.openxmlformats.org/drawingml/2006/main" noChangeAspect="1"/>
+            </wp:cNvGraphicFramePr>
+            <a:graphic xmlns:a="http://schemas.openxmlformats.org/drawingml/2006/main">
+              <a:graphicData uri="http://schemas.openxmlformats.org/drawingml/2006/picture">
+                <pic:pic xmlns:pic="http://schemas.openxmlformats.org/drawingml/2006/picture">
+                  <pic:nvPicPr>
+                    <pic:cNvPr id="0" name="Picture 41"/>
+                    <pic:cNvPicPr>
+                      <a:picLocks noChangeAspect="1" noChangeArrowheads="1"/>
+                    </pic:cNvPicPr>
+                  </pic:nvPicPr>
+                  <pic:blipFill>
+                    <a:blip r:embed="rId30">
+                      <a:extLst>
+                        <a:ext uri="{28A0092B-C50C-407E-A947-70E740481C1C}">
+                          <a14:useLocalDpi xmlns:a14="http://schemas.microsoft.com/office/drawing/2010/main" val="0"/>
+                        </a:ext>
+                      </a:extLst>
+                    </a:blip>
+                    <a:srcRect/>
+                    <a:stretch>
+                      <a:fillRect/>
+                    </a:stretch>
+                  </pic:blipFill>
+                  <pic:spPr bwMode="auto">
+                    <a:xfrm>
+                      <a:off x="0" y="0"/>
+                      <a:ext cx="3523104" cy="2628248"/>
+                    </a:xfrm>
+                    <a:prstGeom prst="rect">
+                      <a:avLst/>
+                    </a:prstGeom>
+                    <a:noFill/>
+                    <a:ln>
+                      <a:noFill/>
+                    </a:ln>
+                  </pic:spPr>
+                </pic:pic>
+              </a:graphicData>
+            </a:graphic>
+          </wp:inline>
+        </w:drawing>
+      </w:r>
+    </w:p>
+    <w:p>
+      <w:pPr>
         <w:rPr>
           <w:rFonts w:ascii="Tahoma" w:eastAsia="微软雅黑" w:hAnsi="Tahoma"/>
           <w:kern w:val="0"/>
@@ -5145,7 +6844,7 @@
                     </pic:cNvPicPr>
                   </pic:nvPicPr>
                   <pic:blipFill>
-                    <a:blip r:embed="rId26">
+                    <a:blip r:embed="rId31">
                       <a:extLst>
                         <a:ext uri="{28A0092B-C50C-407E-A947-70E740481C1C}">
                           <a14:useLocalDpi xmlns:a14="http://schemas.microsoft.com/office/drawing/2010/main" val="0"/>
@@ -5211,7 +6910,7 @@
                     </pic:cNvPicPr>
                   </pic:nvPicPr>
                   <pic:blipFill>
-                    <a:blip r:embed="rId27">
+                    <a:blip r:embed="rId32">
                       <a:extLst>
                         <a:ext uri="{28A0092B-C50C-407E-A947-70E740481C1C}">
                           <a14:useLocalDpi xmlns:a14="http://schemas.microsoft.com/office/drawing/2010/main" val="0"/>
@@ -5618,24 +7317,922 @@
           <w:rFonts w:hint="eastAsia"/>
         </w:rPr>
       </w:pPr>
-      <w:bookmarkStart w:id="7" w:name="_预加载"/>
-      <w:bookmarkEnd w:id="7"/>
+      <w:bookmarkStart w:id="11" w:name="_预加载"/>
+      <w:bookmarkStart w:id="12" w:name="_战斗的延迟指令与周期指令"/>
+      <w:bookmarkEnd w:id="11"/>
+      <w:bookmarkEnd w:id="12"/>
       <w:r>
         <w:rPr>
           <w:rFonts w:hint="eastAsia"/>
         </w:rPr>
         <w:t>战斗的延迟指令</w:t>
       </w:r>
+      <w:r>
+        <w:rPr>
+          <w:rFonts w:hint="eastAsia"/>
+        </w:rPr>
+        <w:t>与周期指令</w:t>
+      </w:r>
+    </w:p>
+    <w:p>
+      <w:pPr>
+        <w:pStyle w:val="4"/>
+        <w:rPr>
+          <w:rFonts w:hint="eastAsia"/>
+        </w:rPr>
+      </w:pPr>
+      <w:r>
+        <w:rPr>
+          <w:rFonts w:hint="eastAsia"/>
+        </w:rPr>
+        <w:t>1）关系表</w:t>
+      </w:r>
+    </w:p>
+    <w:p>
+      <w:pPr>
+        <w:widowControl/>
+        <w:adjustRightInd w:val="0"/>
+        <w:jc w:val="left"/>
+        <w:rPr>
+          <w:rFonts w:ascii="Tahoma" w:eastAsia="微软雅黑" w:hAnsi="Tahoma"/>
+          <w:kern w:val="0"/>
+          <w:sz w:val="22"/>
+        </w:rPr>
+      </w:pPr>
+      <w:r>
+        <w:rPr>
+          <w:rFonts w:ascii="Tahoma" w:eastAsia="微软雅黑" w:hAnsi="Tahoma" w:hint="eastAsia"/>
+          <w:kern w:val="0"/>
+          <w:sz w:val="22"/>
+        </w:rPr>
+        <w:t>修改单属性、延迟指令、周期指令，在不同界面的关系如下表。</w:t>
+      </w:r>
+    </w:p>
+    <w:tbl>
+      <w:tblPr>
+        <w:tblStyle w:val="af"/>
+        <w:tblW w:w="0" w:type="auto"/>
+        <w:jc w:val="center"/>
+        <w:tblLook w:val="04A0" w:firstRow="1" w:lastRow="0" w:firstColumn="1" w:lastColumn="0" w:noHBand="0" w:noVBand="1"/>
+      </w:tblPr>
+      <w:tblGrid>
+        <w:gridCol w:w="1559"/>
+        <w:gridCol w:w="1707"/>
+        <w:gridCol w:w="2262"/>
+        <w:gridCol w:w="2377"/>
+      </w:tblGrid>
+      <w:tr>
+        <w:trPr>
+          <w:trHeight w:hRule="exact" w:val="794"/>
+          <w:jc w:val="center"/>
+        </w:trPr>
+        <w:tc>
+          <w:tcPr>
+            <w:tcW w:w="1559" w:type="dxa"/>
+            <w:shd w:val="clear" w:color="auto" w:fill="D9D9D9" w:themeFill="background1" w:themeFillShade="D9"/>
+            <w:vAlign w:val="center"/>
+          </w:tcPr>
+          <w:p>
+            <w:pPr>
+              <w:widowControl/>
+              <w:snapToGrid w:val="0"/>
+              <w:jc w:val="left"/>
+              <w:rPr>
+                <w:rFonts w:ascii="Tahoma" w:eastAsia="微软雅黑" w:hAnsi="Tahoma"/>
+                <w:b/>
+                <w:bCs/>
+                <w:kern w:val="0"/>
+                <w:sz w:val="22"/>
+              </w:rPr>
+            </w:pPr>
+            <w:r>
+              <w:rPr>
+                <w:rFonts w:ascii="Tahoma" w:eastAsia="微软雅黑" w:hAnsi="Tahoma" w:hint="eastAsia"/>
+                <w:b/>
+                <w:bCs/>
+                <w:kern w:val="0"/>
+                <w:sz w:val="22"/>
+              </w:rPr>
+              <w:t>插件</w:t>
+            </w:r>
+          </w:p>
+        </w:tc>
+        <w:tc>
+          <w:tcPr>
+            <w:tcW w:w="1707" w:type="dxa"/>
+            <w:shd w:val="clear" w:color="auto" w:fill="D9D9D9" w:themeFill="background1" w:themeFillShade="D9"/>
+            <w:vAlign w:val="center"/>
+          </w:tcPr>
+          <w:p>
+            <w:pPr>
+              <w:widowControl/>
+              <w:snapToGrid w:val="0"/>
+              <w:jc w:val="left"/>
+              <w:rPr>
+                <w:rFonts w:ascii="Tahoma" w:eastAsia="微软雅黑" w:hAnsi="Tahoma"/>
+                <w:b/>
+                <w:bCs/>
+                <w:kern w:val="0"/>
+                <w:sz w:val="22"/>
+              </w:rPr>
+            </w:pPr>
+            <w:r>
+              <w:rPr>
+                <w:rFonts w:ascii="Tahoma" w:eastAsia="微软雅黑" w:hAnsi="Tahoma" w:hint="eastAsia"/>
+                <w:b/>
+                <w:bCs/>
+                <w:kern w:val="0"/>
+                <w:sz w:val="22"/>
+              </w:rPr>
+              <w:t>修改单属性</w:t>
+            </w:r>
+          </w:p>
+        </w:tc>
+        <w:tc>
+          <w:tcPr>
+            <w:tcW w:w="2262" w:type="dxa"/>
+            <w:shd w:val="clear" w:color="auto" w:fill="D9D9D9" w:themeFill="background1" w:themeFillShade="D9"/>
+            <w:vAlign w:val="center"/>
+          </w:tcPr>
+          <w:p>
+            <w:pPr>
+              <w:widowControl/>
+              <w:snapToGrid w:val="0"/>
+              <w:jc w:val="left"/>
+              <w:rPr>
+                <w:rFonts w:ascii="Tahoma" w:eastAsia="微软雅黑" w:hAnsi="Tahoma"/>
+                <w:b/>
+                <w:bCs/>
+                <w:kern w:val="0"/>
+                <w:sz w:val="22"/>
+              </w:rPr>
+            </w:pPr>
+            <w:r>
+              <w:rPr>
+                <w:rFonts w:ascii="Tahoma" w:eastAsia="微软雅黑" w:hAnsi="Tahoma" w:hint="eastAsia"/>
+                <w:b/>
+                <w:bCs/>
+                <w:kern w:val="0"/>
+                <w:sz w:val="22"/>
+              </w:rPr>
+              <w:t>延迟指令</w:t>
+            </w:r>
+          </w:p>
+        </w:tc>
+        <w:tc>
+          <w:tcPr>
+            <w:tcW w:w="2377" w:type="dxa"/>
+            <w:shd w:val="clear" w:color="auto" w:fill="D9D9D9" w:themeFill="background1" w:themeFillShade="D9"/>
+            <w:vAlign w:val="center"/>
+          </w:tcPr>
+          <w:p>
+            <w:pPr>
+              <w:widowControl/>
+              <w:snapToGrid w:val="0"/>
+              <w:jc w:val="left"/>
+              <w:rPr>
+                <w:rFonts w:ascii="Tahoma" w:eastAsia="微软雅黑" w:hAnsi="Tahoma"/>
+                <w:b/>
+                <w:bCs/>
+                <w:kern w:val="0"/>
+                <w:sz w:val="22"/>
+              </w:rPr>
+            </w:pPr>
+            <w:r>
+              <w:rPr>
+                <w:rFonts w:ascii="Tahoma" w:eastAsia="微软雅黑" w:hAnsi="Tahoma" w:hint="eastAsia"/>
+                <w:b/>
+                <w:bCs/>
+                <w:kern w:val="0"/>
+                <w:sz w:val="22"/>
+              </w:rPr>
+              <w:t>周期指令</w:t>
+            </w:r>
+          </w:p>
+        </w:tc>
+      </w:tr>
+      <w:tr>
+        <w:trPr>
+          <w:trHeight w:hRule="exact" w:val="794"/>
+          <w:jc w:val="center"/>
+        </w:trPr>
+        <w:tc>
+          <w:tcPr>
+            <w:tcW w:w="1559" w:type="dxa"/>
+            <w:vAlign w:val="center"/>
+          </w:tcPr>
+          <w:p>
+            <w:pPr>
+              <w:widowControl/>
+              <w:snapToGrid w:val="0"/>
+              <w:jc w:val="left"/>
+              <w:rPr>
+                <w:rFonts w:ascii="Tahoma" w:eastAsia="微软雅黑" w:hAnsi="Tahoma"/>
+                <w:kern w:val="0"/>
+                <w:sz w:val="22"/>
+              </w:rPr>
+            </w:pPr>
+            <w:r>
+              <w:rPr>
+                <w:rFonts w:ascii="Tahoma" w:eastAsia="微软雅黑" w:hAnsi="Tahoma" w:hint="eastAsia"/>
+                <w:kern w:val="0"/>
+                <w:sz w:val="22"/>
+              </w:rPr>
+              <w:t>地图插件</w:t>
+            </w:r>
+          </w:p>
+        </w:tc>
+        <w:tc>
+          <w:tcPr>
+            <w:tcW w:w="1707" w:type="dxa"/>
+            <w:vAlign w:val="center"/>
+          </w:tcPr>
+          <w:p>
+            <w:pPr>
+              <w:widowControl/>
+              <w:snapToGrid w:val="0"/>
+              <w:jc w:val="left"/>
+              <w:rPr>
+                <w:rFonts w:ascii="Tahoma" w:eastAsia="微软雅黑" w:hAnsi="Tahoma"/>
+                <w:kern w:val="0"/>
+                <w:sz w:val="22"/>
+              </w:rPr>
+            </w:pPr>
+            <w:r>
+              <w:rPr>
+                <w:rFonts w:ascii="Tahoma" w:eastAsia="微软雅黑" w:hAnsi="Tahoma" w:hint="eastAsia"/>
+                <w:kern w:val="0"/>
+                <w:sz w:val="22"/>
+              </w:rPr>
+              <w:t>支持（常用）</w:t>
+            </w:r>
+          </w:p>
+        </w:tc>
+        <w:tc>
+          <w:tcPr>
+            <w:tcW w:w="2262" w:type="dxa"/>
+            <w:vAlign w:val="center"/>
+          </w:tcPr>
+          <w:p>
+            <w:pPr>
+              <w:widowControl/>
+              <w:snapToGrid w:val="0"/>
+              <w:jc w:val="left"/>
+              <w:rPr>
+                <w:rFonts w:ascii="Tahoma" w:eastAsia="微软雅黑" w:hAnsi="Tahoma"/>
+                <w:kern w:val="0"/>
+                <w:sz w:val="22"/>
+              </w:rPr>
+            </w:pPr>
+            <w:r>
+              <w:rPr>
+                <w:rFonts w:ascii="Tahoma" w:eastAsia="微软雅黑" w:hAnsi="Tahoma" w:hint="eastAsia"/>
+                <w:kern w:val="0"/>
+                <w:sz w:val="22"/>
+              </w:rPr>
+              <w:t>支持</w:t>
+            </w:r>
+          </w:p>
+        </w:tc>
+        <w:tc>
+          <w:tcPr>
+            <w:tcW w:w="2377" w:type="dxa"/>
+            <w:vAlign w:val="center"/>
+          </w:tcPr>
+          <w:p>
+            <w:pPr>
+              <w:widowControl/>
+              <w:snapToGrid w:val="0"/>
+              <w:jc w:val="left"/>
+              <w:rPr>
+                <w:rFonts w:ascii="Tahoma" w:eastAsia="微软雅黑" w:hAnsi="Tahoma"/>
+                <w:kern w:val="0"/>
+                <w:sz w:val="22"/>
+              </w:rPr>
+            </w:pPr>
+            <w:r>
+              <w:rPr>
+                <w:rFonts w:ascii="Tahoma" w:eastAsia="微软雅黑" w:hAnsi="Tahoma" w:hint="eastAsia"/>
+                <w:kern w:val="0"/>
+                <w:sz w:val="22"/>
+              </w:rPr>
+              <w:t>支持</w:t>
+            </w:r>
+          </w:p>
+        </w:tc>
+      </w:tr>
+      <w:tr>
+        <w:trPr>
+          <w:trHeight w:hRule="exact" w:val="794"/>
+          <w:jc w:val="center"/>
+        </w:trPr>
+        <w:tc>
+          <w:tcPr>
+            <w:tcW w:w="1559" w:type="dxa"/>
+            <w:vAlign w:val="center"/>
+          </w:tcPr>
+          <w:p>
+            <w:pPr>
+              <w:widowControl/>
+              <w:snapToGrid w:val="0"/>
+              <w:jc w:val="left"/>
+              <w:rPr>
+                <w:rFonts w:ascii="Tahoma" w:eastAsia="微软雅黑" w:hAnsi="Tahoma"/>
+                <w:kern w:val="0"/>
+                <w:sz w:val="22"/>
+              </w:rPr>
+            </w:pPr>
+            <w:r>
+              <w:rPr>
+                <w:rFonts w:ascii="Tahoma" w:eastAsia="微软雅黑" w:hAnsi="Tahoma" w:hint="eastAsia"/>
+                <w:kern w:val="0"/>
+                <w:sz w:val="22"/>
+              </w:rPr>
+              <w:t>战斗插件</w:t>
+            </w:r>
+          </w:p>
+        </w:tc>
+        <w:tc>
+          <w:tcPr>
+            <w:tcW w:w="1707" w:type="dxa"/>
+            <w:vAlign w:val="center"/>
+          </w:tcPr>
+          <w:p>
+            <w:pPr>
+              <w:widowControl/>
+              <w:snapToGrid w:val="0"/>
+              <w:jc w:val="left"/>
+              <w:rPr>
+                <w:rFonts w:ascii="Tahoma" w:eastAsia="微软雅黑" w:hAnsi="Tahoma"/>
+                <w:kern w:val="0"/>
+                <w:sz w:val="22"/>
+              </w:rPr>
+            </w:pPr>
+            <w:r>
+              <w:rPr>
+                <w:rFonts w:ascii="Tahoma" w:eastAsia="微软雅黑" w:hAnsi="Tahoma" w:hint="eastAsia"/>
+                <w:kern w:val="0"/>
+                <w:sz w:val="22"/>
+              </w:rPr>
+              <w:t>支持</w:t>
+            </w:r>
+          </w:p>
+        </w:tc>
+        <w:tc>
+          <w:tcPr>
+            <w:tcW w:w="2262" w:type="dxa"/>
+            <w:vAlign w:val="center"/>
+          </w:tcPr>
+          <w:p>
+            <w:pPr>
+              <w:widowControl/>
+              <w:snapToGrid w:val="0"/>
+              <w:jc w:val="left"/>
+              <w:rPr>
+                <w:rFonts w:ascii="Tahoma" w:eastAsia="微软雅黑" w:hAnsi="Tahoma"/>
+                <w:kern w:val="0"/>
+                <w:sz w:val="22"/>
+              </w:rPr>
+            </w:pPr>
+            <w:r>
+              <w:rPr>
+                <w:rFonts w:ascii="Tahoma" w:eastAsia="微软雅黑" w:hAnsi="Tahoma" w:hint="eastAsia"/>
+                <w:kern w:val="0"/>
+                <w:sz w:val="22"/>
+              </w:rPr>
+              <w:t>支持（常用）</w:t>
+            </w:r>
+          </w:p>
+          <w:p>
+            <w:pPr>
+              <w:widowControl/>
+              <w:snapToGrid w:val="0"/>
+              <w:jc w:val="left"/>
+              <w:rPr>
+                <w:rFonts w:ascii="Tahoma" w:eastAsia="微软雅黑" w:hAnsi="Tahoma"/>
+                <w:kern w:val="0"/>
+                <w:sz w:val="22"/>
+              </w:rPr>
+            </w:pPr>
+            <w:r>
+              <w:rPr>
+                <w:rFonts w:ascii="Tahoma" w:eastAsia="微软雅黑" w:hAnsi="Tahoma" w:hint="eastAsia"/>
+                <w:kern w:val="0"/>
+                <w:sz w:val="22"/>
+              </w:rPr>
+              <w:t>(</w:t>
+            </w:r>
+            <w:r>
+              <w:rPr>
+                <w:rFonts w:ascii="Tahoma" w:eastAsia="微软雅黑" w:hAnsi="Tahoma" w:hint="eastAsia"/>
+                <w:kern w:val="0"/>
+                <w:sz w:val="22"/>
+              </w:rPr>
+              <w:t>最好放公共事件</w:t>
+            </w:r>
+            <w:r>
+              <w:rPr>
+                <w:rFonts w:ascii="Tahoma" w:eastAsia="微软雅黑" w:hAnsi="Tahoma" w:hint="eastAsia"/>
+                <w:kern w:val="0"/>
+                <w:sz w:val="22"/>
+              </w:rPr>
+              <w:t>)</w:t>
+            </w:r>
+          </w:p>
+        </w:tc>
+        <w:tc>
+          <w:tcPr>
+            <w:tcW w:w="2377" w:type="dxa"/>
+            <w:vAlign w:val="center"/>
+          </w:tcPr>
+          <w:p>
+            <w:pPr>
+              <w:widowControl/>
+              <w:snapToGrid w:val="0"/>
+              <w:jc w:val="left"/>
+              <w:rPr>
+                <w:rFonts w:ascii="Tahoma" w:eastAsia="微软雅黑" w:hAnsi="Tahoma"/>
+                <w:kern w:val="0"/>
+                <w:sz w:val="22"/>
+              </w:rPr>
+            </w:pPr>
+            <w:r>
+              <w:rPr>
+                <w:rFonts w:ascii="Tahoma" w:eastAsia="微软雅黑" w:hAnsi="Tahoma" w:hint="eastAsia"/>
+                <w:kern w:val="0"/>
+                <w:sz w:val="22"/>
+              </w:rPr>
+              <w:t>支持</w:t>
+            </w:r>
+          </w:p>
+        </w:tc>
+      </w:tr>
+      <w:tr>
+        <w:trPr>
+          <w:trHeight w:hRule="exact" w:val="794"/>
+          <w:jc w:val="center"/>
+        </w:trPr>
+        <w:tc>
+          <w:tcPr>
+            <w:tcW w:w="1559" w:type="dxa"/>
+            <w:vAlign w:val="center"/>
+          </w:tcPr>
+          <w:p>
+            <w:pPr>
+              <w:widowControl/>
+              <w:snapToGrid w:val="0"/>
+              <w:jc w:val="left"/>
+              <w:rPr>
+                <w:rFonts w:ascii="Tahoma" w:eastAsia="微软雅黑" w:hAnsi="Tahoma"/>
+                <w:kern w:val="0"/>
+                <w:sz w:val="22"/>
+              </w:rPr>
+            </w:pPr>
+            <w:r>
+              <w:rPr>
+                <w:rFonts w:ascii="Tahoma" w:eastAsia="微软雅黑" w:hAnsi="Tahoma" w:hint="eastAsia"/>
+                <w:kern w:val="0"/>
+                <w:sz w:val="22"/>
+              </w:rPr>
+              <w:t>菜单插件</w:t>
+            </w:r>
+          </w:p>
+        </w:tc>
+        <w:tc>
+          <w:tcPr>
+            <w:tcW w:w="1707" w:type="dxa"/>
+            <w:vAlign w:val="center"/>
+          </w:tcPr>
+          <w:p>
+            <w:pPr>
+              <w:widowControl/>
+              <w:snapToGrid w:val="0"/>
+              <w:jc w:val="left"/>
+              <w:rPr>
+                <w:rFonts w:ascii="Tahoma" w:eastAsia="微软雅黑" w:hAnsi="Tahoma"/>
+                <w:kern w:val="0"/>
+                <w:sz w:val="22"/>
+              </w:rPr>
+            </w:pPr>
+            <w:r>
+              <w:rPr>
+                <w:rFonts w:ascii="Tahoma" w:eastAsia="微软雅黑" w:hAnsi="Tahoma" w:hint="eastAsia"/>
+                <w:color w:val="A6A6A6" w:themeColor="background1" w:themeShade="A6"/>
+                <w:kern w:val="0"/>
+                <w:sz w:val="22"/>
+              </w:rPr>
+              <w:t>不支持</w:t>
+            </w:r>
+          </w:p>
+        </w:tc>
+        <w:tc>
+          <w:tcPr>
+            <w:tcW w:w="2262" w:type="dxa"/>
+            <w:vAlign w:val="center"/>
+          </w:tcPr>
+          <w:p>
+            <w:pPr>
+              <w:widowControl/>
+              <w:snapToGrid w:val="0"/>
+              <w:jc w:val="left"/>
+              <w:rPr>
+                <w:rFonts w:ascii="Tahoma" w:eastAsia="微软雅黑" w:hAnsi="Tahoma"/>
+                <w:kern w:val="0"/>
+                <w:sz w:val="22"/>
+              </w:rPr>
+            </w:pPr>
+            <w:r>
+              <w:rPr>
+                <w:rFonts w:ascii="Tahoma" w:eastAsia="微软雅黑" w:hAnsi="Tahoma" w:hint="eastAsia"/>
+                <w:kern w:val="0"/>
+                <w:sz w:val="22"/>
+              </w:rPr>
+              <w:t>支持</w:t>
+            </w:r>
+          </w:p>
+          <w:p>
+            <w:pPr>
+              <w:widowControl/>
+              <w:snapToGrid w:val="0"/>
+              <w:jc w:val="left"/>
+              <w:rPr>
+                <w:rFonts w:ascii="Tahoma" w:eastAsia="微软雅黑" w:hAnsi="Tahoma"/>
+                <w:kern w:val="0"/>
+                <w:sz w:val="22"/>
+              </w:rPr>
+            </w:pPr>
+            <w:r>
+              <w:rPr>
+                <w:rFonts w:ascii="Tahoma" w:eastAsia="微软雅黑" w:hAnsi="Tahoma" w:hint="eastAsia"/>
+                <w:kern w:val="0"/>
+                <w:sz w:val="22"/>
+              </w:rPr>
+              <w:t>(</w:t>
+            </w:r>
+            <w:r>
+              <w:rPr>
+                <w:rFonts w:ascii="Tahoma" w:eastAsia="微软雅黑" w:hAnsi="Tahoma" w:hint="eastAsia"/>
+                <w:kern w:val="0"/>
+                <w:sz w:val="22"/>
+              </w:rPr>
+              <w:t>最好放容器初始化</w:t>
+            </w:r>
+            <w:r>
+              <w:rPr>
+                <w:rFonts w:ascii="Tahoma" w:eastAsia="微软雅黑" w:hAnsi="Tahoma" w:hint="eastAsia"/>
+                <w:kern w:val="0"/>
+                <w:sz w:val="22"/>
+              </w:rPr>
+              <w:t>)</w:t>
+            </w:r>
+          </w:p>
+        </w:tc>
+        <w:tc>
+          <w:tcPr>
+            <w:tcW w:w="2377" w:type="dxa"/>
+            <w:vAlign w:val="center"/>
+          </w:tcPr>
+          <w:p>
+            <w:pPr>
+              <w:widowControl/>
+              <w:snapToGrid w:val="0"/>
+              <w:jc w:val="left"/>
+              <w:rPr>
+                <w:rFonts w:ascii="Tahoma" w:eastAsia="微软雅黑" w:hAnsi="Tahoma"/>
+                <w:kern w:val="0"/>
+                <w:sz w:val="22"/>
+              </w:rPr>
+            </w:pPr>
+            <w:r>
+              <w:rPr>
+                <w:rFonts w:ascii="Tahoma" w:eastAsia="微软雅黑" w:hAnsi="Tahoma" w:hint="eastAsia"/>
+                <w:kern w:val="0"/>
+                <w:sz w:val="22"/>
+              </w:rPr>
+              <w:t>支持</w:t>
+            </w:r>
+          </w:p>
+          <w:p>
+            <w:pPr>
+              <w:widowControl/>
+              <w:snapToGrid w:val="0"/>
+              <w:jc w:val="left"/>
+              <w:rPr>
+                <w:rFonts w:ascii="Tahoma" w:eastAsia="微软雅黑" w:hAnsi="Tahoma"/>
+                <w:kern w:val="0"/>
+                <w:sz w:val="22"/>
+              </w:rPr>
+            </w:pPr>
+            <w:r>
+              <w:rPr>
+                <w:rFonts w:ascii="Tahoma" w:eastAsia="微软雅黑" w:hAnsi="Tahoma" w:hint="eastAsia"/>
+                <w:kern w:val="0"/>
+                <w:sz w:val="22"/>
+              </w:rPr>
+              <w:t>(</w:t>
+            </w:r>
+            <w:r>
+              <w:rPr>
+                <w:rFonts w:ascii="Tahoma" w:eastAsia="微软雅黑" w:hAnsi="Tahoma" w:hint="eastAsia"/>
+                <w:kern w:val="0"/>
+                <w:sz w:val="22"/>
+              </w:rPr>
+              <w:t>最好放容器初始化</w:t>
+            </w:r>
+            <w:r>
+              <w:rPr>
+                <w:rFonts w:ascii="Tahoma" w:eastAsia="微软雅黑" w:hAnsi="Tahoma" w:hint="eastAsia"/>
+                <w:kern w:val="0"/>
+                <w:sz w:val="22"/>
+              </w:rPr>
+              <w:t>)</w:t>
+            </w:r>
+          </w:p>
+        </w:tc>
+      </w:tr>
+      <w:tr>
+        <w:trPr>
+          <w:trHeight w:hRule="exact" w:val="794"/>
+          <w:jc w:val="center"/>
+        </w:trPr>
+        <w:tc>
+          <w:tcPr>
+            <w:tcW w:w="1559" w:type="dxa"/>
+            <w:vAlign w:val="center"/>
+          </w:tcPr>
+          <w:p>
+            <w:pPr>
+              <w:widowControl/>
+              <w:snapToGrid w:val="0"/>
+              <w:jc w:val="left"/>
+              <w:rPr>
+                <w:rFonts w:ascii="Tahoma" w:eastAsia="微软雅黑" w:hAnsi="Tahoma"/>
+                <w:kern w:val="0"/>
+                <w:sz w:val="22"/>
+              </w:rPr>
+            </w:pPr>
+            <w:r>
+              <w:rPr>
+                <w:rFonts w:ascii="Tahoma" w:eastAsia="微软雅黑" w:hAnsi="Tahoma" w:hint="eastAsia"/>
+                <w:kern w:val="0"/>
+                <w:sz w:val="22"/>
+              </w:rPr>
+              <w:t>标题插件</w:t>
+            </w:r>
+          </w:p>
+        </w:tc>
+        <w:tc>
+          <w:tcPr>
+            <w:tcW w:w="1707" w:type="dxa"/>
+            <w:vAlign w:val="center"/>
+          </w:tcPr>
+          <w:p>
+            <w:pPr>
+              <w:widowControl/>
+              <w:snapToGrid w:val="0"/>
+              <w:jc w:val="left"/>
+              <w:rPr>
+                <w:rFonts w:ascii="Tahoma" w:eastAsia="微软雅黑" w:hAnsi="Tahoma"/>
+                <w:color w:val="A6A6A6" w:themeColor="background1" w:themeShade="A6"/>
+                <w:kern w:val="0"/>
+                <w:sz w:val="22"/>
+              </w:rPr>
+            </w:pPr>
+            <w:r>
+              <w:rPr>
+                <w:rFonts w:ascii="Tahoma" w:eastAsia="微软雅黑" w:hAnsi="Tahoma" w:hint="eastAsia"/>
+                <w:color w:val="A6A6A6" w:themeColor="background1" w:themeShade="A6"/>
+                <w:kern w:val="0"/>
+                <w:sz w:val="22"/>
+              </w:rPr>
+              <w:t>不支持</w:t>
+            </w:r>
+          </w:p>
+        </w:tc>
+        <w:tc>
+          <w:tcPr>
+            <w:tcW w:w="2262" w:type="dxa"/>
+            <w:vAlign w:val="center"/>
+          </w:tcPr>
+          <w:p>
+            <w:pPr>
+              <w:widowControl/>
+              <w:snapToGrid w:val="0"/>
+              <w:jc w:val="left"/>
+              <w:rPr>
+                <w:rFonts w:ascii="Tahoma" w:eastAsia="微软雅黑" w:hAnsi="Tahoma"/>
+                <w:color w:val="A6A6A6" w:themeColor="background1" w:themeShade="A6"/>
+                <w:kern w:val="0"/>
+                <w:sz w:val="22"/>
+              </w:rPr>
+            </w:pPr>
+            <w:r>
+              <w:rPr>
+                <w:rFonts w:ascii="Tahoma" w:eastAsia="微软雅黑" w:hAnsi="Tahoma" w:hint="eastAsia"/>
+                <w:color w:val="A6A6A6" w:themeColor="background1" w:themeShade="A6"/>
+                <w:kern w:val="0"/>
+                <w:sz w:val="22"/>
+              </w:rPr>
+              <w:t>不支持</w:t>
+            </w:r>
+          </w:p>
+        </w:tc>
+        <w:tc>
+          <w:tcPr>
+            <w:tcW w:w="2377" w:type="dxa"/>
+            <w:vAlign w:val="center"/>
+          </w:tcPr>
+          <w:p>
+            <w:pPr>
+              <w:widowControl/>
+              <w:snapToGrid w:val="0"/>
+              <w:jc w:val="left"/>
+              <w:rPr>
+                <w:rFonts w:ascii="Tahoma" w:eastAsia="微软雅黑" w:hAnsi="Tahoma"/>
+                <w:color w:val="A6A6A6" w:themeColor="background1" w:themeShade="A6"/>
+                <w:kern w:val="0"/>
+                <w:sz w:val="22"/>
+              </w:rPr>
+            </w:pPr>
+            <w:r>
+              <w:rPr>
+                <w:rFonts w:ascii="Tahoma" w:eastAsia="微软雅黑" w:hAnsi="Tahoma" w:hint="eastAsia"/>
+                <w:color w:val="A6A6A6" w:themeColor="background1" w:themeShade="A6"/>
+                <w:kern w:val="0"/>
+                <w:sz w:val="22"/>
+              </w:rPr>
+              <w:t>不支持</w:t>
+            </w:r>
+          </w:p>
+        </w:tc>
+      </w:tr>
+      <w:tr>
+        <w:trPr>
+          <w:trHeight w:hRule="exact" w:val="794"/>
+          <w:jc w:val="center"/>
+        </w:trPr>
+        <w:tc>
+          <w:tcPr>
+            <w:tcW w:w="1559" w:type="dxa"/>
+            <w:vAlign w:val="center"/>
+          </w:tcPr>
+          <w:p>
+            <w:pPr>
+              <w:widowControl/>
+              <w:snapToGrid w:val="0"/>
+              <w:jc w:val="left"/>
+              <w:rPr>
+                <w:rFonts w:ascii="Tahoma" w:eastAsia="微软雅黑" w:hAnsi="Tahoma"/>
+                <w:kern w:val="0"/>
+                <w:sz w:val="22"/>
+              </w:rPr>
+            </w:pPr>
+            <w:r>
+              <w:rPr>
+                <w:rFonts w:ascii="Tahoma" w:eastAsia="微软雅黑" w:hAnsi="Tahoma" w:hint="eastAsia"/>
+                <w:kern w:val="0"/>
+                <w:sz w:val="22"/>
+              </w:rPr>
+              <w:t>天窗层插件</w:t>
+            </w:r>
+          </w:p>
+        </w:tc>
+        <w:tc>
+          <w:tcPr>
+            <w:tcW w:w="1707" w:type="dxa"/>
+            <w:vAlign w:val="center"/>
+          </w:tcPr>
+          <w:p>
+            <w:pPr>
+              <w:widowControl/>
+              <w:snapToGrid w:val="0"/>
+              <w:jc w:val="left"/>
+              <w:rPr>
+                <w:rFonts w:ascii="Tahoma" w:eastAsia="微软雅黑" w:hAnsi="Tahoma"/>
+                <w:kern w:val="0"/>
+                <w:sz w:val="22"/>
+              </w:rPr>
+            </w:pPr>
+            <w:r>
+              <w:rPr>
+                <w:rFonts w:ascii="Tahoma" w:eastAsia="微软雅黑" w:hAnsi="Tahoma" w:hint="eastAsia"/>
+                <w:kern w:val="0"/>
+                <w:sz w:val="22"/>
+              </w:rPr>
+              <w:t>支持（常用）</w:t>
+            </w:r>
+          </w:p>
+        </w:tc>
+        <w:tc>
+          <w:tcPr>
+            <w:tcW w:w="2262" w:type="dxa"/>
+            <w:vAlign w:val="center"/>
+          </w:tcPr>
+          <w:p>
+            <w:pPr>
+              <w:widowControl/>
+              <w:snapToGrid w:val="0"/>
+              <w:jc w:val="left"/>
+              <w:rPr>
+                <w:rFonts w:ascii="Tahoma" w:eastAsia="微软雅黑" w:hAnsi="Tahoma"/>
+                <w:kern w:val="0"/>
+                <w:sz w:val="22"/>
+              </w:rPr>
+            </w:pPr>
+            <w:r>
+              <w:rPr>
+                <w:rFonts w:ascii="Tahoma" w:eastAsia="微软雅黑" w:hAnsi="Tahoma" w:hint="eastAsia"/>
+                <w:kern w:val="0"/>
+                <w:sz w:val="22"/>
+              </w:rPr>
+              <w:t>支持</w:t>
+            </w:r>
+          </w:p>
+        </w:tc>
+        <w:tc>
+          <w:tcPr>
+            <w:tcW w:w="2377" w:type="dxa"/>
+            <w:vAlign w:val="center"/>
+          </w:tcPr>
+          <w:p>
+            <w:pPr>
+              <w:widowControl/>
+              <w:snapToGrid w:val="0"/>
+              <w:jc w:val="left"/>
+              <w:rPr>
+                <w:rFonts w:ascii="Tahoma" w:eastAsia="微软雅黑" w:hAnsi="Tahoma"/>
+                <w:kern w:val="0"/>
+                <w:sz w:val="22"/>
+              </w:rPr>
+            </w:pPr>
+            <w:r>
+              <w:rPr>
+                <w:rFonts w:ascii="Tahoma" w:eastAsia="微软雅黑" w:hAnsi="Tahoma" w:hint="eastAsia"/>
+                <w:kern w:val="0"/>
+                <w:sz w:val="22"/>
+              </w:rPr>
+              <w:t>支持</w:t>
+            </w:r>
+          </w:p>
+        </w:tc>
+      </w:tr>
+    </w:tbl>
+    <w:p>
+      <w:pPr>
+        <w:pStyle w:val="4"/>
+        <w:rPr>
+          <w:rFonts w:hint="eastAsia"/>
+        </w:rPr>
+      </w:pPr>
+      <w:r>
+        <w:rPr>
+          <w:rFonts w:hint="eastAsia"/>
+        </w:rPr>
+        <w:t>2）使用细节</w:t>
+      </w:r>
+      <w:r>
+        <w:rPr>
+          <w:rFonts w:hint="eastAsia"/>
+        </w:rPr>
+        <w:t>（战斗）</w:t>
+      </w:r>
     </w:p>
     <w:p>
       <w:pPr>
         <w:snapToGrid w:val="0"/>
-        <w:rPr>
-          <w:rFonts w:ascii="Tahoma" w:eastAsia="微软雅黑" w:hAnsi="Tahoma"/>
-          <w:kern w:val="0"/>
-          <w:sz w:val="22"/>
-        </w:rPr>
-      </w:pPr>
+        <w:spacing w:after="200"/>
+        <w:rPr>
+          <w:rFonts w:ascii="Tahoma" w:eastAsia="微软雅黑" w:hAnsi="Tahoma"/>
+          <w:kern w:val="0"/>
+          <w:sz w:val="22"/>
+        </w:rPr>
+      </w:pPr>
+      <w:r>
+        <w:rPr>
+          <w:rFonts w:ascii="Tahoma" w:eastAsia="微软雅黑" w:hAnsi="Tahoma" w:hint="eastAsia"/>
+          <w:kern w:val="0"/>
+          <w:sz w:val="22"/>
+        </w:rPr>
+        <w:t>》战斗界面的指令可以实时修改，可以加等待指令控制动画。</w:t>
+      </w:r>
+    </w:p>
+    <w:p>
+      <w:pPr>
+        <w:snapToGrid w:val="0"/>
+        <w:rPr>
+          <w:rFonts w:ascii="Tahoma" w:eastAsia="微软雅黑" w:hAnsi="Tahoma"/>
+          <w:kern w:val="0"/>
+          <w:sz w:val="22"/>
+        </w:rPr>
+      </w:pPr>
+      <w:r>
+        <w:rPr>
+          <w:rFonts w:ascii="Tahoma" w:eastAsia="微软雅黑" w:hAnsi="Tahoma" w:hint="eastAsia"/>
+          <w:kern w:val="0"/>
+          <w:sz w:val="22"/>
+        </w:rPr>
+        <w:t>》</w:t>
+      </w:r>
       <w:r>
         <w:rPr>
           <w:rFonts w:ascii="Tahoma" w:eastAsia="微软雅黑" w:hAnsi="Tahoma" w:hint="eastAsia"/>
@@ -5729,7 +8326,7 @@
         <w:snapToGrid w:val="0"/>
         <w:spacing w:after="200"/>
         <w:rPr>
-          <w:rFonts w:ascii="Tahoma" w:eastAsia="微软雅黑" w:hAnsi="Tahoma" w:hint="eastAsia"/>
+          <w:rFonts w:ascii="Tahoma" w:eastAsia="微软雅黑" w:hAnsi="Tahoma"/>
           <w:kern w:val="0"/>
           <w:sz w:val="22"/>
         </w:rPr>
@@ -5778,19 +8375,717 @@
     <w:p>
       <w:pPr>
         <w:snapToGrid w:val="0"/>
-        <w:rPr>
-          <w:rFonts w:ascii="Tahoma" w:eastAsia="微软雅黑" w:hAnsi="Tahoma"/>
-          <w:kern w:val="0"/>
-          <w:sz w:val="22"/>
-        </w:rPr>
-      </w:pPr>
-      <w:r>
-        <w:rPr>
-          <w:rFonts w:ascii="Tahoma" w:eastAsia="微软雅黑" w:hAnsi="Tahoma" w:hint="eastAsia"/>
-          <w:kern w:val="0"/>
-          <w:sz w:val="22"/>
-        </w:rPr>
-        <w:t>简单的延迟指令可以看看公共事件</w:t>
+        <w:spacing w:after="200"/>
+        <w:rPr>
+          <w:rFonts w:ascii="Tahoma" w:eastAsia="微软雅黑" w:hAnsi="Tahoma"/>
+          <w:kern w:val="0"/>
+          <w:sz w:val="22"/>
+        </w:rPr>
+      </w:pPr>
+      <w:r>
+        <w:rPr>
+          <w:rFonts w:ascii="Tahoma" w:eastAsia="微软雅黑" w:hAnsi="Tahoma" w:hint="eastAsia"/>
+          <w:kern w:val="0"/>
+          <w:sz w:val="22"/>
+        </w:rPr>
+        <w:t>》战斗界面与菜单界面相似，需要在进入面板前用延迟指令预设好，才能做动画。</w:t>
+      </w:r>
+    </w:p>
+    <w:tbl>
+      <w:tblPr>
+        <w:tblStyle w:val="af"/>
+        <w:tblW w:w="0" w:type="auto"/>
+        <w:shd w:val="clear" w:color="auto" w:fill="DEEAF6" w:themeFill="accent1" w:themeFillTint="33"/>
+        <w:tblLook w:val="04A0" w:firstRow="1" w:lastRow="0" w:firstColumn="1" w:lastColumn="0" w:noHBand="0" w:noVBand="1"/>
+      </w:tblPr>
+      <w:tblGrid>
+        <w:gridCol w:w="8522"/>
+      </w:tblGrid>
+      <w:tr>
+        <w:tc>
+          <w:tcPr>
+            <w:tcW w:w="8522" w:type="dxa"/>
+            <w:shd w:val="clear" w:color="auto" w:fill="DEEAF6" w:themeFill="accent1" w:themeFillTint="33"/>
+          </w:tcPr>
+          <w:p>
+            <w:pPr>
+              <w:widowControl/>
+              <w:adjustRightInd w:val="0"/>
+              <w:snapToGrid w:val="0"/>
+              <w:jc w:val="left"/>
+              <w:rPr>
+                <w:rFonts w:ascii="Tahoma" w:eastAsia="微软雅黑" w:hAnsi="Tahoma"/>
+                <w:kern w:val="0"/>
+                <w:sz w:val="22"/>
+              </w:rPr>
+            </w:pPr>
+            <w:r>
+              <w:rPr>
+                <w:rFonts w:ascii="Tahoma" w:eastAsia="微软雅黑" w:hAnsi="Tahoma" w:hint="eastAsia"/>
+                <w:kern w:val="0"/>
+                <w:sz w:val="22"/>
+              </w:rPr>
+              <w:t>战斗装饰</w:t>
+            </w:r>
+            <w:r>
+              <w:rPr>
+                <w:rFonts w:ascii="Tahoma" w:eastAsia="微软雅黑" w:hAnsi="Tahoma"/>
+                <w:kern w:val="0"/>
+                <w:sz w:val="22"/>
+              </w:rPr>
+              <w:t>插件的指令较多且使用频繁，建议使用小工具：插件信息查看器。</w:t>
+            </w:r>
+          </w:p>
+          <w:p>
+            <w:pPr>
+              <w:widowControl/>
+              <w:adjustRightInd w:val="0"/>
+              <w:snapToGrid w:val="0"/>
+              <w:jc w:val="left"/>
+              <w:rPr>
+                <w:rFonts w:ascii="Tahoma" w:eastAsia="微软雅黑" w:hAnsi="Tahoma"/>
+                <w:kern w:val="0"/>
+                <w:sz w:val="22"/>
+              </w:rPr>
+            </w:pPr>
+            <w:r>
+              <w:rPr>
+                <w:rFonts w:ascii="Tahoma" w:eastAsia="微软雅黑" w:hAnsi="Tahoma"/>
+                <w:kern w:val="0"/>
+                <w:sz w:val="22"/>
+              </w:rPr>
+              <w:t>在开启游戏编辑器时，可以并行使用读取器复制指令。</w:t>
+            </w:r>
+          </w:p>
+        </w:tc>
+      </w:tr>
+    </w:tbl>
+    <w:p>
+      <w:pPr>
+        <w:snapToGrid w:val="0"/>
+        <w:spacing w:after="200"/>
+        <w:rPr>
+          <w:rFonts w:ascii="Tahoma" w:eastAsia="微软雅黑" w:hAnsi="Tahoma"/>
+          <w:kern w:val="0"/>
+          <w:sz w:val="22"/>
+        </w:rPr>
+      </w:pPr>
+    </w:p>
+    <w:p>
+      <w:pPr>
+        <w:widowControl/>
+        <w:jc w:val="left"/>
+        <w:rPr>
+          <w:rFonts w:ascii="Tahoma" w:eastAsia="微软雅黑" w:hAnsi="Tahoma"/>
+          <w:kern w:val="0"/>
+          <w:sz w:val="22"/>
+        </w:rPr>
+      </w:pPr>
+      <w:r>
+        <w:rPr>
+          <w:rFonts w:ascii="Tahoma" w:eastAsia="微软雅黑" w:hAnsi="Tahoma"/>
+          <w:kern w:val="0"/>
+          <w:sz w:val="22"/>
+        </w:rPr>
+        <w:br w:type="page"/>
+      </w:r>
+    </w:p>
+    <w:p>
+      <w:pPr>
+        <w:pStyle w:val="4"/>
+        <w:rPr>
+          <w:rFonts w:hint="eastAsia"/>
+        </w:rPr>
+      </w:pPr>
+      <w:r>
+        <w:rPr>
+          <w:rFonts w:hint="eastAsia"/>
+        </w:rPr>
+        <w:lastRenderedPageBreak/>
+        <w:t>3）</w:t>
+      </w:r>
+      <w:r>
+        <w:rPr>
+          <w:rFonts w:hint="eastAsia"/>
+        </w:rPr>
+        <w:t>使用细节（指令）</w:t>
+      </w:r>
+    </w:p>
+    <w:tbl>
+      <w:tblPr>
+        <w:tblStyle w:val="af"/>
+        <w:tblW w:w="0" w:type="auto"/>
+        <w:shd w:val="clear" w:color="auto" w:fill="FFF2CC" w:themeFill="accent4" w:themeFillTint="33"/>
+        <w:tblLook w:val="04A0" w:firstRow="1" w:lastRow="0" w:firstColumn="1" w:lastColumn="0" w:noHBand="0" w:noVBand="1"/>
+      </w:tblPr>
+      <w:tblGrid>
+        <w:gridCol w:w="8522"/>
+      </w:tblGrid>
+      <w:tr>
+        <w:tc>
+          <w:tcPr>
+            <w:tcW w:w="8522" w:type="dxa"/>
+            <w:shd w:val="clear" w:color="auto" w:fill="FFF2CC" w:themeFill="accent4" w:themeFillTint="33"/>
+          </w:tcPr>
+          <w:p>
+            <w:pPr>
+              <w:snapToGrid w:val="0"/>
+              <w:rPr>
+                <w:rFonts w:ascii="Tahoma" w:eastAsia="微软雅黑" w:hAnsi="Tahoma"/>
+                <w:kern w:val="0"/>
+                <w:sz w:val="22"/>
+              </w:rPr>
+            </w:pPr>
+            <w:r>
+              <w:rPr>
+                <w:rFonts w:ascii="Tahoma" w:eastAsia="微软雅黑" w:hAnsi="Tahoma" w:hint="eastAsia"/>
+                <w:kern w:val="0"/>
+                <w:sz w:val="22"/>
+              </w:rPr>
+              <w:t>修改</w:t>
+            </w:r>
+            <w:r>
+              <w:rPr>
+                <w:rFonts w:ascii="Tahoma" w:eastAsia="微软雅黑" w:hAnsi="Tahoma" w:hint="eastAsia"/>
+                <w:kern w:val="0"/>
+                <w:sz w:val="22"/>
+              </w:rPr>
+              <w:t>单属性、延迟指令、周期指令</w:t>
+            </w:r>
+            <w:r>
+              <w:rPr>
+                <w:rFonts w:ascii="Tahoma" w:eastAsia="微软雅黑" w:hAnsi="Tahoma" w:hint="eastAsia"/>
+                <w:kern w:val="0"/>
+                <w:sz w:val="22"/>
+              </w:rPr>
+              <w:t xml:space="preserve"> </w:t>
+            </w:r>
+            <w:r>
+              <w:rPr>
+                <w:rFonts w:ascii="Tahoma" w:eastAsia="微软雅黑" w:hAnsi="Tahoma" w:hint="eastAsia"/>
+                <w:kern w:val="0"/>
+                <w:sz w:val="22"/>
+              </w:rPr>
+              <w:t>的变换时长参数，</w:t>
+            </w:r>
+          </w:p>
+          <w:p>
+            <w:pPr>
+              <w:snapToGrid w:val="0"/>
+              <w:rPr>
+                <w:rFonts w:ascii="Tahoma" w:eastAsia="微软雅黑" w:hAnsi="Tahoma"/>
+                <w:kern w:val="0"/>
+                <w:sz w:val="22"/>
+              </w:rPr>
+            </w:pPr>
+            <w:r>
+              <w:rPr>
+                <w:rFonts w:ascii="Tahoma" w:eastAsia="微软雅黑" w:hAnsi="Tahoma" w:hint="eastAsia"/>
+                <w:kern w:val="0"/>
+                <w:sz w:val="22"/>
+              </w:rPr>
+              <w:t>设置“时间</w:t>
+            </w:r>
+            <w:r>
+              <w:rPr>
+                <w:rFonts w:ascii="Tahoma" w:eastAsia="微软雅黑" w:hAnsi="Tahoma" w:hint="eastAsia"/>
+                <w:kern w:val="0"/>
+                <w:sz w:val="22"/>
+              </w:rPr>
+              <w:t>[1]</w:t>
+            </w:r>
+            <w:r>
+              <w:rPr>
+                <w:rFonts w:ascii="Tahoma" w:eastAsia="微软雅黑" w:hAnsi="Tahoma" w:hint="eastAsia"/>
+                <w:kern w:val="0"/>
+                <w:sz w:val="22"/>
+              </w:rPr>
+              <w:t>”和“时间</w:t>
+            </w:r>
+            <w:r>
+              <w:rPr>
+                <w:rFonts w:ascii="Tahoma" w:eastAsia="微软雅黑" w:hAnsi="Tahoma" w:hint="eastAsia"/>
+                <w:kern w:val="0"/>
+                <w:sz w:val="22"/>
+              </w:rPr>
+              <w:t>[0]</w:t>
+            </w:r>
+            <w:r>
+              <w:rPr>
+                <w:rFonts w:ascii="Tahoma" w:eastAsia="微软雅黑" w:hAnsi="Tahoma" w:hint="eastAsia"/>
+                <w:kern w:val="0"/>
+                <w:sz w:val="22"/>
+              </w:rPr>
+              <w:t>”没有区别</w:t>
+            </w:r>
+            <w:r>
+              <w:rPr>
+                <w:rFonts w:ascii="Tahoma" w:eastAsia="微软雅黑" w:hAnsi="Tahoma" w:hint="eastAsia"/>
+                <w:kern w:val="0"/>
+                <w:sz w:val="22"/>
+              </w:rPr>
+              <w:t>，</w:t>
+            </w:r>
+            <w:r>
+              <w:rPr>
+                <w:rFonts w:ascii="Tahoma" w:eastAsia="微软雅黑" w:hAnsi="Tahoma" w:hint="eastAsia"/>
+                <w:kern w:val="0"/>
+                <w:sz w:val="22"/>
+              </w:rPr>
+              <w:t>因为变换切换至少要</w:t>
+            </w:r>
+            <w:r>
+              <w:rPr>
+                <w:rFonts w:ascii="Tahoma" w:eastAsia="微软雅黑" w:hAnsi="Tahoma" w:hint="eastAsia"/>
+                <w:kern w:val="0"/>
+                <w:sz w:val="22"/>
+              </w:rPr>
+              <w:t>1</w:t>
+            </w:r>
+            <w:r>
+              <w:rPr>
+                <w:rFonts w:ascii="Tahoma" w:eastAsia="微软雅黑" w:hAnsi="Tahoma" w:hint="eastAsia"/>
+                <w:kern w:val="0"/>
+                <w:sz w:val="22"/>
+              </w:rPr>
+              <w:t>帧的时间</w:t>
+            </w:r>
+            <w:r>
+              <w:rPr>
+                <w:rFonts w:ascii="Tahoma" w:eastAsia="微软雅黑" w:hAnsi="Tahoma" w:hint="eastAsia"/>
+                <w:kern w:val="0"/>
+                <w:sz w:val="22"/>
+              </w:rPr>
+              <w:t>。</w:t>
+            </w:r>
+          </w:p>
+          <w:p>
+            <w:pPr>
+              <w:snapToGrid w:val="0"/>
+              <w:rPr>
+                <w:rFonts w:ascii="Tahoma" w:eastAsia="微软雅黑" w:hAnsi="Tahoma"/>
+                <w:kern w:val="0"/>
+                <w:sz w:val="22"/>
+              </w:rPr>
+            </w:pPr>
+            <w:r>
+              <w:rPr>
+                <w:rFonts w:ascii="Tahoma" w:eastAsia="微软雅黑" w:hAnsi="Tahoma" w:hint="eastAsia"/>
+                <w:kern w:val="0"/>
+                <w:sz w:val="22"/>
+              </w:rPr>
+              <w:t>因此</w:t>
+            </w:r>
+            <w:r>
+              <w:rPr>
+                <w:rFonts w:ascii="Tahoma" w:eastAsia="微软雅黑" w:hAnsi="Tahoma" w:hint="eastAsia"/>
+                <w:kern w:val="0"/>
+                <w:sz w:val="22"/>
+              </w:rPr>
+              <w:t>设计动画时，</w:t>
+            </w:r>
+            <w:r>
+              <w:rPr>
+                <w:rFonts w:ascii="Tahoma" w:eastAsia="微软雅黑" w:hAnsi="Tahoma" w:hint="eastAsia"/>
+                <w:kern w:val="0"/>
+                <w:sz w:val="22"/>
+              </w:rPr>
+              <w:t>要考虑加等待指令；设计</w:t>
+            </w:r>
+            <w:r>
+              <w:rPr>
+                <w:rFonts w:ascii="Tahoma" w:eastAsia="微软雅黑" w:hAnsi="Tahoma"/>
+                <w:kern w:val="0"/>
+                <w:sz w:val="22"/>
+              </w:rPr>
+              <w:t>周期时长</w:t>
+            </w:r>
+            <w:r>
+              <w:rPr>
+                <w:rFonts w:ascii="Tahoma" w:eastAsia="微软雅黑" w:hAnsi="Tahoma" w:hint="eastAsia"/>
+                <w:kern w:val="0"/>
+                <w:sz w:val="22"/>
+              </w:rPr>
+              <w:t>时</w:t>
+            </w:r>
+            <w:r>
+              <w:rPr>
+                <w:rFonts w:ascii="Tahoma" w:eastAsia="微软雅黑" w:hAnsi="Tahoma" w:hint="eastAsia"/>
+                <w:kern w:val="0"/>
+                <w:sz w:val="22"/>
+              </w:rPr>
+              <w:t>，要把这</w:t>
+            </w:r>
+            <w:r>
+              <w:rPr>
+                <w:rFonts w:ascii="Tahoma" w:eastAsia="微软雅黑" w:hAnsi="Tahoma" w:hint="eastAsia"/>
+                <w:kern w:val="0"/>
+                <w:sz w:val="22"/>
+              </w:rPr>
+              <w:t>1</w:t>
+            </w:r>
+            <w:r>
+              <w:rPr>
+                <w:rFonts w:ascii="Tahoma" w:eastAsia="微软雅黑" w:hAnsi="Tahoma" w:hint="eastAsia"/>
+                <w:kern w:val="0"/>
+                <w:sz w:val="22"/>
+              </w:rPr>
+              <w:t>帧</w:t>
+            </w:r>
+            <w:r>
+              <w:rPr>
+                <w:rFonts w:ascii="Tahoma" w:eastAsia="微软雅黑" w:hAnsi="Tahoma" w:hint="eastAsia"/>
+                <w:kern w:val="0"/>
+                <w:sz w:val="22"/>
+              </w:rPr>
+              <w:t>也</w:t>
+            </w:r>
+            <w:r>
+              <w:rPr>
+                <w:rFonts w:ascii="Tahoma" w:eastAsia="微软雅黑" w:hAnsi="Tahoma" w:hint="eastAsia"/>
+                <w:kern w:val="0"/>
+                <w:sz w:val="22"/>
+              </w:rPr>
+              <w:t>考虑进去。</w:t>
+            </w:r>
+          </w:p>
+        </w:tc>
+      </w:tr>
+    </w:tbl>
+    <w:p>
+      <w:pPr>
+        <w:widowControl/>
+        <w:jc w:val="left"/>
+        <w:rPr>
+          <w:rFonts w:ascii="Tahoma" w:eastAsia="微软雅黑" w:hAnsi="Tahoma"/>
+          <w:kern w:val="0"/>
+          <w:sz w:val="22"/>
+        </w:rPr>
+      </w:pPr>
+    </w:p>
+    <w:tbl>
+      <w:tblPr>
+        <w:tblStyle w:val="af"/>
+        <w:tblW w:w="0" w:type="auto"/>
+        <w:shd w:val="clear" w:color="auto" w:fill="FFF2CC" w:themeFill="accent4" w:themeFillTint="33"/>
+        <w:tblLook w:val="04A0" w:firstRow="1" w:lastRow="0" w:firstColumn="1" w:lastColumn="0" w:noHBand="0" w:noVBand="1"/>
+      </w:tblPr>
+      <w:tblGrid>
+        <w:gridCol w:w="8522"/>
+      </w:tblGrid>
+      <w:tr>
+        <w:tc>
+          <w:tcPr>
+            <w:tcW w:w="8522" w:type="dxa"/>
+            <w:shd w:val="clear" w:color="auto" w:fill="FFF2CC" w:themeFill="accent4" w:themeFillTint="33"/>
+          </w:tcPr>
+          <w:p>
+            <w:pPr>
+              <w:snapToGrid w:val="0"/>
+              <w:rPr>
+                <w:rFonts w:ascii="Tahoma" w:eastAsia="微软雅黑" w:hAnsi="Tahoma"/>
+                <w:kern w:val="0"/>
+                <w:sz w:val="22"/>
+              </w:rPr>
+            </w:pPr>
+            <w:r>
+              <w:rPr>
+                <w:rFonts w:ascii="Tahoma" w:eastAsia="微软雅黑" w:hAnsi="Tahoma"/>
+                <w:kern w:val="0"/>
+                <w:sz w:val="22"/>
+              </w:rPr>
+              <w:t>修改单属性</w:t>
+            </w:r>
+            <w:r>
+              <w:rPr>
+                <w:rFonts w:ascii="Tahoma" w:eastAsia="微软雅黑" w:hAnsi="Tahoma" w:hint="eastAsia"/>
+                <w:kern w:val="0"/>
+                <w:sz w:val="22"/>
+              </w:rPr>
+              <w:t xml:space="preserve"> </w:t>
+            </w:r>
+            <w:r>
+              <w:rPr>
+                <w:rFonts w:ascii="Tahoma" w:eastAsia="微软雅黑" w:hAnsi="Tahoma" w:hint="eastAsia"/>
+                <w:kern w:val="0"/>
+                <w:sz w:val="22"/>
+              </w:rPr>
+              <w:t>对应</w:t>
+            </w:r>
+            <w:r>
+              <w:rPr>
+                <w:rFonts w:ascii="Tahoma" w:eastAsia="微软雅黑" w:hAnsi="Tahoma" w:hint="eastAsia"/>
+                <w:kern w:val="0"/>
+                <w:sz w:val="22"/>
+              </w:rPr>
+              <w:t xml:space="preserve"> </w:t>
+            </w:r>
+            <w:r>
+              <w:rPr>
+                <w:rFonts w:ascii="Tahoma" w:eastAsia="微软雅黑" w:hAnsi="Tahoma"/>
+                <w:kern w:val="0"/>
+                <w:sz w:val="22"/>
+              </w:rPr>
+              <w:t>还原所有单属性</w:t>
+            </w:r>
+            <w:r>
+              <w:rPr>
+                <w:rFonts w:ascii="Tahoma" w:eastAsia="微软雅黑" w:hAnsi="Tahoma" w:hint="eastAsia"/>
+                <w:kern w:val="0"/>
+                <w:sz w:val="22"/>
+              </w:rPr>
+              <w:t>；</w:t>
+            </w:r>
+          </w:p>
+          <w:p>
+            <w:pPr>
+              <w:snapToGrid w:val="0"/>
+              <w:rPr>
+                <w:rFonts w:ascii="Tahoma" w:eastAsia="微软雅黑" w:hAnsi="Tahoma"/>
+                <w:kern w:val="0"/>
+                <w:sz w:val="22"/>
+              </w:rPr>
+            </w:pPr>
+            <w:r>
+              <w:rPr>
+                <w:rFonts w:ascii="Tahoma" w:eastAsia="微软雅黑" w:hAnsi="Tahoma"/>
+                <w:kern w:val="0"/>
+                <w:sz w:val="22"/>
+              </w:rPr>
+              <w:t>切换混合模式</w:t>
+            </w:r>
+            <w:r>
+              <w:rPr>
+                <w:rFonts w:ascii="Tahoma" w:eastAsia="微软雅黑" w:hAnsi="Tahoma" w:hint="eastAsia"/>
+                <w:kern w:val="0"/>
+                <w:sz w:val="22"/>
+              </w:rPr>
+              <w:t xml:space="preserve"> </w:t>
+            </w:r>
+            <w:r>
+              <w:rPr>
+                <w:rFonts w:ascii="Tahoma" w:eastAsia="微软雅黑" w:hAnsi="Tahoma" w:hint="eastAsia"/>
+                <w:kern w:val="0"/>
+                <w:sz w:val="22"/>
+              </w:rPr>
+              <w:t>对应</w:t>
+            </w:r>
+            <w:r>
+              <w:rPr>
+                <w:rFonts w:ascii="Tahoma" w:eastAsia="微软雅黑" w:hAnsi="Tahoma" w:hint="eastAsia"/>
+                <w:kern w:val="0"/>
+                <w:sz w:val="22"/>
+              </w:rPr>
+              <w:t xml:space="preserve"> </w:t>
+            </w:r>
+            <w:r>
+              <w:rPr>
+                <w:rFonts w:ascii="Tahoma" w:eastAsia="微软雅黑" w:hAnsi="Tahoma"/>
+                <w:kern w:val="0"/>
+                <w:sz w:val="22"/>
+              </w:rPr>
+              <w:t>还原混合模式</w:t>
+            </w:r>
+            <w:r>
+              <w:rPr>
+                <w:rFonts w:ascii="Tahoma" w:eastAsia="微软雅黑" w:hAnsi="Tahoma" w:hint="eastAsia"/>
+                <w:kern w:val="0"/>
+                <w:sz w:val="22"/>
+              </w:rPr>
+              <w:t>；</w:t>
+            </w:r>
+            <w:r>
+              <w:rPr>
+                <w:rFonts w:ascii="Tahoma" w:eastAsia="微软雅黑" w:hAnsi="Tahoma"/>
+                <w:kern w:val="0"/>
+                <w:sz w:val="22"/>
+              </w:rPr>
+              <w:t>切换图片层级</w:t>
+            </w:r>
+            <w:r>
+              <w:rPr>
+                <w:rFonts w:ascii="Tahoma" w:eastAsia="微软雅黑" w:hAnsi="Tahoma" w:hint="eastAsia"/>
+                <w:kern w:val="0"/>
+                <w:sz w:val="22"/>
+              </w:rPr>
+              <w:t xml:space="preserve"> </w:t>
+            </w:r>
+            <w:r>
+              <w:rPr>
+                <w:rFonts w:ascii="Tahoma" w:eastAsia="微软雅黑" w:hAnsi="Tahoma" w:hint="eastAsia"/>
+                <w:kern w:val="0"/>
+                <w:sz w:val="22"/>
+              </w:rPr>
+              <w:t>对应</w:t>
+            </w:r>
+            <w:r>
+              <w:rPr>
+                <w:rFonts w:ascii="Tahoma" w:eastAsia="微软雅黑" w:hAnsi="Tahoma" w:hint="eastAsia"/>
+                <w:kern w:val="0"/>
+                <w:sz w:val="22"/>
+              </w:rPr>
+              <w:t xml:space="preserve"> </w:t>
+            </w:r>
+            <w:r>
+              <w:rPr>
+                <w:rFonts w:ascii="Tahoma" w:eastAsia="微软雅黑" w:hAnsi="Tahoma"/>
+                <w:kern w:val="0"/>
+                <w:sz w:val="22"/>
+              </w:rPr>
+              <w:t>还原混合模式</w:t>
+            </w:r>
+            <w:r>
+              <w:rPr>
+                <w:rFonts w:ascii="Tahoma" w:eastAsia="微软雅黑" w:hAnsi="Tahoma" w:hint="eastAsia"/>
+                <w:kern w:val="0"/>
+                <w:sz w:val="22"/>
+              </w:rPr>
+              <w:t>。</w:t>
+            </w:r>
+          </w:p>
+          <w:p>
+            <w:pPr>
+              <w:snapToGrid w:val="0"/>
+              <w:rPr>
+                <w:rFonts w:ascii="Tahoma" w:eastAsia="微软雅黑" w:hAnsi="Tahoma" w:hint="eastAsia"/>
+                <w:kern w:val="0"/>
+                <w:sz w:val="22"/>
+              </w:rPr>
+            </w:pPr>
+            <w:r>
+              <w:rPr>
+                <w:rFonts w:ascii="Tahoma" w:eastAsia="微软雅黑" w:hAnsi="Tahoma" w:hint="eastAsia"/>
+                <w:kern w:val="0"/>
+                <w:sz w:val="22"/>
+              </w:rPr>
+              <w:t>没有全部还原的指令，你要根据</w:t>
+            </w:r>
+            <w:r>
+              <w:rPr>
+                <w:rFonts w:ascii="Tahoma" w:eastAsia="微软雅黑" w:hAnsi="Tahoma" w:hint="eastAsia"/>
+                <w:kern w:val="0"/>
+                <w:sz w:val="22"/>
+              </w:rPr>
+              <w:t>设计的</w:t>
+            </w:r>
+            <w:r>
+              <w:rPr>
+                <w:rFonts w:ascii="Tahoma" w:eastAsia="微软雅黑" w:hAnsi="Tahoma" w:hint="eastAsia"/>
+                <w:kern w:val="0"/>
+                <w:sz w:val="22"/>
+              </w:rPr>
+              <w:t>动画情况来加</w:t>
+            </w:r>
+            <w:r>
+              <w:rPr>
+                <w:rFonts w:ascii="Tahoma" w:eastAsia="微软雅黑" w:hAnsi="Tahoma" w:hint="eastAsia"/>
+                <w:kern w:val="0"/>
+                <w:sz w:val="22"/>
+              </w:rPr>
+              <w:t xml:space="preserve"> </w:t>
+            </w:r>
+            <w:r>
+              <w:rPr>
+                <w:rFonts w:ascii="Tahoma" w:eastAsia="微软雅黑" w:hAnsi="Tahoma" w:hint="eastAsia"/>
+                <w:kern w:val="0"/>
+                <w:sz w:val="22"/>
+              </w:rPr>
+              <w:t>还原</w:t>
+            </w:r>
+            <w:r>
+              <w:rPr>
+                <w:rFonts w:ascii="Tahoma" w:eastAsia="微软雅黑" w:hAnsi="Tahoma" w:hint="eastAsia"/>
+                <w:kern w:val="0"/>
+                <w:sz w:val="22"/>
+              </w:rPr>
+              <w:t xml:space="preserve"> </w:t>
+            </w:r>
+            <w:r>
+              <w:rPr>
+                <w:rFonts w:ascii="Tahoma" w:eastAsia="微软雅黑" w:hAnsi="Tahoma" w:hint="eastAsia"/>
+                <w:kern w:val="0"/>
+                <w:sz w:val="22"/>
+              </w:rPr>
+              <w:t>指令，不要漏了。</w:t>
+            </w:r>
+          </w:p>
+        </w:tc>
+      </w:tr>
+    </w:tbl>
+    <w:p>
+      <w:pPr>
+        <w:widowControl/>
+        <w:jc w:val="left"/>
+        <w:rPr>
+          <w:rFonts w:ascii="Tahoma" w:eastAsia="微软雅黑" w:hAnsi="Tahoma" w:hint="eastAsia"/>
+          <w:kern w:val="0"/>
+          <w:sz w:val="22"/>
+        </w:rPr>
+      </w:pPr>
+    </w:p>
+    <w:p>
+      <w:pPr>
+        <w:pStyle w:val="4"/>
+        <w:rPr>
+          <w:rFonts w:hint="eastAsia"/>
+        </w:rPr>
+      </w:pPr>
+      <w:bookmarkStart w:id="13" w:name="_3）多条指令打包用法"/>
+      <w:bookmarkEnd w:id="13"/>
+      <w:r>
+        <w:rPr>
+          <w:rFonts w:hint="eastAsia"/>
+        </w:rPr>
+        <w:t>4</w:t>
+      </w:r>
+      <w:r>
+        <w:rPr>
+          <w:rFonts w:hint="eastAsia"/>
+        </w:rPr>
+        <w:t>）</w:t>
+      </w:r>
+      <w:r>
+        <w:rPr>
+          <w:rFonts w:hint="eastAsia"/>
+        </w:rPr>
+        <w:t>多条指令打包用法</w:t>
+      </w:r>
+    </w:p>
+    <w:p>
+      <w:pPr>
+        <w:snapToGrid w:val="0"/>
+        <w:rPr>
+          <w:rFonts w:ascii="Tahoma" w:eastAsia="微软雅黑" w:hAnsi="Tahoma"/>
+          <w:kern w:val="0"/>
+          <w:sz w:val="22"/>
+        </w:rPr>
+      </w:pPr>
+      <w:r>
+        <w:rPr>
+          <w:rFonts w:ascii="Tahoma" w:eastAsia="微软雅黑" w:hAnsi="Tahoma" w:hint="eastAsia"/>
+          <w:kern w:val="0"/>
+          <w:sz w:val="22"/>
+        </w:rPr>
+        <w:t>战斗界面与菜单界面相似，需要在进入面板前用延迟指令预设好，才能做动画。</w:t>
+      </w:r>
+    </w:p>
+    <w:p>
+      <w:pPr>
+        <w:snapToGrid w:val="0"/>
+        <w:spacing w:after="120"/>
+        <w:rPr>
+          <w:rFonts w:ascii="Tahoma" w:eastAsia="微软雅黑" w:hAnsi="Tahoma"/>
+          <w:kern w:val="0"/>
+          <w:sz w:val="22"/>
+        </w:rPr>
+      </w:pPr>
+      <w:r>
+        <w:rPr>
+          <w:rFonts w:ascii="Tahoma" w:eastAsia="微软雅黑" w:hAnsi="Tahoma" w:hint="eastAsia"/>
+          <w:kern w:val="0"/>
+          <w:sz w:val="22"/>
+        </w:rPr>
+        <w:t>而这些指令非常多，可以放在</w:t>
       </w:r>
       <w:r>
         <w:rPr>
@@ -5803,6 +9098,56 @@
       <w:r>
         <w:rPr>
           <w:rFonts w:ascii="Tahoma" w:eastAsia="微软雅黑" w:hAnsi="Tahoma" w:hint="eastAsia"/>
+          <w:kern w:val="0"/>
+          <w:sz w:val="22"/>
+        </w:rPr>
+        <w:t>公共事件或指令容器</w:t>
+      </w:r>
+      <w:r>
+        <w:rPr>
+          <w:rFonts w:ascii="Tahoma" w:eastAsia="微软雅黑" w:hAnsi="Tahoma" w:hint="eastAsia"/>
+          <w:kern w:val="0"/>
+          <w:sz w:val="22"/>
+        </w:rPr>
+        <w:t xml:space="preserve"> </w:t>
+      </w:r>
+      <w:r>
+        <w:rPr>
+          <w:rFonts w:ascii="Tahoma" w:eastAsia="微软雅黑" w:hAnsi="Tahoma" w:hint="eastAsia"/>
+          <w:kern w:val="0"/>
+          <w:sz w:val="22"/>
+        </w:rPr>
+        <w:t>中再执行。</w:t>
+      </w:r>
+    </w:p>
+    <w:p>
+      <w:pPr>
+        <w:snapToGrid w:val="0"/>
+        <w:rPr>
+          <w:rFonts w:ascii="Tahoma" w:eastAsia="微软雅黑" w:hAnsi="Tahoma"/>
+          <w:kern w:val="0"/>
+          <w:sz w:val="22"/>
+        </w:rPr>
+      </w:pPr>
+      <w:r>
+        <w:rPr>
+          <w:rFonts w:ascii="Tahoma" w:eastAsia="微软雅黑" w:hAnsi="Tahoma" w:hint="eastAsia"/>
+          <w:kern w:val="0"/>
+          <w:sz w:val="22"/>
+        </w:rPr>
+        <w:t>简单的可以看看公共事件</w:t>
+      </w:r>
+      <w:r>
+        <w:rPr>
+          <w:rFonts w:ascii="Tahoma" w:eastAsia="微软雅黑" w:hAnsi="Tahoma" w:hint="eastAsia"/>
+          <w:kern w:val="0"/>
+          <w:sz w:val="22"/>
+        </w:rPr>
+        <w:t xml:space="preserve"> </w:t>
+      </w:r>
+      <w:r>
+        <w:rPr>
+          <w:rFonts w:ascii="Tahoma" w:eastAsia="微软雅黑" w:hAnsi="Tahoma" w:hint="eastAsia"/>
           <w:color w:val="0070C0"/>
           <w:kern w:val="0"/>
           <w:sz w:val="22"/>
@@ -5898,75 +9243,7 @@
     <w:p>
       <w:pPr>
         <w:snapToGrid w:val="0"/>
-        <w:rPr>
-          <w:rFonts w:ascii="Tahoma" w:eastAsia="微软雅黑" w:hAnsi="Tahoma"/>
-          <w:kern w:val="0"/>
-          <w:sz w:val="22"/>
-        </w:rPr>
-      </w:pPr>
-      <w:r>
-        <w:rPr>
-          <w:rFonts w:ascii="Tahoma" w:eastAsia="微软雅黑" w:hAnsi="Tahoma" w:hint="eastAsia"/>
-          <w:kern w:val="0"/>
-          <w:sz w:val="22"/>
-        </w:rPr>
-        <w:t>复杂一点的可以看公共事件</w:t>
-      </w:r>
-      <w:r>
-        <w:rPr>
-          <w:rFonts w:ascii="Tahoma" w:eastAsia="微软雅黑" w:hAnsi="Tahoma" w:hint="eastAsia"/>
-          <w:kern w:val="0"/>
-          <w:sz w:val="22"/>
-        </w:rPr>
-        <w:t xml:space="preserve"> </w:t>
-      </w:r>
-      <w:r>
-        <w:rPr>
-          <w:rFonts w:ascii="Tahoma" w:eastAsia="微软雅黑" w:hAnsi="Tahoma" w:hint="eastAsia"/>
-          <w:color w:val="0070C0"/>
-          <w:kern w:val="0"/>
-          <w:sz w:val="22"/>
-        </w:rPr>
-        <w:t>战斗场景</w:t>
-      </w:r>
-      <w:r>
-        <w:rPr>
-          <w:rFonts w:ascii="Tahoma" w:eastAsia="微软雅黑" w:hAnsi="Tahoma" w:hint="eastAsia"/>
-          <w:color w:val="0070C0"/>
-          <w:kern w:val="0"/>
-          <w:sz w:val="22"/>
-        </w:rPr>
-        <w:t>-</w:t>
-      </w:r>
-      <w:r>
-        <w:rPr>
-          <w:rFonts w:ascii="Tahoma" w:eastAsia="微软雅黑" w:hAnsi="Tahoma" w:hint="eastAsia"/>
-          <w:color w:val="0070C0"/>
-          <w:kern w:val="0"/>
-          <w:sz w:val="22"/>
-        </w:rPr>
-        <w:t>变化示例</w:t>
-      </w:r>
-      <w:r>
-        <w:rPr>
-          <w:rFonts w:ascii="Tahoma" w:eastAsia="微软雅黑" w:hAnsi="Tahoma" w:hint="eastAsia"/>
-          <w:kern w:val="0"/>
-          <w:sz w:val="22"/>
-        </w:rPr>
-        <w:t xml:space="preserve"> </w:t>
-      </w:r>
-      <w:r>
-        <w:rPr>
-          <w:rFonts w:ascii="Tahoma" w:eastAsia="微软雅黑" w:hAnsi="Tahoma" w:hint="eastAsia"/>
-          <w:kern w:val="0"/>
-          <w:sz w:val="22"/>
-        </w:rPr>
-        <w:t>。</w:t>
-      </w:r>
-    </w:p>
-    <w:p>
-      <w:pPr>
-        <w:snapToGrid w:val="0"/>
+        <w:jc w:val="center"/>
         <w:rPr>
           <w:rFonts w:ascii="Tahoma" w:eastAsia="微软雅黑" w:hAnsi="Tahoma"/>
           <w:kern w:val="0"/>
@@ -5978,10 +9255,10 @@
           <w:noProof/>
         </w:rPr>
         <w:drawing>
-          <wp:inline distT="0" distB="0" distL="0" distR="0" wp14:anchorId="4182EE14" wp14:editId="56F44DFB">
-            <wp:extent cx="5274310" cy="3496310"/>
-            <wp:effectExtent l="0" t="0" r="2540" b="8890"/>
-            <wp:docPr id="1218700476" name="图片 22"/>
+          <wp:inline distT="0" distB="0" distL="0" distR="0" wp14:anchorId="7DEBEFDD" wp14:editId="414E0EB0">
+            <wp:extent cx="2332495" cy="1441805"/>
+            <wp:effectExtent l="0" t="0" r="0" b="6350"/>
+            <wp:docPr id="1574932748" name="图片 1"/>
             <wp:cNvGraphicFramePr>
               <a:graphicFrameLocks xmlns:a="http://schemas.openxmlformats.org/drawingml/2006/main" noChangeAspect="1"/>
             </wp:cNvGraphicFramePr>
@@ -5989,13 +9266,13 @@
               <a:graphicData uri="http://schemas.openxmlformats.org/drawingml/2006/picture">
                 <pic:pic xmlns:pic="http://schemas.openxmlformats.org/drawingml/2006/picture">
                   <pic:nvPicPr>
-                    <pic:cNvPr id="0" name="Picture 43"/>
+                    <pic:cNvPr id="0" name="Picture 2"/>
                     <pic:cNvPicPr>
                       <a:picLocks noChangeAspect="1" noChangeArrowheads="1"/>
                     </pic:cNvPicPr>
                   </pic:nvPicPr>
                   <pic:blipFill>
-                    <a:blip r:embed="rId28">
+                    <a:blip r:embed="rId33">
                       <a:extLst>
                         <a:ext uri="{28A0092B-C50C-407E-A947-70E740481C1C}">
                           <a14:useLocalDpi xmlns:a14="http://schemas.microsoft.com/office/drawing/2010/main" val="0"/>
@@ -6010,7 +9287,7 @@
                   <pic:spPr bwMode="auto">
                     <a:xfrm>
                       <a:off x="0" y="0"/>
-                      <a:ext cx="5274310" cy="3496310"/>
+                      <a:ext cx="2334417" cy="1442993"/>
                     </a:xfrm>
                     <a:prstGeom prst="rect">
                       <a:avLst/>
@@ -6042,7 +9319,232 @@
           <w:kern w:val="0"/>
           <w:sz w:val="22"/>
         </w:rPr>
-        <w:t>总之，战斗开始前提</w:t>
+        <w:t>复杂一点的可以看公共事件</w:t>
+      </w:r>
+      <w:r>
+        <w:rPr>
+          <w:rFonts w:ascii="Tahoma" w:eastAsia="微软雅黑" w:hAnsi="Tahoma" w:hint="eastAsia"/>
+          <w:kern w:val="0"/>
+          <w:sz w:val="22"/>
+        </w:rPr>
+        <w:t xml:space="preserve"> </w:t>
+      </w:r>
+      <w:r>
+        <w:rPr>
+          <w:rFonts w:ascii="Tahoma" w:eastAsia="微软雅黑" w:hAnsi="Tahoma" w:hint="eastAsia"/>
+          <w:color w:val="0070C0"/>
+          <w:kern w:val="0"/>
+          <w:sz w:val="22"/>
+        </w:rPr>
+        <w:t>战斗场景</w:t>
+      </w:r>
+      <w:r>
+        <w:rPr>
+          <w:rFonts w:ascii="Tahoma" w:eastAsia="微软雅黑" w:hAnsi="Tahoma" w:hint="eastAsia"/>
+          <w:color w:val="0070C0"/>
+          <w:kern w:val="0"/>
+          <w:sz w:val="22"/>
+        </w:rPr>
+        <w:t>-</w:t>
+      </w:r>
+      <w:r>
+        <w:rPr>
+          <w:rFonts w:ascii="Tahoma" w:eastAsia="微软雅黑" w:hAnsi="Tahoma" w:hint="eastAsia"/>
+          <w:color w:val="0070C0"/>
+          <w:kern w:val="0"/>
+          <w:sz w:val="22"/>
+        </w:rPr>
+        <w:t>变化示例</w:t>
+      </w:r>
+      <w:r>
+        <w:rPr>
+          <w:rFonts w:ascii="Tahoma" w:eastAsia="微软雅黑" w:hAnsi="Tahoma" w:hint="eastAsia"/>
+          <w:kern w:val="0"/>
+          <w:sz w:val="22"/>
+        </w:rPr>
+        <w:t xml:space="preserve"> </w:t>
+      </w:r>
+      <w:r>
+        <w:rPr>
+          <w:rFonts w:ascii="Tahoma" w:eastAsia="微软雅黑" w:hAnsi="Tahoma" w:hint="eastAsia"/>
+          <w:kern w:val="0"/>
+          <w:sz w:val="22"/>
+        </w:rPr>
+        <w:t>。</w:t>
+      </w:r>
+    </w:p>
+    <w:p>
+      <w:pPr>
+        <w:snapToGrid w:val="0"/>
+        <w:rPr>
+          <w:rFonts w:ascii="Tahoma" w:eastAsia="微软雅黑" w:hAnsi="Tahoma"/>
+          <w:kern w:val="0"/>
+          <w:sz w:val="22"/>
+        </w:rPr>
+      </w:pPr>
+      <w:r>
+        <w:rPr>
+          <w:rFonts w:ascii="Tahoma" w:eastAsia="微软雅黑" w:hAnsi="Tahoma" w:hint="eastAsia"/>
+          <w:kern w:val="0"/>
+          <w:sz w:val="22"/>
+        </w:rPr>
+        <w:t>战斗背景的延迟指令如下图。</w:t>
+      </w:r>
+    </w:p>
+    <w:p>
+      <w:pPr>
+        <w:snapToGrid w:val="0"/>
+        <w:jc w:val="center"/>
+        <w:rPr>
+          <w:rFonts w:ascii="Tahoma" w:eastAsia="微软雅黑" w:hAnsi="Tahoma"/>
+          <w:kern w:val="0"/>
+          <w:sz w:val="22"/>
+        </w:rPr>
+      </w:pPr>
+      <w:r>
+        <w:rPr>
+          <w:noProof/>
+        </w:rPr>
+        <w:drawing>
+          <wp:inline distT="0" distB="0" distL="0" distR="0" wp14:anchorId="299DFBCD" wp14:editId="42D1479C">
+            <wp:extent cx="5212080" cy="2486814"/>
+            <wp:effectExtent l="0" t="0" r="7620" b="8890"/>
+            <wp:docPr id="527537360" name="图片 1"/>
+            <wp:cNvGraphicFramePr>
+              <a:graphicFrameLocks xmlns:a="http://schemas.openxmlformats.org/drawingml/2006/main" noChangeAspect="1"/>
+            </wp:cNvGraphicFramePr>
+            <a:graphic xmlns:a="http://schemas.openxmlformats.org/drawingml/2006/main">
+              <a:graphicData uri="http://schemas.openxmlformats.org/drawingml/2006/picture">
+                <pic:pic xmlns:pic="http://schemas.openxmlformats.org/drawingml/2006/picture">
+                  <pic:nvPicPr>
+                    <pic:cNvPr id="0" name="Picture 2"/>
+                    <pic:cNvPicPr>
+                      <a:picLocks noChangeAspect="1" noChangeArrowheads="1"/>
+                    </pic:cNvPicPr>
+                  </pic:nvPicPr>
+                  <pic:blipFill>
+                    <a:blip r:embed="rId34">
+                      <a:extLst>
+                        <a:ext uri="{28A0092B-C50C-407E-A947-70E740481C1C}">
+                          <a14:useLocalDpi xmlns:a14="http://schemas.microsoft.com/office/drawing/2010/main" val="0"/>
+                        </a:ext>
+                      </a:extLst>
+                    </a:blip>
+                    <a:srcRect/>
+                    <a:stretch>
+                      <a:fillRect/>
+                    </a:stretch>
+                  </pic:blipFill>
+                  <pic:spPr bwMode="auto">
+                    <a:xfrm>
+                      <a:off x="0" y="0"/>
+                      <a:ext cx="5212591" cy="2487058"/>
+                    </a:xfrm>
+                    <a:prstGeom prst="rect">
+                      <a:avLst/>
+                    </a:prstGeom>
+                    <a:noFill/>
+                    <a:ln>
+                      <a:noFill/>
+                    </a:ln>
+                  </pic:spPr>
+                </pic:pic>
+              </a:graphicData>
+            </a:graphic>
+          </wp:inline>
+        </w:drawing>
+      </w:r>
+    </w:p>
+    <w:p>
+      <w:pPr>
+        <w:snapToGrid w:val="0"/>
+        <w:rPr>
+          <w:rFonts w:ascii="Tahoma" w:eastAsia="微软雅黑" w:hAnsi="Tahoma"/>
+          <w:kern w:val="0"/>
+          <w:sz w:val="22"/>
+        </w:rPr>
+      </w:pPr>
+      <w:r>
+        <w:rPr>
+          <w:rFonts w:ascii="Tahoma" w:eastAsia="微软雅黑" w:hAnsi="Tahoma" w:hint="eastAsia"/>
+          <w:kern w:val="0"/>
+          <w:sz w:val="22"/>
+        </w:rPr>
+        <w:t>战斗开始前</w:t>
+      </w:r>
+      <w:r>
+        <w:rPr>
+          <w:rFonts w:ascii="Tahoma" w:eastAsia="微软雅黑" w:hAnsi="Tahoma" w:hint="eastAsia"/>
+          <w:kern w:val="0"/>
+          <w:sz w:val="22"/>
+        </w:rPr>
+        <w:t>，需要</w:t>
+      </w:r>
+      <w:r>
+        <w:rPr>
+          <w:rFonts w:ascii="Tahoma" w:eastAsia="微软雅黑" w:hAnsi="Tahoma" w:hint="eastAsia"/>
+          <w:kern w:val="0"/>
+          <w:sz w:val="22"/>
+        </w:rPr>
+        <w:t>创建背景、魔法圈、</w:t>
+      </w:r>
+      <w:r>
+        <w:rPr>
+          <w:rFonts w:ascii="Tahoma" w:eastAsia="微软雅黑" w:hAnsi="Tahoma" w:hint="eastAsia"/>
+          <w:kern w:val="0"/>
+          <w:sz w:val="22"/>
+        </w:rPr>
+        <w:t>G</w:t>
+      </w:r>
+      <w:r>
+        <w:rPr>
+          <w:rFonts w:ascii="Tahoma" w:eastAsia="微软雅黑" w:hAnsi="Tahoma"/>
+          <w:kern w:val="0"/>
+          <w:sz w:val="22"/>
+        </w:rPr>
+        <w:t>IF</w:t>
+      </w:r>
+      <w:r>
+        <w:rPr>
+          <w:rFonts w:ascii="Tahoma" w:eastAsia="微软雅黑" w:hAnsi="Tahoma" w:hint="eastAsia"/>
+          <w:kern w:val="0"/>
+          <w:sz w:val="22"/>
+        </w:rPr>
+        <w:t>等</w:t>
+      </w:r>
+      <w:r>
+        <w:rPr>
+          <w:rFonts w:ascii="Tahoma" w:eastAsia="微软雅黑" w:hAnsi="Tahoma" w:hint="eastAsia"/>
+          <w:kern w:val="0"/>
+          <w:sz w:val="22"/>
+        </w:rPr>
+        <w:t>装饰，然后设置延迟指令</w:t>
+      </w:r>
+      <w:r>
+        <w:rPr>
+          <w:rFonts w:ascii="Tahoma" w:eastAsia="微软雅黑" w:hAnsi="Tahoma" w:hint="eastAsia"/>
+          <w:kern w:val="0"/>
+          <w:sz w:val="22"/>
+        </w:rPr>
+        <w:t>。</w:t>
+      </w:r>
+    </w:p>
+    <w:p>
+      <w:pPr>
+        <w:snapToGrid w:val="0"/>
+        <w:rPr>
+          <w:rFonts w:ascii="Tahoma" w:eastAsia="微软雅黑" w:hAnsi="Tahoma"/>
+          <w:kern w:val="0"/>
+          <w:sz w:val="22"/>
+        </w:rPr>
+      </w:pPr>
+      <w:r>
+        <w:rPr>
+          <w:rFonts w:ascii="Tahoma" w:eastAsia="微软雅黑" w:hAnsi="Tahoma" w:hint="eastAsia"/>
+          <w:kern w:val="0"/>
+          <w:sz w:val="22"/>
+        </w:rPr>
+        <w:t>开始</w:t>
       </w:r>
       <w:proofErr w:type="gramStart"/>
       <w:r>
@@ -6051,7 +9553,7 @@
           <w:kern w:val="0"/>
           <w:sz w:val="22"/>
         </w:rPr>
-        <w:t>前创建</w:t>
+        <w:t>前创建但</w:t>
       </w:r>
       <w:proofErr w:type="gramEnd"/>
       <w:r>
@@ -6060,57 +9562,23 @@
           <w:kern w:val="0"/>
           <w:sz w:val="22"/>
         </w:rPr>
-        <w:t>背景、魔法圈、</w:t>
-      </w:r>
-      <w:r>
-        <w:rPr>
-          <w:rFonts w:ascii="Tahoma" w:eastAsia="微软雅黑" w:hAnsi="Tahoma" w:hint="eastAsia"/>
-          <w:kern w:val="0"/>
-          <w:sz w:val="22"/>
-        </w:rPr>
-        <w:t>G</w:t>
-      </w:r>
-      <w:r>
-        <w:rPr>
-          <w:rFonts w:ascii="Tahoma" w:eastAsia="微软雅黑" w:hAnsi="Tahoma"/>
-          <w:kern w:val="0"/>
-          <w:sz w:val="22"/>
-        </w:rPr>
-        <w:t>IF</w:t>
-      </w:r>
-      <w:r>
-        <w:rPr>
-          <w:rFonts w:ascii="Tahoma" w:eastAsia="微软雅黑" w:hAnsi="Tahoma" w:hint="eastAsia"/>
-          <w:kern w:val="0"/>
-          <w:sz w:val="22"/>
-        </w:rPr>
-        <w:t>等</w:t>
-      </w:r>
-      <w:r>
-        <w:rPr>
-          <w:rFonts w:ascii="Tahoma" w:eastAsia="微软雅黑" w:hAnsi="Tahoma" w:hint="eastAsia"/>
-          <w:kern w:val="0"/>
-          <w:sz w:val="22"/>
-        </w:rPr>
-        <w:t>。</w:t>
-      </w:r>
-    </w:p>
-    <w:p>
-      <w:pPr>
-        <w:snapToGrid w:val="0"/>
-        <w:rPr>
-          <w:rFonts w:ascii="Tahoma" w:eastAsia="微软雅黑" w:hAnsi="Tahoma"/>
-          <w:kern w:val="0"/>
-          <w:sz w:val="22"/>
-        </w:rPr>
-      </w:pPr>
-      <w:r>
-        <w:rPr>
-          <w:rFonts w:ascii="Tahoma" w:eastAsia="微软雅黑" w:hAnsi="Tahoma" w:hint="eastAsia"/>
-          <w:kern w:val="0"/>
-          <w:sz w:val="22"/>
-        </w:rPr>
-        <w:t>一开始不出现的装饰贴图，设置透明度为</w:t>
+        <w:t>不</w:t>
+      </w:r>
+      <w:r>
+        <w:rPr>
+          <w:rFonts w:ascii="Tahoma" w:eastAsia="微软雅黑" w:hAnsi="Tahoma" w:hint="eastAsia"/>
+          <w:kern w:val="0"/>
+          <w:sz w:val="22"/>
+        </w:rPr>
+        <w:t>显示</w:t>
+      </w:r>
+      <w:r>
+        <w:rPr>
+          <w:rFonts w:ascii="Tahoma" w:eastAsia="微软雅黑" w:hAnsi="Tahoma" w:hint="eastAsia"/>
+          <w:kern w:val="0"/>
+          <w:sz w:val="22"/>
+        </w:rPr>
+        <w:t>的装饰，设置透明度为</w:t>
       </w:r>
       <w:r>
         <w:rPr>
@@ -6126,7 +9594,39 @@
           <w:kern w:val="0"/>
           <w:sz w:val="22"/>
         </w:rPr>
-        <w:t>即可，延迟在特定的时间，再显现。</w:t>
+        <w:t>即可，</w:t>
+      </w:r>
+      <w:r>
+        <w:rPr>
+          <w:rFonts w:ascii="Tahoma" w:eastAsia="微软雅黑" w:hAnsi="Tahoma" w:hint="eastAsia"/>
+          <w:kern w:val="0"/>
+          <w:sz w:val="22"/>
+        </w:rPr>
+        <w:t>然后</w:t>
+      </w:r>
+      <w:r>
+        <w:rPr>
+          <w:rFonts w:ascii="Tahoma" w:eastAsia="微软雅黑" w:hAnsi="Tahoma" w:hint="eastAsia"/>
+          <w:kern w:val="0"/>
+          <w:sz w:val="22"/>
+        </w:rPr>
+        <w:t>延迟在特定的时间</w:t>
+      </w:r>
+      <w:r>
+        <w:rPr>
+          <w:rFonts w:ascii="Tahoma" w:eastAsia="微软雅黑" w:hAnsi="Tahoma" w:hint="eastAsia"/>
+          <w:kern w:val="0"/>
+          <w:sz w:val="22"/>
+        </w:rPr>
+        <w:t>再</w:t>
+      </w:r>
+      <w:r>
+        <w:rPr>
+          <w:rFonts w:ascii="Tahoma" w:eastAsia="微软雅黑" w:hAnsi="Tahoma" w:hint="eastAsia"/>
+          <w:kern w:val="0"/>
+          <w:sz w:val="22"/>
+        </w:rPr>
+        <w:t>显现。</w:t>
       </w:r>
     </w:p>
     <w:p>
@@ -6144,10 +9644,11 @@
         <w:rPr>
           <w:noProof/>
         </w:rPr>
+        <w:lastRenderedPageBreak/>
         <w:drawing>
-          <wp:inline distT="0" distB="0" distL="0" distR="0" wp14:anchorId="7560726B" wp14:editId="101263B7">
-            <wp:extent cx="3362853" cy="1851660"/>
-            <wp:effectExtent l="0" t="0" r="9525" b="0"/>
+          <wp:inline distT="0" distB="0" distL="0" distR="0" wp14:anchorId="7560726B" wp14:editId="6363CA51">
+            <wp:extent cx="3166526" cy="1743559"/>
+            <wp:effectExtent l="0" t="0" r="0" b="9525"/>
             <wp:docPr id="1788396294" name="图片 23"/>
             <wp:cNvGraphicFramePr>
               <a:graphicFrameLocks xmlns:a="http://schemas.openxmlformats.org/drawingml/2006/main" noChangeAspect="1"/>
@@ -6162,7 +9663,7 @@
                     </pic:cNvPicPr>
                   </pic:nvPicPr>
                   <pic:blipFill>
-                    <a:blip r:embed="rId29">
+                    <a:blip r:embed="rId35">
                       <a:extLst>
                         <a:ext uri="{28A0092B-C50C-407E-A947-70E740481C1C}">
                           <a14:useLocalDpi xmlns:a14="http://schemas.microsoft.com/office/drawing/2010/main" val="0"/>
@@ -6177,7 +9678,7 @@
                   <pic:spPr bwMode="auto">
                     <a:xfrm>
                       <a:off x="0" y="0"/>
-                      <a:ext cx="3364491" cy="1852562"/>
+                      <a:ext cx="3176788" cy="1749210"/>
                     </a:xfrm>
                     <a:prstGeom prst="rect">
                       <a:avLst/>
@@ -6198,9 +9699,9 @@
           <w:noProof/>
         </w:rPr>
         <w:drawing>
-          <wp:inline distT="0" distB="0" distL="0" distR="0" wp14:anchorId="2C882C3D" wp14:editId="7F15E1F2">
-            <wp:extent cx="1607820" cy="1744980"/>
-            <wp:effectExtent l="0" t="0" r="0" b="7620"/>
+          <wp:inline distT="0" distB="0" distL="0" distR="0" wp14:anchorId="2C882C3D" wp14:editId="535A0CDE">
+            <wp:extent cx="1511084" cy="1639991"/>
+            <wp:effectExtent l="0" t="0" r="0" b="0"/>
             <wp:docPr id="1630858279" name="图片 24"/>
             <wp:cNvGraphicFramePr>
               <a:graphicFrameLocks xmlns:a="http://schemas.openxmlformats.org/drawingml/2006/main" noChangeAspect="1"/>
@@ -6215,7 +9716,7 @@
                     </pic:cNvPicPr>
                   </pic:nvPicPr>
                   <pic:blipFill>
-                    <a:blip r:embed="rId30">
+                    <a:blip r:embed="rId36">
                       <a:extLst>
                         <a:ext uri="{28A0092B-C50C-407E-A947-70E740481C1C}">
                           <a14:useLocalDpi xmlns:a14="http://schemas.microsoft.com/office/drawing/2010/main" val="0"/>
@@ -6230,7 +9731,7 @@
                   <pic:spPr bwMode="auto">
                     <a:xfrm>
                       <a:off x="0" y="0"/>
-                      <a:ext cx="1607820" cy="1744980"/>
+                      <a:ext cx="1516143" cy="1645482"/>
                     </a:xfrm>
                     <a:prstGeom prst="rect">
                       <a:avLst/>
@@ -6265,8 +9766,15 @@
           <w:kern w:val="0"/>
           <w:sz w:val="22"/>
         </w:rPr>
-        <w:lastRenderedPageBreak/>
-        <w:t>示例中提供了一些纯色的幕布，使用</w:t>
+        <w:t>另外，</w:t>
+      </w:r>
+      <w:r>
+        <w:rPr>
+          <w:rFonts w:ascii="Tahoma" w:eastAsia="微软雅黑" w:hAnsi="Tahoma" w:hint="eastAsia"/>
+          <w:kern w:val="0"/>
+          <w:sz w:val="22"/>
+        </w:rPr>
+        <w:t>示例</w:t>
       </w:r>
       <w:r>
         <w:rPr>
@@ -6279,6 +9787,67 @@
       <w:r>
         <w:rPr>
           <w:rFonts w:ascii="Tahoma" w:eastAsia="微软雅黑" w:hAnsi="Tahoma" w:hint="eastAsia"/>
+          <w:color w:val="0070C0"/>
+          <w:kern w:val="0"/>
+          <w:sz w:val="22"/>
+        </w:rPr>
+        <w:t>战斗场景</w:t>
+      </w:r>
+      <w:r>
+        <w:rPr>
+          <w:rFonts w:ascii="Tahoma" w:eastAsia="微软雅黑" w:hAnsi="Tahoma" w:hint="eastAsia"/>
+          <w:color w:val="0070C0"/>
+          <w:kern w:val="0"/>
+          <w:sz w:val="22"/>
+        </w:rPr>
+        <w:t>-</w:t>
+      </w:r>
+      <w:r>
+        <w:rPr>
+          <w:rFonts w:ascii="Tahoma" w:eastAsia="微软雅黑" w:hAnsi="Tahoma" w:hint="eastAsia"/>
+          <w:color w:val="0070C0"/>
+          <w:kern w:val="0"/>
+          <w:sz w:val="22"/>
+        </w:rPr>
+        <w:t>变化</w:t>
+      </w:r>
+      <w:r>
+        <w:rPr>
+          <w:rFonts w:ascii="Tahoma" w:eastAsia="微软雅黑" w:hAnsi="Tahoma" w:hint="eastAsia"/>
+          <w:color w:val="0070C0"/>
+          <w:kern w:val="0"/>
+          <w:sz w:val="22"/>
+        </w:rPr>
+        <w:t>示例</w:t>
+      </w:r>
+      <w:r>
+        <w:rPr>
+          <w:rFonts w:ascii="Tahoma" w:eastAsia="微软雅黑" w:hAnsi="Tahoma" w:hint="eastAsia"/>
+          <w:color w:val="0070C0"/>
+          <w:kern w:val="0"/>
+          <w:sz w:val="22"/>
+        </w:rPr>
+        <w:t xml:space="preserve"> </w:t>
+      </w:r>
+      <w:r>
+        <w:rPr>
+          <w:rFonts w:ascii="Tahoma" w:eastAsia="微软雅黑" w:hAnsi="Tahoma" w:hint="eastAsia"/>
+          <w:kern w:val="0"/>
+          <w:sz w:val="22"/>
+        </w:rPr>
+        <w:t>提供了一些纯色幕布，使用</w:t>
+      </w:r>
+      <w:r>
+        <w:rPr>
+          <w:rFonts w:ascii="Tahoma" w:eastAsia="微软雅黑" w:hAnsi="Tahoma" w:hint="eastAsia"/>
+          <w:kern w:val="0"/>
+          <w:sz w:val="22"/>
+        </w:rPr>
+        <w:t xml:space="preserve"> </w:t>
+      </w:r>
+      <w:r>
+        <w:rPr>
+          <w:rFonts w:ascii="Tahoma" w:eastAsia="微软雅黑" w:hAnsi="Tahoma" w:hint="eastAsia"/>
           <w:kern w:val="0"/>
           <w:sz w:val="22"/>
         </w:rPr>
@@ -6322,7 +9891,87 @@
           <w:kern w:val="0"/>
           <w:sz w:val="22"/>
         </w:rPr>
-        <w:t>可以制作出简单滤镜的效果，通过延迟指令，可以让这些幕布在战斗音乐的特定位置变色。</w:t>
+        <w:t>可以</w:t>
+      </w:r>
+      <w:r>
+        <w:rPr>
+          <w:rFonts w:ascii="Tahoma" w:eastAsia="微软雅黑" w:hAnsi="Tahoma" w:hint="eastAsia"/>
+          <w:kern w:val="0"/>
+          <w:sz w:val="22"/>
+        </w:rPr>
+        <w:t>实现</w:t>
+      </w:r>
+      <w:r>
+        <w:rPr>
+          <w:rFonts w:ascii="Tahoma" w:eastAsia="微软雅黑" w:hAnsi="Tahoma" w:hint="eastAsia"/>
+          <w:kern w:val="0"/>
+          <w:sz w:val="22"/>
+        </w:rPr>
+        <w:t>简单滤镜的效果，</w:t>
+      </w:r>
+      <w:r>
+        <w:rPr>
+          <w:rFonts w:ascii="Tahoma" w:eastAsia="微软雅黑" w:hAnsi="Tahoma" w:hint="eastAsia"/>
+          <w:kern w:val="0"/>
+          <w:sz w:val="22"/>
+        </w:rPr>
+        <w:t>然后通过</w:t>
+      </w:r>
+      <w:r>
+        <w:rPr>
+          <w:rFonts w:ascii="Tahoma" w:eastAsia="微软雅黑" w:hAnsi="Tahoma" w:hint="eastAsia"/>
+          <w:kern w:val="0"/>
+          <w:sz w:val="22"/>
+        </w:rPr>
+        <w:t>延迟指令，</w:t>
+      </w:r>
+      <w:r>
+        <w:rPr>
+          <w:rFonts w:ascii="Tahoma" w:eastAsia="微软雅黑" w:hAnsi="Tahoma" w:hint="eastAsia"/>
+          <w:kern w:val="0"/>
+          <w:sz w:val="22"/>
+        </w:rPr>
+        <w:t>使得</w:t>
+      </w:r>
+      <w:r>
+        <w:rPr>
+          <w:rFonts w:ascii="Tahoma" w:eastAsia="微软雅黑" w:hAnsi="Tahoma" w:hint="eastAsia"/>
+          <w:kern w:val="0"/>
+          <w:sz w:val="22"/>
+        </w:rPr>
+        <w:t>幕布在战斗</w:t>
+      </w:r>
+      <w:r>
+        <w:rPr>
+          <w:rFonts w:ascii="Tahoma" w:eastAsia="微软雅黑" w:hAnsi="Tahoma" w:hint="eastAsia"/>
+          <w:kern w:val="0"/>
+          <w:sz w:val="22"/>
+        </w:rPr>
+        <w:t>过程</w:t>
+      </w:r>
+      <w:r>
+        <w:rPr>
+          <w:rFonts w:ascii="Tahoma" w:eastAsia="微软雅黑" w:hAnsi="Tahoma" w:hint="eastAsia"/>
+          <w:kern w:val="0"/>
+          <w:sz w:val="22"/>
+        </w:rPr>
+        <w:t>的特定</w:t>
+      </w:r>
+      <w:r>
+        <w:rPr>
+          <w:rFonts w:ascii="Tahoma" w:eastAsia="微软雅黑" w:hAnsi="Tahoma" w:hint="eastAsia"/>
+          <w:kern w:val="0"/>
+          <w:sz w:val="22"/>
+        </w:rPr>
+        <w:t>时机</w:t>
+      </w:r>
+      <w:r>
+        <w:rPr>
+          <w:rFonts w:ascii="Tahoma" w:eastAsia="微软雅黑" w:hAnsi="Tahoma" w:hint="eastAsia"/>
+          <w:kern w:val="0"/>
+          <w:sz w:val="22"/>
+        </w:rPr>
+        <w:t>变色。</w:t>
       </w:r>
     </w:p>
     <w:p>
@@ -6358,7 +10007,7 @@
                     </pic:cNvPicPr>
                   </pic:nvPicPr>
                   <pic:blipFill>
-                    <a:blip r:embed="rId31">
+                    <a:blip r:embed="rId37">
                       <a:extLst>
                         <a:ext uri="{28A0092B-C50C-407E-A947-70E740481C1C}">
                           <a14:useLocalDpi xmlns:a14="http://schemas.microsoft.com/office/drawing/2010/main" val="0"/>
@@ -6390,6 +10039,169 @@
         </w:drawing>
       </w:r>
     </w:p>
+    <w:p>
+      <w:pPr>
+        <w:widowControl/>
+        <w:jc w:val="left"/>
+        <w:rPr>
+          <w:rFonts w:ascii="Tahoma" w:eastAsia="微软雅黑" w:hAnsi="Tahoma"/>
+          <w:kern w:val="0"/>
+          <w:sz w:val="22"/>
+        </w:rPr>
+      </w:pPr>
+    </w:p>
+    <w:p>
+      <w:pPr>
+        <w:widowControl/>
+        <w:jc w:val="left"/>
+        <w:rPr>
+          <w:rFonts w:ascii="Tahoma" w:eastAsia="微软雅黑" w:hAnsi="Tahoma"/>
+          <w:kern w:val="0"/>
+          <w:sz w:val="22"/>
+        </w:rPr>
+      </w:pPr>
+      <w:r>
+        <w:rPr>
+          <w:rFonts w:ascii="Tahoma" w:eastAsia="微软雅黑" w:hAnsi="Tahoma"/>
+          <w:kern w:val="0"/>
+          <w:sz w:val="22"/>
+        </w:rPr>
+        <w:br w:type="page"/>
+      </w:r>
+    </w:p>
+    <w:p>
+      <w:pPr>
+        <w:pStyle w:val="3"/>
+        <w:rPr>
+          <w:rFonts w:hint="eastAsia"/>
+        </w:rPr>
+      </w:pPr>
+      <w:bookmarkStart w:id="14" w:name="_变换动画设计"/>
+      <w:bookmarkStart w:id="15" w:name="_位移比"/>
+      <w:bookmarkEnd w:id="14"/>
+      <w:bookmarkEnd w:id="15"/>
+      <w:r>
+        <w:rPr>
+          <w:rFonts w:hint="eastAsia"/>
+        </w:rPr>
+        <w:lastRenderedPageBreak/>
+        <w:t>位移比</w:t>
+      </w:r>
+    </w:p>
+    <w:p>
+      <w:pPr>
+        <w:widowControl/>
+        <w:adjustRightInd w:val="0"/>
+        <w:snapToGrid w:val="0"/>
+        <w:spacing w:after="200"/>
+        <w:jc w:val="left"/>
+        <w:rPr>
+          <w:rFonts w:ascii="Tahoma" w:eastAsia="微软雅黑" w:hAnsi="Tahoma"/>
+          <w:kern w:val="0"/>
+          <w:sz w:val="22"/>
+        </w:rPr>
+      </w:pPr>
+      <w:r>
+        <w:rPr>
+          <w:rFonts w:ascii="Tahoma" w:eastAsia="微软雅黑" w:hAnsi="Tahoma" w:hint="eastAsia"/>
+          <w:b/>
+          <w:bCs/>
+          <w:kern w:val="0"/>
+          <w:sz w:val="22"/>
+        </w:rPr>
+        <w:t>位移比：</w:t>
+      </w:r>
+      <w:r>
+        <w:rPr>
+          <w:rFonts w:ascii="Tahoma" w:eastAsia="微软雅黑" w:hAnsi="Tahoma" w:hint="eastAsia"/>
+          <w:kern w:val="0"/>
+          <w:sz w:val="22"/>
+        </w:rPr>
+        <w:t>是指</w:t>
+      </w:r>
+      <w:r>
+        <w:rPr>
+          <w:rFonts w:ascii="Tahoma" w:eastAsia="微软雅黑" w:hAnsi="Tahoma" w:hint="eastAsia"/>
+          <w:kern w:val="0"/>
+          <w:sz w:val="22"/>
+        </w:rPr>
+        <w:t xml:space="preserve"> </w:t>
+      </w:r>
+      <w:r>
+        <w:rPr>
+          <w:rFonts w:ascii="Tahoma" w:eastAsia="微软雅黑" w:hAnsi="Tahoma" w:hint="eastAsia"/>
+          <w:kern w:val="0"/>
+          <w:sz w:val="22"/>
+        </w:rPr>
+        <w:t>战斗活动镜头</w:t>
+      </w:r>
+      <w:r>
+        <w:rPr>
+          <w:rFonts w:ascii="Tahoma" w:eastAsia="微软雅黑" w:hAnsi="Tahoma" w:hint="eastAsia"/>
+          <w:kern w:val="0"/>
+          <w:sz w:val="22"/>
+        </w:rPr>
+        <w:t xml:space="preserve"> </w:t>
+      </w:r>
+      <w:r>
+        <w:rPr>
+          <w:rFonts w:ascii="Tahoma" w:eastAsia="微软雅黑" w:hAnsi="Tahoma" w:hint="eastAsia"/>
+          <w:kern w:val="0"/>
+          <w:sz w:val="22"/>
+        </w:rPr>
+        <w:t>移动时，战斗各个装饰贴图</w:t>
+      </w:r>
+      <w:r>
+        <w:rPr>
+          <w:rFonts w:ascii="Tahoma" w:eastAsia="微软雅黑" w:hAnsi="Tahoma" w:hint="eastAsia"/>
+          <w:kern w:val="0"/>
+          <w:sz w:val="22"/>
+        </w:rPr>
+        <w:t xml:space="preserve"> </w:t>
+      </w:r>
+      <w:r>
+        <w:rPr>
+          <w:rFonts w:ascii="Tahoma" w:eastAsia="微软雅黑" w:hAnsi="Tahoma" w:hint="eastAsia"/>
+          <w:kern w:val="0"/>
+          <w:sz w:val="22"/>
+        </w:rPr>
+        <w:t>跟随镜头一起移动的距离比。</w:t>
+      </w:r>
+      <w:r>
+        <w:rPr>
+          <w:rFonts w:ascii="Tahoma" w:eastAsia="微软雅黑" w:hAnsi="Tahoma" w:hint="eastAsia"/>
+          <w:kern w:val="0"/>
+          <w:sz w:val="22"/>
+        </w:rPr>
+        <w:t xml:space="preserve"> </w:t>
+      </w:r>
+      <w:r>
+        <w:rPr>
+          <w:rFonts w:ascii="Tahoma" w:eastAsia="微软雅黑" w:hAnsi="Tahoma" w:hint="eastAsia"/>
+          <w:kern w:val="0"/>
+          <w:sz w:val="22"/>
+        </w:rPr>
+        <w:t>通过位移比可以实现</w:t>
+      </w:r>
+      <w:proofErr w:type="gramStart"/>
+      <w:r>
+        <w:rPr>
+          <w:rFonts w:ascii="Tahoma" w:eastAsia="微软雅黑" w:hAnsi="Tahoma" w:hint="eastAsia"/>
+          <w:kern w:val="0"/>
+          <w:sz w:val="22"/>
+        </w:rPr>
+        <w:t>不同图层之间</w:t>
+      </w:r>
+      <w:proofErr w:type="gramEnd"/>
+      <w:r>
+        <w:rPr>
+          <w:rFonts w:ascii="Tahoma" w:eastAsia="微软雅黑" w:hAnsi="Tahoma" w:hint="eastAsia"/>
+          <w:kern w:val="0"/>
+          <w:sz w:val="22"/>
+        </w:rPr>
+        <w:t>的距离感。</w:t>
+      </w:r>
+    </w:p>
     <w:tbl>
       <w:tblPr>
         <w:tblStyle w:val="af"/>
@@ -6424,738 +10236,6 @@
                 <w:kern w:val="0"/>
                 <w:sz w:val="22"/>
               </w:rPr>
-              <w:t>战斗装饰</w:t>
-            </w:r>
-            <w:r>
-              <w:rPr>
-                <w:rFonts w:ascii="Tahoma" w:eastAsia="微软雅黑" w:hAnsi="Tahoma"/>
-                <w:kern w:val="0"/>
-                <w:sz w:val="22"/>
-              </w:rPr>
-              <w:t>插件的指令较多且使用频繁，建议使用小工具：插件信息查看器。</w:t>
-            </w:r>
-          </w:p>
-          <w:p>
-            <w:pPr>
-              <w:widowControl/>
-              <w:adjustRightInd w:val="0"/>
-              <w:snapToGrid w:val="0"/>
-              <w:jc w:val="left"/>
-              <w:rPr>
-                <w:rFonts w:ascii="Tahoma" w:eastAsia="微软雅黑" w:hAnsi="Tahoma"/>
-                <w:kern w:val="0"/>
-                <w:sz w:val="22"/>
-              </w:rPr>
-            </w:pPr>
-            <w:r>
-              <w:rPr>
-                <w:rFonts w:ascii="Tahoma" w:eastAsia="微软雅黑" w:hAnsi="Tahoma"/>
-                <w:kern w:val="0"/>
-                <w:sz w:val="22"/>
-              </w:rPr>
-              <w:t>在开启游戏编辑器时，可以并行使用读取器复制指令。</w:t>
-            </w:r>
-          </w:p>
-        </w:tc>
-      </w:tr>
-    </w:tbl>
-    <w:p>
-      <w:pPr>
-        <w:widowControl/>
-        <w:jc w:val="left"/>
-        <w:rPr>
-          <w:rFonts w:ascii="Tahoma" w:eastAsia="微软雅黑" w:hAnsi="Tahoma" w:hint="eastAsia"/>
-          <w:kern w:val="0"/>
-          <w:sz w:val="22"/>
-        </w:rPr>
-      </w:pPr>
-    </w:p>
-    <w:p>
-      <w:pPr>
-        <w:pStyle w:val="3"/>
-        <w:rPr>
-          <w:rFonts w:hint="eastAsia"/>
-        </w:rPr>
-      </w:pPr>
-      <w:r>
-        <w:rPr>
-          <w:rFonts w:hint="eastAsia"/>
-        </w:rPr>
-        <w:t>粒子与背景设计</w:t>
-      </w:r>
-    </w:p>
-    <w:p>
-      <w:pPr>
-        <w:snapToGrid w:val="0"/>
-        <w:rPr>
-          <w:rFonts w:ascii="Tahoma" w:eastAsia="微软雅黑" w:hAnsi="Tahoma"/>
-          <w:kern w:val="0"/>
-          <w:sz w:val="22"/>
-        </w:rPr>
-      </w:pPr>
-      <w:r>
-        <w:rPr>
-          <w:rFonts w:ascii="Tahoma" w:eastAsia="微软雅黑" w:hAnsi="Tahoma" w:hint="eastAsia"/>
-          <w:kern w:val="0"/>
-          <w:sz w:val="22"/>
-        </w:rPr>
-        <w:t>有时候背景也可以作为粒子来使用，因为战斗场景有可能会</w:t>
-      </w:r>
-      <w:proofErr w:type="gramStart"/>
-      <w:r>
-        <w:rPr>
-          <w:rFonts w:ascii="Tahoma" w:eastAsia="微软雅黑" w:hAnsi="Tahoma" w:hint="eastAsia"/>
-          <w:kern w:val="0"/>
-          <w:sz w:val="22"/>
-        </w:rPr>
-        <w:t>飘大量</w:t>
-      </w:r>
-      <w:proofErr w:type="gramEnd"/>
-      <w:r>
-        <w:rPr>
-          <w:rFonts w:ascii="Tahoma" w:eastAsia="微软雅黑" w:hAnsi="Tahoma" w:hint="eastAsia"/>
-          <w:kern w:val="0"/>
-          <w:sz w:val="22"/>
-        </w:rPr>
-        <w:t>粒子，</w:t>
-      </w:r>
-      <w:r>
-        <w:rPr>
-          <w:rFonts w:ascii="Tahoma" w:eastAsia="微软雅黑" w:hAnsi="Tahoma" w:hint="eastAsia"/>
-          <w:kern w:val="0"/>
-          <w:sz w:val="22"/>
-        </w:rPr>
-        <w:t>而</w:t>
-      </w:r>
-      <w:r>
-        <w:rPr>
-          <w:rFonts w:ascii="Tahoma" w:eastAsia="微软雅黑" w:hAnsi="Tahoma" w:hint="eastAsia"/>
-          <w:kern w:val="0"/>
-          <w:sz w:val="22"/>
-        </w:rPr>
-        <w:t>粒子数量太多会加大战斗界面的</w:t>
-      </w:r>
-      <w:r>
-        <w:rPr>
-          <w:rFonts w:ascii="Tahoma" w:eastAsia="微软雅黑" w:hAnsi="Tahoma" w:hint="eastAsia"/>
-          <w:kern w:val="0"/>
-          <w:sz w:val="22"/>
-        </w:rPr>
-        <w:t>性能</w:t>
-      </w:r>
-      <w:r>
-        <w:rPr>
-          <w:rFonts w:ascii="Tahoma" w:eastAsia="微软雅黑" w:hAnsi="Tahoma" w:hint="eastAsia"/>
-          <w:kern w:val="0"/>
-          <w:sz w:val="22"/>
-        </w:rPr>
-        <w:t>消耗。</w:t>
-      </w:r>
-    </w:p>
-    <w:p>
-      <w:pPr>
-        <w:widowControl/>
-        <w:adjustRightInd w:val="0"/>
-        <w:snapToGrid w:val="0"/>
-        <w:jc w:val="left"/>
-        <w:rPr>
-          <w:rFonts w:ascii="Tahoma" w:eastAsia="微软雅黑" w:hAnsi="Tahoma"/>
-          <w:kern w:val="0"/>
-          <w:sz w:val="22"/>
-        </w:rPr>
-      </w:pPr>
-      <w:r>
-        <w:rPr>
-          <w:rFonts w:ascii="Tahoma" w:eastAsia="微软雅黑" w:hAnsi="Tahoma"/>
-          <w:kern w:val="0"/>
-          <w:sz w:val="22"/>
-        </w:rPr>
-        <w:tab/>
-      </w:r>
-      <w:r>
-        <w:rPr>
-          <w:rFonts w:ascii="Tahoma" w:eastAsia="微软雅黑" w:hAnsi="Tahoma" w:hint="eastAsia"/>
-          <w:kern w:val="0"/>
-          <w:sz w:val="22"/>
-        </w:rPr>
-        <w:t>◆</w:t>
-      </w:r>
-      <w:r>
-        <w:rPr>
-          <w:rFonts w:ascii="Tahoma" w:eastAsia="微软雅黑" w:hAnsi="Tahoma"/>
-          <w:kern w:val="0"/>
-          <w:sz w:val="22"/>
-        </w:rPr>
-        <w:t>Drill_</w:t>
-      </w:r>
-      <w:r>
-        <w:rPr>
-          <w:rFonts w:ascii="Tahoma" w:eastAsia="微软雅黑" w:hAnsi="Tahoma" w:hint="eastAsia"/>
-          <w:kern w:val="0"/>
-          <w:sz w:val="22"/>
-        </w:rPr>
-        <w:t>Battle</w:t>
-      </w:r>
-      <w:r>
-        <w:rPr>
-          <w:rFonts w:ascii="Tahoma" w:eastAsia="微软雅黑" w:hAnsi="Tahoma"/>
-          <w:kern w:val="0"/>
-          <w:sz w:val="22"/>
-        </w:rPr>
-        <w:t>Background</w:t>
-      </w:r>
-      <w:r>
-        <w:rPr>
-          <w:rFonts w:ascii="Tahoma" w:eastAsia="微软雅黑" w:hAnsi="Tahoma"/>
-          <w:kern w:val="0"/>
-          <w:sz w:val="22"/>
-        </w:rPr>
-        <w:tab/>
-      </w:r>
-      <w:r>
-        <w:rPr>
-          <w:rFonts w:ascii="Tahoma" w:eastAsia="微软雅黑" w:hAnsi="Tahoma"/>
-          <w:kern w:val="0"/>
-          <w:sz w:val="22"/>
-        </w:rPr>
-        <w:tab/>
-      </w:r>
-      <w:r>
-        <w:rPr>
-          <w:rFonts w:ascii="Tahoma" w:eastAsia="微软雅黑" w:hAnsi="Tahoma"/>
-          <w:kern w:val="0"/>
-          <w:sz w:val="22"/>
-        </w:rPr>
-        <w:tab/>
-      </w:r>
-      <w:r>
-        <w:rPr>
-          <w:rFonts w:ascii="Tahoma" w:eastAsia="微软雅黑" w:hAnsi="Tahoma"/>
-          <w:kern w:val="0"/>
-          <w:sz w:val="22"/>
-        </w:rPr>
-        <w:tab/>
-      </w:r>
-      <w:r>
-        <w:rPr>
-          <w:rFonts w:ascii="Tahoma" w:eastAsia="微软雅黑" w:hAnsi="Tahoma" w:hint="eastAsia"/>
-          <w:kern w:val="0"/>
-          <w:sz w:val="22"/>
-        </w:rPr>
-        <w:t>战斗</w:t>
-      </w:r>
-      <w:r>
-        <w:rPr>
-          <w:rFonts w:ascii="Tahoma" w:eastAsia="微软雅黑" w:hAnsi="Tahoma"/>
-          <w:kern w:val="0"/>
-          <w:sz w:val="22"/>
-        </w:rPr>
-        <w:t xml:space="preserve"> -</w:t>
-      </w:r>
-      <w:r>
-        <w:rPr>
-          <w:rFonts w:ascii="Tahoma" w:eastAsia="微软雅黑" w:hAnsi="Tahoma"/>
-          <w:kern w:val="0"/>
-          <w:sz w:val="22"/>
-        </w:rPr>
-        <w:t xml:space="preserve"> </w:t>
-      </w:r>
-      <w:r>
-        <w:rPr>
-          <w:rFonts w:ascii="Tahoma" w:eastAsia="微软雅黑" w:hAnsi="Tahoma" w:hint="eastAsia"/>
-          <w:kern w:val="0"/>
-          <w:sz w:val="22"/>
-        </w:rPr>
-        <w:t>多层</w:t>
-      </w:r>
-      <w:r>
-        <w:rPr>
-          <w:rFonts w:ascii="Tahoma" w:eastAsia="微软雅黑" w:hAnsi="Tahoma" w:hint="eastAsia"/>
-          <w:kern w:val="0"/>
-          <w:sz w:val="22"/>
-        </w:rPr>
-        <w:t>战斗</w:t>
-      </w:r>
-      <w:r>
-        <w:rPr>
-          <w:rFonts w:ascii="Tahoma" w:eastAsia="微软雅黑" w:hAnsi="Tahoma" w:hint="eastAsia"/>
-          <w:kern w:val="0"/>
-          <w:sz w:val="22"/>
-        </w:rPr>
-        <w:t>背景</w:t>
-      </w:r>
-    </w:p>
-    <w:p>
-      <w:pPr>
-        <w:widowControl/>
-        <w:adjustRightInd w:val="0"/>
-        <w:snapToGrid w:val="0"/>
-        <w:jc w:val="left"/>
-        <w:rPr>
-          <w:rFonts w:ascii="Tahoma" w:eastAsia="微软雅黑" w:hAnsi="Tahoma"/>
-          <w:kern w:val="0"/>
-          <w:sz w:val="22"/>
-        </w:rPr>
-      </w:pPr>
-      <w:r>
-        <w:rPr>
-          <w:rFonts w:ascii="Tahoma" w:eastAsia="微软雅黑" w:hAnsi="Tahoma"/>
-          <w:kern w:val="0"/>
-          <w:sz w:val="22"/>
-        </w:rPr>
-        <w:tab/>
-      </w:r>
-      <w:r>
-        <w:rPr>
-          <w:rFonts w:ascii="Tahoma" w:eastAsia="微软雅黑" w:hAnsi="Tahoma" w:hint="eastAsia"/>
-          <w:kern w:val="0"/>
-          <w:sz w:val="22"/>
-        </w:rPr>
-        <w:t>◆</w:t>
-      </w:r>
-      <w:r>
-        <w:rPr>
-          <w:rFonts w:ascii="Tahoma" w:eastAsia="微软雅黑" w:hAnsi="Tahoma"/>
-          <w:kern w:val="0"/>
-          <w:sz w:val="22"/>
-        </w:rPr>
-        <w:t>Drill_</w:t>
-      </w:r>
-      <w:r>
-        <w:rPr>
-          <w:rFonts w:ascii="Tahoma" w:eastAsia="微软雅黑" w:hAnsi="Tahoma" w:hint="eastAsia"/>
-          <w:kern w:val="0"/>
-          <w:sz w:val="22"/>
-        </w:rPr>
-        <w:t>Battle</w:t>
-      </w:r>
-      <w:r>
-        <w:rPr>
-          <w:rFonts w:ascii="Tahoma" w:eastAsia="微软雅黑" w:hAnsi="Tahoma"/>
-          <w:kern w:val="0"/>
-          <w:sz w:val="22"/>
-        </w:rPr>
-        <w:t>Particle</w:t>
-      </w:r>
-      <w:r>
-        <w:rPr>
-          <w:rFonts w:ascii="Tahoma" w:eastAsia="微软雅黑" w:hAnsi="Tahoma"/>
-          <w:kern w:val="0"/>
-          <w:sz w:val="22"/>
-        </w:rPr>
-        <w:tab/>
-      </w:r>
-      <w:r>
-        <w:rPr>
-          <w:rFonts w:ascii="Tahoma" w:eastAsia="微软雅黑" w:hAnsi="Tahoma"/>
-          <w:kern w:val="0"/>
-          <w:sz w:val="22"/>
-        </w:rPr>
-        <w:tab/>
-      </w:r>
-      <w:r>
-        <w:rPr>
-          <w:rFonts w:ascii="Tahoma" w:eastAsia="微软雅黑" w:hAnsi="Tahoma"/>
-          <w:kern w:val="0"/>
-          <w:sz w:val="22"/>
-        </w:rPr>
-        <w:tab/>
-      </w:r>
-      <w:r>
-        <w:rPr>
-          <w:rFonts w:ascii="Tahoma" w:eastAsia="微软雅黑" w:hAnsi="Tahoma"/>
-          <w:kern w:val="0"/>
-          <w:sz w:val="22"/>
-        </w:rPr>
-        <w:tab/>
-      </w:r>
-      <w:r>
-        <w:rPr>
-          <w:rFonts w:ascii="Tahoma" w:eastAsia="微软雅黑" w:hAnsi="Tahoma"/>
-          <w:kern w:val="0"/>
-          <w:sz w:val="22"/>
-        </w:rPr>
-        <w:tab/>
-      </w:r>
-      <w:r>
-        <w:rPr>
-          <w:rFonts w:ascii="Tahoma" w:eastAsia="微软雅黑" w:hAnsi="Tahoma" w:hint="eastAsia"/>
-          <w:kern w:val="0"/>
-          <w:sz w:val="22"/>
-        </w:rPr>
-        <w:t>战斗</w:t>
-      </w:r>
-      <w:r>
-        <w:rPr>
-          <w:rFonts w:ascii="Tahoma" w:eastAsia="微软雅黑" w:hAnsi="Tahoma"/>
-          <w:kern w:val="0"/>
-          <w:sz w:val="22"/>
-        </w:rPr>
-        <w:t xml:space="preserve"> -</w:t>
-      </w:r>
-      <w:r>
-        <w:rPr>
-          <w:rFonts w:ascii="Tahoma" w:eastAsia="微软雅黑" w:hAnsi="Tahoma"/>
-          <w:kern w:val="0"/>
-          <w:sz w:val="22"/>
-        </w:rPr>
-        <w:t xml:space="preserve"> </w:t>
-      </w:r>
-      <w:r>
-        <w:rPr>
-          <w:rFonts w:ascii="Tahoma" w:eastAsia="微软雅黑" w:hAnsi="Tahoma" w:hint="eastAsia"/>
-          <w:kern w:val="0"/>
-          <w:sz w:val="22"/>
-        </w:rPr>
-        <w:t>多层</w:t>
-      </w:r>
-      <w:r>
-        <w:rPr>
-          <w:rFonts w:ascii="Tahoma" w:eastAsia="微软雅黑" w:hAnsi="Tahoma" w:hint="eastAsia"/>
-          <w:kern w:val="0"/>
-          <w:sz w:val="22"/>
-        </w:rPr>
-        <w:t>战斗</w:t>
-      </w:r>
-      <w:r>
-        <w:rPr>
-          <w:rFonts w:ascii="Tahoma" w:eastAsia="微软雅黑" w:hAnsi="Tahoma" w:hint="eastAsia"/>
-          <w:kern w:val="0"/>
-          <w:sz w:val="22"/>
-        </w:rPr>
-        <w:t>粒子</w:t>
-      </w:r>
-    </w:p>
-    <w:p>
-      <w:pPr>
-        <w:widowControl/>
-        <w:adjustRightInd w:val="0"/>
-        <w:snapToGrid w:val="0"/>
-        <w:jc w:val="left"/>
-        <w:rPr>
-          <w:rFonts w:ascii="Tahoma" w:eastAsia="微软雅黑" w:hAnsi="Tahoma"/>
-          <w:kern w:val="0"/>
-          <w:sz w:val="22"/>
-        </w:rPr>
-      </w:pPr>
-      <w:r>
-        <w:rPr>
-          <w:rFonts w:ascii="Tahoma" w:eastAsia="微软雅黑" w:hAnsi="Tahoma" w:hint="eastAsia"/>
-          <w:kern w:val="0"/>
-          <w:sz w:val="22"/>
-        </w:rPr>
-        <w:t>远处的粒子可以使用背景来画，近处的用粒子来实现。</w:t>
-      </w:r>
-    </w:p>
-    <w:p>
-      <w:pPr>
-        <w:widowControl/>
-        <w:jc w:val="center"/>
-        <w:rPr>
-          <w:rFonts w:ascii="宋体" w:eastAsia="宋体" w:hAnsi="宋体" w:cs="宋体" w:hint="eastAsia"/>
-          <w:kern w:val="0"/>
-          <w:sz w:val="24"/>
-          <w:szCs w:val="24"/>
-        </w:rPr>
-      </w:pPr>
-      <w:r>
-        <w:rPr>
-          <w:noProof/>
-        </w:rPr>
-        <w:drawing>
-          <wp:inline distT="0" distB="0" distL="0" distR="0" wp14:anchorId="73281AA9" wp14:editId="6493A90C">
-            <wp:extent cx="1554480" cy="1714500"/>
-            <wp:effectExtent l="0" t="0" r="7620" b="0"/>
-            <wp:docPr id="235788218" name="图片 20"/>
-            <wp:cNvGraphicFramePr>
-              <a:graphicFrameLocks xmlns:a="http://schemas.openxmlformats.org/drawingml/2006/main" noChangeAspect="1"/>
-            </wp:cNvGraphicFramePr>
-            <a:graphic xmlns:a="http://schemas.openxmlformats.org/drawingml/2006/main">
-              <a:graphicData uri="http://schemas.openxmlformats.org/drawingml/2006/picture">
-                <pic:pic xmlns:pic="http://schemas.openxmlformats.org/drawingml/2006/picture">
-                  <pic:nvPicPr>
-                    <pic:cNvPr id="0" name="Picture 39"/>
-                    <pic:cNvPicPr>
-                      <a:picLocks noChangeAspect="1" noChangeArrowheads="1"/>
-                    </pic:cNvPicPr>
-                  </pic:nvPicPr>
-                  <pic:blipFill>
-                    <a:blip r:embed="rId32">
-                      <a:extLst>
-                        <a:ext uri="{28A0092B-C50C-407E-A947-70E740481C1C}">
-                          <a14:useLocalDpi xmlns:a14="http://schemas.microsoft.com/office/drawing/2010/main" val="0"/>
-                        </a:ext>
-                      </a:extLst>
-                    </a:blip>
-                    <a:srcRect/>
-                    <a:stretch>
-                      <a:fillRect/>
-                    </a:stretch>
-                  </pic:blipFill>
-                  <pic:spPr bwMode="auto">
-                    <a:xfrm>
-                      <a:off x="0" y="0"/>
-                      <a:ext cx="1554480" cy="1714500"/>
-                    </a:xfrm>
-                    <a:prstGeom prst="rect">
-                      <a:avLst/>
-                    </a:prstGeom>
-                    <a:noFill/>
-                    <a:ln>
-                      <a:noFill/>
-                    </a:ln>
-                  </pic:spPr>
-                </pic:pic>
-              </a:graphicData>
-            </a:graphic>
-          </wp:inline>
-        </w:drawing>
-      </w:r>
-      <w:r>
-        <w:rPr>
-          <w:noProof/>
-        </w:rPr>
-        <w:drawing>
-          <wp:inline distT="0" distB="0" distL="0" distR="0" wp14:anchorId="0FC921AE" wp14:editId="321DCE67">
-            <wp:extent cx="3520440" cy="2626261"/>
-            <wp:effectExtent l="0" t="0" r="3810" b="3175"/>
-            <wp:docPr id="884304683" name="图片 21"/>
-            <wp:cNvGraphicFramePr>
-              <a:graphicFrameLocks xmlns:a="http://schemas.openxmlformats.org/drawingml/2006/main" noChangeAspect="1"/>
-            </wp:cNvGraphicFramePr>
-            <a:graphic xmlns:a="http://schemas.openxmlformats.org/drawingml/2006/main">
-              <a:graphicData uri="http://schemas.openxmlformats.org/drawingml/2006/picture">
-                <pic:pic xmlns:pic="http://schemas.openxmlformats.org/drawingml/2006/picture">
-                  <pic:nvPicPr>
-                    <pic:cNvPr id="0" name="Picture 41"/>
-                    <pic:cNvPicPr>
-                      <a:picLocks noChangeAspect="1" noChangeArrowheads="1"/>
-                    </pic:cNvPicPr>
-                  </pic:nvPicPr>
-                  <pic:blipFill>
-                    <a:blip r:embed="rId33">
-                      <a:extLst>
-                        <a:ext uri="{28A0092B-C50C-407E-A947-70E740481C1C}">
-                          <a14:useLocalDpi xmlns:a14="http://schemas.microsoft.com/office/drawing/2010/main" val="0"/>
-                        </a:ext>
-                      </a:extLst>
-                    </a:blip>
-                    <a:srcRect/>
-                    <a:stretch>
-                      <a:fillRect/>
-                    </a:stretch>
-                  </pic:blipFill>
-                  <pic:spPr bwMode="auto">
-                    <a:xfrm>
-                      <a:off x="0" y="0"/>
-                      <a:ext cx="3523104" cy="2628248"/>
-                    </a:xfrm>
-                    <a:prstGeom prst="rect">
-                      <a:avLst/>
-                    </a:prstGeom>
-                    <a:noFill/>
-                    <a:ln>
-                      <a:noFill/>
-                    </a:ln>
-                  </pic:spPr>
-                </pic:pic>
-              </a:graphicData>
-            </a:graphic>
-          </wp:inline>
-        </w:drawing>
-      </w:r>
-    </w:p>
-    <w:p>
-      <w:pPr>
-        <w:rPr>
-          <w:rFonts w:ascii="Tahoma" w:eastAsia="微软雅黑" w:hAnsi="Tahoma"/>
-          <w:kern w:val="0"/>
-          <w:sz w:val="22"/>
-        </w:rPr>
-      </w:pPr>
-    </w:p>
-    <w:p>
-      <w:pPr>
-        <w:widowControl/>
-        <w:jc w:val="left"/>
-        <w:rPr>
-          <w:rFonts w:ascii="Tahoma" w:eastAsia="微软雅黑" w:hAnsi="Tahoma"/>
-          <w:kern w:val="0"/>
-          <w:sz w:val="22"/>
-        </w:rPr>
-      </w:pPr>
-      <w:r>
-        <w:rPr>
-          <w:rFonts w:ascii="Tahoma" w:eastAsia="微软雅黑" w:hAnsi="Tahoma"/>
-          <w:kern w:val="0"/>
-          <w:sz w:val="22"/>
-        </w:rPr>
-        <w:br w:type="page"/>
-      </w:r>
-    </w:p>
-    <w:p>
-      <w:pPr>
-        <w:pStyle w:val="3"/>
-        <w:rPr>
-          <w:rFonts w:hint="eastAsia"/>
-        </w:rPr>
-      </w:pPr>
-      <w:r>
-        <w:rPr>
-          <w:rFonts w:hint="eastAsia"/>
-        </w:rPr>
-        <w:lastRenderedPageBreak/>
-        <w:t>位移比</w:t>
-      </w:r>
-    </w:p>
-    <w:p>
-      <w:pPr>
-        <w:widowControl/>
-        <w:adjustRightInd w:val="0"/>
-        <w:snapToGrid w:val="0"/>
-        <w:spacing w:after="200"/>
-        <w:jc w:val="left"/>
-        <w:rPr>
-          <w:rFonts w:ascii="Tahoma" w:eastAsia="微软雅黑" w:hAnsi="Tahoma"/>
-          <w:kern w:val="0"/>
-          <w:sz w:val="22"/>
-        </w:rPr>
-      </w:pPr>
-      <w:r>
-        <w:rPr>
-          <w:rFonts w:ascii="Tahoma" w:eastAsia="微软雅黑" w:hAnsi="Tahoma" w:hint="eastAsia"/>
-          <w:b/>
-          <w:bCs/>
-          <w:kern w:val="0"/>
-          <w:sz w:val="22"/>
-        </w:rPr>
-        <w:t>位移比：</w:t>
-      </w:r>
-      <w:r>
-        <w:rPr>
-          <w:rFonts w:ascii="Tahoma" w:eastAsia="微软雅黑" w:hAnsi="Tahoma" w:hint="eastAsia"/>
-          <w:kern w:val="0"/>
-          <w:sz w:val="22"/>
-        </w:rPr>
-        <w:t>是指</w:t>
-      </w:r>
-      <w:r>
-        <w:rPr>
-          <w:rFonts w:ascii="Tahoma" w:eastAsia="微软雅黑" w:hAnsi="Tahoma" w:hint="eastAsia"/>
-          <w:kern w:val="0"/>
-          <w:sz w:val="22"/>
-        </w:rPr>
-        <w:t xml:space="preserve"> </w:t>
-      </w:r>
-      <w:r>
-        <w:rPr>
-          <w:rFonts w:ascii="Tahoma" w:eastAsia="微软雅黑" w:hAnsi="Tahoma" w:hint="eastAsia"/>
-          <w:kern w:val="0"/>
-          <w:sz w:val="22"/>
-        </w:rPr>
-        <w:t>战斗活动镜头</w:t>
-      </w:r>
-      <w:r>
-        <w:rPr>
-          <w:rFonts w:ascii="Tahoma" w:eastAsia="微软雅黑" w:hAnsi="Tahoma" w:hint="eastAsia"/>
-          <w:kern w:val="0"/>
-          <w:sz w:val="22"/>
-        </w:rPr>
-        <w:t xml:space="preserve"> </w:t>
-      </w:r>
-      <w:r>
-        <w:rPr>
-          <w:rFonts w:ascii="Tahoma" w:eastAsia="微软雅黑" w:hAnsi="Tahoma" w:hint="eastAsia"/>
-          <w:kern w:val="0"/>
-          <w:sz w:val="22"/>
-        </w:rPr>
-        <w:t>移动时，战斗各个装饰贴图</w:t>
-      </w:r>
-      <w:r>
-        <w:rPr>
-          <w:rFonts w:ascii="Tahoma" w:eastAsia="微软雅黑" w:hAnsi="Tahoma" w:hint="eastAsia"/>
-          <w:kern w:val="0"/>
-          <w:sz w:val="22"/>
-        </w:rPr>
-        <w:t xml:space="preserve"> </w:t>
-      </w:r>
-      <w:r>
-        <w:rPr>
-          <w:rFonts w:ascii="Tahoma" w:eastAsia="微软雅黑" w:hAnsi="Tahoma" w:hint="eastAsia"/>
-          <w:kern w:val="0"/>
-          <w:sz w:val="22"/>
-        </w:rPr>
-        <w:t>跟随镜头一起移动的距离比。</w:t>
-      </w:r>
-      <w:r>
-        <w:rPr>
-          <w:rFonts w:ascii="Tahoma" w:eastAsia="微软雅黑" w:hAnsi="Tahoma" w:hint="eastAsia"/>
-          <w:kern w:val="0"/>
-          <w:sz w:val="22"/>
-        </w:rPr>
-        <w:t xml:space="preserve"> </w:t>
-      </w:r>
-      <w:r>
-        <w:rPr>
-          <w:rFonts w:ascii="Tahoma" w:eastAsia="微软雅黑" w:hAnsi="Tahoma" w:hint="eastAsia"/>
-          <w:kern w:val="0"/>
-          <w:sz w:val="22"/>
-        </w:rPr>
-        <w:t>通过位移比可以实现</w:t>
-      </w:r>
-      <w:proofErr w:type="gramStart"/>
-      <w:r>
-        <w:rPr>
-          <w:rFonts w:ascii="Tahoma" w:eastAsia="微软雅黑" w:hAnsi="Tahoma" w:hint="eastAsia"/>
-          <w:kern w:val="0"/>
-          <w:sz w:val="22"/>
-        </w:rPr>
-        <w:t>不同图层之间</w:t>
-      </w:r>
-      <w:proofErr w:type="gramEnd"/>
-      <w:r>
-        <w:rPr>
-          <w:rFonts w:ascii="Tahoma" w:eastAsia="微软雅黑" w:hAnsi="Tahoma" w:hint="eastAsia"/>
-          <w:kern w:val="0"/>
-          <w:sz w:val="22"/>
-        </w:rPr>
-        <w:t>的距离感。</w:t>
-      </w:r>
-    </w:p>
-    <w:tbl>
-      <w:tblPr>
-        <w:tblStyle w:val="af"/>
-        <w:tblW w:w="0" w:type="auto"/>
-        <w:shd w:val="clear" w:color="auto" w:fill="DEEAF6" w:themeFill="accent1" w:themeFillTint="33"/>
-        <w:tblLook w:val="04A0" w:firstRow="1" w:lastRow="0" w:firstColumn="1" w:lastColumn="0" w:noHBand="0" w:noVBand="1"/>
-      </w:tblPr>
-      <w:tblGrid>
-        <w:gridCol w:w="8522"/>
-      </w:tblGrid>
-      <w:tr>
-        <w:tc>
-          <w:tcPr>
-            <w:tcW w:w="8522" w:type="dxa"/>
-            <w:shd w:val="clear" w:color="auto" w:fill="DEEAF6" w:themeFill="accent1" w:themeFillTint="33"/>
-          </w:tcPr>
-          <w:p>
-            <w:pPr>
-              <w:widowControl/>
-              <w:adjustRightInd w:val="0"/>
-              <w:snapToGrid w:val="0"/>
-              <w:jc w:val="left"/>
-              <w:rPr>
-                <w:rFonts w:ascii="Tahoma" w:eastAsia="微软雅黑" w:hAnsi="Tahoma"/>
-                <w:kern w:val="0"/>
-                <w:sz w:val="22"/>
-              </w:rPr>
-            </w:pPr>
-            <w:r>
-              <w:rPr>
-                <w:rFonts w:ascii="Tahoma" w:eastAsia="微软雅黑" w:hAnsi="Tahoma" w:hint="eastAsia"/>
-                <w:kern w:val="0"/>
-                <w:sz w:val="22"/>
-              </w:rPr>
               <w:t>根据近大远小的关系，物体离你越远，物体越小，并且你移动画面时，也一直紧跟着你的镜头。位移比越接近</w:t>
             </w:r>
             <w:r>
@@ -7350,7 +10430,7 @@
                     </pic:cNvPicPr>
                   </pic:nvPicPr>
                   <pic:blipFill>
-                    <a:blip r:embed="rId34">
+                    <a:blip r:embed="rId38">
                       <a:extLst>
                         <a:ext uri="{28A0092B-C50C-407E-A947-70E740481C1C}">
                           <a14:useLocalDpi xmlns:a14="http://schemas.microsoft.com/office/drawing/2010/main" val="0"/>
@@ -7403,7 +10483,7 @@
                     </pic:cNvPicPr>
                   </pic:nvPicPr>
                   <pic:blipFill>
-                    <a:blip r:embed="rId35">
+                    <a:blip r:embed="rId39">
                       <a:extLst>
                         <a:ext uri="{28A0092B-C50C-407E-A947-70E740481C1C}">
                           <a14:useLocalDpi xmlns:a14="http://schemas.microsoft.com/office/drawing/2010/main" val="0"/>
@@ -7765,7 +10845,7 @@
                     </pic:cNvPicPr>
                   </pic:nvPicPr>
                   <pic:blipFill>
-                    <a:blip r:embed="rId36">
+                    <a:blip r:embed="rId40">
                       <a:extLst>
                         <a:ext uri="{28A0092B-C50C-407E-A947-70E740481C1C}">
                           <a14:useLocalDpi xmlns:a14="http://schemas.microsoft.com/office/drawing/2010/main" val="0"/>
@@ -7884,7 +10964,7 @@
                     </pic:cNvPicPr>
                   </pic:nvPicPr>
                   <pic:blipFill>
-                    <a:blip r:embed="rId37">
+                    <a:blip r:embed="rId41">
                       <a:extLst>
                         <a:ext uri="{28A0092B-C50C-407E-A947-70E740481C1C}">
                           <a14:useLocalDpi xmlns:a14="http://schemas.microsoft.com/office/drawing/2010/main" val="0"/>
@@ -8005,6 +11085,7 @@
         </w:rPr>
         <w:t>◆</w:t>
       </w:r>
+      <w:proofErr w:type="spellStart"/>
       <w:r>
         <w:rPr>
           <w:rFonts w:ascii="Tahoma" w:eastAsia="微软雅黑" w:hAnsi="Tahoma"/>
@@ -8013,6 +11094,7 @@
         </w:rPr>
         <w:t>Drill_PictureSnapShot</w:t>
       </w:r>
+      <w:proofErr w:type="spellEnd"/>
       <w:r>
         <w:rPr>
           <w:rFonts w:ascii="Tahoma" w:eastAsia="微软雅黑" w:hAnsi="Tahoma"/>
@@ -8128,7 +11210,7 @@
                     </pic:cNvPicPr>
                   </pic:nvPicPr>
                   <pic:blipFill>
-                    <a:blip r:embed="rId38">
+                    <a:blip r:embed="rId42">
                       <a:extLst>
                         <a:ext uri="{28A0092B-C50C-407E-A947-70E740481C1C}">
                           <a14:useLocalDpi xmlns:a14="http://schemas.microsoft.com/office/drawing/2010/main" val="0"/>
@@ -8235,7 +11317,7 @@
                     </pic:cNvPicPr>
                   </pic:nvPicPr>
                   <pic:blipFill>
-                    <a:blip r:embed="rId39">
+                    <a:blip r:embed="rId43">
                       <a:extLst>
                         <a:ext uri="{28A0092B-C50C-407E-A947-70E740481C1C}">
                           <a14:useLocalDpi xmlns:a14="http://schemas.microsoft.com/office/drawing/2010/main" val="0"/>
@@ -8434,7 +11516,7 @@
                     </pic:cNvPicPr>
                   </pic:nvPicPr>
                   <pic:blipFill>
-                    <a:blip r:embed="rId40">
+                    <a:blip r:embed="rId44">
                       <a:extLst>
                         <a:ext uri="{28A0092B-C50C-407E-A947-70E740481C1C}">
                           <a14:useLocalDpi xmlns:a14="http://schemas.microsoft.com/office/drawing/2010/main" val="0"/>
@@ -8517,7 +11599,7 @@
                     </pic:cNvPicPr>
                   </pic:nvPicPr>
                   <pic:blipFill>
-                    <a:blip r:embed="rId41">
+                    <a:blip r:embed="rId45">
                       <a:extLst>
                         <a:ext uri="{28A0092B-C50C-407E-A947-70E740481C1C}">
                           <a14:useLocalDpi xmlns:a14="http://schemas.microsoft.com/office/drawing/2010/main" val="0"/>
@@ -8591,6 +11673,624 @@
           <w:rFonts w:hint="eastAsia"/>
         </w:rPr>
         <w:lastRenderedPageBreak/>
+        <w:t>特殊插件</w:t>
+      </w:r>
+    </w:p>
+    <w:p>
+      <w:pPr>
+        <w:pStyle w:val="3"/>
+        <w:rPr>
+          <w:rFonts w:hint="eastAsia"/>
+        </w:rPr>
+      </w:pPr>
+      <w:bookmarkStart w:id="16" w:name="_【战斗_-_多层装饰的指令容器】"/>
+      <w:bookmarkEnd w:id="16"/>
+      <w:r>
+        <w:rPr>
+          <w:rFonts w:hint="eastAsia"/>
+        </w:rPr>
+        <w:t>【</w:t>
+      </w:r>
+      <w:r>
+        <w:rPr>
+          <w:rFonts w:hint="eastAsia"/>
+        </w:rPr>
+        <w:t>战斗</w:t>
+      </w:r>
+      <w:r>
+        <w:rPr>
+          <w:rFonts w:hint="eastAsia"/>
+        </w:rPr>
+        <w:t xml:space="preserve"> -</w:t>
+      </w:r>
+      <w:r>
+        <w:t xml:space="preserve"> </w:t>
+      </w:r>
+      <w:r>
+        <w:rPr>
+          <w:rFonts w:hint="eastAsia"/>
+        </w:rPr>
+        <w:t>多层装饰的指令容器</w:t>
+      </w:r>
+      <w:r>
+        <w:rPr>
+          <w:rFonts w:hint="eastAsia"/>
+        </w:rPr>
+        <w:t>】</w:t>
+      </w:r>
+    </w:p>
+    <w:p>
+      <w:pPr>
+        <w:widowControl/>
+        <w:adjustRightInd w:val="0"/>
+        <w:jc w:val="left"/>
+        <w:rPr>
+          <w:rFonts w:ascii="Tahoma" w:eastAsia="微软雅黑" w:hAnsi="Tahoma"/>
+          <w:kern w:val="0"/>
+          <w:sz w:val="22"/>
+        </w:rPr>
+      </w:pPr>
+      <w:r>
+        <w:rPr>
+          <w:rFonts w:ascii="Tahoma" w:eastAsia="微软雅黑" w:hAnsi="Tahoma" w:hint="eastAsia"/>
+          <w:kern w:val="0"/>
+          <w:sz w:val="22"/>
+        </w:rPr>
+        <w:t>战斗</w:t>
+      </w:r>
+      <w:r>
+        <w:rPr>
+          <w:rFonts w:ascii="Tahoma" w:eastAsia="微软雅黑" w:hAnsi="Tahoma" w:hint="eastAsia"/>
+          <w:kern w:val="0"/>
+          <w:sz w:val="22"/>
+        </w:rPr>
+        <w:t>的延迟指令、周期指令也可以放指令容器中，来自插件：</w:t>
+      </w:r>
+    </w:p>
+    <w:p>
+      <w:pPr>
+        <w:widowControl/>
+        <w:adjustRightInd w:val="0"/>
+        <w:snapToGrid w:val="0"/>
+        <w:jc w:val="left"/>
+        <w:rPr>
+          <w:rFonts w:ascii="Tahoma" w:eastAsia="微软雅黑" w:hAnsi="Tahoma"/>
+          <w:kern w:val="0"/>
+          <w:sz w:val="22"/>
+        </w:rPr>
+      </w:pPr>
+      <w:r>
+        <w:rPr>
+          <w:rFonts w:ascii="Tahoma" w:eastAsia="微软雅黑" w:hAnsi="Tahoma"/>
+          <w:kern w:val="0"/>
+          <w:sz w:val="22"/>
+        </w:rPr>
+        <w:tab/>
+      </w:r>
+      <w:r>
+        <w:rPr>
+          <w:rFonts w:ascii="Tahoma" w:eastAsia="微软雅黑" w:hAnsi="Tahoma" w:hint="eastAsia"/>
+          <w:kern w:val="0"/>
+          <w:sz w:val="22"/>
+        </w:rPr>
+        <w:t>◆</w:t>
+      </w:r>
+      <w:proofErr w:type="spellStart"/>
+      <w:r>
+        <w:rPr>
+          <w:rFonts w:ascii="Tahoma" w:eastAsia="微软雅黑" w:hAnsi="Tahoma" w:hint="eastAsia"/>
+          <w:kern w:val="0"/>
+          <w:sz w:val="22"/>
+        </w:rPr>
+        <w:t>Drill_BattleDecorationPluginCommandList</w:t>
+      </w:r>
+      <w:proofErr w:type="spellEnd"/>
+      <w:r>
+        <w:rPr>
+          <w:rFonts w:ascii="Tahoma" w:eastAsia="微软雅黑" w:hAnsi="Tahoma"/>
+          <w:kern w:val="0"/>
+          <w:sz w:val="22"/>
+        </w:rPr>
+        <w:tab/>
+      </w:r>
+      <w:r>
+        <w:rPr>
+          <w:rFonts w:ascii="Tahoma" w:eastAsia="微软雅黑" w:hAnsi="Tahoma" w:hint="eastAsia"/>
+          <w:kern w:val="0"/>
+          <w:sz w:val="22"/>
+        </w:rPr>
+        <w:t>战斗</w:t>
+      </w:r>
+      <w:r>
+        <w:rPr>
+          <w:rFonts w:ascii="Tahoma" w:eastAsia="微软雅黑" w:hAnsi="Tahoma" w:hint="eastAsia"/>
+          <w:kern w:val="0"/>
+          <w:sz w:val="22"/>
+        </w:rPr>
+        <w:t xml:space="preserve"> - </w:t>
+      </w:r>
+      <w:r>
+        <w:rPr>
+          <w:rFonts w:ascii="Tahoma" w:eastAsia="微软雅黑" w:hAnsi="Tahoma" w:hint="eastAsia"/>
+          <w:kern w:val="0"/>
+          <w:sz w:val="22"/>
+        </w:rPr>
+        <w:t>多层装饰的指令容器</w:t>
+      </w:r>
+    </w:p>
+    <w:p>
+      <w:pPr>
+        <w:pStyle w:val="4"/>
+        <w:rPr>
+          <w:rFonts w:hint="eastAsia"/>
+        </w:rPr>
+      </w:pPr>
+      <w:r>
+        <w:rPr>
+          <w:rFonts w:hint="eastAsia"/>
+        </w:rPr>
+        <w:t>1）</w:t>
+      </w:r>
+      <w:r>
+        <w:rPr>
+          <w:rFonts w:hint="eastAsia"/>
+        </w:rPr>
+        <w:t>指令容器</w:t>
+      </w:r>
+    </w:p>
+    <w:p>
+      <w:pPr>
+        <w:widowControl/>
+        <w:adjustRightInd w:val="0"/>
+        <w:snapToGrid w:val="0"/>
+        <w:jc w:val="left"/>
+        <w:rPr>
+          <w:rFonts w:ascii="Tahoma" w:eastAsia="微软雅黑" w:hAnsi="Tahoma"/>
+          <w:kern w:val="0"/>
+          <w:sz w:val="22"/>
+        </w:rPr>
+      </w:pPr>
+      <w:r>
+        <w:rPr>
+          <w:rFonts w:ascii="Tahoma" w:eastAsia="微软雅黑" w:hAnsi="Tahoma" w:hint="eastAsia"/>
+          <w:kern w:val="0"/>
+          <w:sz w:val="22"/>
+        </w:rPr>
+        <w:t>指令容器可存放</w:t>
+      </w:r>
+      <w:r>
+        <w:rPr>
+          <w:rFonts w:ascii="Tahoma" w:eastAsia="微软雅黑" w:hAnsi="Tahoma" w:hint="eastAsia"/>
+          <w:kern w:val="0"/>
+          <w:sz w:val="22"/>
+        </w:rPr>
+        <w:t xml:space="preserve"> </w:t>
+      </w:r>
+      <w:r>
+        <w:rPr>
+          <w:rFonts w:ascii="Tahoma" w:eastAsia="微软雅黑" w:hAnsi="Tahoma" w:hint="eastAsia"/>
+          <w:kern w:val="0"/>
+          <w:sz w:val="22"/>
+        </w:rPr>
+        <w:t>战斗</w:t>
+      </w:r>
+      <w:r>
+        <w:rPr>
+          <w:rFonts w:ascii="Tahoma" w:eastAsia="微软雅黑" w:hAnsi="Tahoma" w:hint="eastAsia"/>
+          <w:kern w:val="0"/>
+          <w:sz w:val="22"/>
+        </w:rPr>
+        <w:t>装饰的插件指令，并支持多行编辑，每行代表一条插件指令。</w:t>
+      </w:r>
+    </w:p>
+    <w:p>
+      <w:pPr>
+        <w:widowControl/>
+        <w:adjustRightInd w:val="0"/>
+        <w:snapToGrid w:val="0"/>
+        <w:jc w:val="left"/>
+        <w:rPr>
+          <w:rFonts w:ascii="Tahoma" w:eastAsia="微软雅黑" w:hAnsi="Tahoma"/>
+          <w:kern w:val="0"/>
+          <w:sz w:val="22"/>
+        </w:rPr>
+      </w:pPr>
+      <w:r>
+        <w:rPr>
+          <w:rFonts w:ascii="Tahoma" w:eastAsia="微软雅黑" w:hAnsi="Tahoma" w:hint="eastAsia"/>
+          <w:kern w:val="0"/>
+          <w:sz w:val="22"/>
+        </w:rPr>
+        <w:t>常用于快速存放、修改大量插件指令。</w:t>
+      </w:r>
+    </w:p>
+    <w:p>
+      <w:pPr>
+        <w:widowControl/>
+        <w:jc w:val="center"/>
+        <w:rPr>
+          <w:rFonts w:ascii="Tahoma" w:eastAsia="微软雅黑" w:hAnsi="Tahoma"/>
+          <w:kern w:val="0"/>
+          <w:sz w:val="22"/>
+        </w:rPr>
+      </w:pPr>
+      <w:r>
+        <w:rPr>
+          <w:noProof/>
+        </w:rPr>
+        <w:drawing>
+          <wp:inline distT="0" distB="0" distL="0" distR="0" wp14:anchorId="7C438416" wp14:editId="452F2C90">
+            <wp:extent cx="2247254" cy="1536144"/>
+            <wp:effectExtent l="0" t="0" r="1270" b="6985"/>
+            <wp:docPr id="360787702" name="图片 1"/>
+            <wp:cNvGraphicFramePr>
+              <a:graphicFrameLocks xmlns:a="http://schemas.openxmlformats.org/drawingml/2006/main" noChangeAspect="1"/>
+            </wp:cNvGraphicFramePr>
+            <a:graphic xmlns:a="http://schemas.openxmlformats.org/drawingml/2006/main">
+              <a:graphicData uri="http://schemas.openxmlformats.org/drawingml/2006/picture">
+                <pic:pic xmlns:pic="http://schemas.openxmlformats.org/drawingml/2006/picture">
+                  <pic:nvPicPr>
+                    <pic:cNvPr id="0" name="Picture 5"/>
+                    <pic:cNvPicPr>
+                      <a:picLocks noChangeAspect="1" noChangeArrowheads="1"/>
+                    </pic:cNvPicPr>
+                  </pic:nvPicPr>
+                  <pic:blipFill>
+                    <a:blip r:embed="rId46">
+                      <a:extLst>
+                        <a:ext uri="{28A0092B-C50C-407E-A947-70E740481C1C}">
+                          <a14:useLocalDpi xmlns:a14="http://schemas.microsoft.com/office/drawing/2010/main" val="0"/>
+                        </a:ext>
+                      </a:extLst>
+                    </a:blip>
+                    <a:srcRect/>
+                    <a:stretch>
+                      <a:fillRect/>
+                    </a:stretch>
+                  </pic:blipFill>
+                  <pic:spPr bwMode="auto">
+                    <a:xfrm>
+                      <a:off x="0" y="0"/>
+                      <a:ext cx="2252782" cy="1539922"/>
+                    </a:xfrm>
+                    <a:prstGeom prst="rect">
+                      <a:avLst/>
+                    </a:prstGeom>
+                    <a:noFill/>
+                    <a:ln>
+                      <a:noFill/>
+                    </a:ln>
+                  </pic:spPr>
+                </pic:pic>
+              </a:graphicData>
+            </a:graphic>
+          </wp:inline>
+        </w:drawing>
+      </w:r>
+      <w:r>
+        <w:rPr>
+          <w:rFonts w:ascii="Tahoma" w:eastAsia="微软雅黑" w:hAnsi="Tahoma" w:hint="eastAsia"/>
+          <w:kern w:val="0"/>
+          <w:sz w:val="22"/>
+        </w:rPr>
+        <w:t xml:space="preserve"> </w:t>
+      </w:r>
+      <w:r>
+        <w:rPr>
+          <w:noProof/>
+        </w:rPr>
+        <w:drawing>
+          <wp:inline distT="0" distB="0" distL="0" distR="0" wp14:anchorId="6358E9C2" wp14:editId="64381040">
+            <wp:extent cx="2870209" cy="1545227"/>
+            <wp:effectExtent l="0" t="0" r="6350" b="0"/>
+            <wp:docPr id="2133052948" name="图片 1"/>
+            <wp:cNvGraphicFramePr>
+              <a:graphicFrameLocks xmlns:a="http://schemas.openxmlformats.org/drawingml/2006/main" noChangeAspect="1"/>
+            </wp:cNvGraphicFramePr>
+            <a:graphic xmlns:a="http://schemas.openxmlformats.org/drawingml/2006/main">
+              <a:graphicData uri="http://schemas.openxmlformats.org/drawingml/2006/picture">
+                <pic:pic xmlns:pic="http://schemas.openxmlformats.org/drawingml/2006/picture">
+                  <pic:nvPicPr>
+                    <pic:cNvPr id="0" name="Picture 2"/>
+                    <pic:cNvPicPr>
+                      <a:picLocks noChangeAspect="1" noChangeArrowheads="1"/>
+                    </pic:cNvPicPr>
+                  </pic:nvPicPr>
+                  <pic:blipFill>
+                    <a:blip r:embed="rId47">
+                      <a:extLst>
+                        <a:ext uri="{28A0092B-C50C-407E-A947-70E740481C1C}">
+                          <a14:useLocalDpi xmlns:a14="http://schemas.microsoft.com/office/drawing/2010/main" val="0"/>
+                        </a:ext>
+                      </a:extLst>
+                    </a:blip>
+                    <a:srcRect/>
+                    <a:stretch>
+                      <a:fillRect/>
+                    </a:stretch>
+                  </pic:blipFill>
+                  <pic:spPr bwMode="auto">
+                    <a:xfrm>
+                      <a:off x="0" y="0"/>
+                      <a:ext cx="2880598" cy="1550820"/>
+                    </a:xfrm>
+                    <a:prstGeom prst="rect">
+                      <a:avLst/>
+                    </a:prstGeom>
+                    <a:noFill/>
+                    <a:ln>
+                      <a:noFill/>
+                    </a:ln>
+                  </pic:spPr>
+                </pic:pic>
+              </a:graphicData>
+            </a:graphic>
+          </wp:inline>
+        </w:drawing>
+      </w:r>
+    </w:p>
+    <w:p>
+      <w:pPr>
+        <w:widowControl/>
+        <w:adjustRightInd w:val="0"/>
+        <w:snapToGrid w:val="0"/>
+        <w:jc w:val="left"/>
+        <w:rPr>
+          <w:rFonts w:ascii="Tahoma" w:eastAsia="微软雅黑" w:hAnsi="Tahoma"/>
+          <w:kern w:val="0"/>
+          <w:sz w:val="22"/>
+        </w:rPr>
+      </w:pPr>
+      <w:r>
+        <w:rPr>
+          <w:rFonts w:ascii="Tahoma" w:eastAsia="微软雅黑" w:hAnsi="Tahoma" w:hint="eastAsia"/>
+          <w:kern w:val="0"/>
+          <w:sz w:val="22"/>
+        </w:rPr>
+        <w:t>游戏中调用下面的插件指令即可执行指令容器。</w:t>
+      </w:r>
+    </w:p>
+    <w:p>
+      <w:pPr>
+        <w:widowControl/>
+        <w:jc w:val="center"/>
+        <w:rPr>
+          <w:rFonts w:ascii="Tahoma" w:eastAsia="微软雅黑" w:hAnsi="Tahoma"/>
+          <w:kern w:val="0"/>
+          <w:sz w:val="22"/>
+        </w:rPr>
+      </w:pPr>
+      <w:r>
+        <w:rPr>
+          <w:noProof/>
+        </w:rPr>
+        <w:drawing>
+          <wp:inline distT="0" distB="0" distL="0" distR="0" wp14:anchorId="7B893FFF" wp14:editId="4F1359BA">
+            <wp:extent cx="5178292" cy="992516"/>
+            <wp:effectExtent l="0" t="0" r="3810" b="0"/>
+            <wp:docPr id="1344239159" name="图片 2"/>
+            <wp:cNvGraphicFramePr>
+              <a:graphicFrameLocks xmlns:a="http://schemas.openxmlformats.org/drawingml/2006/main" noChangeAspect="1"/>
+            </wp:cNvGraphicFramePr>
+            <a:graphic xmlns:a="http://schemas.openxmlformats.org/drawingml/2006/main">
+              <a:graphicData uri="http://schemas.openxmlformats.org/drawingml/2006/picture">
+                <pic:pic xmlns:pic="http://schemas.openxmlformats.org/drawingml/2006/picture">
+                  <pic:nvPicPr>
+                    <pic:cNvPr id="0" name="Picture 4"/>
+                    <pic:cNvPicPr>
+                      <a:picLocks noChangeAspect="1" noChangeArrowheads="1"/>
+                    </pic:cNvPicPr>
+                  </pic:nvPicPr>
+                  <pic:blipFill>
+                    <a:blip r:embed="rId48">
+                      <a:extLst>
+                        <a:ext uri="{28A0092B-C50C-407E-A947-70E740481C1C}">
+                          <a14:useLocalDpi xmlns:a14="http://schemas.microsoft.com/office/drawing/2010/main" val="0"/>
+                        </a:ext>
+                      </a:extLst>
+                    </a:blip>
+                    <a:srcRect/>
+                    <a:stretch>
+                      <a:fillRect/>
+                    </a:stretch>
+                  </pic:blipFill>
+                  <pic:spPr bwMode="auto">
+                    <a:xfrm>
+                      <a:off x="0" y="0"/>
+                      <a:ext cx="5218065" cy="1000139"/>
+                    </a:xfrm>
+                    <a:prstGeom prst="rect">
+                      <a:avLst/>
+                    </a:prstGeom>
+                    <a:noFill/>
+                    <a:ln>
+                      <a:noFill/>
+                    </a:ln>
+                  </pic:spPr>
+                </pic:pic>
+              </a:graphicData>
+            </a:graphic>
+          </wp:inline>
+        </w:drawing>
+      </w:r>
+    </w:p>
+    <w:tbl>
+      <w:tblPr>
+        <w:tblStyle w:val="af"/>
+        <w:tblW w:w="0" w:type="auto"/>
+        <w:shd w:val="clear" w:color="auto" w:fill="DEEAF6" w:themeFill="accent1" w:themeFillTint="33"/>
+        <w:tblLook w:val="04A0" w:firstRow="1" w:lastRow="0" w:firstColumn="1" w:lastColumn="0" w:noHBand="0" w:noVBand="1"/>
+      </w:tblPr>
+      <w:tblGrid>
+        <w:gridCol w:w="8522"/>
+      </w:tblGrid>
+      <w:tr>
+        <w:tc>
+          <w:tcPr>
+            <w:tcW w:w="8522" w:type="dxa"/>
+            <w:shd w:val="clear" w:color="auto" w:fill="DEEAF6" w:themeFill="accent1" w:themeFillTint="33"/>
+          </w:tcPr>
+          <w:p>
+            <w:pPr>
+              <w:widowControl/>
+              <w:adjustRightInd w:val="0"/>
+              <w:snapToGrid w:val="0"/>
+              <w:jc w:val="left"/>
+              <w:rPr>
+                <w:rFonts w:ascii="Tahoma" w:eastAsia="微软雅黑" w:hAnsi="Tahoma"/>
+                <w:kern w:val="0"/>
+                <w:sz w:val="22"/>
+              </w:rPr>
+            </w:pPr>
+            <w:r>
+              <w:rPr>
+                <w:rFonts w:ascii="Tahoma" w:eastAsia="微软雅黑" w:hAnsi="Tahoma" w:hint="eastAsia"/>
+                <w:kern w:val="0"/>
+                <w:sz w:val="22"/>
+              </w:rPr>
+              <w:t>指令容器的灵活性非常高，可以制作复杂动画，该文档就不赘述了。</w:t>
+            </w:r>
+          </w:p>
+          <w:p>
+            <w:pPr>
+              <w:widowControl/>
+              <w:adjustRightInd w:val="0"/>
+              <w:snapToGrid w:val="0"/>
+              <w:jc w:val="left"/>
+              <w:rPr>
+                <w:rFonts w:ascii="Tahoma" w:eastAsia="微软雅黑" w:hAnsi="Tahoma"/>
+                <w:kern w:val="0"/>
+                <w:sz w:val="22"/>
+              </w:rPr>
+            </w:pPr>
+            <w:proofErr w:type="gramStart"/>
+            <w:r>
+              <w:rPr>
+                <w:rFonts w:ascii="Tahoma" w:eastAsia="微软雅黑" w:hAnsi="Tahoma" w:hint="eastAsia"/>
+                <w:kern w:val="0"/>
+                <w:sz w:val="22"/>
+              </w:rPr>
+              <w:t>详细去</w:t>
+            </w:r>
+            <w:proofErr w:type="gramEnd"/>
+            <w:r>
+              <w:rPr>
+                <w:rFonts w:ascii="Tahoma" w:eastAsia="微软雅黑" w:hAnsi="Tahoma" w:hint="eastAsia"/>
+                <w:kern w:val="0"/>
+                <w:sz w:val="22"/>
+              </w:rPr>
+              <w:t>看看文档：“</w:t>
+            </w:r>
+            <w:r>
+              <w:rPr>
+                <w:rFonts w:ascii="Tahoma" w:eastAsia="微软雅黑" w:hAnsi="Tahoma" w:hint="eastAsia"/>
+                <w:color w:val="0070C0"/>
+                <w:kern w:val="0"/>
+                <w:sz w:val="22"/>
+              </w:rPr>
+              <w:t>17.</w:t>
+            </w:r>
+            <w:r>
+              <w:rPr>
+                <w:rFonts w:ascii="Tahoma" w:eastAsia="微软雅黑" w:hAnsi="Tahoma" w:hint="eastAsia"/>
+                <w:color w:val="0070C0"/>
+                <w:kern w:val="0"/>
+                <w:sz w:val="22"/>
+              </w:rPr>
+              <w:t>主菜单</w:t>
+            </w:r>
+            <w:r>
+              <w:rPr>
+                <w:rFonts w:ascii="Tahoma" w:eastAsia="微软雅黑" w:hAnsi="Tahoma" w:hint="eastAsia"/>
+                <w:color w:val="0070C0"/>
+                <w:kern w:val="0"/>
+                <w:sz w:val="22"/>
+              </w:rPr>
+              <w:t xml:space="preserve"> &gt; </w:t>
+            </w:r>
+            <w:r>
+              <w:rPr>
+                <w:rFonts w:ascii="Tahoma" w:eastAsia="微软雅黑" w:hAnsi="Tahoma" w:hint="eastAsia"/>
+                <w:color w:val="0070C0"/>
+                <w:kern w:val="0"/>
+                <w:sz w:val="22"/>
+              </w:rPr>
+              <w:t>多层组合装饰插件的指令容器</w:t>
+            </w:r>
+            <w:r>
+              <w:rPr>
+                <w:rFonts w:ascii="Tahoma" w:eastAsia="微软雅黑" w:hAnsi="Tahoma" w:hint="eastAsia"/>
+                <w:color w:val="0070C0"/>
+                <w:kern w:val="0"/>
+                <w:sz w:val="22"/>
+              </w:rPr>
+              <w:t>.docx</w:t>
+            </w:r>
+            <w:r>
+              <w:rPr>
+                <w:rFonts w:ascii="Tahoma" w:eastAsia="微软雅黑" w:hAnsi="Tahoma" w:hint="eastAsia"/>
+                <w:kern w:val="0"/>
+                <w:sz w:val="22"/>
+              </w:rPr>
+              <w:t>”。</w:t>
+            </w:r>
+          </w:p>
+        </w:tc>
+      </w:tr>
+    </w:tbl>
+    <w:p>
+      <w:pPr>
+        <w:widowControl/>
+        <w:jc w:val="left"/>
+        <w:rPr>
+          <w:rFonts w:ascii="Tahoma" w:eastAsia="微软雅黑" w:hAnsi="Tahoma"/>
+          <w:kern w:val="0"/>
+          <w:sz w:val="22"/>
+        </w:rPr>
+      </w:pPr>
+    </w:p>
+    <w:p>
+      <w:pPr>
+        <w:widowControl/>
+        <w:jc w:val="left"/>
+        <w:rPr>
+          <w:rFonts w:ascii="Tahoma" w:eastAsia="微软雅黑" w:hAnsi="Tahoma"/>
+          <w:kern w:val="0"/>
+          <w:sz w:val="22"/>
+        </w:rPr>
+      </w:pPr>
+    </w:p>
+    <w:p>
+      <w:pPr>
+        <w:widowControl/>
+        <w:jc w:val="left"/>
+        <w:rPr>
+          <w:rFonts w:ascii="Tahoma" w:eastAsia="微软雅黑" w:hAnsi="Tahoma"/>
+          <w:kern w:val="0"/>
+          <w:sz w:val="22"/>
+        </w:rPr>
+      </w:pPr>
+      <w:r>
+        <w:rPr>
+          <w:rFonts w:ascii="Tahoma" w:eastAsia="微软雅黑" w:hAnsi="Tahoma"/>
+          <w:kern w:val="0"/>
+          <w:sz w:val="22"/>
+        </w:rPr>
+        <w:br w:type="page"/>
+      </w:r>
+    </w:p>
+    <w:p>
+      <w:pPr>
+        <w:pStyle w:val="2"/>
+        <w:rPr>
+          <w:rFonts w:hint="eastAsia"/>
+        </w:rPr>
+      </w:pPr>
+      <w:r>
+        <w:rPr>
+          <w:rFonts w:hint="eastAsia"/>
+        </w:rPr>
+        <w:lastRenderedPageBreak/>
         <w:t>从零开始设计</w:t>
       </w:r>
       <w:r>
@@ -8607,16 +12307,16 @@
           <w:rFonts w:hint="eastAsia"/>
         </w:rPr>
       </w:pPr>
-      <w:bookmarkStart w:id="8" w:name="_设计一个菜单面板的场景"/>
-      <w:bookmarkStart w:id="9" w:name="_快速上手配置一个菜单面板的场景"/>
-      <w:bookmarkStart w:id="10" w:name="_设计一张地图的远景"/>
-      <w:bookmarkStart w:id="11" w:name="_使用平铺GIF模拟转场动画"/>
-      <w:bookmarkStart w:id="12" w:name="_设计一场战斗的场景效果"/>
-      <w:bookmarkEnd w:id="8"/>
-      <w:bookmarkEnd w:id="9"/>
-      <w:bookmarkEnd w:id="10"/>
-      <w:bookmarkEnd w:id="11"/>
-      <w:bookmarkEnd w:id="12"/>
+      <w:bookmarkStart w:id="17" w:name="_设计一个菜单面板的场景"/>
+      <w:bookmarkStart w:id="18" w:name="_快速上手配置一个菜单面板的场景"/>
+      <w:bookmarkStart w:id="19" w:name="_设计一张地图的远景"/>
+      <w:bookmarkStart w:id="20" w:name="_使用平铺GIF模拟转场动画"/>
+      <w:bookmarkStart w:id="21" w:name="_设计一场战斗的场景效果"/>
+      <w:bookmarkEnd w:id="17"/>
+      <w:bookmarkEnd w:id="18"/>
+      <w:bookmarkEnd w:id="19"/>
+      <w:bookmarkEnd w:id="20"/>
+      <w:bookmarkEnd w:id="21"/>
       <w:r>
         <w:rPr>
           <w:rFonts w:hint="eastAsia"/>
@@ -9028,7 +12728,7 @@
                     </pic:cNvPicPr>
                   </pic:nvPicPr>
                   <pic:blipFill>
-                    <a:blip r:embed="rId42">
+                    <a:blip r:embed="rId49">
                       <a:extLst>
                         <a:ext uri="{28A0092B-C50C-407E-A947-70E740481C1C}">
                           <a14:useLocalDpi xmlns:a14="http://schemas.microsoft.com/office/drawing/2010/main" val="0"/>
@@ -9081,7 +12781,7 @@
                     </pic:cNvPicPr>
                   </pic:nvPicPr>
                   <pic:blipFill>
-                    <a:blip r:embed="rId43">
+                    <a:blip r:embed="rId50">
                       <a:extLst>
                         <a:ext uri="{28A0092B-C50C-407E-A947-70E740481C1C}">
                           <a14:useLocalDpi xmlns:a14="http://schemas.microsoft.com/office/drawing/2010/main" val="0"/>
@@ -9145,7 +12845,7 @@
                     </pic:cNvPicPr>
                   </pic:nvPicPr>
                   <pic:blipFill>
-                    <a:blip r:embed="rId44">
+                    <a:blip r:embed="rId51">
                       <a:extLst>
                         <a:ext uri="{28A0092B-C50C-407E-A947-70E740481C1C}">
                           <a14:useLocalDpi xmlns:a14="http://schemas.microsoft.com/office/drawing/2010/main" val="0"/>
@@ -9681,7 +13381,7 @@
                     </pic:cNvPicPr>
                   </pic:nvPicPr>
                   <pic:blipFill>
-                    <a:blip r:embed="rId45">
+                    <a:blip r:embed="rId52">
                       <a:extLst>
                         <a:ext uri="{28A0092B-C50C-407E-A947-70E740481C1C}">
                           <a14:useLocalDpi xmlns:a14="http://schemas.microsoft.com/office/drawing/2010/main" val="0"/>
@@ -9763,7 +13463,7 @@
                     </pic:cNvPicPr>
                   </pic:nvPicPr>
                   <pic:blipFill>
-                    <a:blip r:embed="rId46">
+                    <a:blip r:embed="rId53">
                       <a:extLst>
                         <a:ext uri="{28A0092B-C50C-407E-A947-70E740481C1C}">
                           <a14:useLocalDpi xmlns:a14="http://schemas.microsoft.com/office/drawing/2010/main" val="0"/>
@@ -9861,7 +13561,7 @@
                     </pic:cNvPicPr>
                   </pic:nvPicPr>
                   <pic:blipFill>
-                    <a:blip r:embed="rId47">
+                    <a:blip r:embed="rId54">
                       <a:extLst>
                         <a:ext uri="{28A0092B-C50C-407E-A947-70E740481C1C}">
                           <a14:useLocalDpi xmlns:a14="http://schemas.microsoft.com/office/drawing/2010/main" val="0"/>
@@ -9944,7 +13644,7 @@
                     </pic:cNvPicPr>
                   </pic:nvPicPr>
                   <pic:blipFill>
-                    <a:blip r:embed="rId48">
+                    <a:blip r:embed="rId55">
                       <a:extLst>
                         <a:ext uri="{28A0092B-C50C-407E-A947-70E740481C1C}">
                           <a14:useLocalDpi xmlns:a14="http://schemas.microsoft.com/office/drawing/2010/main" val="0"/>
@@ -10132,7 +13832,7 @@
                     </pic:cNvPicPr>
                   </pic:nvPicPr>
                   <pic:blipFill>
-                    <a:blip r:embed="rId49">
+                    <a:blip r:embed="rId56">
                       <a:extLst>
                         <a:ext uri="{28A0092B-C50C-407E-A947-70E740481C1C}">
                           <a14:useLocalDpi xmlns:a14="http://schemas.microsoft.com/office/drawing/2010/main" val="0"/>
@@ -10185,7 +13885,7 @@
                     </pic:cNvPicPr>
                   </pic:nvPicPr>
                   <pic:blipFill>
-                    <a:blip r:embed="rId50">
+                    <a:blip r:embed="rId57">
                       <a:extLst>
                         <a:ext uri="{28A0092B-C50C-407E-A947-70E740481C1C}">
                           <a14:useLocalDpi xmlns:a14="http://schemas.microsoft.com/office/drawing/2010/main" val="0"/>
@@ -10339,7 +14039,7 @@
                     </pic:cNvPicPr>
                   </pic:nvPicPr>
                   <pic:blipFill>
-                    <a:blip r:embed="rId51">
+                    <a:blip r:embed="rId58">
                       <a:extLst>
                         <a:ext uri="{28A0092B-C50C-407E-A947-70E740481C1C}">
                           <a14:useLocalDpi xmlns:a14="http://schemas.microsoft.com/office/drawing/2010/main" val="0"/>
@@ -10405,7 +14105,7 @@
                     </pic:cNvPicPr>
                   </pic:nvPicPr>
                   <pic:blipFill>
-                    <a:blip r:embed="rId52">
+                    <a:blip r:embed="rId59">
                       <a:extLst>
                         <a:ext uri="{28A0092B-C50C-407E-A947-70E740481C1C}">
                           <a14:useLocalDpi xmlns:a14="http://schemas.microsoft.com/office/drawing/2010/main" val="0"/>
@@ -10598,7 +14298,7 @@
                     </pic:cNvPicPr>
                   </pic:nvPicPr>
                   <pic:blipFill>
-                    <a:blip r:embed="rId53">
+                    <a:blip r:embed="rId60">
                       <a:extLst>
                         <a:ext uri="{28A0092B-C50C-407E-A947-70E740481C1C}">
                           <a14:useLocalDpi xmlns:a14="http://schemas.microsoft.com/office/drawing/2010/main" val="0"/>
@@ -10745,7 +14445,7 @@
                     </pic:cNvPicPr>
                   </pic:nvPicPr>
                   <pic:blipFill>
-                    <a:blip r:embed="rId54">
+                    <a:blip r:embed="rId61">
                       <a:extLst>
                         <a:ext uri="{28A0092B-C50C-407E-A947-70E740481C1C}">
                           <a14:useLocalDpi xmlns:a14="http://schemas.microsoft.com/office/drawing/2010/main" val="0"/>
@@ -11067,7 +14767,7 @@
                     </pic:cNvPicPr>
                   </pic:nvPicPr>
                   <pic:blipFill>
-                    <a:blip r:embed="rId36">
+                    <a:blip r:embed="rId40">
                       <a:extLst>
                         <a:ext uri="{28A0092B-C50C-407E-A947-70E740481C1C}">
                           <a14:useLocalDpi xmlns:a14="http://schemas.microsoft.com/office/drawing/2010/main" val="0"/>
@@ -11184,7 +14884,7 @@
                     </pic:cNvPicPr>
                   </pic:nvPicPr>
                   <pic:blipFill>
-                    <a:blip r:embed="rId55">
+                    <a:blip r:embed="rId62">
                       <a:extLst>
                         <a:ext uri="{28A0092B-C50C-407E-A947-70E740481C1C}">
                           <a14:useLocalDpi xmlns:a14="http://schemas.microsoft.com/office/drawing/2010/main" val="0"/>
@@ -11269,7 +14969,7 @@
                     </pic:cNvPicPr>
                   </pic:nvPicPr>
                   <pic:blipFill>
-                    <a:blip r:embed="rId56">
+                    <a:blip r:embed="rId63">
                       <a:extLst>
                         <a:ext uri="{28A0092B-C50C-407E-A947-70E740481C1C}">
                           <a14:useLocalDpi xmlns:a14="http://schemas.microsoft.com/office/drawing/2010/main" val="0"/>
@@ -11349,6 +15049,7 @@
         </w:rPr>
         <w:t>◆</w:t>
       </w:r>
+      <w:proofErr w:type="spellStart"/>
       <w:r>
         <w:rPr>
           <w:rFonts w:ascii="Tahoma" w:eastAsia="微软雅黑" w:hAnsi="Tahoma"/>
@@ -11373,6 +15074,7 @@
         </w:rPr>
         <w:t>Camera</w:t>
       </w:r>
+      <w:proofErr w:type="spellEnd"/>
       <w:r>
         <w:rPr>
           <w:rFonts w:ascii="Tahoma" w:eastAsia="微软雅黑" w:hAnsi="Tahoma"/>
@@ -11566,6 +15268,7 @@
         </w:rPr>
         <w:t>◆</w:t>
       </w:r>
+      <w:proofErr w:type="spellStart"/>
       <w:r>
         <w:rPr>
           <w:rFonts w:ascii="Tahoma" w:eastAsia="微软雅黑" w:hAnsi="Tahoma"/>
@@ -11590,6 +15293,7 @@
         </w:rPr>
         <w:t>Particle</w:t>
       </w:r>
+      <w:proofErr w:type="spellEnd"/>
       <w:r>
         <w:rPr>
           <w:rFonts w:ascii="Tahoma" w:eastAsia="微软雅黑" w:hAnsi="Tahoma"/>
@@ -11732,7 +15436,7 @@
                     </pic:cNvPicPr>
                   </pic:nvPicPr>
                   <pic:blipFill>
-                    <a:blip r:embed="rId57">
+                    <a:blip r:embed="rId64">
                       <a:extLst>
                         <a:ext uri="{28A0092B-C50C-407E-A947-70E740481C1C}">
                           <a14:useLocalDpi xmlns:a14="http://schemas.microsoft.com/office/drawing/2010/main" val="0"/>
@@ -11933,7 +15637,7 @@
                     </pic:cNvPicPr>
                   </pic:nvPicPr>
                   <pic:blipFill>
-                    <a:blip r:embed="rId58">
+                    <a:blip r:embed="rId65">
                       <a:extLst>
                         <a:ext uri="{28A0092B-C50C-407E-A947-70E740481C1C}">
                           <a14:useLocalDpi xmlns:a14="http://schemas.microsoft.com/office/drawing/2010/main" val="0"/>
@@ -11998,7 +15702,7 @@
                     </pic:cNvPicPr>
                   </pic:nvPicPr>
                   <pic:blipFill>
-                    <a:blip r:embed="rId59">
+                    <a:blip r:embed="rId66">
                       <a:extLst>
                         <a:ext uri="{28A0092B-C50C-407E-A947-70E740481C1C}">
                           <a14:useLocalDpi xmlns:a14="http://schemas.microsoft.com/office/drawing/2010/main" val="0"/>
@@ -12084,7 +15788,7 @@
                     </pic:cNvPicPr>
                   </pic:nvPicPr>
                   <pic:blipFill>
-                    <a:blip r:embed="rId60">
+                    <a:blip r:embed="rId67">
                       <a:extLst>
                         <a:ext uri="{28A0092B-C50C-407E-A947-70E740481C1C}">
                           <a14:useLocalDpi xmlns:a14="http://schemas.microsoft.com/office/drawing/2010/main" val="0"/>
@@ -12315,7 +16019,7 @@
                     </pic:cNvPicPr>
                   </pic:nvPicPr>
                   <pic:blipFill>
-                    <a:blip r:embed="rId61">
+                    <a:blip r:embed="rId68">
                       <a:extLst>
                         <a:ext uri="{28A0092B-C50C-407E-A947-70E740481C1C}">
                           <a14:useLocalDpi xmlns:a14="http://schemas.microsoft.com/office/drawing/2010/main" val="0"/>
@@ -12420,7 +16124,7 @@
                     </pic:cNvPicPr>
                   </pic:nvPicPr>
                   <pic:blipFill>
-                    <a:blip r:embed="rId62">
+                    <a:blip r:embed="rId69">
                       <a:extLst>
                         <a:ext uri="{28A0092B-C50C-407E-A947-70E740481C1C}">
                           <a14:useLocalDpi xmlns:a14="http://schemas.microsoft.com/office/drawing/2010/main" val="0"/>
@@ -12609,7 +16313,7 @@
                     </pic:cNvPicPr>
                   </pic:nvPicPr>
                   <pic:blipFill>
-                    <a:blip r:embed="rId17">
+                    <a:blip r:embed="rId20">
                       <a:extLst>
                         <a:ext uri="{28A0092B-C50C-407E-A947-70E740481C1C}">
                           <a14:useLocalDpi xmlns:a14="http://schemas.microsoft.com/office/drawing/2010/main" val="0"/>
@@ -12709,7 +16413,7 @@
                     </pic:cNvPicPr>
                   </pic:nvPicPr>
                   <pic:blipFill>
-                    <a:blip r:embed="rId63">
+                    <a:blip r:embed="rId70">
                       <a:extLst>
                         <a:ext uri="{28A0092B-C50C-407E-A947-70E740481C1C}">
                           <a14:useLocalDpi xmlns:a14="http://schemas.microsoft.com/office/drawing/2010/main" val="0"/>
@@ -12998,7 +16702,7 @@
                     </pic:cNvPicPr>
                   </pic:nvPicPr>
                   <pic:blipFill>
-                    <a:blip r:embed="rId64">
+                    <a:blip r:embed="rId71">
                       <a:extLst>
                         <a:ext uri="{28A0092B-C50C-407E-A947-70E740481C1C}">
                           <a14:useLocalDpi xmlns:a14="http://schemas.microsoft.com/office/drawing/2010/main" val="0"/>
@@ -13059,7 +16763,7 @@
                     </pic:cNvPicPr>
                   </pic:nvPicPr>
                   <pic:blipFill>
-                    <a:blip r:embed="rId65">
+                    <a:blip r:embed="rId72">
                       <a:extLst>
                         <a:ext uri="{28A0092B-C50C-407E-A947-70E740481C1C}">
                           <a14:useLocalDpi xmlns:a14="http://schemas.microsoft.com/office/drawing/2010/main" val="0"/>
@@ -13436,7 +17140,7 @@
                     </pic:cNvPicPr>
                   </pic:nvPicPr>
                   <pic:blipFill>
-                    <a:blip r:embed="rId40">
+                    <a:blip r:embed="rId44">
                       <a:extLst>
                         <a:ext uri="{28A0092B-C50C-407E-A947-70E740481C1C}">
                           <a14:useLocalDpi xmlns:a14="http://schemas.microsoft.com/office/drawing/2010/main" val="0"/>
@@ -13748,7 +17452,7 @@
       </w:pPr>
     </w:p>
     <w:sectPr>
-      <w:headerReference w:type="default" r:id="rId66"/>
+      <w:headerReference w:type="default" r:id="rId73"/>
       <w:pgSz w:w="11906" w:h="16838"/>
       <w:pgMar w:top="1440" w:right="1800" w:bottom="1440" w:left="1800" w:header="851" w:footer="992" w:gutter="0"/>
       <w:cols w:space="425"/>
@@ -13915,6 +17619,7 @@
       </w:rPr>
       <w:t xml:space="preserve">   </w:t>
     </w:r>
+    <w:proofErr w:type="spellStart"/>
     <w:r>
       <w:rPr>
         <w:rFonts w:ascii="微软雅黑" w:eastAsia="微软雅黑" w:hAnsi="微软雅黑"/>
@@ -13922,6 +17627,7 @@
       </w:rPr>
       <w:t>drill_up</w:t>
     </w:r>
+    <w:proofErr w:type="spellEnd"/>
   </w:p>
   <w:p>
     <w:pPr>
@@ -14405,7 +18111,6 @@
   <w:style w:type="character" w:default="1" w:styleId="a0">
     <w:name w:val="Default Paragraph Font"/>
     <w:uiPriority w:val="1"/>
-    <w:semiHidden/>
     <w:unhideWhenUsed/>
   </w:style>
   <w:style w:type="table" w:default="1" w:styleId="a1">
